--- a/templates/working/Договор_реклама.docx
+++ b/templates/working/Договор_реклама.docx
@@ -1,6 +1,6 @@
 
 <file path=word/document.xml><?xml version="1.0" encoding="utf-8"?>
-<w:document xmlns:wpc="http://schemas.microsoft.com/office/word/2010/wordprocessingCanvas" xmlns:cx="http://schemas.microsoft.com/office/drawing/2014/chartex" xmlns:cx1="http://schemas.microsoft.com/office/drawing/2015/9/8/chartex" xmlns:cx2="http://schemas.microsoft.com/office/drawing/2015/10/21/chartex" xmlns:cx3="http://schemas.microsoft.com/office/drawing/2016/5/9/chartex" xmlns:cx4="http://schemas.microsoft.com/office/drawing/2016/5/10/chartex" xmlns:cx5="http://schemas.microsoft.com/office/drawing/2016/5/11/chartex" xmlns:cx6="http://schemas.microsoft.com/office/drawing/2016/5/12/chartex" xmlns:cx7="http://schemas.microsoft.com/office/drawing/2016/5/13/chartex" xmlns:cx8="http://schemas.microsoft.com/office/drawing/2016/5/14/chartex" xmlns:mc="http://schemas.openxmlformats.org/markup-compatibility/2006" xmlns:aink="http://schemas.microsoft.com/office/drawing/2016/ink" xmlns:am3d="http://schemas.microsoft.com/office/drawing/2017/model3d" xmlns:o="urn:schemas-microsoft-com:office:office" xmlns:oel="http://schemas.microsoft.com/office/2019/extlst" xmlns:r="http://schemas.openxmlformats.org/officeDocument/2006/relationships" xmlns:m="http://schemas.openxmlformats.org/officeDocument/2006/math" xmlns:v="urn:schemas-microsoft-com:vml" xmlns:wp14="http://schemas.microsoft.com/office/word/2010/wordprocessingDrawing" xmlns:wp="http://schemas.openxmlformats.org/drawingml/2006/wordprocessingDrawing" xmlns:w10="urn:schemas-microsoft-com:office:word" xmlns:w="http://schemas.openxmlformats.org/wordprocessingml/2006/main" xmlns:w14="http://schemas.microsoft.com/office/word/2010/wordml" xmlns:w15="http://schemas.microsoft.com/office/word/2012/wordml" xmlns:w16cex="http://schemas.microsoft.com/office/word/2018/wordml/cex" xmlns:w16cid="http://schemas.microsoft.com/office/word/2016/wordml/cid" xmlns:w16="http://schemas.microsoft.com/office/word/2018/wordml" xmlns:w16du="http://schemas.microsoft.com/office/word/2023/wordml/word16du" xmlns:w16sdtdh="http://schemas.microsoft.com/office/word/2020/wordml/sdtdatahash" xmlns:w16sdtfl="http://schemas.microsoft.com/office/word/2024/wordml/sdtformatlock" xmlns:w16se="http://schemas.microsoft.com/office/word/2015/wordml/symex" xmlns:wpg="http://schemas.microsoft.com/office/word/2010/wordprocessingGroup" xmlns:wpi="http://schemas.microsoft.com/office/word/2010/wordprocessingInk" xmlns:wne="http://schemas.microsoft.com/office/word/2006/wordml" xmlns:wps="http://schemas.microsoft.com/office/word/2010/wordprocessingShape" mc:Ignorable="w14 w15 w16se w16cid w16 w16cex w16sdtdh w16sdtfl w16du wp14">
+<w:document xmlns:wpc="http://schemas.microsoft.com/office/word/2010/wordprocessingCanvas" xmlns:cx="http://schemas.microsoft.com/office/drawing/2014/chartex" xmlns:cx1="http://schemas.microsoft.com/office/drawing/2015/9/8/chartex" xmlns:cx2="http://schemas.microsoft.com/office/drawing/2015/10/21/chartex" xmlns:cx3="http://schemas.microsoft.com/office/drawing/2016/5/9/chartex" xmlns:cx4="http://schemas.microsoft.com/office/drawing/2016/5/10/chartex" xmlns:cx5="http://schemas.microsoft.com/office/drawing/2016/5/11/chartex" xmlns:cx6="http://schemas.microsoft.com/office/drawing/2016/5/12/chartex" xmlns:cx7="http://schemas.microsoft.com/office/drawing/2016/5/13/chartex" xmlns:cx8="http://schemas.microsoft.com/office/drawing/2016/5/14/chartex" xmlns:mc="http://schemas.openxmlformats.org/markup-compatibility/2006" xmlns:aink="http://schemas.microsoft.com/office/drawing/2016/ink" xmlns:am3d="http://schemas.microsoft.com/office/drawing/2017/model3d" xmlns:o="urn:schemas-microsoft-com:office:office" xmlns:r="http://schemas.openxmlformats.org/officeDocument/2006/relationships" xmlns:m="http://schemas.openxmlformats.org/officeDocument/2006/math" xmlns:v="urn:schemas-microsoft-com:vml" xmlns:wp14="http://schemas.microsoft.com/office/word/2010/wordprocessingDrawing" xmlns:wp="http://schemas.openxmlformats.org/drawingml/2006/wordprocessingDrawing" xmlns:w10="urn:schemas-microsoft-com:office:word" xmlns:w="http://schemas.openxmlformats.org/wordprocessingml/2006/main" xmlns:w14="http://schemas.microsoft.com/office/word/2010/wordml" xmlns:w15="http://schemas.microsoft.com/office/word/2012/wordml" xmlns:w16cex="http://schemas.microsoft.com/office/word/2018/wordml/cex" xmlns:w16cid="http://schemas.microsoft.com/office/word/2016/wordml/cid" xmlns:w16="http://schemas.microsoft.com/office/word/2018/wordml" xmlns:w16sdtdh="http://schemas.microsoft.com/office/word/2020/wordml/sdtdatahash" xmlns:w16se="http://schemas.microsoft.com/office/word/2015/wordml/symex" xmlns:wpg="http://schemas.microsoft.com/office/word/2010/wordprocessingGroup" xmlns:wpi="http://schemas.microsoft.com/office/word/2010/wordprocessingInk" xmlns:wne="http://schemas.microsoft.com/office/word/2006/wordml" xmlns:wps="http://schemas.microsoft.com/office/word/2010/wordprocessingShape" mc:Ignorable="w14 w15 w16se w16cid w16 w16cex w16sdtdh wp14">
   <w:body>
     <w:p>
       <w:pPr>
@@ -24,7 +24,39 @@
           <w:color w:val="auto"/>
           <w:sz w:val="20"/>
         </w:rPr>
-        <w:t>ДОГОВОР № {{dealNumber}}</w:t>
+        <w:t>ДОГОВОР № {{deal</w:t>
+      </w:r>
+      <w:r>
+        <w:rPr>
+          <w:rFonts w:ascii="Times New Roman" w:hAnsi="Times New Roman"/>
+          <w:b/>
+          <w:bCs/>
+          <w:color w:val="auto"/>
+          <w:sz w:val="20"/>
+          <w:lang w:val="ru-RU"/>
+        </w:rPr>
+        <w:t>.</w:t>
+      </w:r>
+      <w:r>
+        <w:rPr>
+          <w:rFonts w:ascii="Times New Roman" w:hAnsi="Times New Roman"/>
+          <w:b/>
+          <w:bCs/>
+          <w:color w:val="auto"/>
+          <w:sz w:val="20"/>
+          <w:lang w:val="en-US"/>
+        </w:rPr>
+        <w:t>n</w:t>
+      </w:r>
+      <w:r>
+        <w:rPr>
+          <w:rFonts w:ascii="Times New Roman" w:hAnsi="Times New Roman"/>
+          <w:b/>
+          <w:bCs/>
+          <w:color w:val="auto"/>
+          <w:sz w:val="20"/>
+        </w:rPr>
+        <w:t>umber}}</w:t>
       </w:r>
     </w:p>
     <w:p>
@@ -188,33 +220,73 @@
         <w:jc w:val="both"/>
         <w:rPr>
           <w:rFonts w:ascii="Times New Roman" w:hAnsi="Times New Roman"/>
+          <w:sz w:val="20"/>
+        </w:rPr>
+      </w:pPr>
+      <w:r>
+        <w:rPr>
+          <w:rFonts w:ascii="Times New Roman" w:hAnsi="Times New Roman"/>
+          <w:sz w:val="20"/>
+        </w:rPr>
+        <w:t>{{seller</w:t>
+      </w:r>
+      <w:r>
+        <w:rPr>
+          <w:rFonts w:ascii="Times New Roman" w:hAnsi="Times New Roman"/>
+          <w:sz w:val="20"/>
+          <w:lang w:val="ru-RU"/>
+        </w:rPr>
+        <w:t>.</w:t>
+      </w:r>
+      <w:r>
+        <w:rPr>
+          <w:rFonts w:ascii="Times New Roman" w:hAnsi="Times New Roman"/>
+          <w:sz w:val="20"/>
+          <w:lang w:val="en-US"/>
+        </w:rPr>
+        <w:t>f</w:t>
+      </w:r>
+      <w:r>
+        <w:rPr>
+          <w:rFonts w:ascii="Times New Roman" w:hAnsi="Times New Roman"/>
+          <w:sz w:val="20"/>
+        </w:rPr>
+        <w:t>ullName}}</w:t>
+      </w:r>
+      <w:r>
+        <w:rPr>
+          <w:rFonts w:ascii="Times New Roman" w:hAnsi="Times New Roman"/>
+          <w:sz w:val="20"/>
+          <w:lang w:val="ru-RU"/>
+        </w:rPr>
+        <w:t>,</w:t>
+      </w:r>
+      <w:r>
+        <w:rPr>
+          <w:rFonts w:ascii="Times New Roman" w:hAnsi="Times New Roman"/>
+          <w:sz w:val="20"/>
+        </w:rPr>
+        <w:t xml:space="preserve"> в дальнейшем именуемый "Потребитель", и Общество с ограниченной ответственностью «ГермесГарант» в лице директора Турко Ольги Ростиславовны, действующего на основании Устава, в дальнейшем именуемое "Исполнитель", совместно именуемые "Стороны", заключили настоящий договор о нижеследующем:</w:t>
+      </w:r>
+    </w:p>
+    <w:p>
+      <w:pPr>
+        <w:tabs>
+          <w:tab w:val="left" w:pos="6237"/>
+          <w:tab w:val="left" w:pos="6379"/>
+        </w:tabs>
+        <w:autoSpaceDE w:val="0"/>
+        <w:autoSpaceDN w:val="0"/>
+        <w:adjustRightInd w:val="0"/>
+        <w:spacing w:after="0" w:line="240" w:lineRule="auto"/>
+        <w:jc w:val="both"/>
+        <w:rPr>
+          <w:rFonts w:ascii="Times New Roman" w:hAnsi="Times New Roman"/>
           <w:color w:val="auto"/>
           <w:sz w:val="20"/>
           <w:lang w:val="ru-RU" w:eastAsia="ru-RU"/>
         </w:rPr>
       </w:pPr>
-      <w:r>
-        <w:rPr>
-          <w:rFonts w:ascii="Times New Roman" w:hAnsi="Times New Roman"/>
-          <w:sz w:val="20"/>
-        </w:rPr>
-        <w:t>{{sellerFullName}} в дальнейшем именуемый "Потребитель", и Общество с ограниченной ответственностью «ГермесГарант» в лице директора Турко Ольги Ростиславовны, действующего на основании Устава, в дальнейшем именуемое "Исполнитель", совместно именуемые "Стороны", заключили настоящий договор о нижеследующем:</w:t>
-      </w:r>
-    </w:p>
-    <w:p>
-      <w:pPr>
-        <w:pStyle w:val="a3"/>
-        <w:ind w:right="-67" w:firstLine="567"/>
-        <w:rPr>
-          <w:color w:val="auto"/>
-        </w:rPr>
-      </w:pPr>
-      <w:r>
-        <w:rPr>
-          <w:color w:val="auto"/>
-        </w:rPr>
-        <w:t xml:space="preserve">: </w:t>
-      </w:r>
     </w:p>
     <w:p>
       <w:pPr>
@@ -250,7 +322,107 @@
         <w:rPr>
           <w:sz w:val="20"/>
         </w:rPr>
-        <w:t>1.1. Исполнитель на основании заключенного с Заказчиком договора на оказание риэлтерских услуг № {{realEstateContractNumber}} от {{realEstateContractDate}} обязуется по поручению Заказчика оказать услуги по созданию, изготовлению и размещению рекламных материалов в отношении объекта недвижимости {{propertyType}}, расположенного по адресу: {{propertyAddress}}, далее именуемые по тексту «Услуги» согласно прейскуранту (приложение № 1 к настоящему договору), а Заказчик обязуется принять Услуги, оказанные Исполнителем, и оплатить их в порядке и на условиях, определенных настоящим Договором.</w:t>
+        <w:t>1.1. Исполнитель на основании заключенного с Заказчиком договора на оказание риэлтерских услуг № {{</w:t>
+      </w:r>
+      <w:r>
+        <w:rPr>
+          <w:sz w:val="20"/>
+          <w:lang w:val="en-US"/>
+        </w:rPr>
+        <w:t>deal</w:t>
+      </w:r>
+      <w:r>
+        <w:rPr>
+          <w:sz w:val="20"/>
+          <w:lang w:val="ru-RU"/>
+        </w:rPr>
+        <w:t>.</w:t>
+      </w:r>
+      <w:r>
+        <w:rPr>
+          <w:sz w:val="20"/>
+          <w:lang w:val="en-US"/>
+        </w:rPr>
+        <w:t>c</w:t>
+      </w:r>
+      <w:r>
+        <w:rPr>
+          <w:sz w:val="20"/>
+        </w:rPr>
+        <w:t>ontractNumber}} от {{</w:t>
+      </w:r>
+      <w:r>
+        <w:rPr>
+          <w:sz w:val="20"/>
+          <w:lang w:val="en-US"/>
+        </w:rPr>
+        <w:t>deal</w:t>
+      </w:r>
+      <w:r>
+        <w:rPr>
+          <w:sz w:val="20"/>
+          <w:lang w:val="ru-RU"/>
+        </w:rPr>
+        <w:t>.</w:t>
+      </w:r>
+      <w:r>
+        <w:rPr>
+          <w:sz w:val="20"/>
+          <w:lang w:val="en-US"/>
+        </w:rPr>
+        <w:t>c</w:t>
+      </w:r>
+      <w:r>
+        <w:rPr>
+          <w:sz w:val="20"/>
+        </w:rPr>
+        <w:t>ontractDate}} обязуется по поручению Заказчика оказать услуги по созданию, изготовлению и размещению рекламных материалов в отношении объекта недвижимости {{</w:t>
+      </w:r>
+      <w:r>
+        <w:rPr>
+          <w:sz w:val="20"/>
+          <w:lang w:val="en-US"/>
+        </w:rPr>
+        <w:t>property</w:t>
+      </w:r>
+      <w:r>
+        <w:rPr>
+          <w:sz w:val="20"/>
+          <w:lang w:val="ru-RU"/>
+        </w:rPr>
+        <w:t>.</w:t>
+      </w:r>
+      <w:r>
+        <w:rPr>
+          <w:sz w:val="20"/>
+        </w:rPr>
+        <w:t>typeGenitive</w:t>
+      </w:r>
+      <w:r>
+        <w:rPr>
+          <w:sz w:val="20"/>
+        </w:rPr>
+        <w:t>}}, расположенного по адресу: {{property</w:t>
+      </w:r>
+      <w:r>
+        <w:rPr>
+          <w:sz w:val="20"/>
+          <w:lang w:val="ru-RU"/>
+        </w:rPr>
+        <w:t>.</w:t>
+      </w:r>
+      <w:r>
+        <w:rPr>
+          <w:sz w:val="20"/>
+          <w:lang w:val="en-US"/>
+        </w:rPr>
+        <w:t>a</w:t>
+      </w:r>
+      <w:r>
+        <w:rPr>
+          <w:sz w:val="20"/>
+        </w:rPr>
+        <w:t>ddress}}, далее именуемые по тексту «Услуги» согласно прейскуранту (приложение № 1 к настоящему договору), а Заказчик обязуется принять Услуги, оказанные Исполнителем, и оплатить их в порядке и на условиях, определенных настоящим Договором.</w:t>
       </w:r>
     </w:p>
     <w:p>
@@ -695,7 +867,6 @@
         </w:rPr>
         <w:t>300,00 (</w:t>
       </w:r>
-      <w:proofErr w:type="gramStart"/>
       <w:r>
         <w:rPr>
           <w:b/>
@@ -709,9 +880,8 @@
           <w:color w:val="auto"/>
           <w:sz w:val="20"/>
         </w:rPr>
-        <w:t xml:space="preserve">  белорусских</w:t>
-      </w:r>
-      <w:proofErr w:type="gramEnd"/>
+        <w:t xml:space="preserve"> белорусских</w:t>
+      </w:r>
       <w:r>
         <w:rPr>
           <w:color w:val="auto"/>
@@ -802,7 +972,6 @@
         </w:rPr>
         <w:t xml:space="preserve">1 500,00 (одна тысяча </w:t>
       </w:r>
-      <w:proofErr w:type="gramStart"/>
       <w:r>
         <w:rPr>
           <w:b/>
@@ -816,9 +985,8 @@
           <w:color w:val="auto"/>
           <w:sz w:val="20"/>
         </w:rPr>
-        <w:t xml:space="preserve">  белорусских</w:t>
-      </w:r>
-      <w:proofErr w:type="gramEnd"/>
+        <w:t xml:space="preserve"> белорусских</w:t>
+      </w:r>
       <w:r>
         <w:rPr>
           <w:color w:val="auto"/>
@@ -1066,15 +1234,13 @@
         </w:rPr>
         <w:t xml:space="preserve">Заказчик подписывает Акт сдачи-приемки рекламных услуг и оплачивает услуги, оказанные в соответствии </w:t>
       </w:r>
-      <w:proofErr w:type="gramStart"/>
-      <w:r>
-        <w:rPr>
-          <w:color w:val="auto"/>
-          <w:sz w:val="20"/>
-        </w:rPr>
-        <w:t>с  настоящим</w:t>
-      </w:r>
-      <w:proofErr w:type="gramEnd"/>
+      <w:r>
+        <w:rPr>
+          <w:color w:val="auto"/>
+          <w:sz w:val="20"/>
+        </w:rPr>
+        <w:t>с настоящим</w:t>
+      </w:r>
       <w:r>
         <w:rPr>
           <w:color w:val="auto"/>
@@ -1308,42 +1474,15 @@
           <w:color w:val="auto"/>
           <w:sz w:val="20"/>
         </w:rPr>
-        <w:t>7.2. Стороны безоговорочно соглашаются с тем, что вся переписка, извещения и уведомления, полученные на адреса электронной почты, а также мессенджеры (</w:t>
-      </w:r>
-      <w:proofErr w:type="spellStart"/>
-      <w:r>
-        <w:rPr>
-          <w:color w:val="auto"/>
-          <w:sz w:val="20"/>
-        </w:rPr>
-        <w:t>Viber</w:t>
-      </w:r>
-      <w:proofErr w:type="spellEnd"/>
-      <w:r>
-        <w:rPr>
-          <w:color w:val="auto"/>
-          <w:sz w:val="20"/>
-        </w:rPr>
-        <w:t xml:space="preserve">, Telegram, </w:t>
-      </w:r>
-      <w:proofErr w:type="spellStart"/>
-      <w:proofErr w:type="gramStart"/>
-      <w:r>
-        <w:rPr>
-          <w:color w:val="auto"/>
-          <w:sz w:val="20"/>
-        </w:rPr>
-        <w:t>WhatsApp</w:t>
-      </w:r>
-      <w:proofErr w:type="spellEnd"/>
-      <w:r>
-        <w:rPr>
-          <w:color w:val="auto"/>
-          <w:sz w:val="20"/>
-        </w:rPr>
-        <w:t>)  по</w:t>
-      </w:r>
-      <w:proofErr w:type="gramEnd"/>
+        <w:t xml:space="preserve">7.2. Стороны безоговорочно соглашаются с тем, что вся переписка, извещения и уведомления, полученные на адреса электронной почты, а также мессенджеры (Viber, Telegram, </w:t>
+      </w:r>
+      <w:r>
+        <w:rPr>
+          <w:color w:val="auto"/>
+          <w:sz w:val="20"/>
+        </w:rPr>
+        <w:t>WhatsApp) по</w:t>
+      </w:r>
       <w:r>
         <w:rPr>
           <w:color w:val="auto"/>
@@ -1460,19 +1599,32 @@
         </w:rPr>
         <w:t>{{</w:t>
       </w:r>
-      <w:proofErr w:type="spellStart"/>
-      <w:r>
-        <w:rPr>
-          <w:sz w:val="20"/>
-        </w:rPr>
-        <w:t>realEstateContractNumber</w:t>
-      </w:r>
-      <w:proofErr w:type="spellEnd"/>
-      <w:r>
-        <w:rPr>
-          <w:sz w:val="20"/>
-        </w:rPr>
-        <w:t xml:space="preserve">}} </w:t>
+      <w:r>
+        <w:rPr>
+          <w:sz w:val="20"/>
+          <w:lang w:val="en-US"/>
+        </w:rPr>
+        <w:t>deal</w:t>
+      </w:r>
+      <w:r>
+        <w:rPr>
+          <w:sz w:val="20"/>
+          <w:lang w:val="ru-RU"/>
+        </w:rPr>
+        <w:t>.</w:t>
+      </w:r>
+      <w:r>
+        <w:rPr>
+          <w:sz w:val="20"/>
+          <w:lang w:val="en-US"/>
+        </w:rPr>
+        <w:t>c</w:t>
+      </w:r>
+      <w:r>
+        <w:rPr>
+          <w:sz w:val="20"/>
+        </w:rPr>
+        <w:t xml:space="preserve">ontractNumber}} </w:t>
       </w:r>
       <w:r>
         <w:rPr>
@@ -1487,19 +1639,32 @@
         </w:rPr>
         <w:t>{{</w:t>
       </w:r>
-      <w:proofErr w:type="spellStart"/>
-      <w:r>
-        <w:rPr>
-          <w:sz w:val="20"/>
-        </w:rPr>
-        <w:t>realEstateContractDate</w:t>
-      </w:r>
-      <w:proofErr w:type="spellEnd"/>
-      <w:r>
-        <w:rPr>
-          <w:sz w:val="20"/>
-        </w:rPr>
-        <w:t xml:space="preserve">}} </w:t>
+      <w:r>
+        <w:rPr>
+          <w:sz w:val="20"/>
+          <w:lang w:val="en-US"/>
+        </w:rPr>
+        <w:t>deal</w:t>
+      </w:r>
+      <w:r>
+        <w:rPr>
+          <w:sz w:val="20"/>
+          <w:lang w:val="ru-RU"/>
+        </w:rPr>
+        <w:t>.</w:t>
+      </w:r>
+      <w:r>
+        <w:rPr>
+          <w:sz w:val="20"/>
+          <w:lang w:val="en-US"/>
+        </w:rPr>
+        <w:t>c</w:t>
+      </w:r>
+      <w:r>
+        <w:rPr>
+          <w:sz w:val="20"/>
+        </w:rPr>
+        <w:t xml:space="preserve">ontractDate}} </w:t>
       </w:r>
       <w:r>
         <w:rPr>
@@ -1940,7 +2105,22 @@
                 <w:rFonts w:ascii="Times New Roman" w:hAnsi="Times New Roman"/>
                 <w:sz w:val="20"/>
               </w:rPr>
-              <w:t>{{sellerFullName}}</w:t>
+              <w:t>{{seller</w:t>
+            </w:r>
+            <w:r>
+              <w:rPr>
+                <w:rFonts w:ascii="Times New Roman" w:hAnsi="Times New Roman"/>
+                <w:sz w:val="20"/>
+                <w:lang w:val="en-US"/>
+              </w:rPr>
+              <w:t>.f</w:t>
+            </w:r>
+            <w:r>
+              <w:rPr>
+                <w:rFonts w:ascii="Times New Roman" w:hAnsi="Times New Roman"/>
+                <w:sz w:val="20"/>
+              </w:rPr>
+              <w:t>ullName}}</w:t>
             </w:r>
           </w:p>
         </w:tc>
@@ -2051,6 +2231,51 @@
               </w:rPr>
               <w:t>Рег.</w:t>
             </w:r>
+            <w:r>
+              <w:rPr>
+                <w:rFonts w:ascii="Times New Roman" w:hAnsi="Times New Roman"/>
+                <w:color w:val="auto"/>
+                <w:sz w:val="20"/>
+                <w:lang w:val="en-US" w:eastAsia="ru-RU"/>
+              </w:rPr>
+              <w:t xml:space="preserve"> {{</w:t>
+            </w:r>
+            <w:r>
+              <w:rPr>
+                <w:rFonts w:ascii="Times New Roman" w:hAnsi="Times New Roman"/>
+                <w:color w:val="auto"/>
+                <w:sz w:val="20"/>
+                <w:lang w:val="en-US" w:eastAsia="ru-RU"/>
+              </w:rPr>
+              <w:t>seller</w:t>
+            </w:r>
+            <w:r>
+              <w:rPr>
+                <w:rFonts w:ascii="Times New Roman" w:hAnsi="Times New Roman"/>
+                <w:color w:val="auto"/>
+                <w:sz w:val="20"/>
+                <w:lang w:val="en-US" w:eastAsia="ru-RU"/>
+              </w:rPr>
+              <w:t>.a</w:t>
+            </w:r>
+            <w:r>
+              <w:rPr>
+                <w:rFonts w:ascii="Times New Roman" w:hAnsi="Times New Roman"/>
+                <w:color w:val="auto"/>
+                <w:sz w:val="20"/>
+                <w:lang w:val="en-US" w:eastAsia="ru-RU"/>
+              </w:rPr>
+              <w:t>ddress</w:t>
+            </w:r>
+            <w:r>
+              <w:rPr>
+                <w:rFonts w:ascii="Times New Roman" w:hAnsi="Times New Roman"/>
+                <w:color w:val="auto"/>
+                <w:sz w:val="20"/>
+                <w:lang w:val="en-US" w:eastAsia="ru-RU"/>
+              </w:rPr>
+              <w:t>}}</w:t>
+            </w:r>
           </w:p>
         </w:tc>
         <w:tc>
@@ -2110,7 +2335,6 @@
                 <w:lang w:val="en-US" w:eastAsia="ru-RU"/>
               </w:rPr>
             </w:pPr>
-            <w:proofErr w:type="gramStart"/>
             <w:r>
               <w:rPr>
                 <w:rFonts w:ascii="Times New Roman" w:hAnsi="Times New Roman"/>
@@ -2125,16 +2349,7 @@
                 <w:sz w:val="20"/>
                 <w:lang w:val="en-US" w:eastAsia="en-US"/>
               </w:rPr>
-              <w:t>:ALFABY</w:t>
-            </w:r>
-            <w:proofErr w:type="gramEnd"/>
-            <w:r>
-              <w:rPr>
-                <w:rFonts w:ascii="Times New Roman" w:hAnsi="Times New Roman"/>
-                <w:sz w:val="20"/>
-                <w:lang w:val="en-US" w:eastAsia="en-US"/>
-              </w:rPr>
-              <w:t xml:space="preserve">2X   </w:t>
+              <w:t xml:space="preserve">:ALFABY2X   </w:t>
             </w:r>
           </w:p>
         </w:tc>
@@ -2164,9 +2379,42 @@
             <w:r>
               <w:rPr>
                 <w:rFonts w:ascii="Times New Roman" w:hAnsi="Times New Roman"/>
-                <w:sz w:val="20"/>
-              </w:rPr>
-              <w:t>{{sellerPassport}}</w:t>
+                <w:color w:val="auto"/>
+                <w:sz w:val="20"/>
+                <w:lang w:val="ru-RU" w:eastAsia="ru-RU"/>
+              </w:rPr>
+              <w:t>Паспорт</w:t>
+            </w:r>
+            <w:r>
+              <w:rPr>
+                <w:rFonts w:ascii="Times New Roman" w:hAnsi="Times New Roman"/>
+                <w:color w:val="auto"/>
+                <w:sz w:val="20"/>
+                <w:lang w:val="en-US" w:eastAsia="ru-RU"/>
+              </w:rPr>
+              <w:t xml:space="preserve"> </w:t>
+            </w:r>
+            <w:r>
+              <w:rPr>
+                <w:rFonts w:ascii="Times New Roman" w:hAnsi="Times New Roman"/>
+                <w:sz w:val="20"/>
+              </w:rPr>
+              <w:t>{{seller</w:t>
+            </w:r>
+            <w:r>
+              <w:rPr>
+                <w:rFonts w:ascii="Times New Roman" w:hAnsi="Times New Roman"/>
+                <w:sz w:val="20"/>
+                <w:lang w:val="en-US"/>
+              </w:rPr>
+              <w:t>.p</w:t>
+            </w:r>
+            <w:r>
+              <w:rPr>
+                <w:rFonts w:ascii="Times New Roman" w:hAnsi="Times New Roman"/>
+                <w:sz w:val="20"/>
+              </w:rPr>
+              <w:t>assport}}</w:t>
             </w:r>
           </w:p>
         </w:tc>
@@ -2225,9 +2473,50 @@
             <w:r>
               <w:rPr>
                 <w:rFonts w:ascii="Times New Roman" w:hAnsi="Times New Roman"/>
-                <w:sz w:val="20"/>
-              </w:rPr>
-              <w:t>{{sellerPassportIssuedBy}}</w:t>
+                <w:color w:val="auto"/>
+                <w:sz w:val="20"/>
+                <w:lang w:val="ru-RU" w:eastAsia="ru-RU"/>
+              </w:rPr>
+              <w:t>Выдан</w:t>
+            </w:r>
+            <w:r>
+              <w:rPr>
+                <w:rFonts w:ascii="Times New Roman" w:hAnsi="Times New Roman"/>
+                <w:color w:val="auto"/>
+                <w:sz w:val="20"/>
+                <w:lang w:val="en-US" w:eastAsia="ru-RU"/>
+              </w:rPr>
+              <w:t xml:space="preserve"> </w:t>
+            </w:r>
+            <w:r>
+              <w:rPr>
+                <w:rFonts w:ascii="Times New Roman" w:hAnsi="Times New Roman"/>
+                <w:sz w:val="20"/>
+              </w:rPr>
+              <w:t>{{seller</w:t>
+            </w:r>
+            <w:r>
+              <w:rPr>
+                <w:rFonts w:ascii="Times New Roman" w:hAnsi="Times New Roman"/>
+                <w:sz w:val="20"/>
+                <w:lang w:val="en-US"/>
+              </w:rPr>
+              <w:t>.</w:t>
+            </w:r>
+            <w:r>
+              <w:rPr>
+                <w:rFonts w:ascii="Times New Roman" w:hAnsi="Times New Roman"/>
+                <w:sz w:val="20"/>
+                <w:lang w:val="en-US"/>
+              </w:rPr>
+              <w:t>passportIssuedBy</w:t>
+            </w:r>
+            <w:r>
+              <w:rPr>
+                <w:rFonts w:ascii="Times New Roman" w:hAnsi="Times New Roman"/>
+                <w:sz w:val="20"/>
+              </w:rPr>
+              <w:t>}}</w:t>
             </w:r>
           </w:p>
         </w:tc>
@@ -2256,27 +2545,7 @@
                 <w:sz w:val="20"/>
                 <w:lang w:val="ru-RU" w:eastAsia="en-US"/>
               </w:rPr>
-              <w:t xml:space="preserve">220007, </w:t>
-            </w:r>
-            <w:proofErr w:type="spellStart"/>
-            <w:r>
-              <w:rPr>
-                <w:rFonts w:ascii="Times New Roman" w:eastAsia="Calibri" w:hAnsi="Times New Roman"/>
-                <w:color w:val="auto"/>
-                <w:sz w:val="20"/>
-                <w:lang w:val="ru-RU" w:eastAsia="en-US"/>
-              </w:rPr>
-              <w:t>г.Минск</w:t>
-            </w:r>
-            <w:proofErr w:type="spellEnd"/>
-            <w:r>
-              <w:rPr>
-                <w:rFonts w:ascii="Times New Roman" w:eastAsia="Calibri" w:hAnsi="Times New Roman"/>
-                <w:color w:val="auto"/>
-                <w:sz w:val="20"/>
-                <w:lang w:val="ru-RU" w:eastAsia="en-US"/>
-              </w:rPr>
-              <w:t>, ул.Сурганова,43-47</w:t>
+              <w:t>220007, г.Минск, ул.Сурганова,43-47</w:t>
             </w:r>
           </w:p>
         </w:tc>
@@ -2306,9 +2575,42 @@
             <w:r>
               <w:rPr>
                 <w:rFonts w:ascii="Times New Roman" w:hAnsi="Times New Roman"/>
-                <w:sz w:val="20"/>
-              </w:rPr>
-              <w:t>{{sellerId}}</w:t>
+                <w:color w:val="auto"/>
+                <w:sz w:val="20"/>
+                <w:lang w:val="ru-RU" w:eastAsia="ru-RU"/>
+              </w:rPr>
+              <w:t>ИН</w:t>
+            </w:r>
+            <w:r>
+              <w:rPr>
+                <w:rFonts w:ascii="Times New Roman" w:hAnsi="Times New Roman"/>
+                <w:color w:val="auto"/>
+                <w:sz w:val="20"/>
+                <w:lang w:val="en-US" w:eastAsia="ru-RU"/>
+              </w:rPr>
+              <w:t xml:space="preserve"> </w:t>
+            </w:r>
+            <w:r>
+              <w:rPr>
+                <w:rFonts w:ascii="Times New Roman" w:hAnsi="Times New Roman"/>
+                <w:sz w:val="20"/>
+              </w:rPr>
+              <w:t>{{seller</w:t>
+            </w:r>
+            <w:r>
+              <w:rPr>
+                <w:rFonts w:ascii="Times New Roman" w:hAnsi="Times New Roman"/>
+                <w:sz w:val="20"/>
+                <w:lang w:val="en-US"/>
+              </w:rPr>
+              <w:t>.i</w:t>
+            </w:r>
+            <w:r>
+              <w:rPr>
+                <w:rFonts w:ascii="Times New Roman" w:hAnsi="Times New Roman"/>
+                <w:sz w:val="20"/>
+              </w:rPr>
+              <w:t>d}}</w:t>
             </w:r>
           </w:p>
         </w:tc>
@@ -2367,9 +2669,42 @@
             <w:r>
               <w:rPr>
                 <w:rFonts w:ascii="Times New Roman" w:hAnsi="Times New Roman"/>
-                <w:sz w:val="20"/>
-              </w:rPr>
-              <w:t>{{sellerPhone}}</w:t>
+                <w:color w:val="auto"/>
+                <w:sz w:val="20"/>
+                <w:lang w:val="ru-RU" w:eastAsia="ru-RU"/>
+              </w:rPr>
+              <w:t>Тел.</w:t>
+            </w:r>
+            <w:r>
+              <w:rPr>
+                <w:rFonts w:ascii="Times New Roman" w:hAnsi="Times New Roman"/>
+                <w:color w:val="auto"/>
+                <w:sz w:val="20"/>
+                <w:lang w:val="en-US" w:eastAsia="ru-RU"/>
+              </w:rPr>
+              <w:t xml:space="preserve"> </w:t>
+            </w:r>
+            <w:r>
+              <w:rPr>
+                <w:rFonts w:ascii="Times New Roman" w:hAnsi="Times New Roman"/>
+                <w:sz w:val="20"/>
+              </w:rPr>
+              <w:t>{{seller</w:t>
+            </w:r>
+            <w:r>
+              <w:rPr>
+                <w:rFonts w:ascii="Times New Roman" w:hAnsi="Times New Roman"/>
+                <w:sz w:val="20"/>
+                <w:lang w:val="en-US"/>
+              </w:rPr>
+              <w:t>.p</w:t>
+            </w:r>
+            <w:r>
+              <w:rPr>
+                <w:rFonts w:ascii="Times New Roman" w:hAnsi="Times New Roman"/>
+                <w:sz w:val="20"/>
+              </w:rPr>
+              <w:t>hone}}</w:t>
             </w:r>
           </w:p>
         </w:tc>
@@ -2462,7 +2797,6 @@
               </w:rPr>
               <w:t>Директор _____________________________</w:t>
             </w:r>
-            <w:proofErr w:type="spellStart"/>
             <w:r>
               <w:rPr>
                 <w:rFonts w:ascii="Times New Roman" w:hAnsi="Times New Roman"/>
@@ -2472,7 +2806,6 @@
               </w:rPr>
               <w:t>О.Р.Турко</w:t>
             </w:r>
-            <w:proofErr w:type="spellEnd"/>
           </w:p>
         </w:tc>
       </w:tr>
@@ -2577,7 +2910,39 @@
           <w:color w:val="auto"/>
           <w:sz w:val="20"/>
         </w:rPr>
-        <w:t>№ {{dealNumber}} от {{contractDateText}}</w:t>
+        <w:t>№ {{deal</w:t>
+      </w:r>
+      <w:r>
+        <w:rPr>
+          <w:rFonts w:ascii="Times New Roman" w:hAnsi="Times New Roman"/>
+          <w:color w:val="auto"/>
+          <w:sz w:val="20"/>
+        </w:rPr>
+        <w:t>.n</w:t>
+      </w:r>
+      <w:r>
+        <w:rPr>
+          <w:rFonts w:ascii="Times New Roman" w:hAnsi="Times New Roman"/>
+          <w:color w:val="auto"/>
+          <w:sz w:val="20"/>
+        </w:rPr>
+        <w:t>umber}} от {{</w:t>
+      </w:r>
+      <w:r>
+        <w:rPr>
+          <w:rFonts w:ascii="Times New Roman" w:hAnsi="Times New Roman"/>
+          <w:color w:val="auto"/>
+          <w:sz w:val="20"/>
+        </w:rPr>
+        <w:t>deal.date</w:t>
+      </w:r>
+      <w:r>
+        <w:rPr>
+          <w:rFonts w:ascii="Times New Roman" w:hAnsi="Times New Roman"/>
+          <w:color w:val="auto"/>
+          <w:sz w:val="20"/>
+        </w:rPr>
+        <w:t>}}</w:t>
       </w:r>
     </w:p>
     <w:p>
@@ -2814,6 +3179,7 @@
                   <w14:uncheckedState w14:val="2610" w14:font="MS Gothic"/>
                 </w14:checkbox>
               </w:sdtPr>
+              <w:sdtEndPr/>
               <w:sdtContent>
                 <w:r>
                   <w:rPr>
@@ -2969,16 +3335,7 @@
                 <w:color w:val="auto"/>
                 <w:sz w:val="20"/>
               </w:rPr>
-              <w:t xml:space="preserve">на ведущих интернет-платформах: Realt.by, </w:t>
-            </w:r>
-            <w:proofErr w:type="gramStart"/>
-            <w:r>
-              <w:rPr>
-                <w:rFonts w:ascii="Times New Roman" w:hAnsi="Times New Roman"/>
-                <w:color w:val="auto"/>
-                <w:sz w:val="20"/>
-              </w:rPr>
-              <w:t>Kufar.by</w:t>
+              <w:t>на ведущих интернет-платформах: Realt.by, Kufar.by</w:t>
             </w:r>
             <w:r>
               <w:rPr>
@@ -2997,7 +3354,6 @@
               </w:rPr>
               <w:t>.</w:t>
             </w:r>
-            <w:proofErr w:type="gramEnd"/>
           </w:p>
         </w:tc>
         <w:tc>
@@ -3124,6 +3480,7 @@
                   <w14:uncheckedState w14:val="2610" w14:font="MS Gothic"/>
                 </w14:checkbox>
               </w:sdtPr>
+              <w:sdtEndPr/>
               <w:sdtContent>
                 <w:r>
                   <w:rPr>
@@ -3177,23 +3534,13 @@
               </w:rPr>
               <w:t>и в</w:t>
             </w:r>
-            <w:proofErr w:type="spellStart"/>
             <w:r>
               <w:rPr>
                 <w:rStyle w:val="a5"/>
                 <w:color w:val="auto"/>
                 <w:sz w:val="20"/>
               </w:rPr>
-              <w:t>идео</w:t>
-            </w:r>
-            <w:proofErr w:type="spellEnd"/>
-            <w:r>
-              <w:rPr>
-                <w:rStyle w:val="a5"/>
-                <w:color w:val="auto"/>
-                <w:sz w:val="20"/>
-              </w:rPr>
-              <w:t>-обзор</w:t>
+              <w:t>идео-обзор</w:t>
             </w:r>
             <w:r>
               <w:rPr>
@@ -3292,7 +3639,6 @@
               </w:rPr>
               <w:t xml:space="preserve"> </w:t>
             </w:r>
-            <w:proofErr w:type="spellStart"/>
             <w:r>
               <w:rPr>
                 <w:color w:val="auto"/>
@@ -3301,7 +3647,6 @@
               </w:rPr>
               <w:t>Bizlida</w:t>
             </w:r>
-            <w:proofErr w:type="spellEnd"/>
             <w:r>
               <w:rPr>
                 <w:color w:val="auto"/>
@@ -3465,6 +3810,7 @@
                   <w14:uncheckedState w14:val="2610" w14:font="MS Gothic"/>
                 </w14:checkbox>
               </w:sdtPr>
+              <w:sdtEndPr/>
               <w:sdtContent>
                 <w:r>
                   <w:rPr>
@@ -3518,23 +3864,13 @@
               </w:rPr>
               <w:t>и в</w:t>
             </w:r>
-            <w:proofErr w:type="spellStart"/>
             <w:r>
               <w:rPr>
                 <w:rStyle w:val="a5"/>
                 <w:color w:val="auto"/>
                 <w:sz w:val="20"/>
               </w:rPr>
-              <w:t>идео</w:t>
-            </w:r>
-            <w:proofErr w:type="spellEnd"/>
-            <w:r>
-              <w:rPr>
-                <w:rStyle w:val="a5"/>
-                <w:color w:val="auto"/>
-                <w:sz w:val="20"/>
-              </w:rPr>
-              <w:t>-обзор</w:t>
+              <w:t>идео-обзор</w:t>
             </w:r>
             <w:r>
               <w:rPr>
@@ -3763,7 +4099,6 @@
               </w:rPr>
               <w:t xml:space="preserve">Реклама через мессенджеры: тематические чаты и каналы в </w:t>
             </w:r>
-            <w:proofErr w:type="spellStart"/>
             <w:r>
               <w:rPr>
                 <w:rStyle w:val="a5"/>
@@ -3772,7 +4107,6 @@
               </w:rPr>
               <w:t>Viber</w:t>
             </w:r>
-            <w:proofErr w:type="spellEnd"/>
             <w:r>
               <w:rPr>
                 <w:color w:val="auto"/>
@@ -3919,6 +4253,7 @@
                   <w14:uncheckedState w14:val="2610" w14:font="MS Gothic"/>
                 </w14:checkbox>
               </w:sdtPr>
+              <w:sdtEndPr/>
               <w:sdtContent>
                 <w:r>
                   <w:rPr>
@@ -3972,23 +4307,13 @@
               </w:rPr>
               <w:t>и в</w:t>
             </w:r>
-            <w:proofErr w:type="spellStart"/>
             <w:r>
               <w:rPr>
                 <w:rStyle w:val="a5"/>
                 <w:color w:val="auto"/>
                 <w:sz w:val="20"/>
               </w:rPr>
-              <w:t>идео</w:t>
-            </w:r>
-            <w:proofErr w:type="spellEnd"/>
-            <w:r>
-              <w:rPr>
-                <w:rStyle w:val="a5"/>
-                <w:color w:val="auto"/>
-                <w:sz w:val="20"/>
-              </w:rPr>
-              <w:t>-обзор</w:t>
+              <w:t>идео-обзор</w:t>
             </w:r>
             <w:r>
               <w:rPr>
@@ -4213,7 +4538,6 @@
               </w:rPr>
               <w:t xml:space="preserve">Реклама через мессенджеры: тематические чаты и каналы в </w:t>
             </w:r>
-            <w:proofErr w:type="spellStart"/>
             <w:r>
               <w:rPr>
                 <w:rStyle w:val="a5"/>
@@ -4222,7 +4546,6 @@
               </w:rPr>
               <w:t>Viber</w:t>
             </w:r>
-            <w:proofErr w:type="spellEnd"/>
             <w:r>
               <w:rPr>
                 <w:color w:val="auto"/>
@@ -4230,7 +4553,6 @@
               </w:rPr>
               <w:t xml:space="preserve"> и </w:t>
             </w:r>
-            <w:proofErr w:type="gramStart"/>
             <w:r>
               <w:rPr>
                 <w:rStyle w:val="a5"/>
@@ -4239,7 +4561,6 @@
               </w:rPr>
               <w:t>Telegram</w:t>
             </w:r>
-            <w:proofErr w:type="gramEnd"/>
             <w:r>
               <w:rPr>
                 <w:sz w:val="20"/>
@@ -4675,7 +4996,6 @@
               </w:rPr>
               <w:t>________________________</w:t>
             </w:r>
-            <w:proofErr w:type="spellStart"/>
             <w:r>
               <w:rPr>
                 <w:rFonts w:ascii="Times New Roman" w:hAnsi="Times New Roman"/>
@@ -4686,7 +5006,6 @@
               </w:rPr>
               <w:t>О.Р.Турко</w:t>
             </w:r>
-            <w:proofErr w:type="spellEnd"/>
           </w:p>
         </w:tc>
       </w:tr>
@@ -4694,15 +5013,6 @@
     <w:p>
       <w:pPr>
         <w:jc w:val="both"/>
-        <w:rPr>
-          <w:rFonts w:ascii="Times New Roman" w:hAnsi="Times New Roman"/>
-          <w:color w:val="auto"/>
-          <w:sz w:val="20"/>
-        </w:rPr>
-      </w:pPr>
-    </w:p>
-    <w:p>
-      <w:pPr>
         <w:rPr>
           <w:rFonts w:ascii="Times New Roman" w:hAnsi="Times New Roman"/>
           <w:color w:val="auto"/>
@@ -4722,7 +5032,7 @@
 </file>
 
 <file path=word/numbering.xml><?xml version="1.0" encoding="utf-8"?>
-<w:numbering xmlns:wpc="http://schemas.microsoft.com/office/word/2010/wordprocessingCanvas" xmlns:cx="http://schemas.microsoft.com/office/drawing/2014/chartex" xmlns:cx1="http://schemas.microsoft.com/office/drawing/2015/9/8/chartex" xmlns:cx2="http://schemas.microsoft.com/office/drawing/2015/10/21/chartex" xmlns:cx3="http://schemas.microsoft.com/office/drawing/2016/5/9/chartex" xmlns:cx4="http://schemas.microsoft.com/office/drawing/2016/5/10/chartex" xmlns:cx5="http://schemas.microsoft.com/office/drawing/2016/5/11/chartex" xmlns:cx6="http://schemas.microsoft.com/office/drawing/2016/5/12/chartex" xmlns:cx7="http://schemas.microsoft.com/office/drawing/2016/5/13/chartex" xmlns:cx8="http://schemas.microsoft.com/office/drawing/2016/5/14/chartex" xmlns:mc="http://schemas.openxmlformats.org/markup-compatibility/2006" xmlns:aink="http://schemas.microsoft.com/office/drawing/2016/ink" xmlns:am3d="http://schemas.microsoft.com/office/drawing/2017/model3d" xmlns:o="urn:schemas-microsoft-com:office:office" xmlns:oel="http://schemas.microsoft.com/office/2019/extlst" xmlns:r="http://schemas.openxmlformats.org/officeDocument/2006/relationships" xmlns:m="http://schemas.openxmlformats.org/officeDocument/2006/math" xmlns:v="urn:schemas-microsoft-com:vml" xmlns:wp14="http://schemas.microsoft.com/office/word/2010/wordprocessingDrawing" xmlns:wp="http://schemas.openxmlformats.org/drawingml/2006/wordprocessingDrawing" xmlns:w10="urn:schemas-microsoft-com:office:word" xmlns:w="http://schemas.openxmlformats.org/wordprocessingml/2006/main" xmlns:w14="http://schemas.microsoft.com/office/word/2010/wordml" xmlns:w15="http://schemas.microsoft.com/office/word/2012/wordml" xmlns:w16cex="http://schemas.microsoft.com/office/word/2018/wordml/cex" xmlns:w16cid="http://schemas.microsoft.com/office/word/2016/wordml/cid" xmlns:w16="http://schemas.microsoft.com/office/word/2018/wordml" xmlns:w16du="http://schemas.microsoft.com/office/word/2023/wordml/word16du" xmlns:w16sdtdh="http://schemas.microsoft.com/office/word/2020/wordml/sdtdatahash" xmlns:w16sdtfl="http://schemas.microsoft.com/office/word/2024/wordml/sdtformatlock" xmlns:w16se="http://schemas.microsoft.com/office/word/2015/wordml/symex" xmlns:wpg="http://schemas.microsoft.com/office/word/2010/wordprocessingGroup" xmlns:wpi="http://schemas.microsoft.com/office/word/2010/wordprocessingInk" xmlns:wne="http://schemas.microsoft.com/office/word/2006/wordml" xmlns:wps="http://schemas.microsoft.com/office/word/2010/wordprocessingShape" mc:Ignorable="w14 w15 w16se w16cid w16 w16cex w16sdtdh w16sdtfl w16du wp14">
+<w:numbering xmlns:wpc="http://schemas.microsoft.com/office/word/2010/wordprocessingCanvas" xmlns:cx="http://schemas.microsoft.com/office/drawing/2014/chartex" xmlns:cx1="http://schemas.microsoft.com/office/drawing/2015/9/8/chartex" xmlns:cx2="http://schemas.microsoft.com/office/drawing/2015/10/21/chartex" xmlns:cx3="http://schemas.microsoft.com/office/drawing/2016/5/9/chartex" xmlns:cx4="http://schemas.microsoft.com/office/drawing/2016/5/10/chartex" xmlns:cx5="http://schemas.microsoft.com/office/drawing/2016/5/11/chartex" xmlns:cx6="http://schemas.microsoft.com/office/drawing/2016/5/12/chartex" xmlns:cx7="http://schemas.microsoft.com/office/drawing/2016/5/13/chartex" xmlns:cx8="http://schemas.microsoft.com/office/drawing/2016/5/14/chartex" xmlns:mc="http://schemas.openxmlformats.org/markup-compatibility/2006" xmlns:aink="http://schemas.microsoft.com/office/drawing/2016/ink" xmlns:am3d="http://schemas.microsoft.com/office/drawing/2017/model3d" xmlns:o="urn:schemas-microsoft-com:office:office" xmlns:r="http://schemas.openxmlformats.org/officeDocument/2006/relationships" xmlns:m="http://schemas.openxmlformats.org/officeDocument/2006/math" xmlns:v="urn:schemas-microsoft-com:vml" xmlns:wp14="http://schemas.microsoft.com/office/word/2010/wordprocessingDrawing" xmlns:wp="http://schemas.openxmlformats.org/drawingml/2006/wordprocessingDrawing" xmlns:w10="urn:schemas-microsoft-com:office:word" xmlns:w="http://schemas.openxmlformats.org/wordprocessingml/2006/main" xmlns:w14="http://schemas.microsoft.com/office/word/2010/wordml" xmlns:w15="http://schemas.microsoft.com/office/word/2012/wordml" xmlns:w16cex="http://schemas.microsoft.com/office/word/2018/wordml/cex" xmlns:w16cid="http://schemas.microsoft.com/office/word/2016/wordml/cid" xmlns:w16="http://schemas.microsoft.com/office/word/2018/wordml" xmlns:w16sdtdh="http://schemas.microsoft.com/office/word/2020/wordml/sdtdatahash" xmlns:w16se="http://schemas.microsoft.com/office/word/2015/wordml/symex" xmlns:wpg="http://schemas.microsoft.com/office/word/2010/wordprocessingGroup" xmlns:wpi="http://schemas.microsoft.com/office/word/2010/wordprocessingInk" xmlns:wne="http://schemas.microsoft.com/office/word/2006/wordml" xmlns:wps="http://schemas.microsoft.com/office/word/2010/wordprocessingShape" mc:Ignorable="w14 w15 w16se w16cid w16 w16cex w16sdtdh wp14">
   <w:abstractNum w:abstractNumId="0" w15:restartNumberingAfterBreak="0">
     <w:nsid w:val="0AB750E5"/>
     <w:multiLevelType w:val="multilevel"/>
@@ -6091,41 +6401,41 @@
       </w:rPr>
     </w:lvl>
   </w:abstractNum>
-  <w:num w:numId="1" w16cid:durableId="1485272273">
+  <w:num w:numId="1">
     <w:abstractNumId w:val="3"/>
   </w:num>
-  <w:num w:numId="2" w16cid:durableId="2030518586">
+  <w:num w:numId="2">
     <w:abstractNumId w:val="1"/>
   </w:num>
-  <w:num w:numId="3" w16cid:durableId="2029871639">
+  <w:num w:numId="3">
     <w:abstractNumId w:val="4"/>
   </w:num>
-  <w:num w:numId="4" w16cid:durableId="432556794">
+  <w:num w:numId="4">
     <w:abstractNumId w:val="0"/>
   </w:num>
-  <w:num w:numId="5" w16cid:durableId="989167263">
+  <w:num w:numId="5">
     <w:abstractNumId w:val="9"/>
   </w:num>
-  <w:num w:numId="6" w16cid:durableId="142082542">
+  <w:num w:numId="6">
     <w:abstractNumId w:val="8"/>
   </w:num>
-  <w:num w:numId="7" w16cid:durableId="2040859244">
+  <w:num w:numId="7">
     <w:abstractNumId w:val="2"/>
   </w:num>
-  <w:num w:numId="8" w16cid:durableId="1190752749">
+  <w:num w:numId="8">
     <w:abstractNumId w:val="5"/>
   </w:num>
-  <w:num w:numId="9" w16cid:durableId="1033185973">
+  <w:num w:numId="9">
     <w:abstractNumId w:val="6"/>
   </w:num>
-  <w:num w:numId="10" w16cid:durableId="1501240941">
+  <w:num w:numId="10">
     <w:abstractNumId w:val="7"/>
   </w:num>
 </w:numbering>
 </file>
 
 <file path=word/styles.xml><?xml version="1.0" encoding="utf-8"?>
-<w:styles xmlns:mc="http://schemas.openxmlformats.org/markup-compatibility/2006" xmlns:r="http://schemas.openxmlformats.org/officeDocument/2006/relationships" xmlns:w="http://schemas.openxmlformats.org/wordprocessingml/2006/main" xmlns:w14="http://schemas.microsoft.com/office/word/2010/wordml" xmlns:w15="http://schemas.microsoft.com/office/word/2012/wordml" xmlns:w16cex="http://schemas.microsoft.com/office/word/2018/wordml/cex" xmlns:w16cid="http://schemas.microsoft.com/office/word/2016/wordml/cid" xmlns:w16="http://schemas.microsoft.com/office/word/2018/wordml" xmlns:w16du="http://schemas.microsoft.com/office/word/2023/wordml/word16du" xmlns:w16sdtdh="http://schemas.microsoft.com/office/word/2020/wordml/sdtdatahash" xmlns:w16sdtfl="http://schemas.microsoft.com/office/word/2024/wordml/sdtformatlock" xmlns:w16se="http://schemas.microsoft.com/office/word/2015/wordml/symex" mc:Ignorable="w14 w15 w16se w16cid w16 w16cex w16sdtdh w16sdtfl w16du">
+<w:styles xmlns:mc="http://schemas.openxmlformats.org/markup-compatibility/2006" xmlns:r="http://schemas.openxmlformats.org/officeDocument/2006/relationships" xmlns:w="http://schemas.openxmlformats.org/wordprocessingml/2006/main" xmlns:w14="http://schemas.microsoft.com/office/word/2010/wordml" xmlns:w15="http://schemas.microsoft.com/office/word/2012/wordml" xmlns:w16cex="http://schemas.microsoft.com/office/word/2018/wordml/cex" xmlns:w16cid="http://schemas.microsoft.com/office/word/2016/wordml/cid" xmlns:w16="http://schemas.microsoft.com/office/word/2018/wordml" xmlns:w16sdtdh="http://schemas.microsoft.com/office/word/2020/wordml/sdtdatahash" xmlns:w16se="http://schemas.microsoft.com/office/word/2015/wordml/symex" mc:Ignorable="w14 w15 w16se w16cid w16 w16cex w16sdtdh">
   <w:docDefaults>
     <w:rPrDefault>
       <w:rPr>

--- a/templates/working/Договор_реклама.docx
+++ b/templates/working/Договор_реклама.docx
@@ -1,19 +1,17 @@
 
 <file path=word/document.xml><?xml version="1.0" encoding="utf-8"?>
-<w:document xmlns:wpc="http://schemas.microsoft.com/office/word/2010/wordprocessingCanvas" xmlns:cx="http://schemas.microsoft.com/office/drawing/2014/chartex" xmlns:cx1="http://schemas.microsoft.com/office/drawing/2015/9/8/chartex" xmlns:cx2="http://schemas.microsoft.com/office/drawing/2015/10/21/chartex" xmlns:cx3="http://schemas.microsoft.com/office/drawing/2016/5/9/chartex" xmlns:cx4="http://schemas.microsoft.com/office/drawing/2016/5/10/chartex" xmlns:cx5="http://schemas.microsoft.com/office/drawing/2016/5/11/chartex" xmlns:cx6="http://schemas.microsoft.com/office/drawing/2016/5/12/chartex" xmlns:cx7="http://schemas.microsoft.com/office/drawing/2016/5/13/chartex" xmlns:cx8="http://schemas.microsoft.com/office/drawing/2016/5/14/chartex" xmlns:mc="http://schemas.openxmlformats.org/markup-compatibility/2006" xmlns:aink="http://schemas.microsoft.com/office/drawing/2016/ink" xmlns:am3d="http://schemas.microsoft.com/office/drawing/2017/model3d" xmlns:o="urn:schemas-microsoft-com:office:office" xmlns:r="http://schemas.openxmlformats.org/officeDocument/2006/relationships" xmlns:m="http://schemas.openxmlformats.org/officeDocument/2006/math" xmlns:v="urn:schemas-microsoft-com:vml" xmlns:wp14="http://schemas.microsoft.com/office/word/2010/wordprocessingDrawing" xmlns:wp="http://schemas.openxmlformats.org/drawingml/2006/wordprocessingDrawing" xmlns:w10="urn:schemas-microsoft-com:office:word" xmlns:w="http://schemas.openxmlformats.org/wordprocessingml/2006/main" xmlns:w14="http://schemas.microsoft.com/office/word/2010/wordml" xmlns:w15="http://schemas.microsoft.com/office/word/2012/wordml" xmlns:w16cex="http://schemas.microsoft.com/office/word/2018/wordml/cex" xmlns:w16cid="http://schemas.microsoft.com/office/word/2016/wordml/cid" xmlns:w16="http://schemas.microsoft.com/office/word/2018/wordml" xmlns:w16sdtdh="http://schemas.microsoft.com/office/word/2020/wordml/sdtdatahash" xmlns:w16se="http://schemas.microsoft.com/office/word/2015/wordml/symex" xmlns:wpg="http://schemas.microsoft.com/office/word/2010/wordprocessingGroup" xmlns:wpi="http://schemas.microsoft.com/office/word/2010/wordprocessingInk" xmlns:wne="http://schemas.microsoft.com/office/word/2006/wordml" xmlns:wps="http://schemas.microsoft.com/office/word/2010/wordprocessingShape" mc:Ignorable="w14 w15 w16se w16cid w16 w16cex w16sdtdh wp14">
+<w:document xmlns:wpc="http://schemas.microsoft.com/office/word/2010/wordprocessingCanvas" xmlns:cx="http://schemas.microsoft.com/office/drawing/2014/chartex" xmlns:cx1="http://schemas.microsoft.com/office/drawing/2015/9/8/chartex" xmlns:cx2="http://schemas.microsoft.com/office/drawing/2015/10/21/chartex" xmlns:cx3="http://schemas.microsoft.com/office/drawing/2016/5/9/chartex" xmlns:cx4="http://schemas.microsoft.com/office/drawing/2016/5/10/chartex" xmlns:cx5="http://schemas.microsoft.com/office/drawing/2016/5/11/chartex" xmlns:cx6="http://schemas.microsoft.com/office/drawing/2016/5/12/chartex" xmlns:cx7="http://schemas.microsoft.com/office/drawing/2016/5/13/chartex" xmlns:cx8="http://schemas.microsoft.com/office/drawing/2016/5/14/chartex" xmlns:mc="http://schemas.openxmlformats.org/markup-compatibility/2006" xmlns:aink="http://schemas.microsoft.com/office/drawing/2016/ink" xmlns:am3d="http://schemas.microsoft.com/office/drawing/2017/model3d" xmlns:o="urn:schemas-microsoft-com:office:office" xmlns:oel="http://schemas.microsoft.com/office/2019/extlst" xmlns:r="http://schemas.openxmlformats.org/officeDocument/2006/relationships" xmlns:m="http://schemas.openxmlformats.org/officeDocument/2006/math" xmlns:v="urn:schemas-microsoft-com:vml" xmlns:wp14="http://schemas.microsoft.com/office/word/2010/wordprocessingDrawing" xmlns:wp="http://schemas.openxmlformats.org/drawingml/2006/wordprocessingDrawing" xmlns:w10="urn:schemas-microsoft-com:office:word" xmlns:w="http://schemas.openxmlformats.org/wordprocessingml/2006/main" xmlns:w14="http://schemas.microsoft.com/office/word/2010/wordml" xmlns:w15="http://schemas.microsoft.com/office/word/2012/wordml" xmlns:w16cex="http://schemas.microsoft.com/office/word/2018/wordml/cex" xmlns:w16cid="http://schemas.microsoft.com/office/word/2016/wordml/cid" xmlns:w16="http://schemas.microsoft.com/office/word/2018/wordml" xmlns:w16du="http://schemas.microsoft.com/office/word/2023/wordml/word16du" xmlns:w16sdtdh="http://schemas.microsoft.com/office/word/2020/wordml/sdtdatahash" xmlns:w16sdtfl="http://schemas.microsoft.com/office/word/2024/wordml/sdtformatlock" xmlns:w16se="http://schemas.microsoft.com/office/word/2015/wordml/symex" xmlns:wpg="http://schemas.microsoft.com/office/word/2010/wordprocessingGroup" xmlns:wpi="http://schemas.microsoft.com/office/word/2010/wordprocessingInk" xmlns:wne="http://schemas.microsoft.com/office/word/2006/wordml" xmlns:wps="http://schemas.microsoft.com/office/word/2010/wordprocessingShape" mc:Ignorable="w14 w15 w16se w16cid w16 w16cex w16sdtdh w16sdtfl w16du wp14">
   <w:body>
     <w:p>
       <w:pPr>
-        <w:pStyle w:val="1"/>
-        <w:spacing w:before="0" w:after="0"/>
-        <w:ind w:firstLine="708"/>
+        <w:pStyle w:val="ad"/>
         <w:jc w:val="center"/>
         <w:rPr>
           <w:rFonts w:ascii="Times New Roman" w:hAnsi="Times New Roman"/>
           <w:b/>
           <w:bCs/>
-          <w:color w:val="auto"/>
-          <w:sz w:val="20"/>
+          <w:sz w:val="24"/>
+          <w:szCs w:val="24"/>
         </w:rPr>
       </w:pPr>
       <w:r>
@@ -21,8 +19,8 @@
           <w:rFonts w:ascii="Times New Roman" w:hAnsi="Times New Roman"/>
           <w:b/>
           <w:bCs/>
-          <w:color w:val="auto"/>
-          <w:sz w:val="20"/>
+          <w:sz w:val="24"/>
+          <w:szCs w:val="24"/>
         </w:rPr>
         <w:t>ДОГОВОР № {{deal</w:t>
       </w:r>
@@ -31,8 +29,8 @@
           <w:rFonts w:ascii="Times New Roman" w:hAnsi="Times New Roman"/>
           <w:b/>
           <w:bCs/>
-          <w:color w:val="auto"/>
-          <w:sz w:val="20"/>
+          <w:sz w:val="24"/>
+          <w:szCs w:val="24"/>
           <w:lang w:val="ru-RU"/>
         </w:rPr>
         <w:t>.</w:t>
@@ -42,8 +40,8 @@
           <w:rFonts w:ascii="Times New Roman" w:hAnsi="Times New Roman"/>
           <w:b/>
           <w:bCs/>
-          <w:color w:val="auto"/>
-          <w:sz w:val="20"/>
+          <w:sz w:val="24"/>
+          <w:szCs w:val="24"/>
           <w:lang w:val="en-US"/>
         </w:rPr>
         <w:t>n</w:t>
@@ -53,158 +51,116 @@
           <w:rFonts w:ascii="Times New Roman" w:hAnsi="Times New Roman"/>
           <w:b/>
           <w:bCs/>
-          <w:color w:val="auto"/>
-          <w:sz w:val="20"/>
+          <w:sz w:val="24"/>
+          <w:szCs w:val="24"/>
         </w:rPr>
         <w:t>umber}}</w:t>
       </w:r>
     </w:p>
     <w:p>
       <w:pPr>
-        <w:pStyle w:val="1"/>
-        <w:spacing w:before="0" w:after="0"/>
-        <w:ind w:firstLine="567"/>
+        <w:pStyle w:val="ad"/>
         <w:jc w:val="center"/>
         <w:rPr>
           <w:rFonts w:ascii="Times New Roman" w:hAnsi="Times New Roman"/>
           <w:b/>
-          <w:color w:val="auto"/>
-          <w:sz w:val="20"/>
+          <w:bCs/>
+          <w:sz w:val="24"/>
+          <w:szCs w:val="24"/>
         </w:rPr>
       </w:pPr>
       <w:r>
         <w:rPr>
           <w:rFonts w:ascii="Times New Roman" w:hAnsi="Times New Roman"/>
           <w:b/>
-          <w:color w:val="auto"/>
-          <w:sz w:val="20"/>
+          <w:bCs/>
+          <w:sz w:val="24"/>
+          <w:szCs w:val="24"/>
         </w:rPr>
         <w:t>на оказание рекламных услуг</w:t>
       </w:r>
     </w:p>
     <w:p>
       <w:pPr>
-        <w:pStyle w:val="1"/>
-        <w:spacing w:before="0" w:after="0"/>
-        <w:ind w:firstLine="567"/>
-        <w:jc w:val="both"/>
+        <w:pStyle w:val="ad"/>
         <w:rPr>
           <w:rFonts w:ascii="Times New Roman" w:hAnsi="Times New Roman"/>
-          <w:color w:val="auto"/>
-          <w:sz w:val="20"/>
+          <w:sz w:val="24"/>
+          <w:szCs w:val="24"/>
         </w:rPr>
       </w:pPr>
       <w:r>
         <w:rPr>
           <w:rFonts w:ascii="Times New Roman" w:hAnsi="Times New Roman"/>
-          <w:color w:val="auto"/>
-          <w:sz w:val="20"/>
-        </w:rPr>
-        <w:t>г.</w:t>
+          <w:sz w:val="24"/>
+          <w:szCs w:val="24"/>
+        </w:rPr>
+        <w:t>г.Лида</w:t>
+      </w:r>
+      <w:r>
+        <w:tab/>
+      </w:r>
+      <w:r>
+        <w:tab/>
+      </w:r>
+      <w:r>
+        <w:tab/>
+      </w:r>
+      <w:r>
+        <w:tab/>
+      </w:r>
+      <w:r>
+        <w:t xml:space="preserve">     </w:t>
+      </w:r>
+      <w:r>
+        <w:tab/>
+      </w:r>
+      <w:r>
+        <w:tab/>
+      </w:r>
+      <w:r>
+        <w:tab/>
+      </w:r>
+      <w:r>
+        <w:tab/>
+      </w:r>
+      <w:r>
+        <w:tab/>
+      </w:r>
+      <w:r>
+        <w:tab/>
+      </w:r>
+      <w:r>
+        <w:tab/>
       </w:r>
       <w:r>
         <w:rPr>
           <w:rFonts w:ascii="Times New Roman" w:hAnsi="Times New Roman"/>
-          <w:color w:val="auto"/>
-          <w:sz w:val="20"/>
-          <w:lang w:val="ru-RU"/>
-        </w:rPr>
-        <w:t>Лида</w:t>
+          <w:sz w:val="24"/>
+          <w:szCs w:val="24"/>
+        </w:rPr>
+        <w:t>{{deal.</w:t>
       </w:r>
       <w:r>
         <w:rPr>
           <w:rFonts w:ascii="Times New Roman" w:hAnsi="Times New Roman"/>
-          <w:color w:val="auto"/>
-          <w:sz w:val="20"/>
-        </w:rPr>
-        <w:tab/>
+          <w:sz w:val="24"/>
+          <w:szCs w:val="24"/>
+        </w:rPr>
+        <w:t>date</w:t>
       </w:r>
       <w:r>
         <w:rPr>
           <w:rFonts w:ascii="Times New Roman" w:hAnsi="Times New Roman"/>
-          <w:color w:val="auto"/>
-          <w:sz w:val="20"/>
-        </w:rPr>
-        <w:tab/>
-      </w:r>
-      <w:r>
-        <w:rPr>
-          <w:rFonts w:ascii="Times New Roman" w:hAnsi="Times New Roman"/>
-          <w:color w:val="auto"/>
-          <w:sz w:val="20"/>
-        </w:rPr>
-        <w:tab/>
-      </w:r>
-      <w:r>
-        <w:rPr>
-          <w:rFonts w:ascii="Times New Roman" w:hAnsi="Times New Roman"/>
-          <w:color w:val="auto"/>
-          <w:sz w:val="20"/>
-        </w:rPr>
-        <w:tab/>
-      </w:r>
-      <w:r>
-        <w:rPr>
-          <w:rFonts w:ascii="Times New Roman" w:hAnsi="Times New Roman"/>
-          <w:color w:val="auto"/>
-          <w:sz w:val="20"/>
-          <w:lang w:val="ru-RU"/>
-        </w:rPr>
-        <w:t xml:space="preserve">     </w:t>
-      </w:r>
-      <w:r>
-        <w:rPr>
-          <w:rFonts w:ascii="Times New Roman" w:hAnsi="Times New Roman"/>
-          <w:color w:val="auto"/>
-          <w:sz w:val="20"/>
-        </w:rPr>
-        <w:tab/>
-      </w:r>
-      <w:r>
-        <w:rPr>
-          <w:rFonts w:ascii="Times New Roman" w:hAnsi="Times New Roman"/>
-          <w:color w:val="auto"/>
-          <w:sz w:val="20"/>
-        </w:rPr>
-        <w:tab/>
-      </w:r>
-      <w:r>
-        <w:rPr>
-          <w:rFonts w:ascii="Times New Roman" w:hAnsi="Times New Roman"/>
-          <w:color w:val="auto"/>
-          <w:sz w:val="20"/>
-        </w:rPr>
-        <w:tab/>
-      </w:r>
-      <w:r>
-        <w:rPr>
-          <w:rFonts w:ascii="Times New Roman" w:hAnsi="Times New Roman"/>
-          <w:color w:val="auto"/>
-          <w:sz w:val="20"/>
-        </w:rPr>
-        <w:tab/>
-      </w:r>
-      <w:r>
-        <w:rPr>
-          <w:rFonts w:ascii="Times New Roman" w:hAnsi="Times New Roman"/>
-          <w:color w:val="auto"/>
-          <w:sz w:val="20"/>
-        </w:rPr>
-        <w:tab/>
-        <w:t>«___» _______202__ г.</w:t>
+          <w:sz w:val="24"/>
+          <w:szCs w:val="24"/>
+        </w:rPr>
+        <w:t>}}г.</w:t>
       </w:r>
     </w:p>
     <w:p>
       <w:pPr>
-        <w:pStyle w:val="1"/>
-        <w:spacing w:before="0" w:after="0"/>
-        <w:ind w:firstLine="567"/>
-        <w:jc w:val="both"/>
-        <w:rPr>
-          <w:rFonts w:ascii="Times New Roman" w:hAnsi="Times New Roman"/>
-          <w:color w:val="auto"/>
-          <w:sz w:val="20"/>
-        </w:rPr>
+        <w:pStyle w:val="ad"/>
       </w:pPr>
     </w:p>
     <w:p>
@@ -266,7 +222,55 @@
           <w:rFonts w:ascii="Times New Roman" w:hAnsi="Times New Roman"/>
           <w:sz w:val="20"/>
         </w:rPr>
-        <w:t xml:space="preserve"> в дальнейшем именуемый "Потребитель", и Общество с ограниченной ответственностью «ГермесГарант» в лице директора Турко Ольги Ростиславовны, действующего на основании Устава, в дальнейшем именуемое "Исполнитель", совместно именуемые "Стороны", заключили настоящий договор о нижеследующем:</w:t>
+        <w:t xml:space="preserve"> в дальнейшем именуемый </w:t>
+      </w:r>
+      <w:r>
+        <w:rPr>
+          <w:rFonts w:ascii="Times New Roman" w:hAnsi="Times New Roman"/>
+          <w:b/>
+          <w:bCs/>
+          <w:sz w:val="20"/>
+        </w:rPr>
+        <w:t>"Потребитель"</w:t>
+      </w:r>
+      <w:r>
+        <w:rPr>
+          <w:rFonts w:ascii="Times New Roman" w:hAnsi="Times New Roman"/>
+          <w:sz w:val="20"/>
+        </w:rPr>
+        <w:t xml:space="preserve">, и </w:t>
+      </w:r>
+      <w:r>
+        <w:rPr>
+          <w:rFonts w:ascii="Times New Roman" w:hAnsi="Times New Roman"/>
+          <w:b/>
+          <w:bCs/>
+          <w:sz w:val="20"/>
+        </w:rPr>
+        <w:t>Общество с ограниченной ответственностью «ГермесГарант»</w:t>
+      </w:r>
+      <w:r>
+        <w:rPr>
+          <w:rFonts w:ascii="Times New Roman" w:hAnsi="Times New Roman"/>
+          <w:sz w:val="20"/>
+        </w:rPr>
+        <w:t xml:space="preserve"> в лице директора Турко Ольги Ростиславовны, действующего на основании Устава, в дальнейшем именуемое </w:t>
+      </w:r>
+      <w:r>
+        <w:rPr>
+          <w:rFonts w:ascii="Times New Roman" w:hAnsi="Times New Roman"/>
+          <w:b/>
+          <w:bCs/>
+          <w:sz w:val="20"/>
+        </w:rPr>
+        <w:t>"Исполнитель"</w:t>
+      </w:r>
+      <w:r>
+        <w:rPr>
+          <w:rFonts w:ascii="Times New Roman" w:hAnsi="Times New Roman"/>
+          <w:sz w:val="20"/>
+        </w:rPr>
+        <w:t>, совместно именуемые "Стороны", заключили настоящий договор о нижеследующем:</w:t>
       </w:r>
     </w:p>
     <w:p>
@@ -2229,7 +2233,16 @@
                 <w:sz w:val="20"/>
                 <w:lang w:val="ru-RU" w:eastAsia="ru-RU"/>
               </w:rPr>
-              <w:t>Рег.</w:t>
+              <w:t>Адрес регистрации</w:t>
+            </w:r>
+            <w:r>
+              <w:rPr>
+                <w:rFonts w:ascii="Times New Roman" w:hAnsi="Times New Roman"/>
+                <w:color w:val="auto"/>
+                <w:sz w:val="20"/>
+                <w:lang w:val="en-US" w:eastAsia="ru-RU"/>
+              </w:rPr>
+              <w:t>:</w:t>
             </w:r>
             <w:r>
               <w:rPr>
@@ -2467,16 +2480,16 @@
                 <w:rFonts w:ascii="Times New Roman" w:hAnsi="Times New Roman"/>
                 <w:color w:val="auto"/>
                 <w:sz w:val="20"/>
+                <w:lang w:val="en-US" w:eastAsia="ru-RU"/>
+              </w:rPr>
+            </w:pPr>
+            <w:r>
+              <w:rPr>
+                <w:rFonts w:ascii="Times New Roman" w:hAnsi="Times New Roman"/>
+                <w:color w:val="auto"/>
+                <w:sz w:val="20"/>
                 <w:lang w:val="ru-RU" w:eastAsia="ru-RU"/>
               </w:rPr>
-            </w:pPr>
-            <w:r>
-              <w:rPr>
-                <w:rFonts w:ascii="Times New Roman" w:hAnsi="Times New Roman"/>
-                <w:color w:val="auto"/>
-                <w:sz w:val="20"/>
-                <w:lang w:val="ru-RU" w:eastAsia="ru-RU"/>
-              </w:rPr>
               <w:t>Выдан</w:t>
             </w:r>
             <w:r>
@@ -2509,7 +2522,28 @@
                 <w:sz w:val="20"/>
                 <w:lang w:val="en-US"/>
               </w:rPr>
-              <w:t>passportIssuedBy</w:t>
+              <w:t>passportIssuedByInstrumental</w:t>
+            </w:r>
+            <w:r>
+              <w:rPr>
+                <w:rFonts w:ascii="Times New Roman" w:hAnsi="Times New Roman"/>
+                <w:sz w:val="20"/>
+              </w:rPr>
+              <w:t>}}</w:t>
+            </w:r>
+            <w:r>
+              <w:rPr>
+                <w:rFonts w:ascii="Times New Roman" w:hAnsi="Times New Roman"/>
+                <w:sz w:val="20"/>
+              </w:rPr>
+              <w:t xml:space="preserve"> {{seller.</w:t>
+            </w:r>
+            <w:r>
+              <w:rPr>
+                <w:rFonts w:ascii="Times New Roman" w:hAnsi="Times New Roman"/>
+                <w:sz w:val="20"/>
+              </w:rPr>
+              <w:t>passportIssueDate</w:t>
             </w:r>
             <w:r>
               <w:rPr>
@@ -2757,9 +2791,59 @@
                 <w:rFonts w:ascii="Times New Roman" w:hAnsi="Times New Roman"/>
                 <w:color w:val="auto"/>
                 <w:sz w:val="20"/>
+                <w:lang w:val="en-US" w:eastAsia="ru-RU"/>
+              </w:rPr>
+            </w:pPr>
+          </w:p>
+          <w:p>
+            <w:pPr>
+              <w:autoSpaceDE w:val="0"/>
+              <w:autoSpaceDN w:val="0"/>
+              <w:adjustRightInd w:val="0"/>
+              <w:jc w:val="both"/>
+              <w:rPr>
+                <w:rFonts w:ascii="Times New Roman" w:hAnsi="Times New Roman"/>
+                <w:color w:val="auto"/>
+                <w:sz w:val="20"/>
+                <w:lang w:val="en-US" w:eastAsia="ru-RU"/>
+              </w:rPr>
+            </w:pPr>
+            <w:r>
+              <w:rPr>
+                <w:rFonts w:ascii="Times New Roman" w:hAnsi="Times New Roman"/>
+                <w:color w:val="auto"/>
+                <w:sz w:val="20"/>
                 <w:lang w:val="ru-RU" w:eastAsia="ru-RU"/>
               </w:rPr>
-            </w:pPr>
+              <w:t>Подпись                                             /</w:t>
+            </w:r>
+            <w:r>
+              <w:rPr>
+                <w:rFonts w:ascii="Times New Roman" w:hAnsi="Times New Roman"/>
+                <w:color w:val="auto"/>
+                <w:sz w:val="20"/>
+                <w:lang w:val="en-US" w:eastAsia="ru-RU"/>
+              </w:rPr>
+              <w:t xml:space="preserve"> {{seller.</w:t>
+            </w:r>
+            <w:r>
+              <w:rPr>
+                <w:rFonts w:ascii="Times New Roman" w:hAnsi="Times New Roman"/>
+                <w:color w:val="auto"/>
+                <w:sz w:val="20"/>
+                <w:lang w:val="en-US" w:eastAsia="ru-RU"/>
+              </w:rPr>
+              <w:t>initials</w:t>
+            </w:r>
+            <w:r>
+              <w:rPr>
+                <w:rFonts w:ascii="Times New Roman" w:hAnsi="Times New Roman"/>
+                <w:color w:val="auto"/>
+                <w:sz w:val="20"/>
+                <w:lang w:val="en-US" w:eastAsia="ru-RU"/>
+              </w:rPr>
+              <w:t>}}</w:t>
+            </w:r>
             <w:r>
               <w:rPr>
                 <w:rFonts w:ascii="Times New Roman" w:hAnsi="Times New Roman"/>
@@ -2767,7 +2851,7 @@
                 <w:sz w:val="20"/>
                 <w:lang w:val="ru-RU" w:eastAsia="ru-RU"/>
               </w:rPr>
-              <w:t>Подпись                                             /                                                                      /</w:t>
+              <w:t>/</w:t>
             </w:r>
           </w:p>
         </w:tc>
@@ -3179,7 +3263,6 @@
                   <w14:uncheckedState w14:val="2610" w14:font="MS Gothic"/>
                 </w14:checkbox>
               </w:sdtPr>
-              <w:sdtEndPr/>
               <w:sdtContent>
                 <w:r>
                   <w:rPr>
@@ -3480,7 +3563,6 @@
                   <w14:uncheckedState w14:val="2610" w14:font="MS Gothic"/>
                 </w14:checkbox>
               </w:sdtPr>
-              <w:sdtEndPr/>
               <w:sdtContent>
                 <w:r>
                   <w:rPr>
@@ -3810,7 +3892,6 @@
                   <w14:uncheckedState w14:val="2610" w14:font="MS Gothic"/>
                 </w14:checkbox>
               </w:sdtPr>
-              <w:sdtEndPr/>
               <w:sdtContent>
                 <w:r>
                   <w:rPr>
@@ -4253,7 +4334,6 @@
                   <w14:uncheckedState w14:val="2610" w14:font="MS Gothic"/>
                 </w14:checkbox>
               </w:sdtPr>
-              <w:sdtEndPr/>
               <w:sdtContent>
                 <w:r>
                   <w:rPr>
@@ -4921,7 +5001,42 @@
                 <w:color w:val="auto"/>
                 <w:sz w:val="20"/>
               </w:rPr>
-              <w:t xml:space="preserve">__________________/________________________       </w:t>
+              <w:t>__________________/</w:t>
+            </w:r>
+            <w:r>
+              <w:rPr>
+                <w:rFonts w:ascii="Times New Roman" w:hAnsi="Times New Roman"/>
+                <w:color w:val="auto"/>
+                <w:sz w:val="20"/>
+                <w:lang w:val="en-US" w:eastAsia="ru-RU"/>
+              </w:rPr>
+              <w:t>{{seller.</w:t>
+            </w:r>
+            <w:r>
+              <w:rPr>
+                <w:rFonts w:ascii="Times New Roman" w:hAnsi="Times New Roman"/>
+                <w:color w:val="auto"/>
+                <w:sz w:val="20"/>
+                <w:lang w:val="en-US" w:eastAsia="ru-RU"/>
+              </w:rPr>
+              <w:t>initials</w:t>
+            </w:r>
+            <w:r>
+              <w:rPr>
+                <w:rFonts w:ascii="Times New Roman" w:hAnsi="Times New Roman"/>
+                <w:color w:val="auto"/>
+                <w:sz w:val="20"/>
+                <w:lang w:val="en-US" w:eastAsia="ru-RU"/>
+              </w:rPr>
+              <w:t>}}</w:t>
+            </w:r>
+            <w:r>
+              <w:rPr>
+                <w:rFonts w:ascii="Times New Roman" w:hAnsi="Times New Roman"/>
+                <w:color w:val="auto"/>
+                <w:sz w:val="20"/>
+              </w:rPr>
+              <w:t xml:space="preserve">     </w:t>
             </w:r>
           </w:p>
         </w:tc>
@@ -5032,7 +5147,7 @@
 </file>
 
 <file path=word/numbering.xml><?xml version="1.0" encoding="utf-8"?>
-<w:numbering xmlns:wpc="http://schemas.microsoft.com/office/word/2010/wordprocessingCanvas" xmlns:cx="http://schemas.microsoft.com/office/drawing/2014/chartex" xmlns:cx1="http://schemas.microsoft.com/office/drawing/2015/9/8/chartex" xmlns:cx2="http://schemas.microsoft.com/office/drawing/2015/10/21/chartex" xmlns:cx3="http://schemas.microsoft.com/office/drawing/2016/5/9/chartex" xmlns:cx4="http://schemas.microsoft.com/office/drawing/2016/5/10/chartex" xmlns:cx5="http://schemas.microsoft.com/office/drawing/2016/5/11/chartex" xmlns:cx6="http://schemas.microsoft.com/office/drawing/2016/5/12/chartex" xmlns:cx7="http://schemas.microsoft.com/office/drawing/2016/5/13/chartex" xmlns:cx8="http://schemas.microsoft.com/office/drawing/2016/5/14/chartex" xmlns:mc="http://schemas.openxmlformats.org/markup-compatibility/2006" xmlns:aink="http://schemas.microsoft.com/office/drawing/2016/ink" xmlns:am3d="http://schemas.microsoft.com/office/drawing/2017/model3d" xmlns:o="urn:schemas-microsoft-com:office:office" xmlns:r="http://schemas.openxmlformats.org/officeDocument/2006/relationships" xmlns:m="http://schemas.openxmlformats.org/officeDocument/2006/math" xmlns:v="urn:schemas-microsoft-com:vml" xmlns:wp14="http://schemas.microsoft.com/office/word/2010/wordprocessingDrawing" xmlns:wp="http://schemas.openxmlformats.org/drawingml/2006/wordprocessingDrawing" xmlns:w10="urn:schemas-microsoft-com:office:word" xmlns:w="http://schemas.openxmlformats.org/wordprocessingml/2006/main" xmlns:w14="http://schemas.microsoft.com/office/word/2010/wordml" xmlns:w15="http://schemas.microsoft.com/office/word/2012/wordml" xmlns:w16cex="http://schemas.microsoft.com/office/word/2018/wordml/cex" xmlns:w16cid="http://schemas.microsoft.com/office/word/2016/wordml/cid" xmlns:w16="http://schemas.microsoft.com/office/word/2018/wordml" xmlns:w16sdtdh="http://schemas.microsoft.com/office/word/2020/wordml/sdtdatahash" xmlns:w16se="http://schemas.microsoft.com/office/word/2015/wordml/symex" xmlns:wpg="http://schemas.microsoft.com/office/word/2010/wordprocessingGroup" xmlns:wpi="http://schemas.microsoft.com/office/word/2010/wordprocessingInk" xmlns:wne="http://schemas.microsoft.com/office/word/2006/wordml" xmlns:wps="http://schemas.microsoft.com/office/word/2010/wordprocessingShape" mc:Ignorable="w14 w15 w16se w16cid w16 w16cex w16sdtdh wp14">
+<w:numbering xmlns:wpc="http://schemas.microsoft.com/office/word/2010/wordprocessingCanvas" xmlns:cx="http://schemas.microsoft.com/office/drawing/2014/chartex" xmlns:cx1="http://schemas.microsoft.com/office/drawing/2015/9/8/chartex" xmlns:cx2="http://schemas.microsoft.com/office/drawing/2015/10/21/chartex" xmlns:cx3="http://schemas.microsoft.com/office/drawing/2016/5/9/chartex" xmlns:cx4="http://schemas.microsoft.com/office/drawing/2016/5/10/chartex" xmlns:cx5="http://schemas.microsoft.com/office/drawing/2016/5/11/chartex" xmlns:cx6="http://schemas.microsoft.com/office/drawing/2016/5/12/chartex" xmlns:cx7="http://schemas.microsoft.com/office/drawing/2016/5/13/chartex" xmlns:cx8="http://schemas.microsoft.com/office/drawing/2016/5/14/chartex" xmlns:mc="http://schemas.openxmlformats.org/markup-compatibility/2006" xmlns:aink="http://schemas.microsoft.com/office/drawing/2016/ink" xmlns:am3d="http://schemas.microsoft.com/office/drawing/2017/model3d" xmlns:o="urn:schemas-microsoft-com:office:office" xmlns:oel="http://schemas.microsoft.com/office/2019/extlst" xmlns:r="http://schemas.openxmlformats.org/officeDocument/2006/relationships" xmlns:m="http://schemas.openxmlformats.org/officeDocument/2006/math" xmlns:v="urn:schemas-microsoft-com:vml" xmlns:wp14="http://schemas.microsoft.com/office/word/2010/wordprocessingDrawing" xmlns:wp="http://schemas.openxmlformats.org/drawingml/2006/wordprocessingDrawing" xmlns:w10="urn:schemas-microsoft-com:office:word" xmlns:w="http://schemas.openxmlformats.org/wordprocessingml/2006/main" xmlns:w14="http://schemas.microsoft.com/office/word/2010/wordml" xmlns:w15="http://schemas.microsoft.com/office/word/2012/wordml" xmlns:w16cex="http://schemas.microsoft.com/office/word/2018/wordml/cex" xmlns:w16cid="http://schemas.microsoft.com/office/word/2016/wordml/cid" xmlns:w16="http://schemas.microsoft.com/office/word/2018/wordml" xmlns:w16du="http://schemas.microsoft.com/office/word/2023/wordml/word16du" xmlns:w16sdtdh="http://schemas.microsoft.com/office/word/2020/wordml/sdtdatahash" xmlns:w16sdtfl="http://schemas.microsoft.com/office/word/2024/wordml/sdtformatlock" xmlns:w16se="http://schemas.microsoft.com/office/word/2015/wordml/symex" xmlns:wpg="http://schemas.microsoft.com/office/word/2010/wordprocessingGroup" xmlns:wpi="http://schemas.microsoft.com/office/word/2010/wordprocessingInk" xmlns:wne="http://schemas.microsoft.com/office/word/2006/wordml" xmlns:wps="http://schemas.microsoft.com/office/word/2010/wordprocessingShape" mc:Ignorable="w14 w15 w16se w16cid w16 w16cex w16sdtdh w16sdtfl w16du wp14">
   <w:abstractNum w:abstractNumId="0" w15:restartNumberingAfterBreak="0">
     <w:nsid w:val="0AB750E5"/>
     <w:multiLevelType w:val="multilevel"/>
@@ -6401,41 +6516,41 @@
       </w:rPr>
     </w:lvl>
   </w:abstractNum>
-  <w:num w:numId="1">
+  <w:num w:numId="1" w16cid:durableId="770319687">
     <w:abstractNumId w:val="3"/>
   </w:num>
-  <w:num w:numId="2">
+  <w:num w:numId="2" w16cid:durableId="1687517465">
     <w:abstractNumId w:val="1"/>
   </w:num>
-  <w:num w:numId="3">
+  <w:num w:numId="3" w16cid:durableId="502210389">
     <w:abstractNumId w:val="4"/>
   </w:num>
-  <w:num w:numId="4">
+  <w:num w:numId="4" w16cid:durableId="1330526945">
     <w:abstractNumId w:val="0"/>
   </w:num>
-  <w:num w:numId="5">
+  <w:num w:numId="5" w16cid:durableId="1397699641">
     <w:abstractNumId w:val="9"/>
   </w:num>
-  <w:num w:numId="6">
+  <w:num w:numId="6" w16cid:durableId="1160275046">
     <w:abstractNumId w:val="8"/>
   </w:num>
-  <w:num w:numId="7">
+  <w:num w:numId="7" w16cid:durableId="920217381">
     <w:abstractNumId w:val="2"/>
   </w:num>
-  <w:num w:numId="8">
+  <w:num w:numId="8" w16cid:durableId="2134596462">
     <w:abstractNumId w:val="5"/>
   </w:num>
-  <w:num w:numId="9">
+  <w:num w:numId="9" w16cid:durableId="794100202">
     <w:abstractNumId w:val="6"/>
   </w:num>
-  <w:num w:numId="10">
+  <w:num w:numId="10" w16cid:durableId="1663309800">
     <w:abstractNumId w:val="7"/>
   </w:num>
 </w:numbering>
 </file>
 
 <file path=word/styles.xml><?xml version="1.0" encoding="utf-8"?>
-<w:styles xmlns:mc="http://schemas.openxmlformats.org/markup-compatibility/2006" xmlns:r="http://schemas.openxmlformats.org/officeDocument/2006/relationships" xmlns:w="http://schemas.openxmlformats.org/wordprocessingml/2006/main" xmlns:w14="http://schemas.microsoft.com/office/word/2010/wordml" xmlns:w15="http://schemas.microsoft.com/office/word/2012/wordml" xmlns:w16cex="http://schemas.microsoft.com/office/word/2018/wordml/cex" xmlns:w16cid="http://schemas.microsoft.com/office/word/2016/wordml/cid" xmlns:w16="http://schemas.microsoft.com/office/word/2018/wordml" xmlns:w16sdtdh="http://schemas.microsoft.com/office/word/2020/wordml/sdtdatahash" xmlns:w16se="http://schemas.microsoft.com/office/word/2015/wordml/symex" mc:Ignorable="w14 w15 w16se w16cid w16 w16cex w16sdtdh">
+<w:styles xmlns:mc="http://schemas.openxmlformats.org/markup-compatibility/2006" xmlns:r="http://schemas.openxmlformats.org/officeDocument/2006/relationships" xmlns:w="http://schemas.openxmlformats.org/wordprocessingml/2006/main" xmlns:w14="http://schemas.microsoft.com/office/word/2010/wordml" xmlns:w15="http://schemas.microsoft.com/office/word/2012/wordml" xmlns:w16cex="http://schemas.microsoft.com/office/word/2018/wordml/cex" xmlns:w16cid="http://schemas.microsoft.com/office/word/2016/wordml/cid" xmlns:w16="http://schemas.microsoft.com/office/word/2018/wordml" xmlns:w16du="http://schemas.microsoft.com/office/word/2023/wordml/word16du" xmlns:w16sdtdh="http://schemas.microsoft.com/office/word/2020/wordml/sdtdatahash" xmlns:w16sdtfl="http://schemas.microsoft.com/office/word/2024/wordml/sdtformatlock" xmlns:w16se="http://schemas.microsoft.com/office/word/2015/wordml/symex" mc:Ignorable="w14 w15 w16se w16cid w16 w16cex w16sdtdh w16sdtfl w16du">
   <w:docDefaults>
     <w:rPrDefault>
       <w:rPr>
@@ -7114,6 +7229,21 @@
       <w:lang w:val="ru-BY" w:eastAsia="ru-BY"/>
     </w:rPr>
   </w:style>
+  <w:style w:type="paragraph" w:styleId="ad">
+    <w:name w:val="No Spacing"/>
+    <w:uiPriority w:val="1"/>
+    <w:qFormat/>
+    <w:rsid w:val="00F007AA"/>
+    <w:pPr>
+      <w:spacing w:after="0" w:line="240" w:lineRule="auto"/>
+    </w:pPr>
+    <w:rPr>
+      <w:rFonts w:eastAsia="Times New Roman" w:cs="Times New Roman"/>
+      <w:color w:val="000000"/>
+      <w:szCs w:val="20"/>
+      <w:lang w:val="ru-BY" w:eastAsia="ru-BY"/>
+    </w:rPr>
+  </w:style>
 </w:styles>
 </file>
 

--- a/templates/working/Договор_реклама.docx
+++ b/templates/working/Договор_реклама.docx
@@ -22,8 +22,21 @@
           <w:sz w:val="24"/>
           <w:szCs w:val="24"/>
         </w:rPr>
-        <w:t>ДОГОВОР № {{deal</w:t>
-      </w:r>
+        <w:t>ДОГОВОР № {{</w:t>
+      </w:r>
+      <w:proofErr w:type="spellStart"/>
+      <w:proofErr w:type="gramStart"/>
+      <w:r>
+        <w:rPr>
+          <w:rFonts w:ascii="Times New Roman" w:hAnsi="Times New Roman"/>
+          <w:b/>
+          <w:bCs/>
+          <w:sz w:val="24"/>
+          <w:szCs w:val="24"/>
+        </w:rPr>
+        <w:t>deal</w:t>
+      </w:r>
+      <w:proofErr w:type="spellEnd"/>
       <w:r>
         <w:rPr>
           <w:rFonts w:ascii="Times New Roman" w:hAnsi="Times New Roman"/>
@@ -46,6 +59,7 @@
         </w:rPr>
         <w:t>n</w:t>
       </w:r>
+      <w:proofErr w:type="spellStart"/>
       <w:r>
         <w:rPr>
           <w:rFonts w:ascii="Times New Roman" w:hAnsi="Times New Roman"/>
@@ -54,13 +68,11 @@
           <w:sz w:val="24"/>
           <w:szCs w:val="24"/>
         </w:rPr>
-        <w:t>umber}}</w:t>
-      </w:r>
-    </w:p>
-    <w:p>
-      <w:pPr>
-        <w:pStyle w:val="ad"/>
-        <w:jc w:val="center"/>
+        <w:t>umber</w:t>
+      </w:r>
+      <w:proofErr w:type="spellEnd"/>
+      <w:proofErr w:type="gramEnd"/>
+      <w:r>
         <w:rPr>
           <w:rFonts w:ascii="Times New Roman" w:hAnsi="Times New Roman"/>
           <w:b/>
@@ -68,8 +80,13 @@
           <w:sz w:val="24"/>
           <w:szCs w:val="24"/>
         </w:rPr>
-      </w:pPr>
-      <w:r>
+        <w:t>}}</w:t>
+      </w:r>
+    </w:p>
+    <w:p>
+      <w:pPr>
+        <w:pStyle w:val="ad"/>
+        <w:jc w:val="center"/>
         <w:rPr>
           <w:rFonts w:ascii="Times New Roman" w:hAnsi="Times New Roman"/>
           <w:b/>
@@ -77,6 +94,15 @@
           <w:sz w:val="24"/>
           <w:szCs w:val="24"/>
         </w:rPr>
+      </w:pPr>
+      <w:r>
+        <w:rPr>
+          <w:rFonts w:ascii="Times New Roman" w:hAnsi="Times New Roman"/>
+          <w:b/>
+          <w:bCs/>
+          <w:sz w:val="24"/>
+          <w:szCs w:val="24"/>
+        </w:rPr>
         <w:t>на оказание рекламных услуг</w:t>
       </w:r>
     </w:p>
@@ -89,6 +115,7 @@
           <w:szCs w:val="24"/>
         </w:rPr>
       </w:pPr>
+      <w:proofErr w:type="spellStart"/>
       <w:r>
         <w:rPr>
           <w:rFonts w:ascii="Times New Roman" w:hAnsi="Times New Roman"/>
@@ -97,6 +124,7 @@
         </w:rPr>
         <w:t>г.Лида</w:t>
       </w:r>
+      <w:proofErr w:type="spellEnd"/>
       <w:r>
         <w:tab/>
       </w:r>
@@ -139,15 +167,17 @@
           <w:sz w:val="24"/>
           <w:szCs w:val="24"/>
         </w:rPr>
-        <w:t>{{deal.</w:t>
-      </w:r>
+        <w:t>{{</w:t>
+      </w:r>
+      <w:proofErr w:type="spellStart"/>
+      <w:proofErr w:type="gramStart"/>
       <w:r>
         <w:rPr>
           <w:rFonts w:ascii="Times New Roman" w:hAnsi="Times New Roman"/>
           <w:sz w:val="24"/>
           <w:szCs w:val="24"/>
         </w:rPr>
-        <w:t>date</w:t>
+        <w:t>deal.</w:t>
       </w:r>
       <w:r>
         <w:rPr>
@@ -155,8 +185,18 @@
           <w:sz w:val="24"/>
           <w:szCs w:val="24"/>
         </w:rPr>
+        <w:t>date</w:t>
+      </w:r>
+      <w:proofErr w:type="spellEnd"/>
+      <w:r>
+        <w:rPr>
+          <w:rFonts w:ascii="Times New Roman" w:hAnsi="Times New Roman"/>
+          <w:sz w:val="24"/>
+          <w:szCs w:val="24"/>
+        </w:rPr>
         <w:t>}}г.</w:t>
       </w:r>
+      <w:proofErr w:type="gramEnd"/>
     </w:p>
     <w:p>
       <w:pPr>
@@ -184,12 +224,21 @@
           <w:rFonts w:ascii="Times New Roman" w:hAnsi="Times New Roman"/>
           <w:sz w:val="20"/>
         </w:rPr>
-        <w:t>{{seller</w:t>
-      </w:r>
+        <w:t>{{</w:t>
+      </w:r>
+      <w:proofErr w:type="spellStart"/>
       <w:r>
         <w:rPr>
           <w:rFonts w:ascii="Times New Roman" w:hAnsi="Times New Roman"/>
           <w:sz w:val="20"/>
+        </w:rPr>
+        <w:t>seller</w:t>
+      </w:r>
+      <w:proofErr w:type="spellEnd"/>
+      <w:r>
+        <w:rPr>
+          <w:rFonts w:ascii="Times New Roman" w:hAnsi="Times New Roman"/>
+          <w:sz w:val="20"/>
           <w:lang w:val="ru-RU"/>
         </w:rPr>
         <w:t>.</w:t>
@@ -202,12 +251,21 @@
         </w:rPr>
         <w:t>f</w:t>
       </w:r>
+      <w:proofErr w:type="spellStart"/>
       <w:r>
         <w:rPr>
           <w:rFonts w:ascii="Times New Roman" w:hAnsi="Times New Roman"/>
           <w:sz w:val="20"/>
         </w:rPr>
-        <w:t>ullName}}</w:t>
+        <w:t>ullName</w:t>
+      </w:r>
+      <w:proofErr w:type="spellEnd"/>
+      <w:r>
+        <w:rPr>
+          <w:rFonts w:ascii="Times New Roman" w:hAnsi="Times New Roman"/>
+          <w:sz w:val="20"/>
+        </w:rPr>
+        <w:t>}}</w:t>
       </w:r>
       <w:r>
         <w:rPr>
@@ -349,11 +407,19 @@
         </w:rPr>
         <w:t>c</w:t>
       </w:r>
-      <w:r>
-        <w:rPr>
-          <w:sz w:val="20"/>
-        </w:rPr>
-        <w:t>ontractNumber}} от {{</w:t>
+      <w:proofErr w:type="spellStart"/>
+      <w:r>
+        <w:rPr>
+          <w:sz w:val="20"/>
+        </w:rPr>
+        <w:t>ontractNumber</w:t>
+      </w:r>
+      <w:proofErr w:type="spellEnd"/>
+      <w:r>
+        <w:rPr>
+          <w:sz w:val="20"/>
+        </w:rPr>
+        <w:t>}} от {{</w:t>
       </w:r>
       <w:r>
         <w:rPr>
@@ -376,11 +442,19 @@
         </w:rPr>
         <w:t>c</w:t>
       </w:r>
-      <w:r>
-        <w:rPr>
-          <w:sz w:val="20"/>
-        </w:rPr>
-        <w:t>ontractDate}} обязуется по поручению Заказчика оказать услуги по созданию, изготовлению и размещению рекламных материалов в отношении объекта недвижимости {{</w:t>
+      <w:proofErr w:type="spellStart"/>
+      <w:r>
+        <w:rPr>
+          <w:sz w:val="20"/>
+        </w:rPr>
+        <w:t>ontractDate</w:t>
+      </w:r>
+      <w:proofErr w:type="spellEnd"/>
+      <w:r>
+        <w:rPr>
+          <w:sz w:val="20"/>
+        </w:rPr>
+        <w:t>}} обязуется по поручению Заказчика оказать услуги по созданию, изготовлению и размещению рекламных материалов в отношении объекта недвижимости {{</w:t>
       </w:r>
       <w:r>
         <w:rPr>
@@ -396,18 +470,28 @@
         </w:rPr>
         <w:t>.</w:t>
       </w:r>
+      <w:proofErr w:type="spellStart"/>
       <w:r>
         <w:rPr>
           <w:sz w:val="20"/>
         </w:rPr>
         <w:t>typeGenitive</w:t>
       </w:r>
-      <w:r>
-        <w:rPr>
-          <w:sz w:val="20"/>
-        </w:rPr>
-        <w:t>}}, расположенного по адресу: {{property</w:t>
-      </w:r>
+      <w:proofErr w:type="spellEnd"/>
+      <w:r>
+        <w:rPr>
+          <w:sz w:val="20"/>
+        </w:rPr>
+        <w:t>}}, расположенного по адресу: {{</w:t>
+      </w:r>
+      <w:proofErr w:type="spellStart"/>
+      <w:r>
+        <w:rPr>
+          <w:sz w:val="20"/>
+        </w:rPr>
+        <w:t>property</w:t>
+      </w:r>
+      <w:proofErr w:type="spellEnd"/>
       <w:r>
         <w:rPr>
           <w:sz w:val="20"/>
@@ -422,11 +506,19 @@
         </w:rPr>
         <w:t>a</w:t>
       </w:r>
-      <w:r>
-        <w:rPr>
-          <w:sz w:val="20"/>
-        </w:rPr>
-        <w:t>ddress}}, далее именуемые по тексту «Услуги» согласно прейскуранту (приложение № 1 к настоящему договору), а Заказчик обязуется принять Услуги, оказанные Исполнителем, и оплатить их в порядке и на условиях, определенных настоящим Договором.</w:t>
+      <w:proofErr w:type="spellStart"/>
+      <w:r>
+        <w:rPr>
+          <w:sz w:val="20"/>
+        </w:rPr>
+        <w:t>ddress</w:t>
+      </w:r>
+      <w:proofErr w:type="spellEnd"/>
+      <w:r>
+        <w:rPr>
+          <w:sz w:val="20"/>
+        </w:rPr>
+        <w:t>}}, далее именуемые по тексту «Услуги» согласно прейскуранту (приложение № 1 к настоящему договору), а Заказчик обязуется принять Услуги, оказанные Исполнителем, и оплатить их в порядке и на условиях, определенных настоящим Договором.</w:t>
       </w:r>
     </w:p>
     <w:p>
@@ -1478,14 +1570,39 @@
           <w:color w:val="auto"/>
           <w:sz w:val="20"/>
         </w:rPr>
-        <w:t xml:space="preserve">7.2. Стороны безоговорочно соглашаются с тем, что вся переписка, извещения и уведомления, полученные на адреса электронной почты, а также мессенджеры (Viber, Telegram, </w:t>
-      </w:r>
-      <w:r>
-        <w:rPr>
-          <w:color w:val="auto"/>
-          <w:sz w:val="20"/>
-        </w:rPr>
-        <w:t>WhatsApp) по</w:t>
+        <w:t>7.2. Стороны безоговорочно соглашаются с тем, что вся переписка, извещения и уведомления, полученные на адреса электронной почты, а также мессенджеры (</w:t>
+      </w:r>
+      <w:proofErr w:type="spellStart"/>
+      <w:r>
+        <w:rPr>
+          <w:color w:val="auto"/>
+          <w:sz w:val="20"/>
+        </w:rPr>
+        <w:t>Viber</w:t>
+      </w:r>
+      <w:proofErr w:type="spellEnd"/>
+      <w:r>
+        <w:rPr>
+          <w:color w:val="auto"/>
+          <w:sz w:val="20"/>
+        </w:rPr>
+        <w:t xml:space="preserve">, Telegram, </w:t>
+      </w:r>
+      <w:proofErr w:type="spellStart"/>
+      <w:r>
+        <w:rPr>
+          <w:color w:val="auto"/>
+          <w:sz w:val="20"/>
+        </w:rPr>
+        <w:t>WhatsApp</w:t>
+      </w:r>
+      <w:proofErr w:type="spellEnd"/>
+      <w:r>
+        <w:rPr>
+          <w:color w:val="auto"/>
+          <w:sz w:val="20"/>
+        </w:rPr>
+        <w:t>) по</w:t>
       </w:r>
       <w:r>
         <w:rPr>
@@ -1603,6 +1720,7 @@
         </w:rPr>
         <w:t>{{</w:t>
       </w:r>
+      <w:proofErr w:type="gramStart"/>
       <w:r>
         <w:rPr>
           <w:sz w:val="20"/>
@@ -1624,11 +1742,20 @@
         </w:rPr>
         <w:t>c</w:t>
       </w:r>
-      <w:r>
-        <w:rPr>
-          <w:sz w:val="20"/>
-        </w:rPr>
-        <w:t xml:space="preserve">ontractNumber}} </w:t>
+      <w:proofErr w:type="spellStart"/>
+      <w:r>
+        <w:rPr>
+          <w:sz w:val="20"/>
+        </w:rPr>
+        <w:t>ontractNumber</w:t>
+      </w:r>
+      <w:proofErr w:type="spellEnd"/>
+      <w:proofErr w:type="gramEnd"/>
+      <w:r>
+        <w:rPr>
+          <w:sz w:val="20"/>
+        </w:rPr>
+        <w:t xml:space="preserve">}} </w:t>
       </w:r>
       <w:r>
         <w:rPr>
@@ -1643,6 +1770,7 @@
         </w:rPr>
         <w:t>{{</w:t>
       </w:r>
+      <w:proofErr w:type="gramStart"/>
       <w:r>
         <w:rPr>
           <w:sz w:val="20"/>
@@ -1664,11 +1792,20 @@
         </w:rPr>
         <w:t>c</w:t>
       </w:r>
-      <w:r>
-        <w:rPr>
-          <w:sz w:val="20"/>
-        </w:rPr>
-        <w:t xml:space="preserve">ontractDate}} </w:t>
+      <w:proofErr w:type="spellStart"/>
+      <w:r>
+        <w:rPr>
+          <w:sz w:val="20"/>
+        </w:rPr>
+        <w:t>ontractDate</w:t>
+      </w:r>
+      <w:proofErr w:type="spellEnd"/>
+      <w:proofErr w:type="gramEnd"/>
+      <w:r>
+        <w:rPr>
+          <w:sz w:val="20"/>
+        </w:rPr>
+        <w:t xml:space="preserve">}} </w:t>
       </w:r>
       <w:r>
         <w:rPr>
@@ -2109,8 +2246,18 @@
                 <w:rFonts w:ascii="Times New Roman" w:hAnsi="Times New Roman"/>
                 <w:sz w:val="20"/>
               </w:rPr>
-              <w:t>{{seller</w:t>
-            </w:r>
+              <w:t>{{</w:t>
+            </w:r>
+            <w:proofErr w:type="spellStart"/>
+            <w:proofErr w:type="gramStart"/>
+            <w:r>
+              <w:rPr>
+                <w:rFonts w:ascii="Times New Roman" w:hAnsi="Times New Roman"/>
+                <w:sz w:val="20"/>
+              </w:rPr>
+              <w:t>seller</w:t>
+            </w:r>
+            <w:proofErr w:type="spellEnd"/>
             <w:r>
               <w:rPr>
                 <w:rFonts w:ascii="Times New Roman" w:hAnsi="Times New Roman"/>
@@ -2119,12 +2266,22 @@
               </w:rPr>
               <w:t>.f</w:t>
             </w:r>
-            <w:r>
-              <w:rPr>
-                <w:rFonts w:ascii="Times New Roman" w:hAnsi="Times New Roman"/>
-                <w:sz w:val="20"/>
-              </w:rPr>
-              <w:t>ullName}}</w:t>
+            <w:proofErr w:type="spellStart"/>
+            <w:r>
+              <w:rPr>
+                <w:rFonts w:ascii="Times New Roman" w:hAnsi="Times New Roman"/>
+                <w:sz w:val="20"/>
+              </w:rPr>
+              <w:t>ullName</w:t>
+            </w:r>
+            <w:proofErr w:type="spellEnd"/>
+            <w:proofErr w:type="gramEnd"/>
+            <w:r>
+              <w:rPr>
+                <w:rFonts w:ascii="Times New Roman" w:hAnsi="Times New Roman"/>
+                <w:sz w:val="20"/>
+              </w:rPr>
+              <w:t>}}</w:t>
             </w:r>
           </w:p>
         </w:tc>
@@ -2253,6 +2410,8 @@
               </w:rPr>
               <w:t xml:space="preserve"> {{</w:t>
             </w:r>
+            <w:proofErr w:type="spellStart"/>
+            <w:proofErr w:type="gramStart"/>
             <w:r>
               <w:rPr>
                 <w:rFonts w:ascii="Times New Roman" w:hAnsi="Times New Roman"/>
@@ -2280,6 +2439,8 @@
               </w:rPr>
               <w:t>ddress</w:t>
             </w:r>
+            <w:proofErr w:type="spellEnd"/>
+            <w:proofErr w:type="gramEnd"/>
             <w:r>
               <w:rPr>
                 <w:rFonts w:ascii="Times New Roman" w:hAnsi="Times New Roman"/>
@@ -2348,6 +2509,7 @@
                 <w:lang w:val="en-US" w:eastAsia="ru-RU"/>
               </w:rPr>
             </w:pPr>
+            <w:proofErr w:type="gramStart"/>
             <w:r>
               <w:rPr>
                 <w:rFonts w:ascii="Times New Roman" w:hAnsi="Times New Roman"/>
@@ -2362,7 +2524,16 @@
                 <w:sz w:val="20"/>
                 <w:lang w:val="en-US" w:eastAsia="en-US"/>
               </w:rPr>
-              <w:t xml:space="preserve">:ALFABY2X   </w:t>
+              <w:t>:ALFABY</w:t>
+            </w:r>
+            <w:proofErr w:type="gramEnd"/>
+            <w:r>
+              <w:rPr>
+                <w:rFonts w:ascii="Times New Roman" w:hAnsi="Times New Roman"/>
+                <w:sz w:val="20"/>
+                <w:lang w:val="en-US" w:eastAsia="en-US"/>
+              </w:rPr>
+              <w:t xml:space="preserve">2X   </w:t>
             </w:r>
           </w:p>
         </w:tc>
@@ -2412,8 +2583,18 @@
                 <w:rFonts w:ascii="Times New Roman" w:hAnsi="Times New Roman"/>
                 <w:sz w:val="20"/>
               </w:rPr>
-              <w:t>{{seller</w:t>
-            </w:r>
+              <w:t>{{</w:t>
+            </w:r>
+            <w:proofErr w:type="spellStart"/>
+            <w:proofErr w:type="gramStart"/>
+            <w:r>
+              <w:rPr>
+                <w:rFonts w:ascii="Times New Roman" w:hAnsi="Times New Roman"/>
+                <w:sz w:val="20"/>
+              </w:rPr>
+              <w:t>seller</w:t>
+            </w:r>
+            <w:proofErr w:type="spellEnd"/>
             <w:r>
               <w:rPr>
                 <w:rFonts w:ascii="Times New Roman" w:hAnsi="Times New Roman"/>
@@ -2422,12 +2603,22 @@
               </w:rPr>
               <w:t>.p</w:t>
             </w:r>
-            <w:r>
-              <w:rPr>
-                <w:rFonts w:ascii="Times New Roman" w:hAnsi="Times New Roman"/>
-                <w:sz w:val="20"/>
-              </w:rPr>
-              <w:t>assport}}</w:t>
+            <w:proofErr w:type="spellStart"/>
+            <w:r>
+              <w:rPr>
+                <w:rFonts w:ascii="Times New Roman" w:hAnsi="Times New Roman"/>
+                <w:sz w:val="20"/>
+              </w:rPr>
+              <w:t>assport</w:t>
+            </w:r>
+            <w:proofErr w:type="spellEnd"/>
+            <w:proofErr w:type="gramEnd"/>
+            <w:r>
+              <w:rPr>
+                <w:rFonts w:ascii="Times New Roman" w:hAnsi="Times New Roman"/>
+                <w:sz w:val="20"/>
+              </w:rPr>
+              <w:t>}}</w:t>
             </w:r>
           </w:p>
         </w:tc>
@@ -2506,8 +2697,18 @@
                 <w:rFonts w:ascii="Times New Roman" w:hAnsi="Times New Roman"/>
                 <w:sz w:val="20"/>
               </w:rPr>
-              <w:t>{{seller</w:t>
-            </w:r>
+              <w:t>{{</w:t>
+            </w:r>
+            <w:proofErr w:type="spellStart"/>
+            <w:proofErr w:type="gramStart"/>
+            <w:r>
+              <w:rPr>
+                <w:rFonts w:ascii="Times New Roman" w:hAnsi="Times New Roman"/>
+                <w:sz w:val="20"/>
+              </w:rPr>
+              <w:t>seller</w:t>
+            </w:r>
+            <w:proofErr w:type="spellEnd"/>
             <w:r>
               <w:rPr>
                 <w:rFonts w:ascii="Times New Roman" w:hAnsi="Times New Roman"/>
@@ -2516,6 +2717,7 @@
               </w:rPr>
               <w:t>.</w:t>
             </w:r>
+            <w:proofErr w:type="spellStart"/>
             <w:r>
               <w:rPr>
                 <w:rFonts w:ascii="Times New Roman" w:hAnsi="Times New Roman"/>
@@ -2524,6 +2726,8 @@
               </w:rPr>
               <w:t>passportIssuedByInstrumental</w:t>
             </w:r>
+            <w:proofErr w:type="spellEnd"/>
+            <w:proofErr w:type="gramEnd"/>
             <w:r>
               <w:rPr>
                 <w:rFonts w:ascii="Times New Roman" w:hAnsi="Times New Roman"/>
@@ -2536,7 +2740,16 @@
                 <w:rFonts w:ascii="Times New Roman" w:hAnsi="Times New Roman"/>
                 <w:sz w:val="20"/>
               </w:rPr>
-              <w:t xml:space="preserve"> {{seller.</w:t>
+              <w:t xml:space="preserve"> {{</w:t>
+            </w:r>
+            <w:proofErr w:type="spellStart"/>
+            <w:proofErr w:type="gramStart"/>
+            <w:r>
+              <w:rPr>
+                <w:rFonts w:ascii="Times New Roman" w:hAnsi="Times New Roman"/>
+                <w:sz w:val="20"/>
+              </w:rPr>
+              <w:t>seller.</w:t>
             </w:r>
             <w:r>
               <w:rPr>
@@ -2545,6 +2758,8 @@
               </w:rPr>
               <w:t>passportIssueDate</w:t>
             </w:r>
+            <w:proofErr w:type="spellEnd"/>
+            <w:proofErr w:type="gramEnd"/>
             <w:r>
               <w:rPr>
                 <w:rFonts w:ascii="Times New Roman" w:hAnsi="Times New Roman"/>
@@ -2579,7 +2794,27 @@
                 <w:sz w:val="20"/>
                 <w:lang w:val="ru-RU" w:eastAsia="en-US"/>
               </w:rPr>
-              <w:t>220007, г.Минск, ул.Сурганова,43-47</w:t>
+              <w:t xml:space="preserve">220007, </w:t>
+            </w:r>
+            <w:proofErr w:type="spellStart"/>
+            <w:r>
+              <w:rPr>
+                <w:rFonts w:ascii="Times New Roman" w:eastAsia="Calibri" w:hAnsi="Times New Roman"/>
+                <w:color w:val="auto"/>
+                <w:sz w:val="20"/>
+                <w:lang w:val="ru-RU" w:eastAsia="en-US"/>
+              </w:rPr>
+              <w:t>г.Минск</w:t>
+            </w:r>
+            <w:proofErr w:type="spellEnd"/>
+            <w:r>
+              <w:rPr>
+                <w:rFonts w:ascii="Times New Roman" w:eastAsia="Calibri" w:hAnsi="Times New Roman"/>
+                <w:color w:val="auto"/>
+                <w:sz w:val="20"/>
+                <w:lang w:val="ru-RU" w:eastAsia="en-US"/>
+              </w:rPr>
+              <w:t>, ул.Сурганова,43-47</w:t>
             </w:r>
           </w:p>
         </w:tc>
@@ -2629,16 +2864,35 @@
                 <w:rFonts w:ascii="Times New Roman" w:hAnsi="Times New Roman"/>
                 <w:sz w:val="20"/>
               </w:rPr>
-              <w:t>{{seller</w:t>
-            </w:r>
+              <w:t>{{</w:t>
+            </w:r>
+            <w:proofErr w:type="spellStart"/>
+            <w:r>
+              <w:rPr>
+                <w:rFonts w:ascii="Times New Roman" w:hAnsi="Times New Roman"/>
+                <w:sz w:val="20"/>
+              </w:rPr>
+              <w:t>seller</w:t>
+            </w:r>
+            <w:proofErr w:type="spellEnd"/>
             <w:r>
               <w:rPr>
                 <w:rFonts w:ascii="Times New Roman" w:hAnsi="Times New Roman"/>
                 <w:sz w:val="20"/>
                 <w:lang w:val="en-US"/>
               </w:rPr>
-              <w:t>.i</w:t>
-            </w:r>
+              <w:t>.</w:t>
+            </w:r>
+            <w:proofErr w:type="spellStart"/>
+            <w:r>
+              <w:rPr>
+                <w:rFonts w:ascii="Times New Roman" w:hAnsi="Times New Roman"/>
+                <w:sz w:val="20"/>
+                <w:lang w:val="en-US"/>
+              </w:rPr>
+              <w:t>i</w:t>
+            </w:r>
+            <w:proofErr w:type="spellEnd"/>
             <w:r>
               <w:rPr>
                 <w:rFonts w:ascii="Times New Roman" w:hAnsi="Times New Roman"/>
@@ -2723,8 +2977,18 @@
                 <w:rFonts w:ascii="Times New Roman" w:hAnsi="Times New Roman"/>
                 <w:sz w:val="20"/>
               </w:rPr>
-              <w:t>{{seller</w:t>
-            </w:r>
+              <w:t>{{</w:t>
+            </w:r>
+            <w:proofErr w:type="spellStart"/>
+            <w:proofErr w:type="gramStart"/>
+            <w:r>
+              <w:rPr>
+                <w:rFonts w:ascii="Times New Roman" w:hAnsi="Times New Roman"/>
+                <w:sz w:val="20"/>
+              </w:rPr>
+              <w:t>seller</w:t>
+            </w:r>
+            <w:proofErr w:type="spellEnd"/>
             <w:r>
               <w:rPr>
                 <w:rFonts w:ascii="Times New Roman" w:hAnsi="Times New Roman"/>
@@ -2733,12 +2997,22 @@
               </w:rPr>
               <w:t>.p</w:t>
             </w:r>
-            <w:r>
-              <w:rPr>
-                <w:rFonts w:ascii="Times New Roman" w:hAnsi="Times New Roman"/>
-                <w:sz w:val="20"/>
-              </w:rPr>
-              <w:t>hone}}</w:t>
+            <w:proofErr w:type="spellStart"/>
+            <w:r>
+              <w:rPr>
+                <w:rFonts w:ascii="Times New Roman" w:hAnsi="Times New Roman"/>
+                <w:sz w:val="20"/>
+              </w:rPr>
+              <w:t>hone</w:t>
+            </w:r>
+            <w:proofErr w:type="spellEnd"/>
+            <w:proofErr w:type="gramEnd"/>
+            <w:r>
+              <w:rPr>
+                <w:rFonts w:ascii="Times New Roman" w:hAnsi="Times New Roman"/>
+                <w:sz w:val="20"/>
+              </w:rPr>
+              <w:t>}}</w:t>
             </w:r>
           </w:p>
         </w:tc>
@@ -2824,8 +3098,10 @@
                 <w:sz w:val="20"/>
                 <w:lang w:val="en-US" w:eastAsia="ru-RU"/>
               </w:rPr>
-              <w:t xml:space="preserve"> {{seller.</w:t>
-            </w:r>
+              <w:t xml:space="preserve"> {{</w:t>
+            </w:r>
+            <w:proofErr w:type="spellStart"/>
+            <w:proofErr w:type="gramStart"/>
             <w:r>
               <w:rPr>
                 <w:rFonts w:ascii="Times New Roman" w:hAnsi="Times New Roman"/>
@@ -2833,8 +3109,19 @@
                 <w:sz w:val="20"/>
                 <w:lang w:val="en-US" w:eastAsia="ru-RU"/>
               </w:rPr>
+              <w:t>seller.</w:t>
+            </w:r>
+            <w:r>
+              <w:rPr>
+                <w:rFonts w:ascii="Times New Roman" w:hAnsi="Times New Roman"/>
+                <w:color w:val="auto"/>
+                <w:sz w:val="20"/>
+                <w:lang w:val="en-US" w:eastAsia="ru-RU"/>
+              </w:rPr>
               <w:t>initials</w:t>
             </w:r>
+            <w:proofErr w:type="spellEnd"/>
+            <w:proofErr w:type="gramEnd"/>
             <w:r>
               <w:rPr>
                 <w:rFonts w:ascii="Times New Roman" w:hAnsi="Times New Roman"/>
@@ -2881,6 +3168,7 @@
               </w:rPr>
               <w:t>Директор _____________________________</w:t>
             </w:r>
+            <w:proofErr w:type="spellStart"/>
             <w:r>
               <w:rPr>
                 <w:rFonts w:ascii="Times New Roman" w:hAnsi="Times New Roman"/>
@@ -2890,6 +3178,7 @@
               </w:rPr>
               <w:t>О.Р.Турко</w:t>
             </w:r>
+            <w:proofErr w:type="spellEnd"/>
           </w:p>
         </w:tc>
       </w:tr>
@@ -2994,14 +3283,24 @@
           <w:color w:val="auto"/>
           <w:sz w:val="20"/>
         </w:rPr>
-        <w:t>№ {{deal</w:t>
-      </w:r>
+        <w:t>№ {{</w:t>
+      </w:r>
+      <w:proofErr w:type="spellStart"/>
+      <w:proofErr w:type="gramStart"/>
       <w:r>
         <w:rPr>
           <w:rFonts w:ascii="Times New Roman" w:hAnsi="Times New Roman"/>
           <w:color w:val="auto"/>
           <w:sz w:val="20"/>
         </w:rPr>
+        <w:t>deal</w:t>
+      </w:r>
+      <w:r>
+        <w:rPr>
+          <w:rFonts w:ascii="Times New Roman" w:hAnsi="Times New Roman"/>
+          <w:color w:val="auto"/>
+          <w:sz w:val="20"/>
+        </w:rPr>
         <w:t>.n</w:t>
       </w:r>
       <w:r>
@@ -3010,16 +3309,30 @@
           <w:color w:val="auto"/>
           <w:sz w:val="20"/>
         </w:rPr>
-        <w:t>umber}} от {{</w:t>
-      </w:r>
+        <w:t>umber</w:t>
+      </w:r>
+      <w:proofErr w:type="spellEnd"/>
+      <w:proofErr w:type="gramEnd"/>
       <w:r>
         <w:rPr>
           <w:rFonts w:ascii="Times New Roman" w:hAnsi="Times New Roman"/>
           <w:color w:val="auto"/>
           <w:sz w:val="20"/>
         </w:rPr>
+        <w:t>}} от {{</w:t>
+      </w:r>
+      <w:proofErr w:type="spellStart"/>
+      <w:proofErr w:type="gramStart"/>
+      <w:r>
+        <w:rPr>
+          <w:rFonts w:ascii="Times New Roman" w:hAnsi="Times New Roman"/>
+          <w:color w:val="auto"/>
+          <w:sz w:val="20"/>
+        </w:rPr>
         <w:t>deal.date</w:t>
       </w:r>
+      <w:proofErr w:type="spellEnd"/>
+      <w:proofErr w:type="gramEnd"/>
       <w:r>
         <w:rPr>
           <w:rFonts w:ascii="Times New Roman" w:hAnsi="Times New Roman"/>
@@ -3418,7 +3731,16 @@
                 <w:color w:val="auto"/>
                 <w:sz w:val="20"/>
               </w:rPr>
-              <w:t>на ведущих интернет-платформах: Realt.by, Kufar.by</w:t>
+              <w:t xml:space="preserve">на ведущих интернет-платформах: Realt.by, </w:t>
+            </w:r>
+            <w:proofErr w:type="gramStart"/>
+            <w:r>
+              <w:rPr>
+                <w:rFonts w:ascii="Times New Roman" w:hAnsi="Times New Roman"/>
+                <w:color w:val="auto"/>
+                <w:sz w:val="20"/>
+              </w:rPr>
+              <w:t>Kufar.by</w:t>
             </w:r>
             <w:r>
               <w:rPr>
@@ -3437,6 +3759,7 @@
               </w:rPr>
               <w:t>.</w:t>
             </w:r>
+            <w:proofErr w:type="gramEnd"/>
           </w:p>
         </w:tc>
         <w:tc>
@@ -3614,15 +3937,35 @@
                 <w:sz w:val="20"/>
                 <w:lang w:val="ru-RU"/>
               </w:rPr>
-              <w:t>и в</w:t>
-            </w:r>
+              <w:t xml:space="preserve">и </w:t>
+            </w:r>
+            <w:r>
+              <w:rPr>
+                <w:b/>
+                <w:bCs/>
+                <w:color w:val="auto"/>
+                <w:sz w:val="20"/>
+                <w:lang w:val="ru-RU"/>
+              </w:rPr>
+              <w:t>в</w:t>
+            </w:r>
+            <w:proofErr w:type="spellStart"/>
             <w:r>
               <w:rPr>
                 <w:rStyle w:val="a5"/>
                 <w:color w:val="auto"/>
                 <w:sz w:val="20"/>
               </w:rPr>
-              <w:t>идео-обзор</w:t>
+              <w:t>идео</w:t>
+            </w:r>
+            <w:proofErr w:type="spellEnd"/>
+            <w:r>
+              <w:rPr>
+                <w:rStyle w:val="a5"/>
+                <w:color w:val="auto"/>
+                <w:sz w:val="20"/>
+              </w:rPr>
+              <w:t>-обзор</w:t>
             </w:r>
             <w:r>
               <w:rPr>
@@ -3721,6 +4064,7 @@
               </w:rPr>
               <w:t xml:space="preserve"> </w:t>
             </w:r>
+            <w:proofErr w:type="spellStart"/>
             <w:r>
               <w:rPr>
                 <w:color w:val="auto"/>
@@ -3729,6 +4073,7 @@
               </w:rPr>
               <w:t>Bizlida</w:t>
             </w:r>
+            <w:proofErr w:type="spellEnd"/>
             <w:r>
               <w:rPr>
                 <w:color w:val="auto"/>
@@ -3943,15 +4288,35 @@
                 <w:sz w:val="20"/>
                 <w:lang w:val="ru-RU"/>
               </w:rPr>
-              <w:t>и в</w:t>
-            </w:r>
+              <w:t xml:space="preserve">и </w:t>
+            </w:r>
+            <w:r>
+              <w:rPr>
+                <w:b/>
+                <w:bCs/>
+                <w:color w:val="auto"/>
+                <w:sz w:val="20"/>
+                <w:lang w:val="ru-RU"/>
+              </w:rPr>
+              <w:t>в</w:t>
+            </w:r>
+            <w:proofErr w:type="spellStart"/>
             <w:r>
               <w:rPr>
                 <w:rStyle w:val="a5"/>
                 <w:color w:val="auto"/>
                 <w:sz w:val="20"/>
               </w:rPr>
-              <w:t>идео-обзор</w:t>
+              <w:t>идео</w:t>
+            </w:r>
+            <w:proofErr w:type="spellEnd"/>
+            <w:r>
+              <w:rPr>
+                <w:rStyle w:val="a5"/>
+                <w:color w:val="auto"/>
+                <w:sz w:val="20"/>
+              </w:rPr>
+              <w:t>-обзор</w:t>
             </w:r>
             <w:r>
               <w:rPr>
@@ -4180,6 +4545,7 @@
               </w:rPr>
               <w:t xml:space="preserve">Реклама через мессенджеры: тематические чаты и каналы в </w:t>
             </w:r>
+            <w:proofErr w:type="spellStart"/>
             <w:r>
               <w:rPr>
                 <w:rStyle w:val="a5"/>
@@ -4188,6 +4554,7 @@
               </w:rPr>
               <w:t>Viber</w:t>
             </w:r>
+            <w:proofErr w:type="spellEnd"/>
             <w:r>
               <w:rPr>
                 <w:color w:val="auto"/>
@@ -4385,15 +4752,35 @@
                 <w:sz w:val="20"/>
                 <w:lang w:val="ru-RU"/>
               </w:rPr>
-              <w:t>и в</w:t>
-            </w:r>
+              <w:t xml:space="preserve">и </w:t>
+            </w:r>
+            <w:r>
+              <w:rPr>
+                <w:b/>
+                <w:bCs/>
+                <w:color w:val="auto"/>
+                <w:sz w:val="20"/>
+                <w:lang w:val="ru-RU"/>
+              </w:rPr>
+              <w:t>в</w:t>
+            </w:r>
+            <w:proofErr w:type="spellStart"/>
             <w:r>
               <w:rPr>
                 <w:rStyle w:val="a5"/>
                 <w:color w:val="auto"/>
                 <w:sz w:val="20"/>
               </w:rPr>
-              <w:t>идео-обзор</w:t>
+              <w:t>идео</w:t>
+            </w:r>
+            <w:proofErr w:type="spellEnd"/>
+            <w:r>
+              <w:rPr>
+                <w:rStyle w:val="a5"/>
+                <w:color w:val="auto"/>
+                <w:sz w:val="20"/>
+              </w:rPr>
+              <w:t>-обзор</w:t>
             </w:r>
             <w:r>
               <w:rPr>
@@ -4618,6 +5005,7 @@
               </w:rPr>
               <w:t xml:space="preserve">Реклама через мессенджеры: тематические чаты и каналы в </w:t>
             </w:r>
+            <w:proofErr w:type="spellStart"/>
             <w:r>
               <w:rPr>
                 <w:rStyle w:val="a5"/>
@@ -4626,6 +5014,7 @@
               </w:rPr>
               <w:t>Viber</w:t>
             </w:r>
+            <w:proofErr w:type="spellEnd"/>
             <w:r>
               <w:rPr>
                 <w:color w:val="auto"/>
@@ -4633,6 +5022,7 @@
               </w:rPr>
               <w:t xml:space="preserve"> и </w:t>
             </w:r>
+            <w:proofErr w:type="gramStart"/>
             <w:r>
               <w:rPr>
                 <w:rStyle w:val="a5"/>
@@ -4641,6 +5031,7 @@
               </w:rPr>
               <w:t>Telegram</w:t>
             </w:r>
+            <w:proofErr w:type="gramEnd"/>
             <w:r>
               <w:rPr>
                 <w:sz w:val="20"/>
@@ -5010,8 +5401,10 @@
                 <w:sz w:val="20"/>
                 <w:lang w:val="en-US" w:eastAsia="ru-RU"/>
               </w:rPr>
-              <w:t>{{seller.</w:t>
-            </w:r>
+              <w:t>{{</w:t>
+            </w:r>
+            <w:proofErr w:type="spellStart"/>
+            <w:proofErr w:type="gramStart"/>
             <w:r>
               <w:rPr>
                 <w:rFonts w:ascii="Times New Roman" w:hAnsi="Times New Roman"/>
@@ -5019,8 +5412,18 @@
                 <w:sz w:val="20"/>
                 <w:lang w:val="en-US" w:eastAsia="ru-RU"/>
               </w:rPr>
+              <w:t>seller.</w:t>
+            </w:r>
+            <w:r>
+              <w:rPr>
+                <w:rFonts w:ascii="Times New Roman" w:hAnsi="Times New Roman"/>
+                <w:color w:val="auto"/>
+                <w:sz w:val="20"/>
+                <w:lang w:val="en-US" w:eastAsia="ru-RU"/>
+              </w:rPr>
               <w:t>initials</w:t>
             </w:r>
+            <w:proofErr w:type="spellEnd"/>
             <w:r>
               <w:rPr>
                 <w:rFonts w:ascii="Times New Roman" w:hAnsi="Times New Roman"/>
@@ -5036,7 +5439,16 @@
                 <w:color w:val="auto"/>
                 <w:sz w:val="20"/>
               </w:rPr>
-              <w:t xml:space="preserve">     </w:t>
+              <w:t xml:space="preserve">   </w:t>
+            </w:r>
+            <w:proofErr w:type="gramEnd"/>
+            <w:r>
+              <w:rPr>
+                <w:rFonts w:ascii="Times New Roman" w:hAnsi="Times New Roman"/>
+                <w:color w:val="auto"/>
+                <w:sz w:val="20"/>
+              </w:rPr>
+              <w:t xml:space="preserve">  </w:t>
             </w:r>
           </w:p>
         </w:tc>
@@ -5111,6 +5523,7 @@
               </w:rPr>
               <w:t>________________________</w:t>
             </w:r>
+            <w:proofErr w:type="spellStart"/>
             <w:r>
               <w:rPr>
                 <w:rFonts w:ascii="Times New Roman" w:hAnsi="Times New Roman"/>
@@ -5121,6 +5534,7 @@
               </w:rPr>
               <w:t>О.Р.Турко</w:t>
             </w:r>
+            <w:proofErr w:type="spellEnd"/>
           </w:p>
         </w:tc>
       </w:tr>

--- a/templates/working/Договор_реклама.docx
+++ b/templates/working/Договор_реклама.docx
@@ -22,21 +22,8 @@
           <w:sz w:val="24"/>
           <w:szCs w:val="24"/>
         </w:rPr>
-        <w:t>ДОГОВОР № {{</w:t>
-      </w:r>
-      <w:proofErr w:type="spellStart"/>
-      <w:proofErr w:type="gramStart"/>
-      <w:r>
-        <w:rPr>
-          <w:rFonts w:ascii="Times New Roman" w:hAnsi="Times New Roman"/>
-          <w:b/>
-          <w:bCs/>
-          <w:sz w:val="24"/>
-          <w:szCs w:val="24"/>
-        </w:rPr>
-        <w:t>deal</w:t>
-      </w:r>
-      <w:proofErr w:type="spellEnd"/>
+        <w:t>ДОГОВОР № {{deal</w:t>
+      </w:r>
       <w:r>
         <w:rPr>
           <w:rFonts w:ascii="Times New Roman" w:hAnsi="Times New Roman"/>
@@ -59,7 +46,6 @@
         </w:rPr>
         <w:t>n</w:t>
       </w:r>
-      <w:proofErr w:type="spellStart"/>
       <w:r>
         <w:rPr>
           <w:rFonts w:ascii="Times New Roman" w:hAnsi="Times New Roman"/>
@@ -68,11 +54,13 @@
           <w:sz w:val="24"/>
           <w:szCs w:val="24"/>
         </w:rPr>
-        <w:t>umber</w:t>
-      </w:r>
-      <w:proofErr w:type="spellEnd"/>
-      <w:proofErr w:type="gramEnd"/>
-      <w:r>
+        <w:t>umber}}</w:t>
+      </w:r>
+    </w:p>
+    <w:p>
+      <w:pPr>
+        <w:pStyle w:val="ad"/>
+        <w:jc w:val="center"/>
         <w:rPr>
           <w:rFonts w:ascii="Times New Roman" w:hAnsi="Times New Roman"/>
           <w:b/>
@@ -80,13 +68,8 @@
           <w:sz w:val="24"/>
           <w:szCs w:val="24"/>
         </w:rPr>
-        <w:t>}}</w:t>
-      </w:r>
-    </w:p>
-    <w:p>
-      <w:pPr>
-        <w:pStyle w:val="ad"/>
-        <w:jc w:val="center"/>
+      </w:pPr>
+      <w:r>
         <w:rPr>
           <w:rFonts w:ascii="Times New Roman" w:hAnsi="Times New Roman"/>
           <w:b/>
@@ -94,15 +77,6 @@
           <w:sz w:val="24"/>
           <w:szCs w:val="24"/>
         </w:rPr>
-      </w:pPr>
-      <w:r>
-        <w:rPr>
-          <w:rFonts w:ascii="Times New Roman" w:hAnsi="Times New Roman"/>
-          <w:b/>
-          <w:bCs/>
-          <w:sz w:val="24"/>
-          <w:szCs w:val="24"/>
-        </w:rPr>
         <w:t>на оказание рекламных услуг</w:t>
       </w:r>
     </w:p>
@@ -115,7 +89,6 @@
           <w:szCs w:val="24"/>
         </w:rPr>
       </w:pPr>
-      <w:proofErr w:type="spellStart"/>
       <w:r>
         <w:rPr>
           <w:rFonts w:ascii="Times New Roman" w:hAnsi="Times New Roman"/>
@@ -124,7 +97,6 @@
         </w:rPr>
         <w:t>г.Лида</w:t>
       </w:r>
-      <w:proofErr w:type="spellEnd"/>
       <w:r>
         <w:tab/>
       </w:r>
@@ -167,17 +139,15 @@
           <w:sz w:val="24"/>
           <w:szCs w:val="24"/>
         </w:rPr>
-        <w:t>{{</w:t>
-      </w:r>
-      <w:proofErr w:type="spellStart"/>
-      <w:proofErr w:type="gramStart"/>
+        <w:t>{{deal.</w:t>
+      </w:r>
       <w:r>
         <w:rPr>
           <w:rFonts w:ascii="Times New Roman" w:hAnsi="Times New Roman"/>
           <w:sz w:val="24"/>
           <w:szCs w:val="24"/>
         </w:rPr>
-        <w:t>deal.</w:t>
+        <w:t>date</w:t>
       </w:r>
       <w:r>
         <w:rPr>
@@ -185,18 +155,8 @@
           <w:sz w:val="24"/>
           <w:szCs w:val="24"/>
         </w:rPr>
-        <w:t>date</w:t>
-      </w:r>
-      <w:proofErr w:type="spellEnd"/>
-      <w:r>
-        <w:rPr>
-          <w:rFonts w:ascii="Times New Roman" w:hAnsi="Times New Roman"/>
-          <w:sz w:val="24"/>
-          <w:szCs w:val="24"/>
-        </w:rPr>
         <w:t>}}г.</w:t>
       </w:r>
-      <w:proofErr w:type="gramEnd"/>
     </w:p>
     <w:p>
       <w:pPr>
@@ -224,48 +184,30 @@
           <w:rFonts w:ascii="Times New Roman" w:hAnsi="Times New Roman"/>
           <w:sz w:val="20"/>
         </w:rPr>
-        <w:t>{{</w:t>
-      </w:r>
-      <w:proofErr w:type="spellStart"/>
+        <w:t>{{seller</w:t>
+      </w:r>
       <w:r>
         <w:rPr>
           <w:rFonts w:ascii="Times New Roman" w:hAnsi="Times New Roman"/>
           <w:sz w:val="20"/>
-        </w:rPr>
-        <w:t>seller</w:t>
-      </w:r>
-      <w:proofErr w:type="spellEnd"/>
+          <w:lang w:val="ru-RU"/>
+        </w:rPr>
+        <w:t>.</w:t>
+      </w:r>
       <w:r>
         <w:rPr>
           <w:rFonts w:ascii="Times New Roman" w:hAnsi="Times New Roman"/>
           <w:sz w:val="20"/>
-          <w:lang w:val="ru-RU"/>
-        </w:rPr>
-        <w:t>.</w:t>
+          <w:lang w:val="en-US"/>
+        </w:rPr>
+        <w:t>f</w:t>
       </w:r>
       <w:r>
         <w:rPr>
           <w:rFonts w:ascii="Times New Roman" w:hAnsi="Times New Roman"/>
           <w:sz w:val="20"/>
-          <w:lang w:val="en-US"/>
-        </w:rPr>
-        <w:t>f</w:t>
-      </w:r>
-      <w:proofErr w:type="spellStart"/>
-      <w:r>
-        <w:rPr>
-          <w:rFonts w:ascii="Times New Roman" w:hAnsi="Times New Roman"/>
-          <w:sz w:val="20"/>
-        </w:rPr>
-        <w:t>ullName</w:t>
-      </w:r>
-      <w:proofErr w:type="spellEnd"/>
-      <w:r>
-        <w:rPr>
-          <w:rFonts w:ascii="Times New Roman" w:hAnsi="Times New Roman"/>
-          <w:sz w:val="20"/>
-        </w:rPr>
-        <w:t>}}</w:t>
+        </w:rPr>
+        <w:t>ullName}}</w:t>
       </w:r>
       <w:r>
         <w:rPr>
@@ -407,19 +349,11 @@
         </w:rPr>
         <w:t>c</w:t>
       </w:r>
-      <w:proofErr w:type="spellStart"/>
-      <w:r>
-        <w:rPr>
-          <w:sz w:val="20"/>
-        </w:rPr>
-        <w:t>ontractNumber</w:t>
-      </w:r>
-      <w:proofErr w:type="spellEnd"/>
-      <w:r>
-        <w:rPr>
-          <w:sz w:val="20"/>
-        </w:rPr>
-        <w:t>}} от {{</w:t>
+      <w:r>
+        <w:rPr>
+          <w:sz w:val="20"/>
+        </w:rPr>
+        <w:t>ontractNumber}} от {{</w:t>
       </w:r>
       <w:r>
         <w:rPr>
@@ -442,19 +376,24 @@
         </w:rPr>
         <w:t>c</w:t>
       </w:r>
-      <w:proofErr w:type="spellStart"/>
-      <w:r>
-        <w:rPr>
-          <w:sz w:val="20"/>
-        </w:rPr>
-        <w:t>ontractDate</w:t>
-      </w:r>
-      <w:proofErr w:type="spellEnd"/>
-      <w:r>
-        <w:rPr>
-          <w:sz w:val="20"/>
-        </w:rPr>
-        <w:t>}} обязуется по поручению Заказчика оказать услуги по созданию, изготовлению и размещению рекламных материалов в отношении объекта недвижимости {{</w:t>
+      <w:r>
+        <w:rPr>
+          <w:sz w:val="20"/>
+        </w:rPr>
+        <w:t xml:space="preserve">ontractDate}} обязуется по поручению Заказчика оказать услуги по созданию, изготовлению и размещению рекламных материалов в отношении объекта недвижимости </w:t>
+      </w:r>
+      <w:r>
+        <w:rPr>
+          <w:sz w:val="20"/>
+          <w:lang w:val="ru-RU"/>
+        </w:rPr>
+        <w:t>“</w:t>
+      </w:r>
+      <w:r>
+        <w:rPr>
+          <w:sz w:val="20"/>
+        </w:rPr>
+        <w:t>{{</w:t>
       </w:r>
       <w:r>
         <w:rPr>
@@ -470,28 +409,30 @@
         </w:rPr>
         <w:t>.</w:t>
       </w:r>
-      <w:proofErr w:type="spellStart"/>
-      <w:r>
-        <w:rPr>
-          <w:sz w:val="20"/>
-        </w:rPr>
-        <w:t>typeGenitive</w:t>
-      </w:r>
-      <w:proofErr w:type="spellEnd"/>
-      <w:r>
-        <w:rPr>
-          <w:sz w:val="20"/>
-        </w:rPr>
-        <w:t>}}, расположенного по адресу: {{</w:t>
-      </w:r>
-      <w:proofErr w:type="spellStart"/>
-      <w:r>
-        <w:rPr>
-          <w:sz w:val="20"/>
-        </w:rPr>
-        <w:t>property</w:t>
-      </w:r>
-      <w:proofErr w:type="spellEnd"/>
+      <w:r>
+        <w:rPr>
+          <w:sz w:val="20"/>
+        </w:rPr>
+        <w:t>type</w:t>
+      </w:r>
+      <w:r>
+        <w:rPr>
+          <w:sz w:val="20"/>
+        </w:rPr>
+        <w:t>}}</w:t>
+      </w:r>
+      <w:r>
+        <w:rPr>
+          <w:sz w:val="20"/>
+        </w:rPr>
+        <w:t>”</w:t>
+      </w:r>
+      <w:r>
+        <w:rPr>
+          <w:sz w:val="20"/>
+        </w:rPr>
+        <w:t>, расположенного по адресу: {{property</w:t>
+      </w:r>
       <w:r>
         <w:rPr>
           <w:sz w:val="20"/>
@@ -506,19 +447,11 @@
         </w:rPr>
         <w:t>a</w:t>
       </w:r>
-      <w:proofErr w:type="spellStart"/>
-      <w:r>
-        <w:rPr>
-          <w:sz w:val="20"/>
-        </w:rPr>
-        <w:t>ddress</w:t>
-      </w:r>
-      <w:proofErr w:type="spellEnd"/>
-      <w:r>
-        <w:rPr>
-          <w:sz w:val="20"/>
-        </w:rPr>
-        <w:t>}}, далее именуемые по тексту «Услуги» согласно прейскуранту (приложение № 1 к настоящему договору), а Заказчик обязуется принять Услуги, оказанные Исполнителем, и оплатить их в порядке и на условиях, определенных настоящим Договором.</w:t>
+      <w:r>
+        <w:rPr>
+          <w:sz w:val="20"/>
+        </w:rPr>
+        <w:t>ddress}}, далее именуемые по тексту «Услуги» согласно прейскуранту (приложение № 1 к настоящему договору), а Заказчик обязуется принять Услуги, оказанные Исполнителем, и оплатить их в порядке и на условиях, определенных настоящим Договором.</w:t>
       </w:r>
     </w:p>
     <w:p>
@@ -1570,39 +1503,14 @@
           <w:color w:val="auto"/>
           <w:sz w:val="20"/>
         </w:rPr>
-        <w:t>7.2. Стороны безоговорочно соглашаются с тем, что вся переписка, извещения и уведомления, полученные на адреса электронной почты, а также мессенджеры (</w:t>
-      </w:r>
-      <w:proofErr w:type="spellStart"/>
-      <w:r>
-        <w:rPr>
-          <w:color w:val="auto"/>
-          <w:sz w:val="20"/>
-        </w:rPr>
-        <w:t>Viber</w:t>
-      </w:r>
-      <w:proofErr w:type="spellEnd"/>
-      <w:r>
-        <w:rPr>
-          <w:color w:val="auto"/>
-          <w:sz w:val="20"/>
-        </w:rPr>
-        <w:t xml:space="preserve">, Telegram, </w:t>
-      </w:r>
-      <w:proofErr w:type="spellStart"/>
-      <w:r>
-        <w:rPr>
-          <w:color w:val="auto"/>
-          <w:sz w:val="20"/>
-        </w:rPr>
-        <w:t>WhatsApp</w:t>
-      </w:r>
-      <w:proofErr w:type="spellEnd"/>
-      <w:r>
-        <w:rPr>
-          <w:color w:val="auto"/>
-          <w:sz w:val="20"/>
-        </w:rPr>
-        <w:t>) по</w:t>
+        <w:t xml:space="preserve">7.2. Стороны безоговорочно соглашаются с тем, что вся переписка, извещения и уведомления, полученные на адреса электронной почты, а также мессенджеры (Viber, Telegram, </w:t>
+      </w:r>
+      <w:r>
+        <w:rPr>
+          <w:color w:val="auto"/>
+          <w:sz w:val="20"/>
+        </w:rPr>
+        <w:t>WhatsApp) по</w:t>
       </w:r>
       <w:r>
         <w:rPr>
@@ -1720,7 +1628,6 @@
         </w:rPr>
         <w:t>{{</w:t>
       </w:r>
-      <w:proofErr w:type="gramStart"/>
       <w:r>
         <w:rPr>
           <w:sz w:val="20"/>
@@ -1742,20 +1649,11 @@
         </w:rPr>
         <w:t>c</w:t>
       </w:r>
-      <w:proofErr w:type="spellStart"/>
-      <w:r>
-        <w:rPr>
-          <w:sz w:val="20"/>
-        </w:rPr>
-        <w:t>ontractNumber</w:t>
-      </w:r>
-      <w:proofErr w:type="spellEnd"/>
-      <w:proofErr w:type="gramEnd"/>
-      <w:r>
-        <w:rPr>
-          <w:sz w:val="20"/>
-        </w:rPr>
-        <w:t xml:space="preserve">}} </w:t>
+      <w:r>
+        <w:rPr>
+          <w:sz w:val="20"/>
+        </w:rPr>
+        <w:t xml:space="preserve">ontractNumber}} </w:t>
       </w:r>
       <w:r>
         <w:rPr>
@@ -1770,7 +1668,6 @@
         </w:rPr>
         <w:t>{{</w:t>
       </w:r>
-      <w:proofErr w:type="gramStart"/>
       <w:r>
         <w:rPr>
           <w:sz w:val="20"/>
@@ -1792,20 +1689,11 @@
         </w:rPr>
         <w:t>c</w:t>
       </w:r>
-      <w:proofErr w:type="spellStart"/>
-      <w:r>
-        <w:rPr>
-          <w:sz w:val="20"/>
-        </w:rPr>
-        <w:t>ontractDate</w:t>
-      </w:r>
-      <w:proofErr w:type="spellEnd"/>
-      <w:proofErr w:type="gramEnd"/>
-      <w:r>
-        <w:rPr>
-          <w:sz w:val="20"/>
-        </w:rPr>
-        <w:t xml:space="preserve">}} </w:t>
+      <w:r>
+        <w:rPr>
+          <w:sz w:val="20"/>
+        </w:rPr>
+        <w:t xml:space="preserve">ontractDate}} </w:t>
       </w:r>
       <w:r>
         <w:rPr>
@@ -2246,18 +2134,8 @@
                 <w:rFonts w:ascii="Times New Roman" w:hAnsi="Times New Roman"/>
                 <w:sz w:val="20"/>
               </w:rPr>
-              <w:t>{{</w:t>
-            </w:r>
-            <w:proofErr w:type="spellStart"/>
-            <w:proofErr w:type="gramStart"/>
-            <w:r>
-              <w:rPr>
-                <w:rFonts w:ascii="Times New Roman" w:hAnsi="Times New Roman"/>
-                <w:sz w:val="20"/>
-              </w:rPr>
-              <w:t>seller</w:t>
-            </w:r>
-            <w:proofErr w:type="spellEnd"/>
+              <w:t>{{seller</w:t>
+            </w:r>
             <w:r>
               <w:rPr>
                 <w:rFonts w:ascii="Times New Roman" w:hAnsi="Times New Roman"/>
@@ -2266,22 +2144,12 @@
               </w:rPr>
               <w:t>.f</w:t>
             </w:r>
-            <w:proofErr w:type="spellStart"/>
-            <w:r>
-              <w:rPr>
-                <w:rFonts w:ascii="Times New Roman" w:hAnsi="Times New Roman"/>
-                <w:sz w:val="20"/>
-              </w:rPr>
-              <w:t>ullName</w:t>
-            </w:r>
-            <w:proofErr w:type="spellEnd"/>
-            <w:proofErr w:type="gramEnd"/>
-            <w:r>
-              <w:rPr>
-                <w:rFonts w:ascii="Times New Roman" w:hAnsi="Times New Roman"/>
-                <w:sz w:val="20"/>
-              </w:rPr>
-              <w:t>}}</w:t>
+            <w:r>
+              <w:rPr>
+                <w:rFonts w:ascii="Times New Roman" w:hAnsi="Times New Roman"/>
+                <w:sz w:val="20"/>
+              </w:rPr>
+              <w:t>ullName}}</w:t>
             </w:r>
           </w:p>
         </w:tc>
@@ -2410,8 +2278,6 @@
               </w:rPr>
               <w:t xml:space="preserve"> {{</w:t>
             </w:r>
-            <w:proofErr w:type="spellStart"/>
-            <w:proofErr w:type="gramStart"/>
             <w:r>
               <w:rPr>
                 <w:rFonts w:ascii="Times New Roman" w:hAnsi="Times New Roman"/>
@@ -2439,8 +2305,6 @@
               </w:rPr>
               <w:t>ddress</w:t>
             </w:r>
-            <w:proofErr w:type="spellEnd"/>
-            <w:proofErr w:type="gramEnd"/>
             <w:r>
               <w:rPr>
                 <w:rFonts w:ascii="Times New Roman" w:hAnsi="Times New Roman"/>
@@ -2509,7 +2373,6 @@
                 <w:lang w:val="en-US" w:eastAsia="ru-RU"/>
               </w:rPr>
             </w:pPr>
-            <w:proofErr w:type="gramStart"/>
             <w:r>
               <w:rPr>
                 <w:rFonts w:ascii="Times New Roman" w:hAnsi="Times New Roman"/>
@@ -2524,16 +2387,7 @@
                 <w:sz w:val="20"/>
                 <w:lang w:val="en-US" w:eastAsia="en-US"/>
               </w:rPr>
-              <w:t>:ALFABY</w:t>
-            </w:r>
-            <w:proofErr w:type="gramEnd"/>
-            <w:r>
-              <w:rPr>
-                <w:rFonts w:ascii="Times New Roman" w:hAnsi="Times New Roman"/>
-                <w:sz w:val="20"/>
-                <w:lang w:val="en-US" w:eastAsia="en-US"/>
-              </w:rPr>
-              <w:t xml:space="preserve">2X   </w:t>
+              <w:t xml:space="preserve">:ALFABY2X   </w:t>
             </w:r>
           </w:p>
         </w:tc>
@@ -2583,18 +2437,8 @@
                 <w:rFonts w:ascii="Times New Roman" w:hAnsi="Times New Roman"/>
                 <w:sz w:val="20"/>
               </w:rPr>
-              <w:t>{{</w:t>
-            </w:r>
-            <w:proofErr w:type="spellStart"/>
-            <w:proofErr w:type="gramStart"/>
-            <w:r>
-              <w:rPr>
-                <w:rFonts w:ascii="Times New Roman" w:hAnsi="Times New Roman"/>
-                <w:sz w:val="20"/>
-              </w:rPr>
-              <w:t>seller</w:t>
-            </w:r>
-            <w:proofErr w:type="spellEnd"/>
+              <w:t>{{seller</w:t>
+            </w:r>
             <w:r>
               <w:rPr>
                 <w:rFonts w:ascii="Times New Roman" w:hAnsi="Times New Roman"/>
@@ -2603,22 +2447,12 @@
               </w:rPr>
               <w:t>.p</w:t>
             </w:r>
-            <w:proofErr w:type="spellStart"/>
-            <w:r>
-              <w:rPr>
-                <w:rFonts w:ascii="Times New Roman" w:hAnsi="Times New Roman"/>
-                <w:sz w:val="20"/>
-              </w:rPr>
-              <w:t>assport</w:t>
-            </w:r>
-            <w:proofErr w:type="spellEnd"/>
-            <w:proofErr w:type="gramEnd"/>
-            <w:r>
-              <w:rPr>
-                <w:rFonts w:ascii="Times New Roman" w:hAnsi="Times New Roman"/>
-                <w:sz w:val="20"/>
-              </w:rPr>
-              <w:t>}}</w:t>
+            <w:r>
+              <w:rPr>
+                <w:rFonts w:ascii="Times New Roman" w:hAnsi="Times New Roman"/>
+                <w:sz w:val="20"/>
+              </w:rPr>
+              <w:t>assport}}</w:t>
             </w:r>
           </w:p>
         </w:tc>
@@ -2697,18 +2531,8 @@
                 <w:rFonts w:ascii="Times New Roman" w:hAnsi="Times New Roman"/>
                 <w:sz w:val="20"/>
               </w:rPr>
-              <w:t>{{</w:t>
-            </w:r>
-            <w:proofErr w:type="spellStart"/>
-            <w:proofErr w:type="gramStart"/>
-            <w:r>
-              <w:rPr>
-                <w:rFonts w:ascii="Times New Roman" w:hAnsi="Times New Roman"/>
-                <w:sz w:val="20"/>
-              </w:rPr>
-              <w:t>seller</w:t>
-            </w:r>
-            <w:proofErr w:type="spellEnd"/>
+              <w:t>{{seller</w:t>
+            </w:r>
             <w:r>
               <w:rPr>
                 <w:rFonts w:ascii="Times New Roman" w:hAnsi="Times New Roman"/>
@@ -2717,7 +2541,6 @@
               </w:rPr>
               <w:t>.</w:t>
             </w:r>
-            <w:proofErr w:type="spellStart"/>
             <w:r>
               <w:rPr>
                 <w:rFonts w:ascii="Times New Roman" w:hAnsi="Times New Roman"/>
@@ -2726,8 +2549,6 @@
               </w:rPr>
               <w:t>passportIssuedByInstrumental</w:t>
             </w:r>
-            <w:proofErr w:type="spellEnd"/>
-            <w:proofErr w:type="gramEnd"/>
             <w:r>
               <w:rPr>
                 <w:rFonts w:ascii="Times New Roman" w:hAnsi="Times New Roman"/>
@@ -2740,16 +2561,7 @@
                 <w:rFonts w:ascii="Times New Roman" w:hAnsi="Times New Roman"/>
                 <w:sz w:val="20"/>
               </w:rPr>
-              <w:t xml:space="preserve"> {{</w:t>
-            </w:r>
-            <w:proofErr w:type="spellStart"/>
-            <w:proofErr w:type="gramStart"/>
-            <w:r>
-              <w:rPr>
-                <w:rFonts w:ascii="Times New Roman" w:hAnsi="Times New Roman"/>
-                <w:sz w:val="20"/>
-              </w:rPr>
-              <w:t>seller.</w:t>
+              <w:t xml:space="preserve"> {{seller.</w:t>
             </w:r>
             <w:r>
               <w:rPr>
@@ -2758,8 +2570,6 @@
               </w:rPr>
               <w:t>passportIssueDate</w:t>
             </w:r>
-            <w:proofErr w:type="spellEnd"/>
-            <w:proofErr w:type="gramEnd"/>
             <w:r>
               <w:rPr>
                 <w:rFonts w:ascii="Times New Roman" w:hAnsi="Times New Roman"/>
@@ -2794,27 +2604,7 @@
                 <w:sz w:val="20"/>
                 <w:lang w:val="ru-RU" w:eastAsia="en-US"/>
               </w:rPr>
-              <w:t xml:space="preserve">220007, </w:t>
-            </w:r>
-            <w:proofErr w:type="spellStart"/>
-            <w:r>
-              <w:rPr>
-                <w:rFonts w:ascii="Times New Roman" w:eastAsia="Calibri" w:hAnsi="Times New Roman"/>
-                <w:color w:val="auto"/>
-                <w:sz w:val="20"/>
-                <w:lang w:val="ru-RU" w:eastAsia="en-US"/>
-              </w:rPr>
-              <w:t>г.Минск</w:t>
-            </w:r>
-            <w:proofErr w:type="spellEnd"/>
-            <w:r>
-              <w:rPr>
-                <w:rFonts w:ascii="Times New Roman" w:eastAsia="Calibri" w:hAnsi="Times New Roman"/>
-                <w:color w:val="auto"/>
-                <w:sz w:val="20"/>
-                <w:lang w:val="ru-RU" w:eastAsia="en-US"/>
-              </w:rPr>
-              <w:t>, ул.Сурганова,43-47</w:t>
+              <w:t>220007, г.Минск, ул.Сурганова,43-47</w:t>
             </w:r>
           </w:p>
         </w:tc>
@@ -2864,35 +2654,16 @@
                 <w:rFonts w:ascii="Times New Roman" w:hAnsi="Times New Roman"/>
                 <w:sz w:val="20"/>
               </w:rPr>
-              <w:t>{{</w:t>
-            </w:r>
-            <w:proofErr w:type="spellStart"/>
-            <w:r>
-              <w:rPr>
-                <w:rFonts w:ascii="Times New Roman" w:hAnsi="Times New Roman"/>
-                <w:sz w:val="20"/>
-              </w:rPr>
-              <w:t>seller</w:t>
-            </w:r>
-            <w:proofErr w:type="spellEnd"/>
+              <w:t>{{seller</w:t>
+            </w:r>
             <w:r>
               <w:rPr>
                 <w:rFonts w:ascii="Times New Roman" w:hAnsi="Times New Roman"/>
                 <w:sz w:val="20"/>
                 <w:lang w:val="en-US"/>
               </w:rPr>
-              <w:t>.</w:t>
-            </w:r>
-            <w:proofErr w:type="spellStart"/>
-            <w:r>
-              <w:rPr>
-                <w:rFonts w:ascii="Times New Roman" w:hAnsi="Times New Roman"/>
-                <w:sz w:val="20"/>
-                <w:lang w:val="en-US"/>
-              </w:rPr>
-              <w:t>i</w:t>
-            </w:r>
-            <w:proofErr w:type="spellEnd"/>
+              <w:t>.i</w:t>
+            </w:r>
             <w:r>
               <w:rPr>
                 <w:rFonts w:ascii="Times New Roman" w:hAnsi="Times New Roman"/>
@@ -2977,18 +2748,8 @@
                 <w:rFonts w:ascii="Times New Roman" w:hAnsi="Times New Roman"/>
                 <w:sz w:val="20"/>
               </w:rPr>
-              <w:t>{{</w:t>
-            </w:r>
-            <w:proofErr w:type="spellStart"/>
-            <w:proofErr w:type="gramStart"/>
-            <w:r>
-              <w:rPr>
-                <w:rFonts w:ascii="Times New Roman" w:hAnsi="Times New Roman"/>
-                <w:sz w:val="20"/>
-              </w:rPr>
-              <w:t>seller</w:t>
-            </w:r>
-            <w:proofErr w:type="spellEnd"/>
+              <w:t>{{seller</w:t>
+            </w:r>
             <w:r>
               <w:rPr>
                 <w:rFonts w:ascii="Times New Roman" w:hAnsi="Times New Roman"/>
@@ -2997,22 +2758,12 @@
               </w:rPr>
               <w:t>.p</w:t>
             </w:r>
-            <w:proofErr w:type="spellStart"/>
-            <w:r>
-              <w:rPr>
-                <w:rFonts w:ascii="Times New Roman" w:hAnsi="Times New Roman"/>
-                <w:sz w:val="20"/>
-              </w:rPr>
-              <w:t>hone</w:t>
-            </w:r>
-            <w:proofErr w:type="spellEnd"/>
-            <w:proofErr w:type="gramEnd"/>
-            <w:r>
-              <w:rPr>
-                <w:rFonts w:ascii="Times New Roman" w:hAnsi="Times New Roman"/>
-                <w:sz w:val="20"/>
-              </w:rPr>
-              <w:t>}}</w:t>
+            <w:r>
+              <w:rPr>
+                <w:rFonts w:ascii="Times New Roman" w:hAnsi="Times New Roman"/>
+                <w:sz w:val="20"/>
+              </w:rPr>
+              <w:t>hone}}</w:t>
             </w:r>
           </w:p>
         </w:tc>
@@ -3098,10 +2849,8 @@
                 <w:sz w:val="20"/>
                 <w:lang w:val="en-US" w:eastAsia="ru-RU"/>
               </w:rPr>
-              <w:t xml:space="preserve"> {{</w:t>
-            </w:r>
-            <w:proofErr w:type="spellStart"/>
-            <w:proofErr w:type="gramStart"/>
+              <w:t xml:space="preserve"> {{seller.</w:t>
+            </w:r>
             <w:r>
               <w:rPr>
                 <w:rFonts w:ascii="Times New Roman" w:hAnsi="Times New Roman"/>
@@ -3109,19 +2858,8 @@
                 <w:sz w:val="20"/>
                 <w:lang w:val="en-US" w:eastAsia="ru-RU"/>
               </w:rPr>
-              <w:t>seller.</w:t>
-            </w:r>
-            <w:r>
-              <w:rPr>
-                <w:rFonts w:ascii="Times New Roman" w:hAnsi="Times New Roman"/>
-                <w:color w:val="auto"/>
-                <w:sz w:val="20"/>
-                <w:lang w:val="en-US" w:eastAsia="ru-RU"/>
-              </w:rPr>
               <w:t>initials</w:t>
             </w:r>
-            <w:proofErr w:type="spellEnd"/>
-            <w:proofErr w:type="gramEnd"/>
             <w:r>
               <w:rPr>
                 <w:rFonts w:ascii="Times New Roman" w:hAnsi="Times New Roman"/>
@@ -3168,7 +2906,6 @@
               </w:rPr>
               <w:t>Директор _____________________________</w:t>
             </w:r>
-            <w:proofErr w:type="spellStart"/>
             <w:r>
               <w:rPr>
                 <w:rFonts w:ascii="Times New Roman" w:hAnsi="Times New Roman"/>
@@ -3178,7 +2915,6 @@
               </w:rPr>
               <w:t>О.Р.Турко</w:t>
             </w:r>
-            <w:proofErr w:type="spellEnd"/>
           </w:p>
         </w:tc>
       </w:tr>
@@ -3283,17 +3019,15 @@
           <w:color w:val="auto"/>
           <w:sz w:val="20"/>
         </w:rPr>
-        <w:t>№ {{</w:t>
-      </w:r>
-      <w:proofErr w:type="spellStart"/>
-      <w:proofErr w:type="gramStart"/>
+        <w:t>№ {{deal</w:t>
+      </w:r>
       <w:r>
         <w:rPr>
           <w:rFonts w:ascii="Times New Roman" w:hAnsi="Times New Roman"/>
           <w:color w:val="auto"/>
           <w:sz w:val="20"/>
         </w:rPr>
-        <w:t>deal</w:t>
+        <w:t>.n</w:t>
       </w:r>
       <w:r>
         <w:rPr>
@@ -3301,7 +3035,7 @@
           <w:color w:val="auto"/>
           <w:sz w:val="20"/>
         </w:rPr>
-        <w:t>.n</w:t>
+        <w:t>umber}} от {{</w:t>
       </w:r>
       <w:r>
         <w:rPr>
@@ -3309,30 +3043,8 @@
           <w:color w:val="auto"/>
           <w:sz w:val="20"/>
         </w:rPr>
-        <w:t>umber</w:t>
-      </w:r>
-      <w:proofErr w:type="spellEnd"/>
-      <w:proofErr w:type="gramEnd"/>
-      <w:r>
-        <w:rPr>
-          <w:rFonts w:ascii="Times New Roman" w:hAnsi="Times New Roman"/>
-          <w:color w:val="auto"/>
-          <w:sz w:val="20"/>
-        </w:rPr>
-        <w:t>}} от {{</w:t>
-      </w:r>
-      <w:proofErr w:type="spellStart"/>
-      <w:proofErr w:type="gramStart"/>
-      <w:r>
-        <w:rPr>
-          <w:rFonts w:ascii="Times New Roman" w:hAnsi="Times New Roman"/>
-          <w:color w:val="auto"/>
-          <w:sz w:val="20"/>
-        </w:rPr>
         <w:t>deal.date</w:t>
       </w:r>
-      <w:proofErr w:type="spellEnd"/>
-      <w:proofErr w:type="gramEnd"/>
       <w:r>
         <w:rPr>
           <w:rFonts w:ascii="Times New Roman" w:hAnsi="Times New Roman"/>
@@ -3731,16 +3443,7 @@
                 <w:color w:val="auto"/>
                 <w:sz w:val="20"/>
               </w:rPr>
-              <w:t xml:space="preserve">на ведущих интернет-платформах: Realt.by, </w:t>
-            </w:r>
-            <w:proofErr w:type="gramStart"/>
-            <w:r>
-              <w:rPr>
-                <w:rFonts w:ascii="Times New Roman" w:hAnsi="Times New Roman"/>
-                <w:color w:val="auto"/>
-                <w:sz w:val="20"/>
-              </w:rPr>
-              <w:t>Kufar.by</w:t>
+              <w:t>на ведущих интернет-платформах: Realt.by, Kufar.by</w:t>
             </w:r>
             <w:r>
               <w:rPr>
@@ -3759,7 +3462,6 @@
               </w:rPr>
               <w:t>.</w:t>
             </w:r>
-            <w:proofErr w:type="gramEnd"/>
           </w:p>
         </w:tc>
         <w:tc>
@@ -3949,23 +3651,13 @@
               </w:rPr>
               <w:t>в</w:t>
             </w:r>
-            <w:proofErr w:type="spellStart"/>
             <w:r>
               <w:rPr>
                 <w:rStyle w:val="a5"/>
                 <w:color w:val="auto"/>
                 <w:sz w:val="20"/>
               </w:rPr>
-              <w:t>идео</w:t>
-            </w:r>
-            <w:proofErr w:type="spellEnd"/>
-            <w:r>
-              <w:rPr>
-                <w:rStyle w:val="a5"/>
-                <w:color w:val="auto"/>
-                <w:sz w:val="20"/>
-              </w:rPr>
-              <w:t>-обзор</w:t>
+              <w:t>идео-обзор</w:t>
             </w:r>
             <w:r>
               <w:rPr>
@@ -4064,7 +3756,6 @@
               </w:rPr>
               <w:t xml:space="preserve"> </w:t>
             </w:r>
-            <w:proofErr w:type="spellStart"/>
             <w:r>
               <w:rPr>
                 <w:color w:val="auto"/>
@@ -4073,7 +3764,6 @@
               </w:rPr>
               <w:t>Bizlida</w:t>
             </w:r>
-            <w:proofErr w:type="spellEnd"/>
             <w:r>
               <w:rPr>
                 <w:color w:val="auto"/>
@@ -4300,23 +3990,13 @@
               </w:rPr>
               <w:t>в</w:t>
             </w:r>
-            <w:proofErr w:type="spellStart"/>
             <w:r>
               <w:rPr>
                 <w:rStyle w:val="a5"/>
                 <w:color w:val="auto"/>
                 <w:sz w:val="20"/>
               </w:rPr>
-              <w:t>идео</w:t>
-            </w:r>
-            <w:proofErr w:type="spellEnd"/>
-            <w:r>
-              <w:rPr>
-                <w:rStyle w:val="a5"/>
-                <w:color w:val="auto"/>
-                <w:sz w:val="20"/>
-              </w:rPr>
-              <w:t>-обзор</w:t>
+              <w:t>идео-обзор</w:t>
             </w:r>
             <w:r>
               <w:rPr>
@@ -4545,7 +4225,6 @@
               </w:rPr>
               <w:t xml:space="preserve">Реклама через мессенджеры: тематические чаты и каналы в </w:t>
             </w:r>
-            <w:proofErr w:type="spellStart"/>
             <w:r>
               <w:rPr>
                 <w:rStyle w:val="a5"/>
@@ -4554,7 +4233,6 @@
               </w:rPr>
               <w:t>Viber</w:t>
             </w:r>
-            <w:proofErr w:type="spellEnd"/>
             <w:r>
               <w:rPr>
                 <w:color w:val="auto"/>
@@ -4764,23 +4442,13 @@
               </w:rPr>
               <w:t>в</w:t>
             </w:r>
-            <w:proofErr w:type="spellStart"/>
             <w:r>
               <w:rPr>
                 <w:rStyle w:val="a5"/>
                 <w:color w:val="auto"/>
                 <w:sz w:val="20"/>
               </w:rPr>
-              <w:t>идео</w:t>
-            </w:r>
-            <w:proofErr w:type="spellEnd"/>
-            <w:r>
-              <w:rPr>
-                <w:rStyle w:val="a5"/>
-                <w:color w:val="auto"/>
-                <w:sz w:val="20"/>
-              </w:rPr>
-              <w:t>-обзор</w:t>
+              <w:t>идео-обзор</w:t>
             </w:r>
             <w:r>
               <w:rPr>
@@ -5005,7 +4673,6 @@
               </w:rPr>
               <w:t xml:space="preserve">Реклама через мессенджеры: тематические чаты и каналы в </w:t>
             </w:r>
-            <w:proofErr w:type="spellStart"/>
             <w:r>
               <w:rPr>
                 <w:rStyle w:val="a5"/>
@@ -5014,7 +4681,6 @@
               </w:rPr>
               <w:t>Viber</w:t>
             </w:r>
-            <w:proofErr w:type="spellEnd"/>
             <w:r>
               <w:rPr>
                 <w:color w:val="auto"/>
@@ -5022,7 +4688,6 @@
               </w:rPr>
               <w:t xml:space="preserve"> и </w:t>
             </w:r>
-            <w:proofErr w:type="gramStart"/>
             <w:r>
               <w:rPr>
                 <w:rStyle w:val="a5"/>
@@ -5031,7 +4696,6 @@
               </w:rPr>
               <w:t>Telegram</w:t>
             </w:r>
-            <w:proofErr w:type="gramEnd"/>
             <w:r>
               <w:rPr>
                 <w:sz w:val="20"/>
@@ -5401,10 +5065,8 @@
                 <w:sz w:val="20"/>
                 <w:lang w:val="en-US" w:eastAsia="ru-RU"/>
               </w:rPr>
-              <w:t>{{</w:t>
-            </w:r>
-            <w:proofErr w:type="spellStart"/>
-            <w:proofErr w:type="gramStart"/>
+              <w:t>{{seller.</w:t>
+            </w:r>
             <w:r>
               <w:rPr>
                 <w:rFonts w:ascii="Times New Roman" w:hAnsi="Times New Roman"/>
@@ -5412,7 +5074,7 @@
                 <w:sz w:val="20"/>
                 <w:lang w:val="en-US" w:eastAsia="ru-RU"/>
               </w:rPr>
-              <w:t>seller.</w:t>
+              <w:t>initials</w:t>
             </w:r>
             <w:r>
               <w:rPr>
@@ -5421,16 +5083,6 @@
                 <w:sz w:val="20"/>
                 <w:lang w:val="en-US" w:eastAsia="ru-RU"/>
               </w:rPr>
-              <w:t>initials</w:t>
-            </w:r>
-            <w:proofErr w:type="spellEnd"/>
-            <w:r>
-              <w:rPr>
-                <w:rFonts w:ascii="Times New Roman" w:hAnsi="Times New Roman"/>
-                <w:color w:val="auto"/>
-                <w:sz w:val="20"/>
-                <w:lang w:val="en-US" w:eastAsia="ru-RU"/>
-              </w:rPr>
               <w:t>}}</w:t>
             </w:r>
             <w:r>
@@ -5439,16 +5091,7 @@
                 <w:color w:val="auto"/>
                 <w:sz w:val="20"/>
               </w:rPr>
-              <w:t xml:space="preserve">   </w:t>
-            </w:r>
-            <w:proofErr w:type="gramEnd"/>
-            <w:r>
-              <w:rPr>
-                <w:rFonts w:ascii="Times New Roman" w:hAnsi="Times New Roman"/>
-                <w:color w:val="auto"/>
-                <w:sz w:val="20"/>
-              </w:rPr>
-              <w:t xml:space="preserve">  </w:t>
+              <w:t xml:space="preserve">     </w:t>
             </w:r>
           </w:p>
         </w:tc>
@@ -5523,7 +5166,6 @@
               </w:rPr>
               <w:t>________________________</w:t>
             </w:r>
-            <w:proofErr w:type="spellStart"/>
             <w:r>
               <w:rPr>
                 <w:rFonts w:ascii="Times New Roman" w:hAnsi="Times New Roman"/>
@@ -5534,7 +5176,6 @@
               </w:rPr>
               <w:t>О.Р.Турко</w:t>
             </w:r>
-            <w:proofErr w:type="spellEnd"/>
           </w:p>
         </w:tc>
       </w:tr>

--- a/templates/working/Договор_реклама.docx
+++ b/templates/working/Договор_реклама.docx
@@ -1,6 +1,6 @@
 
 <file path=word/document.xml><?xml version="1.0" encoding="utf-8"?>
-<w:document xmlns:wpc="http://schemas.microsoft.com/office/word/2010/wordprocessingCanvas" xmlns:cx="http://schemas.microsoft.com/office/drawing/2014/chartex" xmlns:cx1="http://schemas.microsoft.com/office/drawing/2015/9/8/chartex" xmlns:cx2="http://schemas.microsoft.com/office/drawing/2015/10/21/chartex" xmlns:cx3="http://schemas.microsoft.com/office/drawing/2016/5/9/chartex" xmlns:cx4="http://schemas.microsoft.com/office/drawing/2016/5/10/chartex" xmlns:cx5="http://schemas.microsoft.com/office/drawing/2016/5/11/chartex" xmlns:cx6="http://schemas.microsoft.com/office/drawing/2016/5/12/chartex" xmlns:cx7="http://schemas.microsoft.com/office/drawing/2016/5/13/chartex" xmlns:cx8="http://schemas.microsoft.com/office/drawing/2016/5/14/chartex" xmlns:mc="http://schemas.openxmlformats.org/markup-compatibility/2006" xmlns:aink="http://schemas.microsoft.com/office/drawing/2016/ink" xmlns:am3d="http://schemas.microsoft.com/office/drawing/2017/model3d" xmlns:o="urn:schemas-microsoft-com:office:office" xmlns:oel="http://schemas.microsoft.com/office/2019/extlst" xmlns:r="http://schemas.openxmlformats.org/officeDocument/2006/relationships" xmlns:m="http://schemas.openxmlformats.org/officeDocument/2006/math" xmlns:v="urn:schemas-microsoft-com:vml" xmlns:wp14="http://schemas.microsoft.com/office/word/2010/wordprocessingDrawing" xmlns:wp="http://schemas.openxmlformats.org/drawingml/2006/wordprocessingDrawing" xmlns:w10="urn:schemas-microsoft-com:office:word" xmlns:w="http://schemas.openxmlformats.org/wordprocessingml/2006/main" xmlns:w14="http://schemas.microsoft.com/office/word/2010/wordml" xmlns:w15="http://schemas.microsoft.com/office/word/2012/wordml" xmlns:w16cex="http://schemas.microsoft.com/office/word/2018/wordml/cex" xmlns:w16cid="http://schemas.microsoft.com/office/word/2016/wordml/cid" xmlns:w16="http://schemas.microsoft.com/office/word/2018/wordml" xmlns:w16du="http://schemas.microsoft.com/office/word/2023/wordml/word16du" xmlns:w16sdtdh="http://schemas.microsoft.com/office/word/2020/wordml/sdtdatahash" xmlns:w16sdtfl="http://schemas.microsoft.com/office/word/2024/wordml/sdtformatlock" xmlns:w16se="http://schemas.microsoft.com/office/word/2015/wordml/symex" xmlns:wpg="http://schemas.microsoft.com/office/word/2010/wordprocessingGroup" xmlns:wpi="http://schemas.microsoft.com/office/word/2010/wordprocessingInk" xmlns:wne="http://schemas.microsoft.com/office/word/2006/wordml" xmlns:wps="http://schemas.microsoft.com/office/word/2010/wordprocessingShape" mc:Ignorable="w14 w15 w16se w16cid w16 w16cex w16sdtdh w16sdtfl w16du wp14">
+<w:document xmlns:wpc="http://schemas.microsoft.com/office/word/2010/wordprocessingCanvas" xmlns:cx="http://schemas.microsoft.com/office/drawing/2014/chartex" xmlns:cx1="http://schemas.microsoft.com/office/drawing/2015/9/8/chartex" xmlns:cx2="http://schemas.microsoft.com/office/drawing/2015/10/21/chartex" xmlns:cx3="http://schemas.microsoft.com/office/drawing/2016/5/9/chartex" xmlns:cx4="http://schemas.microsoft.com/office/drawing/2016/5/10/chartex" xmlns:cx5="http://schemas.microsoft.com/office/drawing/2016/5/11/chartex" xmlns:cx6="http://schemas.microsoft.com/office/drawing/2016/5/12/chartex" xmlns:cx7="http://schemas.microsoft.com/office/drawing/2016/5/13/chartex" xmlns:cx8="http://schemas.microsoft.com/office/drawing/2016/5/14/chartex" xmlns:mc="http://schemas.openxmlformats.org/markup-compatibility/2006" xmlns:aink="http://schemas.microsoft.com/office/drawing/2016/ink" xmlns:am3d="http://schemas.microsoft.com/office/drawing/2017/model3d" xmlns:o="urn:schemas-microsoft-com:office:office" xmlns:r="http://schemas.openxmlformats.org/officeDocument/2006/relationships" xmlns:m="http://schemas.openxmlformats.org/officeDocument/2006/math" xmlns:v="urn:schemas-microsoft-com:vml" xmlns:wp14="http://schemas.microsoft.com/office/word/2010/wordprocessingDrawing" xmlns:wp="http://schemas.openxmlformats.org/drawingml/2006/wordprocessingDrawing" xmlns:w10="urn:schemas-microsoft-com:office:word" xmlns:w="http://schemas.openxmlformats.org/wordprocessingml/2006/main" xmlns:w14="http://schemas.microsoft.com/office/word/2010/wordml" xmlns:w15="http://schemas.microsoft.com/office/word/2012/wordml" xmlns:w16cex="http://schemas.microsoft.com/office/word/2018/wordml/cex" xmlns:w16cid="http://schemas.microsoft.com/office/word/2016/wordml/cid" xmlns:w16="http://schemas.microsoft.com/office/word/2018/wordml" xmlns:w16sdtdh="http://schemas.microsoft.com/office/word/2020/wordml/sdtdatahash" xmlns:w16se="http://schemas.microsoft.com/office/word/2015/wordml/symex" xmlns:wpg="http://schemas.microsoft.com/office/word/2010/wordprocessingGroup" xmlns:wpi="http://schemas.microsoft.com/office/word/2010/wordprocessingInk" xmlns:wne="http://schemas.microsoft.com/office/word/2006/wordml" xmlns:wps="http://schemas.microsoft.com/office/word/2010/wordprocessingShape" mc:Ignorable="w14 w15 w16se w16cid w16 w16cex w16sdtdh wp14">
   <w:body>
     <w:p>
       <w:pPr>
@@ -22,7 +22,17 @@
           <w:sz w:val="24"/>
           <w:szCs w:val="24"/>
         </w:rPr>
-        <w:t>ДОГОВОР № {{deal</w:t>
+        <w:t>ДОГОВОР № {{</w:t>
+      </w:r>
+      <w:r>
+        <w:rPr>
+          <w:rFonts w:ascii="Times New Roman" w:hAnsi="Times New Roman"/>
+          <w:b/>
+          <w:bCs/>
+          <w:sz w:val="24"/>
+          <w:szCs w:val="24"/>
+        </w:rPr>
+        <w:t>deal</w:t>
       </w:r>
       <w:r>
         <w:rPr>
@@ -54,13 +64,9 @@
           <w:sz w:val="24"/>
           <w:szCs w:val="24"/>
         </w:rPr>
-        <w:t>umber}}</w:t>
-      </w:r>
-    </w:p>
-    <w:p>
-      <w:pPr>
-        <w:pStyle w:val="ad"/>
-        <w:jc w:val="center"/>
+        <w:t>umber</w:t>
+      </w:r>
+      <w:r>
         <w:rPr>
           <w:rFonts w:ascii="Times New Roman" w:hAnsi="Times New Roman"/>
           <w:b/>
@@ -68,8 +74,13 @@
           <w:sz w:val="24"/>
           <w:szCs w:val="24"/>
         </w:rPr>
-      </w:pPr>
-      <w:r>
+        <w:t>}}</w:t>
+      </w:r>
+    </w:p>
+    <w:p>
+      <w:pPr>
+        <w:pStyle w:val="ad"/>
+        <w:jc w:val="center"/>
         <w:rPr>
           <w:rFonts w:ascii="Times New Roman" w:hAnsi="Times New Roman"/>
           <w:b/>
@@ -77,6 +88,15 @@
           <w:sz w:val="24"/>
           <w:szCs w:val="24"/>
         </w:rPr>
+      </w:pPr>
+      <w:r>
+        <w:rPr>
+          <w:rFonts w:ascii="Times New Roman" w:hAnsi="Times New Roman"/>
+          <w:b/>
+          <w:bCs/>
+          <w:sz w:val="24"/>
+          <w:szCs w:val="24"/>
+        </w:rPr>
         <w:t>на оказание рекламных услуг</w:t>
       </w:r>
     </w:p>
@@ -139,7 +159,15 @@
           <w:sz w:val="24"/>
           <w:szCs w:val="24"/>
         </w:rPr>
-        <w:t>{{deal.</w:t>
+        <w:t>{{</w:t>
+      </w:r>
+      <w:r>
+        <w:rPr>
+          <w:rFonts w:ascii="Times New Roman" w:hAnsi="Times New Roman"/>
+          <w:sz w:val="24"/>
+          <w:szCs w:val="24"/>
+        </w:rPr>
+        <w:t>deal.</w:t>
       </w:r>
       <w:r>
         <w:rPr>
@@ -184,7 +212,14 @@
           <w:rFonts w:ascii="Times New Roman" w:hAnsi="Times New Roman"/>
           <w:sz w:val="20"/>
         </w:rPr>
-        <w:t>{{seller</w:t>
+        <w:t>{{</w:t>
+      </w:r>
+      <w:r>
+        <w:rPr>
+          <w:rFonts w:ascii="Times New Roman" w:hAnsi="Times New Roman"/>
+          <w:sz w:val="20"/>
+        </w:rPr>
+        <w:t>seller</w:t>
       </w:r>
       <w:r>
         <w:rPr>
@@ -207,7 +242,14 @@
           <w:rFonts w:ascii="Times New Roman" w:hAnsi="Times New Roman"/>
           <w:sz w:val="20"/>
         </w:rPr>
-        <w:t>ullName}}</w:t>
+        <w:t>ullName</w:t>
+      </w:r>
+      <w:r>
+        <w:rPr>
+          <w:rFonts w:ascii="Times New Roman" w:hAnsi="Times New Roman"/>
+          <w:sz w:val="20"/>
+        </w:rPr>
+        <w:t>}}</w:t>
       </w:r>
       <w:r>
         <w:rPr>
@@ -353,7 +395,13 @@
         <w:rPr>
           <w:sz w:val="20"/>
         </w:rPr>
-        <w:t>ontractNumber}} от {{</w:t>
+        <w:t>ontractNumber</w:t>
+      </w:r>
+      <w:r>
+        <w:rPr>
+          <w:sz w:val="20"/>
+        </w:rPr>
+        <w:t>}} от {{</w:t>
       </w:r>
       <w:r>
         <w:rPr>
@@ -380,7 +428,13 @@
         <w:rPr>
           <w:sz w:val="20"/>
         </w:rPr>
-        <w:t xml:space="preserve">ontractDate}} обязуется по поручению Заказчика оказать услуги по созданию, изготовлению и размещению рекламных материалов в отношении объекта недвижимости </w:t>
+        <w:t>ontractDate</w:t>
+      </w:r>
+      <w:r>
+        <w:rPr>
+          <w:sz w:val="20"/>
+        </w:rPr>
+        <w:t xml:space="preserve">}} обязуется по поручению Заказчика оказать услуги по созданию, изготовлению и размещению рекламных материалов в отношении объекта недвижимости </w:t>
       </w:r>
       <w:r>
         <w:rPr>
@@ -431,7 +485,13 @@
         <w:rPr>
           <w:sz w:val="20"/>
         </w:rPr>
-        <w:t>, расположенного по адресу: {{property</w:t>
+        <w:t>, расположенного по адресу: {{</w:t>
+      </w:r>
+      <w:r>
+        <w:rPr>
+          <w:sz w:val="20"/>
+        </w:rPr>
+        <w:t>property</w:t>
       </w:r>
       <w:r>
         <w:rPr>
@@ -451,7 +511,13 @@
         <w:rPr>
           <w:sz w:val="20"/>
         </w:rPr>
-        <w:t>ddress}}, далее именуемые по тексту «Услуги» согласно прейскуранту (приложение № 1 к настоящему договору), а Заказчик обязуется принять Услуги, оказанные Исполнителем, и оплатить их в порядке и на условиях, определенных настоящим Договором.</w:t>
+        <w:t>ddress</w:t>
+      </w:r>
+      <w:r>
+        <w:rPr>
+          <w:sz w:val="20"/>
+        </w:rPr>
+        <w:t>}}, далее именуемые по тексту «Услуги» согласно прейскуранту (приложение № 1 к настоящему договору), а Заказчик обязуется принять Услуги, оказанные Исполнителем, и оплатить их в порядке и на условиях, определенных настоящим Договором.</w:t>
       </w:r>
     </w:p>
     <w:p>
@@ -1503,14 +1569,35 @@
           <w:color w:val="auto"/>
           <w:sz w:val="20"/>
         </w:rPr>
-        <w:t xml:space="preserve">7.2. Стороны безоговорочно соглашаются с тем, что вся переписка, извещения и уведомления, полученные на адреса электронной почты, а также мессенджеры (Viber, Telegram, </w:t>
-      </w:r>
-      <w:r>
-        <w:rPr>
-          <w:color w:val="auto"/>
-          <w:sz w:val="20"/>
-        </w:rPr>
-        <w:t>WhatsApp) по</w:t>
+        <w:t>7.2. Стороны безоговорочно соглашаются с тем, что вся переписка, извещения и уведомления, полученные на адреса электронной почты, а также мессенджеры (</w:t>
+      </w:r>
+      <w:r>
+        <w:rPr>
+          <w:color w:val="auto"/>
+          <w:sz w:val="20"/>
+        </w:rPr>
+        <w:t>Viber</w:t>
+      </w:r>
+      <w:r>
+        <w:rPr>
+          <w:color w:val="auto"/>
+          <w:sz w:val="20"/>
+        </w:rPr>
+        <w:t xml:space="preserve">, Telegram, </w:t>
+      </w:r>
+      <w:r>
+        <w:rPr>
+          <w:color w:val="auto"/>
+          <w:sz w:val="20"/>
+        </w:rPr>
+        <w:t>WhatsApp</w:t>
+      </w:r>
+      <w:r>
+        <w:rPr>
+          <w:color w:val="auto"/>
+          <w:sz w:val="20"/>
+        </w:rPr>
+        <w:t>) по</w:t>
       </w:r>
       <w:r>
         <w:rPr>
@@ -1653,7 +1740,13 @@
         <w:rPr>
           <w:sz w:val="20"/>
         </w:rPr>
-        <w:t xml:space="preserve">ontractNumber}} </w:t>
+        <w:t>ontractNumber</w:t>
+      </w:r>
+      <w:r>
+        <w:rPr>
+          <w:sz w:val="20"/>
+        </w:rPr>
+        <w:t xml:space="preserve">}} </w:t>
       </w:r>
       <w:r>
         <w:rPr>
@@ -1693,7 +1786,13 @@
         <w:rPr>
           <w:sz w:val="20"/>
         </w:rPr>
-        <w:t xml:space="preserve">ontractDate}} </w:t>
+        <w:t>ontractDate</w:t>
+      </w:r>
+      <w:r>
+        <w:rPr>
+          <w:sz w:val="20"/>
+        </w:rPr>
+        <w:t xml:space="preserve">}} </w:t>
       </w:r>
       <w:r>
         <w:rPr>
@@ -2134,7 +2233,14 @@
                 <w:rFonts w:ascii="Times New Roman" w:hAnsi="Times New Roman"/>
                 <w:sz w:val="20"/>
               </w:rPr>
-              <w:t>{{seller</w:t>
+              <w:t>{{</w:t>
+            </w:r>
+            <w:r>
+              <w:rPr>
+                <w:rFonts w:ascii="Times New Roman" w:hAnsi="Times New Roman"/>
+                <w:sz w:val="20"/>
+              </w:rPr>
+              <w:t>seller</w:t>
             </w:r>
             <w:r>
               <w:rPr>
@@ -2149,7 +2255,14 @@
                 <w:rFonts w:ascii="Times New Roman" w:hAnsi="Times New Roman"/>
                 <w:sz w:val="20"/>
               </w:rPr>
-              <w:t>ullName}}</w:t>
+              <w:t>ullName</w:t>
+            </w:r>
+            <w:r>
+              <w:rPr>
+                <w:rFonts w:ascii="Times New Roman" w:hAnsi="Times New Roman"/>
+                <w:sz w:val="20"/>
+              </w:rPr>
+              <w:t>}}</w:t>
             </w:r>
           </w:p>
         </w:tc>
@@ -2224,7 +2337,25 @@
                 <w:sz w:val="20"/>
                 <w:lang w:val="ru-RU" w:eastAsia="en-US"/>
               </w:rPr>
-              <w:t>231300 г. Лида, б-р князя Гедимина, д.12 пом.9</w:t>
+              <w:t xml:space="preserve">231300 г. Лида, б-р князя </w:t>
+            </w:r>
+            <w:r>
+              <w:rPr>
+                <w:rFonts w:ascii="Times New Roman" w:eastAsia="Calibri" w:hAnsi="Times New Roman"/>
+                <w:color w:val="auto"/>
+                <w:sz w:val="20"/>
+                <w:lang w:val="ru-RU" w:eastAsia="en-US"/>
+              </w:rPr>
+              <w:t>Гедимина</w:t>
+            </w:r>
+            <w:r>
+              <w:rPr>
+                <w:rFonts w:ascii="Times New Roman" w:eastAsia="Calibri" w:hAnsi="Times New Roman"/>
+                <w:color w:val="auto"/>
+                <w:sz w:val="20"/>
+                <w:lang w:val="ru-RU" w:eastAsia="en-US"/>
+              </w:rPr>
+              <w:t>, д.12 пом.9</w:t>
             </w:r>
           </w:p>
         </w:tc>
@@ -2387,7 +2518,15 @@
                 <w:sz w:val="20"/>
                 <w:lang w:val="en-US" w:eastAsia="en-US"/>
               </w:rPr>
-              <w:t xml:space="preserve">:ALFABY2X   </w:t>
+              <w:t>:ALFABY</w:t>
+            </w:r>
+            <w:r>
+              <w:rPr>
+                <w:rFonts w:ascii="Times New Roman" w:hAnsi="Times New Roman"/>
+                <w:sz w:val="20"/>
+                <w:lang w:val="en-US" w:eastAsia="en-US"/>
+              </w:rPr>
+              <w:t xml:space="preserve">2X   </w:t>
             </w:r>
           </w:p>
         </w:tc>
@@ -2437,7 +2576,14 @@
                 <w:rFonts w:ascii="Times New Roman" w:hAnsi="Times New Roman"/>
                 <w:sz w:val="20"/>
               </w:rPr>
-              <w:t>{{seller</w:t>
+              <w:t>{{</w:t>
+            </w:r>
+            <w:r>
+              <w:rPr>
+                <w:rFonts w:ascii="Times New Roman" w:hAnsi="Times New Roman"/>
+                <w:sz w:val="20"/>
+              </w:rPr>
+              <w:t>seller</w:t>
             </w:r>
             <w:r>
               <w:rPr>
@@ -2452,7 +2598,14 @@
                 <w:rFonts w:ascii="Times New Roman" w:hAnsi="Times New Roman"/>
                 <w:sz w:val="20"/>
               </w:rPr>
-              <w:t>assport}}</w:t>
+              <w:t>assport</w:t>
+            </w:r>
+            <w:r>
+              <w:rPr>
+                <w:rFonts w:ascii="Times New Roman" w:hAnsi="Times New Roman"/>
+                <w:sz w:val="20"/>
+              </w:rPr>
+              <w:t>}}</w:t>
             </w:r>
           </w:p>
         </w:tc>
@@ -2531,7 +2684,14 @@
                 <w:rFonts w:ascii="Times New Roman" w:hAnsi="Times New Roman"/>
                 <w:sz w:val="20"/>
               </w:rPr>
-              <w:t>{{seller</w:t>
+              <w:t>{{</w:t>
+            </w:r>
+            <w:r>
+              <w:rPr>
+                <w:rFonts w:ascii="Times New Roman" w:hAnsi="Times New Roman"/>
+                <w:sz w:val="20"/>
+              </w:rPr>
+              <w:t>seller</w:t>
             </w:r>
             <w:r>
               <w:rPr>
@@ -2561,7 +2721,14 @@
                 <w:rFonts w:ascii="Times New Roman" w:hAnsi="Times New Roman"/>
                 <w:sz w:val="20"/>
               </w:rPr>
-              <w:t xml:space="preserve"> {{seller.</w:t>
+              <w:t xml:space="preserve"> {{</w:t>
+            </w:r>
+            <w:r>
+              <w:rPr>
+                <w:rFonts w:ascii="Times New Roman" w:hAnsi="Times New Roman"/>
+                <w:sz w:val="20"/>
+              </w:rPr>
+              <w:t>seller.</w:t>
             </w:r>
             <w:r>
               <w:rPr>
@@ -2604,7 +2771,25 @@
                 <w:sz w:val="20"/>
                 <w:lang w:val="ru-RU" w:eastAsia="en-US"/>
               </w:rPr>
-              <w:t>220007, г.Минск, ул.Сурганова,43-47</w:t>
+              <w:t xml:space="preserve">220007, </w:t>
+            </w:r>
+            <w:r>
+              <w:rPr>
+                <w:rFonts w:ascii="Times New Roman" w:eastAsia="Calibri" w:hAnsi="Times New Roman"/>
+                <w:color w:val="auto"/>
+                <w:sz w:val="20"/>
+                <w:lang w:val="ru-RU" w:eastAsia="en-US"/>
+              </w:rPr>
+              <w:t>г.Минск</w:t>
+            </w:r>
+            <w:r>
+              <w:rPr>
+                <w:rFonts w:ascii="Times New Roman" w:eastAsia="Calibri" w:hAnsi="Times New Roman"/>
+                <w:color w:val="auto"/>
+                <w:sz w:val="20"/>
+                <w:lang w:val="ru-RU" w:eastAsia="en-US"/>
+              </w:rPr>
+              <w:t>, ул.Сурганова,43-47</w:t>
             </w:r>
           </w:p>
         </w:tc>
@@ -2654,7 +2839,14 @@
                 <w:rFonts w:ascii="Times New Roman" w:hAnsi="Times New Roman"/>
                 <w:sz w:val="20"/>
               </w:rPr>
-              <w:t>{{seller</w:t>
+              <w:t>{{</w:t>
+            </w:r>
+            <w:r>
+              <w:rPr>
+                <w:rFonts w:ascii="Times New Roman" w:hAnsi="Times New Roman"/>
+                <w:sz w:val="20"/>
+              </w:rPr>
+              <w:t>seller</w:t>
             </w:r>
             <w:r>
               <w:rPr>
@@ -2662,7 +2854,15 @@
                 <w:sz w:val="20"/>
                 <w:lang w:val="en-US"/>
               </w:rPr>
-              <w:t>.i</w:t>
+              <w:t>.</w:t>
+            </w:r>
+            <w:r>
+              <w:rPr>
+                <w:rFonts w:ascii="Times New Roman" w:hAnsi="Times New Roman"/>
+                <w:sz w:val="20"/>
+                <w:lang w:val="en-US"/>
+              </w:rPr>
+              <w:t>i</w:t>
             </w:r>
             <w:r>
               <w:rPr>
@@ -2748,7 +2948,14 @@
                 <w:rFonts w:ascii="Times New Roman" w:hAnsi="Times New Roman"/>
                 <w:sz w:val="20"/>
               </w:rPr>
-              <w:t>{{seller</w:t>
+              <w:t>{{</w:t>
+            </w:r>
+            <w:r>
+              <w:rPr>
+                <w:rFonts w:ascii="Times New Roman" w:hAnsi="Times New Roman"/>
+                <w:sz w:val="20"/>
+              </w:rPr>
+              <w:t>seller</w:t>
             </w:r>
             <w:r>
               <w:rPr>
@@ -2763,7 +2970,14 @@
                 <w:rFonts w:ascii="Times New Roman" w:hAnsi="Times New Roman"/>
                 <w:sz w:val="20"/>
               </w:rPr>
-              <w:t>hone}}</w:t>
+              <w:t>hone</w:t>
+            </w:r>
+            <w:r>
+              <w:rPr>
+                <w:rFonts w:ascii="Times New Roman" w:hAnsi="Times New Roman"/>
+                <w:sz w:val="20"/>
+              </w:rPr>
+              <w:t>}}</w:t>
             </w:r>
           </w:p>
         </w:tc>
@@ -2849,7 +3063,16 @@
                 <w:sz w:val="20"/>
                 <w:lang w:val="en-US" w:eastAsia="ru-RU"/>
               </w:rPr>
-              <w:t xml:space="preserve"> {{seller.</w:t>
+              <w:t xml:space="preserve"> {{</w:t>
+            </w:r>
+            <w:r>
+              <w:rPr>
+                <w:rFonts w:ascii="Times New Roman" w:hAnsi="Times New Roman"/>
+                <w:color w:val="auto"/>
+                <w:sz w:val="20"/>
+                <w:lang w:val="en-US" w:eastAsia="ru-RU"/>
+              </w:rPr>
+              <w:t>seller.</w:t>
             </w:r>
             <w:r>
               <w:rPr>
@@ -3019,7 +3242,15 @@
           <w:color w:val="auto"/>
           <w:sz w:val="20"/>
         </w:rPr>
-        <w:t>№ {{deal</w:t>
+        <w:t>№ {{</w:t>
+      </w:r>
+      <w:r>
+        <w:rPr>
+          <w:rFonts w:ascii="Times New Roman" w:hAnsi="Times New Roman"/>
+          <w:color w:val="auto"/>
+          <w:sz w:val="20"/>
+        </w:rPr>
+        <w:t>deal</w:t>
       </w:r>
       <w:r>
         <w:rPr>
@@ -3035,7 +3266,15 @@
           <w:color w:val="auto"/>
           <w:sz w:val="20"/>
         </w:rPr>
-        <w:t>umber}} от {{</w:t>
+        <w:t>umber</w:t>
+      </w:r>
+      <w:r>
+        <w:rPr>
+          <w:rFonts w:ascii="Times New Roman" w:hAnsi="Times New Roman"/>
+          <w:color w:val="auto"/>
+          <w:sz w:val="20"/>
+        </w:rPr>
+        <w:t>}} от {{</w:t>
       </w:r>
       <w:r>
         <w:rPr>
@@ -3260,6 +3499,7 @@
         <w:tc>
           <w:tcPr>
             <w:tcW w:w="562" w:type="dxa"/>
+            <w:vAlign w:val="center"/>
           </w:tcPr>
           <w:p>
             <w:pPr>
@@ -3274,31 +3514,14 @@
                 <w:sz w:val="20"/>
               </w:rPr>
             </w:pPr>
-            <w:sdt>
-              <w:sdtPr>
-                <w:rPr>
-                  <w:rFonts w:ascii="Times New Roman" w:hAnsi="Times New Roman"/>
-                  <w:color w:val="auto"/>
-                  <w:sz w:val="20"/>
-                </w:rPr>
-                <w:id w:val="1727797618"/>
-                <w14:checkbox>
-                  <w14:checked w14:val="0"/>
-                  <w14:checkedState w14:val="2612" w14:font="MS Gothic"/>
-                  <w14:uncheckedState w14:val="2610" w14:font="MS Gothic"/>
-                </w14:checkbox>
-              </w:sdtPr>
-              <w:sdtContent>
-                <w:r>
-                  <w:rPr>
-                    <w:rFonts w:ascii="Segoe UI Symbol" w:hAnsi="Segoe UI Symbol" w:cs="Segoe UI Symbol"/>
-                    <w:color w:val="auto"/>
-                    <w:sz w:val="20"/>
-                  </w:rPr>
-                  <w:t>☐</w:t>
-                </w:r>
-              </w:sdtContent>
-            </w:sdt>
+            <w:r>
+              <w:rPr>
+                <w:rFonts w:ascii="Times New Roman" w:hAnsi="Times New Roman"/>
+                <w:color w:val="auto"/>
+                <w:sz w:val="20"/>
+              </w:rPr>
+              <w:t>{{cb_1}}</w:t>
+            </w:r>
           </w:p>
         </w:tc>
         <w:tc>
@@ -3443,7 +3666,15 @@
                 <w:color w:val="auto"/>
                 <w:sz w:val="20"/>
               </w:rPr>
-              <w:t>на ведущих интернет-платформах: Realt.by, Kufar.by</w:t>
+              <w:t xml:space="preserve">на ведущих интернет-платформах: Realt.by, </w:t>
+            </w:r>
+            <w:r>
+              <w:rPr>
+                <w:rFonts w:ascii="Times New Roman" w:hAnsi="Times New Roman"/>
+                <w:color w:val="auto"/>
+                <w:sz w:val="20"/>
+              </w:rPr>
+              <w:t>Kufar.by</w:t>
             </w:r>
             <w:r>
               <w:rPr>
@@ -3561,6 +3792,7 @@
         <w:tc>
           <w:tcPr>
             <w:tcW w:w="562" w:type="dxa"/>
+            <w:vAlign w:val="center"/>
           </w:tcPr>
           <w:p>
             <w:pPr>
@@ -3574,31 +3806,14 @@
                 <w:sz w:val="20"/>
               </w:rPr>
             </w:pPr>
-            <w:sdt>
-              <w:sdtPr>
-                <w:rPr>
-                  <w:rFonts w:ascii="Times New Roman" w:hAnsi="Times New Roman"/>
-                  <w:color w:val="auto"/>
-                  <w:sz w:val="20"/>
-                </w:rPr>
-                <w:id w:val="-2078192741"/>
-                <w14:checkbox>
-                  <w14:checked w14:val="0"/>
-                  <w14:checkedState w14:val="2612" w14:font="MS Gothic"/>
-                  <w14:uncheckedState w14:val="2610" w14:font="MS Gothic"/>
-                </w14:checkbox>
-              </w:sdtPr>
-              <w:sdtContent>
-                <w:r>
-                  <w:rPr>
-                    <w:rFonts w:ascii="Segoe UI Symbol" w:hAnsi="Segoe UI Symbol" w:cs="Segoe UI Symbol"/>
-                    <w:color w:val="auto"/>
-                    <w:sz w:val="20"/>
-                  </w:rPr>
-                  <w:t>☐</w:t>
-                </w:r>
-              </w:sdtContent>
-            </w:sdt>
+            <w:r>
+              <w:rPr>
+                <w:rFonts w:ascii="Times New Roman" w:hAnsi="Times New Roman"/>
+                <w:color w:val="auto"/>
+                <w:sz w:val="20"/>
+              </w:rPr>
+              <w:t>{{cb_2}}</w:t>
+            </w:r>
           </w:p>
         </w:tc>
         <w:tc>
@@ -3657,7 +3872,15 @@
                 <w:color w:val="auto"/>
                 <w:sz w:val="20"/>
               </w:rPr>
-              <w:t>идео-обзор</w:t>
+              <w:t>идео</w:t>
+            </w:r>
+            <w:r>
+              <w:rPr>
+                <w:rStyle w:val="a5"/>
+                <w:color w:val="auto"/>
+                <w:sz w:val="20"/>
+              </w:rPr>
+              <w:t>-обзор</w:t>
             </w:r>
             <w:r>
               <w:rPr>
@@ -3900,6 +4123,7 @@
         <w:tc>
           <w:tcPr>
             <w:tcW w:w="562" w:type="dxa"/>
+            <w:vAlign w:val="center"/>
           </w:tcPr>
           <w:p>
             <w:pPr>
@@ -3913,31 +4137,14 @@
                 <w:sz w:val="20"/>
               </w:rPr>
             </w:pPr>
-            <w:sdt>
-              <w:sdtPr>
-                <w:rPr>
-                  <w:rFonts w:ascii="Times New Roman" w:hAnsi="Times New Roman"/>
-                  <w:color w:val="auto"/>
-                  <w:sz w:val="20"/>
-                </w:rPr>
-                <w:id w:val="-908920914"/>
-                <w14:checkbox>
-                  <w14:checked w14:val="0"/>
-                  <w14:checkedState w14:val="2612" w14:font="MS Gothic"/>
-                  <w14:uncheckedState w14:val="2610" w14:font="MS Gothic"/>
-                </w14:checkbox>
-              </w:sdtPr>
-              <w:sdtContent>
-                <w:r>
-                  <w:rPr>
-                    <w:rFonts w:ascii="MS Gothic" w:eastAsia="MS Gothic" w:hAnsi="MS Gothic" w:hint="eastAsia"/>
-                    <w:color w:val="auto"/>
-                    <w:sz w:val="20"/>
-                  </w:rPr>
-                  <w:t>☐</w:t>
-                </w:r>
-              </w:sdtContent>
-            </w:sdt>
+            <w:r>
+              <w:rPr>
+                <w:rFonts w:ascii="Times New Roman" w:hAnsi="Times New Roman"/>
+                <w:color w:val="auto"/>
+                <w:sz w:val="20"/>
+              </w:rPr>
+              <w:t>{{cb_3}}</w:t>
+            </w:r>
           </w:p>
         </w:tc>
         <w:tc>
@@ -3996,7 +4203,15 @@
                 <w:color w:val="auto"/>
                 <w:sz w:val="20"/>
               </w:rPr>
-              <w:t>идео-обзор</w:t>
+              <w:t>идео</w:t>
+            </w:r>
+            <w:r>
+              <w:rPr>
+                <w:rStyle w:val="a5"/>
+                <w:color w:val="auto"/>
+                <w:sz w:val="20"/>
+              </w:rPr>
+              <w:t>-обзор</w:t>
             </w:r>
             <w:r>
               <w:rPr>
@@ -4352,6 +4567,7 @@
         <w:tc>
           <w:tcPr>
             <w:tcW w:w="562" w:type="dxa"/>
+            <w:vAlign w:val="center"/>
           </w:tcPr>
           <w:p>
             <w:pPr>
@@ -4365,31 +4581,14 @@
                 <w:sz w:val="20"/>
               </w:rPr>
             </w:pPr>
-            <w:sdt>
-              <w:sdtPr>
-                <w:rPr>
-                  <w:rFonts w:ascii="Times New Roman" w:hAnsi="Times New Roman"/>
-                  <w:color w:val="auto"/>
-                  <w:sz w:val="20"/>
-                </w:rPr>
-                <w:id w:val="-969897707"/>
-                <w14:checkbox>
-                  <w14:checked w14:val="0"/>
-                  <w14:checkedState w14:val="2612" w14:font="MS Gothic"/>
-                  <w14:uncheckedState w14:val="2610" w14:font="MS Gothic"/>
-                </w14:checkbox>
-              </w:sdtPr>
-              <w:sdtContent>
-                <w:r>
-                  <w:rPr>
-                    <w:rFonts w:ascii="MS Gothic" w:eastAsia="MS Gothic" w:hAnsi="MS Gothic" w:hint="eastAsia"/>
-                    <w:color w:val="auto"/>
-                    <w:sz w:val="20"/>
-                  </w:rPr>
-                  <w:t>☐</w:t>
-                </w:r>
-              </w:sdtContent>
-            </w:sdt>
+            <w:r>
+              <w:rPr>
+                <w:rFonts w:ascii="Times New Roman" w:hAnsi="Times New Roman"/>
+                <w:color w:val="auto"/>
+                <w:sz w:val="20"/>
+              </w:rPr>
+              <w:t>{{cb_4}}</w:t>
+            </w:r>
           </w:p>
         </w:tc>
         <w:tc>
@@ -4448,7 +4647,15 @@
                 <w:color w:val="auto"/>
                 <w:sz w:val="20"/>
               </w:rPr>
-              <w:t>идео-обзор</w:t>
+              <w:t>идео</w:t>
+            </w:r>
+            <w:r>
+              <w:rPr>
+                <w:rStyle w:val="a5"/>
+                <w:color w:val="auto"/>
+                <w:sz w:val="20"/>
+              </w:rPr>
+              <w:t>-обзор</w:t>
             </w:r>
             <w:r>
               <w:rPr>
@@ -4716,7 +4923,31 @@
                 <w:color w:val="auto"/>
                 <w:sz w:val="20"/>
               </w:rPr>
-              <w:t xml:space="preserve">Instagram, TikTok </w:t>
+              <w:t>Instagram</w:t>
+            </w:r>
+            <w:r>
+              <w:rPr>
+                <w:b/>
+                <w:color w:val="auto"/>
+                <w:sz w:val="20"/>
+              </w:rPr>
+              <w:t xml:space="preserve">, </w:t>
+            </w:r>
+            <w:r>
+              <w:rPr>
+                <w:b/>
+                <w:color w:val="auto"/>
+                <w:sz w:val="20"/>
+              </w:rPr>
+              <w:t>TikTok</w:t>
+            </w:r>
+            <w:r>
+              <w:rPr>
+                <w:b/>
+                <w:color w:val="auto"/>
+                <w:sz w:val="20"/>
+              </w:rPr>
+              <w:t xml:space="preserve"> </w:t>
             </w:r>
             <w:r>
               <w:rPr>
@@ -5065,7 +5296,16 @@
                 <w:sz w:val="20"/>
                 <w:lang w:val="en-US" w:eastAsia="ru-RU"/>
               </w:rPr>
-              <w:t>{{seller.</w:t>
+              <w:t>{{</w:t>
+            </w:r>
+            <w:r>
+              <w:rPr>
+                <w:rFonts w:ascii="Times New Roman" w:hAnsi="Times New Roman"/>
+                <w:color w:val="auto"/>
+                <w:sz w:val="20"/>
+                <w:lang w:val="en-US" w:eastAsia="ru-RU"/>
+              </w:rPr>
+              <w:t>seller.</w:t>
             </w:r>
             <w:r>
               <w:rPr>
@@ -5202,7 +5442,7 @@
 </file>
 
 <file path=word/numbering.xml><?xml version="1.0" encoding="utf-8"?>
-<w:numbering xmlns:wpc="http://schemas.microsoft.com/office/word/2010/wordprocessingCanvas" xmlns:cx="http://schemas.microsoft.com/office/drawing/2014/chartex" xmlns:cx1="http://schemas.microsoft.com/office/drawing/2015/9/8/chartex" xmlns:cx2="http://schemas.microsoft.com/office/drawing/2015/10/21/chartex" xmlns:cx3="http://schemas.microsoft.com/office/drawing/2016/5/9/chartex" xmlns:cx4="http://schemas.microsoft.com/office/drawing/2016/5/10/chartex" xmlns:cx5="http://schemas.microsoft.com/office/drawing/2016/5/11/chartex" xmlns:cx6="http://schemas.microsoft.com/office/drawing/2016/5/12/chartex" xmlns:cx7="http://schemas.microsoft.com/office/drawing/2016/5/13/chartex" xmlns:cx8="http://schemas.microsoft.com/office/drawing/2016/5/14/chartex" xmlns:mc="http://schemas.openxmlformats.org/markup-compatibility/2006" xmlns:aink="http://schemas.microsoft.com/office/drawing/2016/ink" xmlns:am3d="http://schemas.microsoft.com/office/drawing/2017/model3d" xmlns:o="urn:schemas-microsoft-com:office:office" xmlns:oel="http://schemas.microsoft.com/office/2019/extlst" xmlns:r="http://schemas.openxmlformats.org/officeDocument/2006/relationships" xmlns:m="http://schemas.openxmlformats.org/officeDocument/2006/math" xmlns:v="urn:schemas-microsoft-com:vml" xmlns:wp14="http://schemas.microsoft.com/office/word/2010/wordprocessingDrawing" xmlns:wp="http://schemas.openxmlformats.org/drawingml/2006/wordprocessingDrawing" xmlns:w10="urn:schemas-microsoft-com:office:word" xmlns:w="http://schemas.openxmlformats.org/wordprocessingml/2006/main" xmlns:w14="http://schemas.microsoft.com/office/word/2010/wordml" xmlns:w15="http://schemas.microsoft.com/office/word/2012/wordml" xmlns:w16cex="http://schemas.microsoft.com/office/word/2018/wordml/cex" xmlns:w16cid="http://schemas.microsoft.com/office/word/2016/wordml/cid" xmlns:w16="http://schemas.microsoft.com/office/word/2018/wordml" xmlns:w16du="http://schemas.microsoft.com/office/word/2023/wordml/word16du" xmlns:w16sdtdh="http://schemas.microsoft.com/office/word/2020/wordml/sdtdatahash" xmlns:w16sdtfl="http://schemas.microsoft.com/office/word/2024/wordml/sdtformatlock" xmlns:w16se="http://schemas.microsoft.com/office/word/2015/wordml/symex" xmlns:wpg="http://schemas.microsoft.com/office/word/2010/wordprocessingGroup" xmlns:wpi="http://schemas.microsoft.com/office/word/2010/wordprocessingInk" xmlns:wne="http://schemas.microsoft.com/office/word/2006/wordml" xmlns:wps="http://schemas.microsoft.com/office/word/2010/wordprocessingShape" mc:Ignorable="w14 w15 w16se w16cid w16 w16cex w16sdtdh w16sdtfl w16du wp14">
+<w:numbering xmlns:wpc="http://schemas.microsoft.com/office/word/2010/wordprocessingCanvas" xmlns:cx="http://schemas.microsoft.com/office/drawing/2014/chartex" xmlns:cx1="http://schemas.microsoft.com/office/drawing/2015/9/8/chartex" xmlns:cx2="http://schemas.microsoft.com/office/drawing/2015/10/21/chartex" xmlns:cx3="http://schemas.microsoft.com/office/drawing/2016/5/9/chartex" xmlns:cx4="http://schemas.microsoft.com/office/drawing/2016/5/10/chartex" xmlns:cx5="http://schemas.microsoft.com/office/drawing/2016/5/11/chartex" xmlns:cx6="http://schemas.microsoft.com/office/drawing/2016/5/12/chartex" xmlns:cx7="http://schemas.microsoft.com/office/drawing/2016/5/13/chartex" xmlns:cx8="http://schemas.microsoft.com/office/drawing/2016/5/14/chartex" xmlns:mc="http://schemas.openxmlformats.org/markup-compatibility/2006" xmlns:aink="http://schemas.microsoft.com/office/drawing/2016/ink" xmlns:am3d="http://schemas.microsoft.com/office/drawing/2017/model3d" xmlns:o="urn:schemas-microsoft-com:office:office" xmlns:r="http://schemas.openxmlformats.org/officeDocument/2006/relationships" xmlns:m="http://schemas.openxmlformats.org/officeDocument/2006/math" xmlns:v="urn:schemas-microsoft-com:vml" xmlns:wp14="http://schemas.microsoft.com/office/word/2010/wordprocessingDrawing" xmlns:wp="http://schemas.openxmlformats.org/drawingml/2006/wordprocessingDrawing" xmlns:w10="urn:schemas-microsoft-com:office:word" xmlns:w="http://schemas.openxmlformats.org/wordprocessingml/2006/main" xmlns:w14="http://schemas.microsoft.com/office/word/2010/wordml" xmlns:w15="http://schemas.microsoft.com/office/word/2012/wordml" xmlns:w16cex="http://schemas.microsoft.com/office/word/2018/wordml/cex" xmlns:w16cid="http://schemas.microsoft.com/office/word/2016/wordml/cid" xmlns:w16="http://schemas.microsoft.com/office/word/2018/wordml" xmlns:w16sdtdh="http://schemas.microsoft.com/office/word/2020/wordml/sdtdatahash" xmlns:w16se="http://schemas.microsoft.com/office/word/2015/wordml/symex" xmlns:wpg="http://schemas.microsoft.com/office/word/2010/wordprocessingGroup" xmlns:wpi="http://schemas.microsoft.com/office/word/2010/wordprocessingInk" xmlns:wne="http://schemas.microsoft.com/office/word/2006/wordml" xmlns:wps="http://schemas.microsoft.com/office/word/2010/wordprocessingShape" mc:Ignorable="w14 w15 w16se w16cid w16 w16cex w16sdtdh wp14">
   <w:abstractNum w:abstractNumId="0" w15:restartNumberingAfterBreak="0">
     <w:nsid w:val="0AB750E5"/>
     <w:multiLevelType w:val="multilevel"/>
@@ -6571,41 +6811,41 @@
       </w:rPr>
     </w:lvl>
   </w:abstractNum>
-  <w:num w:numId="1" w16cid:durableId="770319687">
+  <w:num w:numId="1">
     <w:abstractNumId w:val="3"/>
   </w:num>
-  <w:num w:numId="2" w16cid:durableId="1687517465">
+  <w:num w:numId="2">
     <w:abstractNumId w:val="1"/>
   </w:num>
-  <w:num w:numId="3" w16cid:durableId="502210389">
+  <w:num w:numId="3">
     <w:abstractNumId w:val="4"/>
   </w:num>
-  <w:num w:numId="4" w16cid:durableId="1330526945">
+  <w:num w:numId="4">
     <w:abstractNumId w:val="0"/>
   </w:num>
-  <w:num w:numId="5" w16cid:durableId="1397699641">
+  <w:num w:numId="5">
     <w:abstractNumId w:val="9"/>
   </w:num>
-  <w:num w:numId="6" w16cid:durableId="1160275046">
+  <w:num w:numId="6">
     <w:abstractNumId w:val="8"/>
   </w:num>
-  <w:num w:numId="7" w16cid:durableId="920217381">
+  <w:num w:numId="7">
     <w:abstractNumId w:val="2"/>
   </w:num>
-  <w:num w:numId="8" w16cid:durableId="2134596462">
+  <w:num w:numId="8">
     <w:abstractNumId w:val="5"/>
   </w:num>
-  <w:num w:numId="9" w16cid:durableId="794100202">
+  <w:num w:numId="9">
     <w:abstractNumId w:val="6"/>
   </w:num>
-  <w:num w:numId="10" w16cid:durableId="1663309800">
+  <w:num w:numId="10">
     <w:abstractNumId w:val="7"/>
   </w:num>
 </w:numbering>
 </file>
 
 <file path=word/styles.xml><?xml version="1.0" encoding="utf-8"?>
-<w:styles xmlns:mc="http://schemas.openxmlformats.org/markup-compatibility/2006" xmlns:r="http://schemas.openxmlformats.org/officeDocument/2006/relationships" xmlns:w="http://schemas.openxmlformats.org/wordprocessingml/2006/main" xmlns:w14="http://schemas.microsoft.com/office/word/2010/wordml" xmlns:w15="http://schemas.microsoft.com/office/word/2012/wordml" xmlns:w16cex="http://schemas.microsoft.com/office/word/2018/wordml/cex" xmlns:w16cid="http://schemas.microsoft.com/office/word/2016/wordml/cid" xmlns:w16="http://schemas.microsoft.com/office/word/2018/wordml" xmlns:w16du="http://schemas.microsoft.com/office/word/2023/wordml/word16du" xmlns:w16sdtdh="http://schemas.microsoft.com/office/word/2020/wordml/sdtdatahash" xmlns:w16sdtfl="http://schemas.microsoft.com/office/word/2024/wordml/sdtformatlock" xmlns:w16se="http://schemas.microsoft.com/office/word/2015/wordml/symex" mc:Ignorable="w14 w15 w16se w16cid w16 w16cex w16sdtdh w16sdtfl w16du">
+<w:styles xmlns:mc="http://schemas.openxmlformats.org/markup-compatibility/2006" xmlns:r="http://schemas.openxmlformats.org/officeDocument/2006/relationships" xmlns:w="http://schemas.openxmlformats.org/wordprocessingml/2006/main" xmlns:w14="http://schemas.microsoft.com/office/word/2010/wordml" xmlns:w15="http://schemas.microsoft.com/office/word/2012/wordml" xmlns:w16cex="http://schemas.microsoft.com/office/word/2018/wordml/cex" xmlns:w16cid="http://schemas.microsoft.com/office/word/2016/wordml/cid" xmlns:w16="http://schemas.microsoft.com/office/word/2018/wordml" xmlns:w16sdtdh="http://schemas.microsoft.com/office/word/2020/wordml/sdtdatahash" xmlns:w16se="http://schemas.microsoft.com/office/word/2015/wordml/symex" mc:Ignorable="w14 w15 w16se w16cid w16 w16cex w16sdtdh">
   <w:docDefaults>
     <w:rPrDefault>
       <w:rPr>

--- a/templates/working/Договор_реклама.docx
+++ b/templates/working/Договор_реклама.docx
@@ -22,17 +22,7 @@
           <w:sz w:val="24"/>
           <w:szCs w:val="24"/>
         </w:rPr>
-        <w:t>ДОГОВОР № {{</w:t>
-      </w:r>
-      <w:r>
-        <w:rPr>
-          <w:rFonts w:ascii="Times New Roman" w:hAnsi="Times New Roman"/>
-          <w:b/>
-          <w:bCs/>
-          <w:sz w:val="24"/>
-          <w:szCs w:val="24"/>
-        </w:rPr>
-        <w:t>deal</w:t>
+        <w:t>ДОГОВОР № {{deal</w:t>
       </w:r>
       <w:r>
         <w:rPr>
@@ -64,9 +54,13 @@
           <w:sz w:val="24"/>
           <w:szCs w:val="24"/>
         </w:rPr>
-        <w:t>umber</w:t>
-      </w:r>
-      <w:r>
+        <w:t>umber}}</w:t>
+      </w:r>
+    </w:p>
+    <w:p>
+      <w:pPr>
+        <w:pStyle w:val="ad"/>
+        <w:jc w:val="center"/>
         <w:rPr>
           <w:rFonts w:ascii="Times New Roman" w:hAnsi="Times New Roman"/>
           <w:b/>
@@ -74,13 +68,8 @@
           <w:sz w:val="24"/>
           <w:szCs w:val="24"/>
         </w:rPr>
-        <w:t>}}</w:t>
-      </w:r>
-    </w:p>
-    <w:p>
-      <w:pPr>
-        <w:pStyle w:val="ad"/>
-        <w:jc w:val="center"/>
+      </w:pPr>
+      <w:r>
         <w:rPr>
           <w:rFonts w:ascii="Times New Roman" w:hAnsi="Times New Roman"/>
           <w:b/>
@@ -88,86 +77,69 @@
           <w:sz w:val="24"/>
           <w:szCs w:val="24"/>
         </w:rPr>
-      </w:pPr>
-      <w:r>
-        <w:rPr>
-          <w:rFonts w:ascii="Times New Roman" w:hAnsi="Times New Roman"/>
-          <w:b/>
-          <w:bCs/>
+        <w:t>на оказание рекламных услуг</w:t>
+      </w:r>
+    </w:p>
+    <w:p>
+      <w:pPr>
+        <w:pStyle w:val="ad"/>
+        <w:rPr>
+          <w:rFonts w:ascii="Times New Roman" w:hAnsi="Times New Roman"/>
           <w:sz w:val="24"/>
           <w:szCs w:val="24"/>
         </w:rPr>
-        <w:t>на оказание рекламных услуг</w:t>
-      </w:r>
-    </w:p>
-    <w:p>
-      <w:pPr>
-        <w:pStyle w:val="ad"/>
+      </w:pPr>
+      <w:r>
         <w:rPr>
           <w:rFonts w:ascii="Times New Roman" w:hAnsi="Times New Roman"/>
           <w:sz w:val="24"/>
           <w:szCs w:val="24"/>
         </w:rPr>
-      </w:pPr>
+        <w:t>г.Лида</w:t>
+      </w:r>
+      <w:r>
+        <w:tab/>
+      </w:r>
+      <w:r>
+        <w:tab/>
+      </w:r>
+      <w:r>
+        <w:tab/>
+      </w:r>
+      <w:r>
+        <w:tab/>
+      </w:r>
+      <w:r>
+        <w:t xml:space="preserve">     </w:t>
+      </w:r>
+      <w:r>
+        <w:tab/>
+      </w:r>
+      <w:r>
+        <w:tab/>
+      </w:r>
+      <w:r>
+        <w:tab/>
+      </w:r>
+      <w:r>
+        <w:tab/>
+      </w:r>
+      <w:r>
+        <w:tab/>
+      </w:r>
+      <w:r>
+        <w:tab/>
+      </w:r>
+      <w:r>
+        <w:tab/>
+      </w:r>
       <w:r>
         <w:rPr>
           <w:rFonts w:ascii="Times New Roman" w:hAnsi="Times New Roman"/>
           <w:sz w:val="24"/>
           <w:szCs w:val="24"/>
         </w:rPr>
-        <w:t>г.Лида</w:t>
-      </w:r>
-      <w:r>
-        <w:tab/>
-      </w:r>
-      <w:r>
-        <w:tab/>
-      </w:r>
-      <w:r>
-        <w:tab/>
-      </w:r>
-      <w:r>
-        <w:tab/>
-      </w:r>
-      <w:r>
-        <w:t xml:space="preserve">     </w:t>
-      </w:r>
-      <w:r>
-        <w:tab/>
-      </w:r>
-      <w:r>
-        <w:tab/>
-      </w:r>
-      <w:r>
-        <w:tab/>
-      </w:r>
-      <w:r>
-        <w:tab/>
-      </w:r>
-      <w:r>
-        <w:tab/>
-      </w:r>
-      <w:r>
-        <w:tab/>
-      </w:r>
-      <w:r>
-        <w:tab/>
-      </w:r>
-      <w:r>
-        <w:rPr>
-          <w:rFonts w:ascii="Times New Roman" w:hAnsi="Times New Roman"/>
-          <w:sz w:val="24"/>
-          <w:szCs w:val="24"/>
-        </w:rPr>
-        <w:t>{{</w:t>
-      </w:r>
-      <w:r>
-        <w:rPr>
-          <w:rFonts w:ascii="Times New Roman" w:hAnsi="Times New Roman"/>
-          <w:sz w:val="24"/>
-          <w:szCs w:val="24"/>
-        </w:rPr>
-        <w:t>deal.</w:t>
+        <w:t>{{deal.</w:t>
       </w:r>
       <w:r>
         <w:rPr>
@@ -214,6 +186,7 @@
         </w:rPr>
         <w:t>{{</w:t>
       </w:r>
+      <w:proofErr w:type="spellStart"/>
       <w:r>
         <w:rPr>
           <w:rFonts w:ascii="Times New Roman" w:hAnsi="Times New Roman"/>
@@ -225,17 +198,8 @@
         <w:rPr>
           <w:rFonts w:ascii="Times New Roman" w:hAnsi="Times New Roman"/>
           <w:sz w:val="20"/>
-          <w:lang w:val="ru-RU"/>
-        </w:rPr>
-        <w:t>.</w:t>
-      </w:r>
-      <w:r>
-        <w:rPr>
-          <w:rFonts w:ascii="Times New Roman" w:hAnsi="Times New Roman"/>
-          <w:sz w:val="20"/>
-          <w:lang w:val="en-US"/>
-        </w:rPr>
-        <w:t>f</w:t>
+        </w:rPr>
+        <w:t>.f</w:t>
       </w:r>
       <w:r>
         <w:rPr>
@@ -244,6 +208,7 @@
         </w:rPr>
         <w:t>ullName</w:t>
       </w:r>
+      <w:proofErr w:type="spellEnd"/>
       <w:r>
         <w:rPr>
           <w:rFonts w:ascii="Times New Roman" w:hAnsi="Times New Roman"/>
@@ -255,7 +220,77 @@
         <w:rPr>
           <w:rFonts w:ascii="Times New Roman" w:hAnsi="Times New Roman"/>
           <w:sz w:val="20"/>
-          <w:lang w:val="ru-RU"/>
+        </w:rPr>
+        <w:t>{{#seller.poaNumber}}, действующий(</w:t>
+      </w:r>
+      <w:proofErr w:type="spellStart"/>
+      <w:r>
+        <w:rPr>
+          <w:rFonts w:ascii="Times New Roman" w:hAnsi="Times New Roman"/>
+          <w:sz w:val="20"/>
+        </w:rPr>
+        <w:t>ая</w:t>
+      </w:r>
+      <w:proofErr w:type="spellEnd"/>
+      <w:r>
+        <w:rPr>
+          <w:rFonts w:ascii="Times New Roman" w:hAnsi="Times New Roman"/>
+          <w:sz w:val="20"/>
+        </w:rPr>
+        <w:t>) на основании доверенности №{{</w:t>
+      </w:r>
+      <w:proofErr w:type="spellStart"/>
+      <w:r>
+        <w:rPr>
+          <w:rFonts w:ascii="Times New Roman" w:hAnsi="Times New Roman"/>
+          <w:sz w:val="20"/>
+        </w:rPr>
+        <w:t>seller.poaNumber</w:t>
+      </w:r>
+      <w:proofErr w:type="spellEnd"/>
+      <w:r>
+        <w:rPr>
+          <w:rFonts w:ascii="Times New Roman" w:hAnsi="Times New Roman"/>
+          <w:sz w:val="20"/>
+        </w:rPr>
+        <w:t>}} от {{</w:t>
+      </w:r>
+      <w:proofErr w:type="spellStart"/>
+      <w:r>
+        <w:rPr>
+          <w:rFonts w:ascii="Times New Roman" w:hAnsi="Times New Roman"/>
+          <w:sz w:val="20"/>
+        </w:rPr>
+        <w:t>seller.poaDate</w:t>
+      </w:r>
+      <w:proofErr w:type="spellEnd"/>
+      <w:r>
+        <w:rPr>
+          <w:rFonts w:ascii="Times New Roman" w:hAnsi="Times New Roman"/>
+          <w:sz w:val="20"/>
+        </w:rPr>
+        <w:t>}}{{/</w:t>
+      </w:r>
+      <w:proofErr w:type="spellStart"/>
+      <w:r>
+        <w:rPr>
+          <w:rFonts w:ascii="Times New Roman" w:hAnsi="Times New Roman"/>
+          <w:sz w:val="20"/>
+        </w:rPr>
+        <w:t>seller.poaNumber</w:t>
+      </w:r>
+      <w:proofErr w:type="spellEnd"/>
+      <w:r>
+        <w:rPr>
+          <w:rFonts w:ascii="Times New Roman" w:hAnsi="Times New Roman"/>
+          <w:sz w:val="20"/>
+        </w:rPr>
+        <w:t>}}</w:t>
+      </w:r>
+      <w:r>
+        <w:rPr>
+          <w:rFonts w:ascii="Times New Roman" w:hAnsi="Times New Roman"/>
+          <w:sz w:val="20"/>
         </w:rPr>
         <w:t>,</w:t>
       </w:r>
@@ -395,13 +430,7 @@
         <w:rPr>
           <w:sz w:val="20"/>
         </w:rPr>
-        <w:t>ontractNumber</w:t>
-      </w:r>
-      <w:r>
-        <w:rPr>
-          <w:sz w:val="20"/>
-        </w:rPr>
-        <w:t>}} от {{</w:t>
+        <w:t>ontractNumber}} от {{</w:t>
       </w:r>
       <w:r>
         <w:rPr>
@@ -428,13 +457,7 @@
         <w:rPr>
           <w:sz w:val="20"/>
         </w:rPr>
-        <w:t>ontractDate</w:t>
-      </w:r>
-      <w:r>
-        <w:rPr>
-          <w:sz w:val="20"/>
-        </w:rPr>
-        <w:t xml:space="preserve">}} обязуется по поручению Заказчика оказать услуги по созданию, изготовлению и размещению рекламных материалов в отношении объекта недвижимости </w:t>
+        <w:t xml:space="preserve">ontractDate}} обязуется по поручению Заказчика оказать услуги по созданию, изготовлению и размещению рекламных материалов в отношении объекта недвижимости </w:t>
       </w:r>
       <w:r>
         <w:rPr>
@@ -485,13 +508,7 @@
         <w:rPr>
           <w:sz w:val="20"/>
         </w:rPr>
-        <w:t>, расположенного по адресу: {{</w:t>
-      </w:r>
-      <w:r>
-        <w:rPr>
-          <w:sz w:val="20"/>
-        </w:rPr>
-        <w:t>property</w:t>
+        <w:t>, расположенного по адресу: {{property</w:t>
       </w:r>
       <w:r>
         <w:rPr>
@@ -511,13 +528,7 @@
         <w:rPr>
           <w:sz w:val="20"/>
         </w:rPr>
-        <w:t>ddress</w:t>
-      </w:r>
-      <w:r>
-        <w:rPr>
-          <w:sz w:val="20"/>
-        </w:rPr>
-        <w:t>}}, далее именуемые по тексту «Услуги» согласно прейскуранту (приложение № 1 к настоящему договору), а Заказчик обязуется принять Услуги, оказанные Исполнителем, и оплатить их в порядке и на условиях, определенных настоящим Договором.</w:t>
+        <w:t>ddress}}, далее именуемые по тексту «Услуги» согласно прейскуранту (приложение № 1 к настоящему договору), а Заказчик обязуется принять Услуги, оказанные Исполнителем, и оплатить их в порядке и на условиях, определенных настоящим Договором.</w:t>
       </w:r>
     </w:p>
     <w:p>
@@ -1404,7 +1415,6 @@
           <w:color w:val="auto"/>
           <w:sz w:val="20"/>
         </w:rPr>
-        <w:lastRenderedPageBreak/>
         <w:t>5. ОТВЕТСТВЕННОСТЬ СТОРОН</w:t>
       </w:r>
     </w:p>
@@ -1569,35 +1579,14 @@
           <w:color w:val="auto"/>
           <w:sz w:val="20"/>
         </w:rPr>
-        <w:t>7.2. Стороны безоговорочно соглашаются с тем, что вся переписка, извещения и уведомления, полученные на адреса электронной почты, а также мессенджеры (</w:t>
-      </w:r>
-      <w:r>
-        <w:rPr>
-          <w:color w:val="auto"/>
-          <w:sz w:val="20"/>
-        </w:rPr>
-        <w:t>Viber</w:t>
-      </w:r>
-      <w:r>
-        <w:rPr>
-          <w:color w:val="auto"/>
-          <w:sz w:val="20"/>
-        </w:rPr>
-        <w:t xml:space="preserve">, Telegram, </w:t>
-      </w:r>
-      <w:r>
-        <w:rPr>
-          <w:color w:val="auto"/>
-          <w:sz w:val="20"/>
-        </w:rPr>
-        <w:t>WhatsApp</w:t>
-      </w:r>
-      <w:r>
-        <w:rPr>
-          <w:color w:val="auto"/>
-          <w:sz w:val="20"/>
-        </w:rPr>
-        <w:t>) по</w:t>
+        <w:t xml:space="preserve">7.2. Стороны безоговорочно соглашаются с тем, что вся переписка, извещения и уведомления, полученные на адреса электронной почты, а также мессенджеры (Viber, Telegram, </w:t>
+      </w:r>
+      <w:r>
+        <w:rPr>
+          <w:color w:val="auto"/>
+          <w:sz w:val="20"/>
+        </w:rPr>
+        <w:t>WhatsApp) по</w:t>
       </w:r>
       <w:r>
         <w:rPr>
@@ -1740,13 +1729,7 @@
         <w:rPr>
           <w:sz w:val="20"/>
         </w:rPr>
-        <w:t>ontractNumber</w:t>
-      </w:r>
-      <w:r>
-        <w:rPr>
-          <w:sz w:val="20"/>
-        </w:rPr>
-        <w:t xml:space="preserve">}} </w:t>
+        <w:t xml:space="preserve">ontractNumber}} </w:t>
       </w:r>
       <w:r>
         <w:rPr>
@@ -1786,13 +1769,7 @@
         <w:rPr>
           <w:sz w:val="20"/>
         </w:rPr>
-        <w:t>ontractDate</w:t>
-      </w:r>
-      <w:r>
-        <w:rPr>
-          <w:sz w:val="20"/>
-        </w:rPr>
-        <w:t xml:space="preserve">}} </w:t>
+        <w:t xml:space="preserve">ontractDate}} </w:t>
       </w:r>
       <w:r>
         <w:rPr>
@@ -2233,14 +2210,7 @@
                 <w:rFonts w:ascii="Times New Roman" w:hAnsi="Times New Roman"/>
                 <w:sz w:val="20"/>
               </w:rPr>
-              <w:t>{{</w:t>
-            </w:r>
-            <w:r>
-              <w:rPr>
-                <w:rFonts w:ascii="Times New Roman" w:hAnsi="Times New Roman"/>
-                <w:sz w:val="20"/>
-              </w:rPr>
-              <w:t>seller</w:t>
+              <w:t>{{seller</w:t>
             </w:r>
             <w:r>
               <w:rPr>
@@ -2255,14 +2225,7 @@
                 <w:rFonts w:ascii="Times New Roman" w:hAnsi="Times New Roman"/>
                 <w:sz w:val="20"/>
               </w:rPr>
-              <w:t>ullName</w:t>
-            </w:r>
-            <w:r>
-              <w:rPr>
-                <w:rFonts w:ascii="Times New Roman" w:hAnsi="Times New Roman"/>
-                <w:sz w:val="20"/>
-              </w:rPr>
-              <w:t>}}</w:t>
+              <w:t>ullName}}</w:t>
             </w:r>
           </w:p>
         </w:tc>
@@ -2337,25 +2300,7 @@
                 <w:sz w:val="20"/>
                 <w:lang w:val="ru-RU" w:eastAsia="en-US"/>
               </w:rPr>
-              <w:t xml:space="preserve">231300 г. Лида, б-р князя </w:t>
-            </w:r>
-            <w:r>
-              <w:rPr>
-                <w:rFonts w:ascii="Times New Roman" w:eastAsia="Calibri" w:hAnsi="Times New Roman"/>
-                <w:color w:val="auto"/>
-                <w:sz w:val="20"/>
-                <w:lang w:val="ru-RU" w:eastAsia="en-US"/>
-              </w:rPr>
-              <w:t>Гедимина</w:t>
-            </w:r>
-            <w:r>
-              <w:rPr>
-                <w:rFonts w:ascii="Times New Roman" w:eastAsia="Calibri" w:hAnsi="Times New Roman"/>
-                <w:color w:val="auto"/>
-                <w:sz w:val="20"/>
-                <w:lang w:val="ru-RU" w:eastAsia="en-US"/>
-              </w:rPr>
-              <w:t>, д.12 пом.9</w:t>
+              <w:t>231300 г. Лида, б-р князя Гедимина, д.12 пом.9</w:t>
             </w:r>
           </w:p>
         </w:tc>
@@ -2518,15 +2463,7 @@
                 <w:sz w:val="20"/>
                 <w:lang w:val="en-US" w:eastAsia="en-US"/>
               </w:rPr>
-              <w:t>:ALFABY</w:t>
-            </w:r>
-            <w:r>
-              <w:rPr>
-                <w:rFonts w:ascii="Times New Roman" w:hAnsi="Times New Roman"/>
-                <w:sz w:val="20"/>
-                <w:lang w:val="en-US" w:eastAsia="en-US"/>
-              </w:rPr>
-              <w:t xml:space="preserve">2X   </w:t>
+              <w:t xml:space="preserve">:ALFABY2X   </w:t>
             </w:r>
           </w:p>
         </w:tc>
@@ -2576,14 +2513,7 @@
                 <w:rFonts w:ascii="Times New Roman" w:hAnsi="Times New Roman"/>
                 <w:sz w:val="20"/>
               </w:rPr>
-              <w:t>{{</w:t>
-            </w:r>
-            <w:r>
-              <w:rPr>
-                <w:rFonts w:ascii="Times New Roman" w:hAnsi="Times New Roman"/>
-                <w:sz w:val="20"/>
-              </w:rPr>
-              <w:t>seller</w:t>
+              <w:t>{{seller</w:t>
             </w:r>
             <w:r>
               <w:rPr>
@@ -2598,14 +2528,7 @@
                 <w:rFonts w:ascii="Times New Roman" w:hAnsi="Times New Roman"/>
                 <w:sz w:val="20"/>
               </w:rPr>
-              <w:t>assport</w:t>
-            </w:r>
-            <w:r>
-              <w:rPr>
-                <w:rFonts w:ascii="Times New Roman" w:hAnsi="Times New Roman"/>
-                <w:sz w:val="20"/>
-              </w:rPr>
-              <w:t>}}</w:t>
+              <w:t>assport}}</w:t>
             </w:r>
           </w:p>
         </w:tc>
@@ -2684,14 +2607,7 @@
                 <w:rFonts w:ascii="Times New Roman" w:hAnsi="Times New Roman"/>
                 <w:sz w:val="20"/>
               </w:rPr>
-              <w:t>{{</w:t>
-            </w:r>
-            <w:r>
-              <w:rPr>
-                <w:rFonts w:ascii="Times New Roman" w:hAnsi="Times New Roman"/>
-                <w:sz w:val="20"/>
-              </w:rPr>
-              <w:t>seller</w:t>
+              <w:t>{{seller</w:t>
             </w:r>
             <w:r>
               <w:rPr>
@@ -2721,14 +2637,7 @@
                 <w:rFonts w:ascii="Times New Roman" w:hAnsi="Times New Roman"/>
                 <w:sz w:val="20"/>
               </w:rPr>
-              <w:t xml:space="preserve"> {{</w:t>
-            </w:r>
-            <w:r>
-              <w:rPr>
-                <w:rFonts w:ascii="Times New Roman" w:hAnsi="Times New Roman"/>
-                <w:sz w:val="20"/>
-              </w:rPr>
-              <w:t>seller.</w:t>
+              <w:t xml:space="preserve"> {{seller.</w:t>
             </w:r>
             <w:r>
               <w:rPr>
@@ -2771,25 +2680,7 @@
                 <w:sz w:val="20"/>
                 <w:lang w:val="ru-RU" w:eastAsia="en-US"/>
               </w:rPr>
-              <w:t xml:space="preserve">220007, </w:t>
-            </w:r>
-            <w:r>
-              <w:rPr>
-                <w:rFonts w:ascii="Times New Roman" w:eastAsia="Calibri" w:hAnsi="Times New Roman"/>
-                <w:color w:val="auto"/>
-                <w:sz w:val="20"/>
-                <w:lang w:val="ru-RU" w:eastAsia="en-US"/>
-              </w:rPr>
-              <w:t>г.Минск</w:t>
-            </w:r>
-            <w:r>
-              <w:rPr>
-                <w:rFonts w:ascii="Times New Roman" w:eastAsia="Calibri" w:hAnsi="Times New Roman"/>
-                <w:color w:val="auto"/>
-                <w:sz w:val="20"/>
-                <w:lang w:val="ru-RU" w:eastAsia="en-US"/>
-              </w:rPr>
-              <w:t>, ул.Сурганова,43-47</w:t>
+              <w:t>220007, г.Минск, ул.Сурганова,43-47</w:t>
             </w:r>
           </w:p>
         </w:tc>
@@ -2839,14 +2730,7 @@
                 <w:rFonts w:ascii="Times New Roman" w:hAnsi="Times New Roman"/>
                 <w:sz w:val="20"/>
               </w:rPr>
-              <w:t>{{</w:t>
-            </w:r>
-            <w:r>
-              <w:rPr>
-                <w:rFonts w:ascii="Times New Roman" w:hAnsi="Times New Roman"/>
-                <w:sz w:val="20"/>
-              </w:rPr>
-              <w:t>seller</w:t>
+              <w:t>{{seller</w:t>
             </w:r>
             <w:r>
               <w:rPr>
@@ -2854,15 +2738,7 @@
                 <w:sz w:val="20"/>
                 <w:lang w:val="en-US"/>
               </w:rPr>
-              <w:t>.</w:t>
-            </w:r>
-            <w:r>
-              <w:rPr>
-                <w:rFonts w:ascii="Times New Roman" w:hAnsi="Times New Roman"/>
-                <w:sz w:val="20"/>
-                <w:lang w:val="en-US"/>
-              </w:rPr>
-              <w:t>i</w:t>
+              <w:t>.i</w:t>
             </w:r>
             <w:r>
               <w:rPr>
@@ -2948,14 +2824,7 @@
                 <w:rFonts w:ascii="Times New Roman" w:hAnsi="Times New Roman"/>
                 <w:sz w:val="20"/>
               </w:rPr>
-              <w:t>{{</w:t>
-            </w:r>
-            <w:r>
-              <w:rPr>
-                <w:rFonts w:ascii="Times New Roman" w:hAnsi="Times New Roman"/>
-                <w:sz w:val="20"/>
-              </w:rPr>
-              <w:t>seller</w:t>
+              <w:t>{{seller</w:t>
             </w:r>
             <w:r>
               <w:rPr>
@@ -2970,14 +2839,7 @@
                 <w:rFonts w:ascii="Times New Roman" w:hAnsi="Times New Roman"/>
                 <w:sz w:val="20"/>
               </w:rPr>
-              <w:t>hone</w:t>
-            </w:r>
-            <w:r>
-              <w:rPr>
-                <w:rFonts w:ascii="Times New Roman" w:hAnsi="Times New Roman"/>
-                <w:sz w:val="20"/>
-              </w:rPr>
-              <w:t>}}</w:t>
+              <w:t>hone}}</w:t>
             </w:r>
           </w:p>
         </w:tc>
@@ -3063,16 +2925,7 @@
                 <w:sz w:val="20"/>
                 <w:lang w:val="en-US" w:eastAsia="ru-RU"/>
               </w:rPr>
-              <w:t xml:space="preserve"> {{</w:t>
-            </w:r>
-            <w:r>
-              <w:rPr>
-                <w:rFonts w:ascii="Times New Roman" w:hAnsi="Times New Roman"/>
-                <w:color w:val="auto"/>
-                <w:sz w:val="20"/>
-                <w:lang w:val="en-US" w:eastAsia="ru-RU"/>
-              </w:rPr>
-              <w:t>seller.</w:t>
+              <w:t xml:space="preserve"> {{seller.</w:t>
             </w:r>
             <w:r>
               <w:rPr>
@@ -3242,15 +3095,7 @@
           <w:color w:val="auto"/>
           <w:sz w:val="20"/>
         </w:rPr>
-        <w:t>№ {{</w:t>
-      </w:r>
-      <w:r>
-        <w:rPr>
-          <w:rFonts w:ascii="Times New Roman" w:hAnsi="Times New Roman"/>
-          <w:color w:val="auto"/>
-          <w:sz w:val="20"/>
-        </w:rPr>
-        <w:t>deal</w:t>
+        <w:t>№ {{deal</w:t>
       </w:r>
       <w:r>
         <w:rPr>
@@ -3266,15 +3111,7 @@
           <w:color w:val="auto"/>
           <w:sz w:val="20"/>
         </w:rPr>
-        <w:t>umber</w:t>
-      </w:r>
-      <w:r>
-        <w:rPr>
-          <w:rFonts w:ascii="Times New Roman" w:hAnsi="Times New Roman"/>
-          <w:color w:val="auto"/>
-          <w:sz w:val="20"/>
-        </w:rPr>
-        <w:t>}} от {{</w:t>
+        <w:t>umber}} от {{</w:t>
       </w:r>
       <w:r>
         <w:rPr>
@@ -3666,15 +3503,7 @@
                 <w:color w:val="auto"/>
                 <w:sz w:val="20"/>
               </w:rPr>
-              <w:t xml:space="preserve">на ведущих интернет-платформах: Realt.by, </w:t>
-            </w:r>
-            <w:r>
-              <w:rPr>
-                <w:rFonts w:ascii="Times New Roman" w:hAnsi="Times New Roman"/>
-                <w:color w:val="auto"/>
-                <w:sz w:val="20"/>
-              </w:rPr>
-              <w:t>Kufar.by</w:t>
+              <w:t>на ведущих интернет-платформах: Realt.by, Kufar.by</w:t>
             </w:r>
             <w:r>
               <w:rPr>
@@ -3872,15 +3701,7 @@
                 <w:color w:val="auto"/>
                 <w:sz w:val="20"/>
               </w:rPr>
-              <w:t>идео</w:t>
-            </w:r>
-            <w:r>
-              <w:rPr>
-                <w:rStyle w:val="a5"/>
-                <w:color w:val="auto"/>
-                <w:sz w:val="20"/>
-              </w:rPr>
-              <w:t>-обзор</w:t>
+              <w:t>идео-обзор</w:t>
             </w:r>
             <w:r>
               <w:rPr>
@@ -4203,15 +4024,7 @@
                 <w:color w:val="auto"/>
                 <w:sz w:val="20"/>
               </w:rPr>
-              <w:t>идео</w:t>
-            </w:r>
-            <w:r>
-              <w:rPr>
-                <w:rStyle w:val="a5"/>
-                <w:color w:val="auto"/>
-                <w:sz w:val="20"/>
-              </w:rPr>
-              <w:t>-обзор</w:t>
+              <w:t>идео-обзор</w:t>
             </w:r>
             <w:r>
               <w:rPr>
@@ -4647,15 +4460,7 @@
                 <w:color w:val="auto"/>
                 <w:sz w:val="20"/>
               </w:rPr>
-              <w:t>идео</w:t>
-            </w:r>
-            <w:r>
-              <w:rPr>
-                <w:rStyle w:val="a5"/>
-                <w:color w:val="auto"/>
-                <w:sz w:val="20"/>
-              </w:rPr>
-              <w:t>-обзор</w:t>
+              <w:t>идео-обзор</w:t>
             </w:r>
             <w:r>
               <w:rPr>
@@ -4923,31 +4728,7 @@
                 <w:color w:val="auto"/>
                 <w:sz w:val="20"/>
               </w:rPr>
-              <w:t>Instagram</w:t>
-            </w:r>
-            <w:r>
-              <w:rPr>
-                <w:b/>
-                <w:color w:val="auto"/>
-                <w:sz w:val="20"/>
-              </w:rPr>
-              <w:t xml:space="preserve">, </w:t>
-            </w:r>
-            <w:r>
-              <w:rPr>
-                <w:b/>
-                <w:color w:val="auto"/>
-                <w:sz w:val="20"/>
-              </w:rPr>
-              <w:t>TikTok</w:t>
-            </w:r>
-            <w:r>
-              <w:rPr>
-                <w:b/>
-                <w:color w:val="auto"/>
-                <w:sz w:val="20"/>
-              </w:rPr>
-              <w:t xml:space="preserve"> </w:t>
+              <w:t xml:space="preserve">Instagram, TikTok </w:t>
             </w:r>
             <w:r>
               <w:rPr>
@@ -5296,16 +5077,7 @@
                 <w:sz w:val="20"/>
                 <w:lang w:val="en-US" w:eastAsia="ru-RU"/>
               </w:rPr>
-              <w:t>{{</w:t>
-            </w:r>
-            <w:r>
-              <w:rPr>
-                <w:rFonts w:ascii="Times New Roman" w:hAnsi="Times New Roman"/>
-                <w:color w:val="auto"/>
-                <w:sz w:val="20"/>
-                <w:lang w:val="en-US" w:eastAsia="ru-RU"/>
-              </w:rPr>
-              <w:t>seller.</w:t>
+              <w:t>{{seller.</w:t>
             </w:r>
             <w:r>
               <w:rPr>

--- a/templates/working/Договор_реклама.docx
+++ b/templates/working/Договор_реклама.docx
@@ -2078,6 +2078,11 @@
           <w:sz w:val="20"/>
         </w:rPr>
         <w:t>11. РЕКВИЗИТЫ СТОРОН:</w:t>
+      </w:r>
+    </w:p>
+    <w:p>
+      <w:r>
+        <w:t xml:space="preserve">{#signatories}</w:t>
       </w:r>
     </w:p>
     <w:tbl>
@@ -2996,6 +3001,11 @@
       </w:tr>
     </w:tbl>
     <w:p>
+      <w:r>
+        <w:t xml:space="preserve">{/signatories}</w:t>
+      </w:r>
+    </w:p>
+    <w:p>
       <w:pPr>
         <w:spacing w:line="240" w:lineRule="auto"/>
         <w:rPr>
@@ -4981,6 +4991,11 @@
         <w:t>.</w:t>
       </w:r>
     </w:p>
+    <w:p>
+      <w:r>
+        <w:t xml:space="preserve">{#signatories}</w:t>
+      </w:r>
+    </w:p>
     <w:tbl>
       <w:tblPr>
         <w:tblStyle w:val="aa"/>
@@ -5192,6 +5207,11 @@
         </w:tc>
       </w:tr>
     </w:tbl>
+    <w:p>
+      <w:r>
+        <w:t xml:space="preserve">{/signatories}</w:t>
+      </w:r>
+    </w:p>
     <w:p>
       <w:pPr>
         <w:jc w:val="both"/>

--- a/templates/working/Договор_реклама.docx
+++ b/templates/working/Договор_реклама.docx
@@ -184,108 +184,7 @@
           <w:rFonts w:ascii="Times New Roman" w:hAnsi="Times New Roman"/>
           <w:sz w:val="20"/>
         </w:rPr>
-        <w:t>{{</w:t>
-      </w:r>
-      <w:proofErr w:type="spellStart"/>
-      <w:r>
-        <w:rPr>
-          <w:rFonts w:ascii="Times New Roman" w:hAnsi="Times New Roman"/>
-          <w:sz w:val="20"/>
-        </w:rPr>
-        <w:t>seller</w:t>
-      </w:r>
-      <w:r>
-        <w:rPr>
-          <w:rFonts w:ascii="Times New Roman" w:hAnsi="Times New Roman"/>
-          <w:sz w:val="20"/>
-        </w:rPr>
-        <w:t>.f</w:t>
-      </w:r>
-      <w:r>
-        <w:rPr>
-          <w:rFonts w:ascii="Times New Roman" w:hAnsi="Times New Roman"/>
-          <w:sz w:val="20"/>
-        </w:rPr>
-        <w:t>ullName</w:t>
-      </w:r>
-      <w:proofErr w:type="spellEnd"/>
-      <w:r>
-        <w:rPr>
-          <w:rFonts w:ascii="Times New Roman" w:hAnsi="Times New Roman"/>
-          <w:sz w:val="20"/>
-        </w:rPr>
-        <w:t>}}</w:t>
-      </w:r>
-      <w:r>
-        <w:rPr>
-          <w:rFonts w:ascii="Times New Roman" w:hAnsi="Times New Roman"/>
-          <w:sz w:val="20"/>
-        </w:rPr>
-        <w:t>{{#seller.poaNumber}}, действующий(</w:t>
-      </w:r>
-      <w:proofErr w:type="spellStart"/>
-      <w:r>
-        <w:rPr>
-          <w:rFonts w:ascii="Times New Roman" w:hAnsi="Times New Roman"/>
-          <w:sz w:val="20"/>
-        </w:rPr>
-        <w:t>ая</w:t>
-      </w:r>
-      <w:proofErr w:type="spellEnd"/>
-      <w:r>
-        <w:rPr>
-          <w:rFonts w:ascii="Times New Roman" w:hAnsi="Times New Roman"/>
-          <w:sz w:val="20"/>
-        </w:rPr>
-        <w:t>) на основании доверенности №{{</w:t>
-      </w:r>
-      <w:proofErr w:type="spellStart"/>
-      <w:r>
-        <w:rPr>
-          <w:rFonts w:ascii="Times New Roman" w:hAnsi="Times New Roman"/>
-          <w:sz w:val="20"/>
-        </w:rPr>
-        <w:t>seller.poaNumber</w:t>
-      </w:r>
-      <w:proofErr w:type="spellEnd"/>
-      <w:r>
-        <w:rPr>
-          <w:rFonts w:ascii="Times New Roman" w:hAnsi="Times New Roman"/>
-          <w:sz w:val="20"/>
-        </w:rPr>
-        <w:t>}} от {{</w:t>
-      </w:r>
-      <w:proofErr w:type="spellStart"/>
-      <w:r>
-        <w:rPr>
-          <w:rFonts w:ascii="Times New Roman" w:hAnsi="Times New Roman"/>
-          <w:sz w:val="20"/>
-        </w:rPr>
-        <w:t>seller.poaDate</w:t>
-      </w:r>
-      <w:proofErr w:type="spellEnd"/>
-      <w:r>
-        <w:rPr>
-          <w:rFonts w:ascii="Times New Roman" w:hAnsi="Times New Roman"/>
-          <w:sz w:val="20"/>
-        </w:rPr>
-        <w:t>}}{{/</w:t>
-      </w:r>
-      <w:proofErr w:type="spellStart"/>
-      <w:r>
-        <w:rPr>
-          <w:rFonts w:ascii="Times New Roman" w:hAnsi="Times New Roman"/>
-          <w:sz w:val="20"/>
-        </w:rPr>
-        <w:t>seller.poaNumber</w:t>
-      </w:r>
-      <w:proofErr w:type="spellEnd"/>
-      <w:r>
-        <w:rPr>
-          <w:rFonts w:ascii="Times New Roman" w:hAnsi="Times New Roman"/>
-          <w:sz w:val="20"/>
-        </w:rPr>
-        <w:t>}}</w:t>
+        <w:t xml:space="preserve">{{owner1.fullName}}{{owner1.poaSuffix}}{{#owner2.fullName}}, {{owner2.fullName}}{{owner2.poaSuffix}}{{/owner2.fullName}}{{#owner3.fullName}}, {{owner3.fullName}}{{owner3.poaSuffix}}{{/owner3.fullName}}</w:t>
       </w:r>
       <w:r>
         <w:rPr>
@@ -324,7 +223,7 @@
           <w:bCs/>
           <w:sz w:val="20"/>
         </w:rPr>
-        <w:t>Общество с ограниченной ответственностью «ГермесГарант»</w:t>
+        <w:t xml:space="preserve">Общество с ограниченной ответственностью «ГермесГарант»</w:t>
       </w:r>
       <w:r>
         <w:rPr>
@@ -347,7 +246,7 @@
           <w:rFonts w:ascii="Times New Roman" w:hAnsi="Times New Roman"/>
           <w:sz w:val="20"/>
         </w:rPr>
-        <w:t>, совместно именуемые "Стороны", заключили настоящий договор о нижеследующем:</w:t>
+        <w:t xml:space="preserve">, совместно именуемые "Стороны", заключили настоящий договор о нижеследующем:</w:t>
       </w:r>
     </w:p>
     <w:p>
@@ -2215,22 +2114,7 @@
                 <w:rFonts w:ascii="Times New Roman" w:hAnsi="Times New Roman"/>
                 <w:sz w:val="20"/>
               </w:rPr>
-              <w:t>{{seller</w:t>
-            </w:r>
-            <w:r>
-              <w:rPr>
-                <w:rFonts w:ascii="Times New Roman" w:hAnsi="Times New Roman"/>
-                <w:sz w:val="20"/>
-                <w:lang w:val="en-US"/>
-              </w:rPr>
-              <w:t>.f</w:t>
-            </w:r>
-            <w:r>
-              <w:rPr>
-                <w:rFonts w:ascii="Times New Roman" w:hAnsi="Times New Roman"/>
-                <w:sz w:val="20"/>
-              </w:rPr>
-              <w:t>ullName}}</w:t>
+              <w:t>{{owner1.fullName}}</w:t>
             </w:r>
           </w:p>
         </w:tc>
@@ -2339,61 +2223,7 @@
                 <w:sz w:val="20"/>
                 <w:lang w:val="ru-RU" w:eastAsia="ru-RU"/>
               </w:rPr>
-              <w:t>Адрес регистрации</w:t>
-            </w:r>
-            <w:r>
-              <w:rPr>
-                <w:rFonts w:ascii="Times New Roman" w:hAnsi="Times New Roman"/>
-                <w:color w:val="auto"/>
-                <w:sz w:val="20"/>
-                <w:lang w:val="en-US" w:eastAsia="ru-RU"/>
-              </w:rPr>
-              <w:t>:</w:t>
-            </w:r>
-            <w:r>
-              <w:rPr>
-                <w:rFonts w:ascii="Times New Roman" w:hAnsi="Times New Roman"/>
-                <w:color w:val="auto"/>
-                <w:sz w:val="20"/>
-                <w:lang w:val="en-US" w:eastAsia="ru-RU"/>
-              </w:rPr>
-              <w:t xml:space="preserve"> {{</w:t>
-            </w:r>
-            <w:r>
-              <w:rPr>
-                <w:rFonts w:ascii="Times New Roman" w:hAnsi="Times New Roman"/>
-                <w:color w:val="auto"/>
-                <w:sz w:val="20"/>
-                <w:lang w:val="en-US" w:eastAsia="ru-RU"/>
-              </w:rPr>
-              <w:t>seller</w:t>
-            </w:r>
-            <w:r>
-              <w:rPr>
-                <w:rFonts w:ascii="Times New Roman" w:hAnsi="Times New Roman"/>
-                <w:color w:val="auto"/>
-                <w:sz w:val="20"/>
-                <w:lang w:val="en-US" w:eastAsia="ru-RU"/>
-              </w:rPr>
-              <w:t>.a</w:t>
-            </w:r>
-            <w:r>
-              <w:rPr>
-                <w:rFonts w:ascii="Times New Roman" w:hAnsi="Times New Roman"/>
-                <w:color w:val="auto"/>
-                <w:sz w:val="20"/>
-                <w:lang w:val="en-US" w:eastAsia="ru-RU"/>
-              </w:rPr>
-              <w:t>ddress</w:t>
-            </w:r>
-            <w:r>
-              <w:rPr>
-                <w:rFonts w:ascii="Times New Roman" w:hAnsi="Times New Roman"/>
-                <w:color w:val="auto"/>
-                <w:sz w:val="20"/>
-                <w:lang w:val="en-US" w:eastAsia="ru-RU"/>
-              </w:rPr>
-              <w:t>}}</w:t>
+              <w:t xml:space="preserve">Адрес регистрации: {{owner1.address}}</w:t>
             </w:r>
           </w:p>
         </w:tc>
@@ -2502,38 +2332,7 @@
                 <w:sz w:val="20"/>
                 <w:lang w:val="ru-RU" w:eastAsia="ru-RU"/>
               </w:rPr>
-              <w:t>Паспорт</w:t>
-            </w:r>
-            <w:r>
-              <w:rPr>
-                <w:rFonts w:ascii="Times New Roman" w:hAnsi="Times New Roman"/>
-                <w:color w:val="auto"/>
-                <w:sz w:val="20"/>
-                <w:lang w:val="en-US" w:eastAsia="ru-RU"/>
-              </w:rPr>
-              <w:t xml:space="preserve"> </w:t>
-            </w:r>
-            <w:r>
-              <w:rPr>
-                <w:rFonts w:ascii="Times New Roman" w:hAnsi="Times New Roman"/>
-                <w:sz w:val="20"/>
-              </w:rPr>
-              <w:t>{{seller</w:t>
-            </w:r>
-            <w:r>
-              <w:rPr>
-                <w:rFonts w:ascii="Times New Roman" w:hAnsi="Times New Roman"/>
-                <w:sz w:val="20"/>
-                <w:lang w:val="en-US"/>
-              </w:rPr>
-              <w:t>.p</w:t>
-            </w:r>
-            <w:r>
-              <w:rPr>
-                <w:rFonts w:ascii="Times New Roman" w:hAnsi="Times New Roman"/>
-                <w:sz w:val="20"/>
-              </w:rPr>
-              <w:t>assport}}</w:t>
+              <w:t xml:space="preserve">Паспорт {{owner1.passport}}</w:t>
             </w:r>
           </w:p>
         </w:tc>
@@ -2596,67 +2395,7 @@
                 <w:sz w:val="20"/>
                 <w:lang w:val="ru-RU" w:eastAsia="ru-RU"/>
               </w:rPr>
-              <w:t>Выдан</w:t>
-            </w:r>
-            <w:r>
-              <w:rPr>
-                <w:rFonts w:ascii="Times New Roman" w:hAnsi="Times New Roman"/>
-                <w:color w:val="auto"/>
-                <w:sz w:val="20"/>
-                <w:lang w:val="en-US" w:eastAsia="ru-RU"/>
-              </w:rPr>
-              <w:t xml:space="preserve"> </w:t>
-            </w:r>
-            <w:r>
-              <w:rPr>
-                <w:rFonts w:ascii="Times New Roman" w:hAnsi="Times New Roman"/>
-                <w:sz w:val="20"/>
-              </w:rPr>
-              <w:t>{{seller</w:t>
-            </w:r>
-            <w:r>
-              <w:rPr>
-                <w:rFonts w:ascii="Times New Roman" w:hAnsi="Times New Roman"/>
-                <w:sz w:val="20"/>
-                <w:lang w:val="en-US"/>
-              </w:rPr>
-              <w:t>.</w:t>
-            </w:r>
-            <w:r>
-              <w:rPr>
-                <w:rFonts w:ascii="Times New Roman" w:hAnsi="Times New Roman"/>
-                <w:sz w:val="20"/>
-                <w:lang w:val="en-US"/>
-              </w:rPr>
-              <w:t>passportIssuedByInstrumental</w:t>
-            </w:r>
-            <w:r>
-              <w:rPr>
-                <w:rFonts w:ascii="Times New Roman" w:hAnsi="Times New Roman"/>
-                <w:sz w:val="20"/>
-              </w:rPr>
-              <w:t>}}</w:t>
-            </w:r>
-            <w:r>
-              <w:rPr>
-                <w:rFonts w:ascii="Times New Roman" w:hAnsi="Times New Roman"/>
-                <w:sz w:val="20"/>
-              </w:rPr>
-              <w:t xml:space="preserve"> {{seller.</w:t>
-            </w:r>
-            <w:r>
-              <w:rPr>
-                <w:rFonts w:ascii="Times New Roman" w:hAnsi="Times New Roman"/>
-                <w:sz w:val="20"/>
-              </w:rPr>
-              <w:t>passportIssueDate</w:t>
-            </w:r>
-            <w:r>
-              <w:rPr>
-                <w:rFonts w:ascii="Times New Roman" w:hAnsi="Times New Roman"/>
-                <w:sz w:val="20"/>
-              </w:rPr>
-              <w:t>}}</w:t>
+              <w:t xml:space="preserve">Выдан {{owner1.passportIssuedByInstrumental}} {{owner1.passportIssueDate}}</w:t>
             </w:r>
           </w:p>
         </w:tc>
@@ -2719,38 +2458,7 @@
                 <w:sz w:val="20"/>
                 <w:lang w:val="ru-RU" w:eastAsia="ru-RU"/>
               </w:rPr>
-              <w:t>ИН</w:t>
-            </w:r>
-            <w:r>
-              <w:rPr>
-                <w:rFonts w:ascii="Times New Roman" w:hAnsi="Times New Roman"/>
-                <w:color w:val="auto"/>
-                <w:sz w:val="20"/>
-                <w:lang w:val="en-US" w:eastAsia="ru-RU"/>
-              </w:rPr>
-              <w:t xml:space="preserve"> </w:t>
-            </w:r>
-            <w:r>
-              <w:rPr>
-                <w:rFonts w:ascii="Times New Roman" w:hAnsi="Times New Roman"/>
-                <w:sz w:val="20"/>
-              </w:rPr>
-              <w:t>{{seller</w:t>
-            </w:r>
-            <w:r>
-              <w:rPr>
-                <w:rFonts w:ascii="Times New Roman" w:hAnsi="Times New Roman"/>
-                <w:sz w:val="20"/>
-                <w:lang w:val="en-US"/>
-              </w:rPr>
-              <w:t>.i</w:t>
-            </w:r>
-            <w:r>
-              <w:rPr>
-                <w:rFonts w:ascii="Times New Roman" w:hAnsi="Times New Roman"/>
-                <w:sz w:val="20"/>
-              </w:rPr>
-              <w:t>d}}</w:t>
+              <w:t xml:space="preserve">ИН {{owner1.id}}</w:t>
             </w:r>
           </w:p>
         </w:tc>
@@ -2813,38 +2521,7 @@
                 <w:sz w:val="20"/>
                 <w:lang w:val="ru-RU" w:eastAsia="ru-RU"/>
               </w:rPr>
-              <w:t>Тел.</w:t>
-            </w:r>
-            <w:r>
-              <w:rPr>
-                <w:rFonts w:ascii="Times New Roman" w:hAnsi="Times New Roman"/>
-                <w:color w:val="auto"/>
-                <w:sz w:val="20"/>
-                <w:lang w:val="en-US" w:eastAsia="ru-RU"/>
-              </w:rPr>
-              <w:t xml:space="preserve"> </w:t>
-            </w:r>
-            <w:r>
-              <w:rPr>
-                <w:rFonts w:ascii="Times New Roman" w:hAnsi="Times New Roman"/>
-                <w:sz w:val="20"/>
-              </w:rPr>
-              <w:t>{{seller</w:t>
-            </w:r>
-            <w:r>
-              <w:rPr>
-                <w:rFonts w:ascii="Times New Roman" w:hAnsi="Times New Roman"/>
-                <w:sz w:val="20"/>
-                <w:lang w:val="en-US"/>
-              </w:rPr>
-              <w:t>.p</w:t>
-            </w:r>
-            <w:r>
-              <w:rPr>
-                <w:rFonts w:ascii="Times New Roman" w:hAnsi="Times New Roman"/>
-                <w:sz w:val="20"/>
-              </w:rPr>
-              <w:t>hone}}</w:t>
+              <w:t xml:space="preserve">Тел. {{owner1.phone}}</w:t>
             </w:r>
           </w:p>
         </w:tc>
@@ -2921,43 +2598,321 @@
                 <w:sz w:val="20"/>
                 <w:lang w:val="ru-RU" w:eastAsia="ru-RU"/>
               </w:rPr>
-              <w:t>Подпись                                             /</w:t>
-            </w:r>
-            <w:r>
-              <w:rPr>
-                <w:rFonts w:ascii="Times New Roman" w:hAnsi="Times New Roman"/>
-                <w:color w:val="auto"/>
-                <w:sz w:val="20"/>
-                <w:lang w:val="en-US" w:eastAsia="ru-RU"/>
-              </w:rPr>
-              <w:t xml:space="preserve"> {{seller.</w:t>
-            </w:r>
-            <w:r>
-              <w:rPr>
-                <w:rFonts w:ascii="Times New Roman" w:hAnsi="Times New Roman"/>
-                <w:color w:val="auto"/>
-                <w:sz w:val="20"/>
-                <w:lang w:val="en-US" w:eastAsia="ru-RU"/>
-              </w:rPr>
-              <w:t>initials</w:t>
-            </w:r>
-            <w:r>
-              <w:rPr>
-                <w:rFonts w:ascii="Times New Roman" w:hAnsi="Times New Roman"/>
-                <w:color w:val="auto"/>
-                <w:sz w:val="20"/>
-                <w:lang w:val="en-US" w:eastAsia="ru-RU"/>
-              </w:rPr>
-              <w:t>}}</w:t>
-            </w:r>
-            <w:r>
-              <w:rPr>
-                <w:rFonts w:ascii="Times New Roman" w:hAnsi="Times New Roman"/>
-                <w:color w:val="auto"/>
-                <w:sz w:val="20"/>
-                <w:lang w:val="ru-RU" w:eastAsia="ru-RU"/>
-              </w:rPr>
-              <w:t>/</w:t>
+              <w:t xml:space="preserve">Подпись                                             / {{owner1.signatoryLabel}}/ </w:t>
+            </w:r>
+          </w:p>
+          <w:p>
+            <w:r>
+              <w:t>{#owner2.fullName}</w:t>
+            </w:r>
+          </w:p>
+          <w:p>
+            <w:pPr>
+              <w:autoSpaceDE w:val="0"/>
+              <w:autoSpaceDN w:val="0"/>
+              <w:adjustRightInd w:val="0"/>
+              <w:jc w:val="both"/>
+              <w:rPr>
+                <w:rFonts w:ascii="Times New Roman" w:hAnsi="Times New Roman"/>
+                <w:color w:val="auto"/>
+                <w:sz w:val="20"/>
+              </w:rPr>
+            </w:pPr>
+            <w:r>
+              <w:rPr>
+                <w:rFonts w:ascii="Times New Roman" w:hAnsi="Times New Roman"/>
+                <w:color w:val="auto"/>
+                <w:sz w:val="20"/>
+              </w:rPr>
+              <w:t>{{owner2.fullName}}</w:t>
+            </w:r>
+          </w:p>
+          <w:p>
+            <w:pPr>
+              <w:autoSpaceDE w:val="0"/>
+              <w:autoSpaceDN w:val="0"/>
+              <w:adjustRightInd w:val="0"/>
+              <w:jc w:val="both"/>
+              <w:rPr>
+                <w:rFonts w:ascii="Times New Roman" w:hAnsi="Times New Roman"/>
+                <w:color w:val="auto"/>
+                <w:sz w:val="20"/>
+              </w:rPr>
+            </w:pPr>
+            <w:r>
+              <w:rPr>
+                <w:rFonts w:ascii="Times New Roman" w:hAnsi="Times New Roman"/>
+                <w:color w:val="auto"/>
+                <w:sz w:val="20"/>
+              </w:rPr>
+              <w:t xml:space="preserve">Адрес регистрации: {{owner2.address}}</w:t>
+            </w:r>
+          </w:p>
+          <w:p>
+            <w:pPr>
+              <w:autoSpaceDE w:val="0"/>
+              <w:autoSpaceDN w:val="0"/>
+              <w:adjustRightInd w:val="0"/>
+              <w:jc w:val="both"/>
+              <w:rPr>
+                <w:rFonts w:ascii="Times New Roman" w:hAnsi="Times New Roman"/>
+                <w:color w:val="auto"/>
+                <w:sz w:val="20"/>
+              </w:rPr>
+            </w:pPr>
+            <w:r>
+              <w:rPr>
+                <w:rFonts w:ascii="Times New Roman" w:hAnsi="Times New Roman"/>
+                <w:color w:val="auto"/>
+                <w:sz w:val="20"/>
+              </w:rPr>
+              <w:t xml:space="preserve">Паспорт {{owner2.passport}}</w:t>
+            </w:r>
+          </w:p>
+          <w:p>
+            <w:pPr>
+              <w:autoSpaceDE w:val="0"/>
+              <w:autoSpaceDN w:val="0"/>
+              <w:adjustRightInd w:val="0"/>
+              <w:jc w:val="both"/>
+              <w:rPr>
+                <w:rFonts w:ascii="Times New Roman" w:hAnsi="Times New Roman"/>
+                <w:color w:val="auto"/>
+                <w:sz w:val="20"/>
+              </w:rPr>
+            </w:pPr>
+            <w:r>
+              <w:rPr>
+                <w:rFonts w:ascii="Times New Roman" w:hAnsi="Times New Roman"/>
+                <w:color w:val="auto"/>
+                <w:sz w:val="20"/>
+              </w:rPr>
+              <w:t xml:space="preserve">Выдан {{owner2.passportIssuedByInstrumental}} {{owner2.passportIssueDate}}</w:t>
+            </w:r>
+          </w:p>
+          <w:p>
+            <w:pPr>
+              <w:autoSpaceDE w:val="0"/>
+              <w:autoSpaceDN w:val="0"/>
+              <w:adjustRightInd w:val="0"/>
+              <w:jc w:val="both"/>
+              <w:rPr>
+                <w:rFonts w:ascii="Times New Roman" w:hAnsi="Times New Roman"/>
+                <w:color w:val="auto"/>
+                <w:sz w:val="20"/>
+              </w:rPr>
+            </w:pPr>
+            <w:r>
+              <w:rPr>
+                <w:rFonts w:ascii="Times New Roman" w:hAnsi="Times New Roman"/>
+                <w:color w:val="auto"/>
+                <w:sz w:val="20"/>
+              </w:rPr>
+              <w:t xml:space="preserve">ИН {{owner2.id}}</w:t>
+            </w:r>
+          </w:p>
+          <w:p>
+            <w:pPr>
+              <w:autoSpaceDE w:val="0"/>
+              <w:autoSpaceDN w:val="0"/>
+              <w:adjustRightInd w:val="0"/>
+              <w:jc w:val="both"/>
+              <w:rPr>
+                <w:rFonts w:ascii="Times New Roman" w:hAnsi="Times New Roman"/>
+                <w:color w:val="auto"/>
+                <w:sz w:val="20"/>
+              </w:rPr>
+            </w:pPr>
+            <w:r>
+              <w:rPr>
+                <w:rFonts w:ascii="Times New Roman" w:hAnsi="Times New Roman"/>
+                <w:color w:val="auto"/>
+                <w:sz w:val="20"/>
+              </w:rPr>
+              <w:t xml:space="preserve">Тел. {{owner2.phone}}</w:t>
+            </w:r>
+          </w:p>
+          <w:p>
+            <w:pPr>
+              <w:autoSpaceDE w:val="0"/>
+              <w:autoSpaceDN w:val="0"/>
+              <w:adjustRightInd w:val="0"/>
+              <w:jc w:val="both"/>
+              <w:rPr>
+                <w:rFonts w:ascii="Times New Roman" w:hAnsi="Times New Roman"/>
+                <w:color w:val="auto"/>
+                <w:sz w:val="20"/>
+              </w:rPr>
+            </w:pPr>
+            <w:r>
+              <w:rPr>
+                <w:rFonts w:ascii="Times New Roman" w:hAnsi="Times New Roman"/>
+                <w:color w:val="auto"/>
+                <w:sz w:val="20"/>
+              </w:rPr>
+              <w:t xml:space="preserve">Подпись                                             / {{owner2.signatoryLabel}}/ </w:t>
+            </w:r>
+          </w:p>
+          <w:p>
+            <w:r>
+              <w:t>{/owner2.fullName}</w:t>
+            </w:r>
+          </w:p>
+          <w:p>
+            <w:r>
+              <w:t>{#owner3.fullName}</w:t>
+            </w:r>
+          </w:p>
+          <w:p>
+            <w:pPr>
+              <w:autoSpaceDE w:val="0"/>
+              <w:autoSpaceDN w:val="0"/>
+              <w:adjustRightInd w:val="0"/>
+              <w:jc w:val="both"/>
+              <w:rPr>
+                <w:rFonts w:ascii="Times New Roman" w:hAnsi="Times New Roman"/>
+                <w:color w:val="auto"/>
+                <w:sz w:val="20"/>
+              </w:rPr>
+            </w:pPr>
+            <w:r>
+              <w:rPr>
+                <w:rFonts w:ascii="Times New Roman" w:hAnsi="Times New Roman"/>
+                <w:color w:val="auto"/>
+                <w:sz w:val="20"/>
+              </w:rPr>
+              <w:t>{{owner3.fullName}}</w:t>
+            </w:r>
+          </w:p>
+          <w:p>
+            <w:pPr>
+              <w:autoSpaceDE w:val="0"/>
+              <w:autoSpaceDN w:val="0"/>
+              <w:adjustRightInd w:val="0"/>
+              <w:jc w:val="both"/>
+              <w:rPr>
+                <w:rFonts w:ascii="Times New Roman" w:hAnsi="Times New Roman"/>
+                <w:color w:val="auto"/>
+                <w:sz w:val="20"/>
+              </w:rPr>
+            </w:pPr>
+            <w:r>
+              <w:rPr>
+                <w:rFonts w:ascii="Times New Roman" w:hAnsi="Times New Roman"/>
+                <w:color w:val="auto"/>
+                <w:sz w:val="20"/>
+              </w:rPr>
+              <w:t xml:space="preserve">Адрес регистрации: {{owner3.address}}</w:t>
+            </w:r>
+          </w:p>
+          <w:p>
+            <w:pPr>
+              <w:autoSpaceDE w:val="0"/>
+              <w:autoSpaceDN w:val="0"/>
+              <w:adjustRightInd w:val="0"/>
+              <w:jc w:val="both"/>
+              <w:rPr>
+                <w:rFonts w:ascii="Times New Roman" w:hAnsi="Times New Roman"/>
+                <w:color w:val="auto"/>
+                <w:sz w:val="20"/>
+              </w:rPr>
+            </w:pPr>
+            <w:r>
+              <w:rPr>
+                <w:rFonts w:ascii="Times New Roman" w:hAnsi="Times New Roman"/>
+                <w:color w:val="auto"/>
+                <w:sz w:val="20"/>
+              </w:rPr>
+              <w:t xml:space="preserve">Паспорт {{owner3.passport}}</w:t>
+            </w:r>
+          </w:p>
+          <w:p>
+            <w:pPr>
+              <w:autoSpaceDE w:val="0"/>
+              <w:autoSpaceDN w:val="0"/>
+              <w:adjustRightInd w:val="0"/>
+              <w:jc w:val="both"/>
+              <w:rPr>
+                <w:rFonts w:ascii="Times New Roman" w:hAnsi="Times New Roman"/>
+                <w:color w:val="auto"/>
+                <w:sz w:val="20"/>
+              </w:rPr>
+            </w:pPr>
+            <w:r>
+              <w:rPr>
+                <w:rFonts w:ascii="Times New Roman" w:hAnsi="Times New Roman"/>
+                <w:color w:val="auto"/>
+                <w:sz w:val="20"/>
+              </w:rPr>
+              <w:t xml:space="preserve">Выдан {{owner3.passportIssuedByInstrumental}} {{owner3.passportIssueDate}}</w:t>
+            </w:r>
+          </w:p>
+          <w:p>
+            <w:pPr>
+              <w:autoSpaceDE w:val="0"/>
+              <w:autoSpaceDN w:val="0"/>
+              <w:adjustRightInd w:val="0"/>
+              <w:jc w:val="both"/>
+              <w:rPr>
+                <w:rFonts w:ascii="Times New Roman" w:hAnsi="Times New Roman"/>
+                <w:color w:val="auto"/>
+                <w:sz w:val="20"/>
+              </w:rPr>
+            </w:pPr>
+            <w:r>
+              <w:rPr>
+                <w:rFonts w:ascii="Times New Roman" w:hAnsi="Times New Roman"/>
+                <w:color w:val="auto"/>
+                <w:sz w:val="20"/>
+              </w:rPr>
+              <w:t xml:space="preserve">ИН {{owner3.id}}</w:t>
+            </w:r>
+          </w:p>
+          <w:p>
+            <w:pPr>
+              <w:autoSpaceDE w:val="0"/>
+              <w:autoSpaceDN w:val="0"/>
+              <w:adjustRightInd w:val="0"/>
+              <w:jc w:val="both"/>
+              <w:rPr>
+                <w:rFonts w:ascii="Times New Roman" w:hAnsi="Times New Roman"/>
+                <w:color w:val="auto"/>
+                <w:sz w:val="20"/>
+              </w:rPr>
+            </w:pPr>
+            <w:r>
+              <w:rPr>
+                <w:rFonts w:ascii="Times New Roman" w:hAnsi="Times New Roman"/>
+                <w:color w:val="auto"/>
+                <w:sz w:val="20"/>
+              </w:rPr>
+              <w:t xml:space="preserve">Тел. {{owner3.phone}}</w:t>
+            </w:r>
+          </w:p>
+          <w:p>
+            <w:pPr>
+              <w:autoSpaceDE w:val="0"/>
+              <w:autoSpaceDN w:val="0"/>
+              <w:adjustRightInd w:val="0"/>
+              <w:jc w:val="both"/>
+              <w:rPr>
+                <w:rFonts w:ascii="Times New Roman" w:hAnsi="Times New Roman"/>
+                <w:color w:val="auto"/>
+                <w:sz w:val="20"/>
+              </w:rPr>
+            </w:pPr>
+            <w:r>
+              <w:rPr>
+                <w:rFonts w:ascii="Times New Roman" w:hAnsi="Times New Roman"/>
+                <w:color w:val="auto"/>
+                <w:sz w:val="20"/>
+              </w:rPr>
+              <w:t xml:space="preserve">Подпись                                             / {{owner3.signatoryLabel}}/ </w:t>
+            </w:r>
+          </w:p>
+          <w:p>
+            <w:r>
+              <w:t>{/owner3.fullName}</w:t>
             </w:r>
           </w:p>
         </w:tc>
@@ -5083,42 +5038,147 @@
                 <w:color w:val="auto"/>
                 <w:sz w:val="20"/>
               </w:rPr>
-              <w:t>__________________/</w:t>
-            </w:r>
-            <w:r>
-              <w:rPr>
-                <w:rFonts w:ascii="Times New Roman" w:hAnsi="Times New Roman"/>
-                <w:color w:val="auto"/>
-                <w:sz w:val="20"/>
-                <w:lang w:val="en-US" w:eastAsia="ru-RU"/>
-              </w:rPr>
-              <w:t>{{seller.</w:t>
-            </w:r>
-            <w:r>
-              <w:rPr>
-                <w:rFonts w:ascii="Times New Roman" w:hAnsi="Times New Roman"/>
-                <w:color w:val="auto"/>
-                <w:sz w:val="20"/>
-                <w:lang w:val="en-US" w:eastAsia="ru-RU"/>
-              </w:rPr>
-              <w:t>initials</w:t>
-            </w:r>
-            <w:r>
-              <w:rPr>
-                <w:rFonts w:ascii="Times New Roman" w:hAnsi="Times New Roman"/>
-                <w:color w:val="auto"/>
-                <w:sz w:val="20"/>
-                <w:lang w:val="en-US" w:eastAsia="ru-RU"/>
-              </w:rPr>
-              <w:t>}}</w:t>
-            </w:r>
-            <w:r>
-              <w:rPr>
-                <w:rFonts w:ascii="Times New Roman" w:hAnsi="Times New Roman"/>
-                <w:color w:val="auto"/>
-                <w:sz w:val="20"/>
-              </w:rPr>
-              <w:t xml:space="preserve">     </w:t>
+              <w:t xml:space="preserve">__________________/{{owner1.signatoryLabel}}     </w:t>
+            </w:r>
+          </w:p>
+          <w:p>
+            <w:r>
+              <w:t>{#owner2.fullName}</w:t>
+            </w:r>
+          </w:p>
+          <w:p>
+            <w:pPr>
+              <w:rPr>
+                <w:rFonts w:ascii="Times New Roman" w:hAnsi="Times New Roman"/>
+                <w:color w:val="auto"/>
+                <w:sz w:val="20"/>
+                <w:highlight w:val="white"/>
+              </w:rPr>
+            </w:pPr>
+          </w:p>
+          <w:p>
+            <w:pPr>
+              <w:rPr>
+                <w:rFonts w:ascii="Times New Roman" w:hAnsi="Times New Roman"/>
+                <w:b/>
+                <w:color w:val="auto"/>
+                <w:sz w:val="20"/>
+                <w:highlight w:val="white"/>
+              </w:rPr>
+            </w:pPr>
+            <w:r>
+              <w:rPr>
+                <w:rFonts w:ascii="Times New Roman" w:hAnsi="Times New Roman"/>
+                <w:b/>
+                <w:color w:val="auto"/>
+                <w:sz w:val="20"/>
+                <w:highlight w:val="white"/>
+              </w:rPr>
+              <w:t>Заказчик</w:t>
+            </w:r>
+          </w:p>
+          <w:p>
+            <w:pPr>
+              <w:rPr>
+                <w:rFonts w:ascii="Times New Roman" w:hAnsi="Times New Roman"/>
+                <w:color w:val="auto"/>
+                <w:sz w:val="20"/>
+                <w:highlight w:val="white"/>
+              </w:rPr>
+            </w:pPr>
+          </w:p>
+          <w:p>
+            <w:pPr>
+              <w:rPr>
+                <w:rFonts w:ascii="Times New Roman" w:hAnsi="Times New Roman"/>
+                <w:color w:val="auto"/>
+                <w:sz w:val="20"/>
+                <w:highlight w:val="white"/>
+              </w:rPr>
+            </w:pPr>
+            <w:r>
+              <w:rPr>
+                <w:rFonts w:ascii="Times New Roman" w:hAnsi="Times New Roman"/>
+                <w:color w:val="auto"/>
+                <w:sz w:val="20"/>
+                <w:highlight w:val="white"/>
+              </w:rPr>
+              <w:t xml:space="preserve">__________________/{{owner2.signatoryLabel}}     </w:t>
+            </w:r>
+          </w:p>
+          <w:p>
+            <w:r>
+              <w:t>{/owner2.fullName}</w:t>
+            </w:r>
+          </w:p>
+          <w:p>
+            <w:r>
+              <w:t>{#owner3.fullName}</w:t>
+            </w:r>
+          </w:p>
+          <w:p>
+            <w:pPr>
+              <w:rPr>
+                <w:rFonts w:ascii="Times New Roman" w:hAnsi="Times New Roman"/>
+                <w:color w:val="auto"/>
+                <w:sz w:val="20"/>
+                <w:highlight w:val="white"/>
+              </w:rPr>
+            </w:pPr>
+          </w:p>
+          <w:p>
+            <w:pPr>
+              <w:rPr>
+                <w:rFonts w:ascii="Times New Roman" w:hAnsi="Times New Roman"/>
+                <w:b/>
+                <w:color w:val="auto"/>
+                <w:sz w:val="20"/>
+                <w:highlight w:val="white"/>
+              </w:rPr>
+            </w:pPr>
+            <w:r>
+              <w:rPr>
+                <w:rFonts w:ascii="Times New Roman" w:hAnsi="Times New Roman"/>
+                <w:b/>
+                <w:color w:val="auto"/>
+                <w:sz w:val="20"/>
+                <w:highlight w:val="white"/>
+              </w:rPr>
+              <w:t>Заказчик</w:t>
+            </w:r>
+          </w:p>
+          <w:p>
+            <w:pPr>
+              <w:rPr>
+                <w:rFonts w:ascii="Times New Roman" w:hAnsi="Times New Roman"/>
+                <w:color w:val="auto"/>
+                <w:sz w:val="20"/>
+                <w:highlight w:val="white"/>
+              </w:rPr>
+            </w:pPr>
+          </w:p>
+          <w:p>
+            <w:pPr>
+              <w:rPr>
+                <w:rFonts w:ascii="Times New Roman" w:hAnsi="Times New Roman"/>
+                <w:color w:val="auto"/>
+                <w:sz w:val="20"/>
+                <w:highlight w:val="white"/>
+              </w:rPr>
+            </w:pPr>
+            <w:r>
+              <w:rPr>
+                <w:rFonts w:ascii="Times New Roman" w:hAnsi="Times New Roman"/>
+                <w:color w:val="auto"/>
+                <w:sz w:val="20"/>
+                <w:highlight w:val="white"/>
+              </w:rPr>
+              <w:t xml:space="preserve">__________________/{{owner3.signatoryLabel}}     </w:t>
+            </w:r>
+          </w:p>
+          <w:p>
+            <w:r>
+              <w:t>{/owner3.fullName}</w:t>
             </w:r>
           </w:p>
         </w:tc>

--- a/templates/working/Договор_реклама.docx
+++ b/templates/working/Договор_реклама.docx
@@ -1,6 +1,6 @@
 
 <file path=word/document.xml><?xml version="1.0" encoding="utf-8"?>
-<w:document xmlns:wpc="http://schemas.microsoft.com/office/word/2010/wordprocessingCanvas" xmlns:cx="http://schemas.microsoft.com/office/drawing/2014/chartex" xmlns:cx1="http://schemas.microsoft.com/office/drawing/2015/9/8/chartex" xmlns:cx2="http://schemas.microsoft.com/office/drawing/2015/10/21/chartex" xmlns:cx3="http://schemas.microsoft.com/office/drawing/2016/5/9/chartex" xmlns:cx4="http://schemas.microsoft.com/office/drawing/2016/5/10/chartex" xmlns:cx5="http://schemas.microsoft.com/office/drawing/2016/5/11/chartex" xmlns:cx6="http://schemas.microsoft.com/office/drawing/2016/5/12/chartex" xmlns:cx7="http://schemas.microsoft.com/office/drawing/2016/5/13/chartex" xmlns:cx8="http://schemas.microsoft.com/office/drawing/2016/5/14/chartex" xmlns:mc="http://schemas.openxmlformats.org/markup-compatibility/2006" xmlns:aink="http://schemas.microsoft.com/office/drawing/2016/ink" xmlns:am3d="http://schemas.microsoft.com/office/drawing/2017/model3d" xmlns:o="urn:schemas-microsoft-com:office:office" xmlns:r="http://schemas.openxmlformats.org/officeDocument/2006/relationships" xmlns:m="http://schemas.openxmlformats.org/officeDocument/2006/math" xmlns:v="urn:schemas-microsoft-com:vml" xmlns:wp14="http://schemas.microsoft.com/office/word/2010/wordprocessingDrawing" xmlns:wp="http://schemas.openxmlformats.org/drawingml/2006/wordprocessingDrawing" xmlns:w10="urn:schemas-microsoft-com:office:word" xmlns:w="http://schemas.openxmlformats.org/wordprocessingml/2006/main" xmlns:w14="http://schemas.microsoft.com/office/word/2010/wordml" xmlns:w15="http://schemas.microsoft.com/office/word/2012/wordml" xmlns:w16cex="http://schemas.microsoft.com/office/word/2018/wordml/cex" xmlns:w16cid="http://schemas.microsoft.com/office/word/2016/wordml/cid" xmlns:w16="http://schemas.microsoft.com/office/word/2018/wordml" xmlns:w16sdtdh="http://schemas.microsoft.com/office/word/2020/wordml/sdtdatahash" xmlns:w16se="http://schemas.microsoft.com/office/word/2015/wordml/symex" xmlns:wpg="http://schemas.microsoft.com/office/word/2010/wordprocessingGroup" xmlns:wpi="http://schemas.microsoft.com/office/word/2010/wordprocessingInk" xmlns:wne="http://schemas.microsoft.com/office/word/2006/wordml" xmlns:wps="http://schemas.microsoft.com/office/word/2010/wordprocessingShape" mc:Ignorable="w14 w15 w16se w16cid w16 w16cex w16sdtdh wp14">
+<w:document xmlns:wpc="http://schemas.microsoft.com/office/word/2010/wordprocessingCanvas" xmlns:cx="http://schemas.microsoft.com/office/drawing/2014/chartex" xmlns:cx1="http://schemas.microsoft.com/office/drawing/2015/9/8/chartex" xmlns:cx2="http://schemas.microsoft.com/office/drawing/2015/10/21/chartex" xmlns:cx3="http://schemas.microsoft.com/office/drawing/2016/5/9/chartex" xmlns:cx4="http://schemas.microsoft.com/office/drawing/2016/5/10/chartex" xmlns:cx5="http://schemas.microsoft.com/office/drawing/2016/5/11/chartex" xmlns:cx6="http://schemas.microsoft.com/office/drawing/2016/5/12/chartex" xmlns:cx7="http://schemas.microsoft.com/office/drawing/2016/5/13/chartex" xmlns:cx8="http://schemas.microsoft.com/office/drawing/2016/5/14/chartex" xmlns:mc="http://schemas.openxmlformats.org/markup-compatibility/2006" xmlns:aink="http://schemas.microsoft.com/office/drawing/2016/ink" xmlns:am3d="http://schemas.microsoft.com/office/drawing/2017/model3d" xmlns:o="urn:schemas-microsoft-com:office:office" xmlns:oel="http://schemas.microsoft.com/office/2019/extlst" xmlns:r="http://schemas.openxmlformats.org/officeDocument/2006/relationships" xmlns:m="http://schemas.openxmlformats.org/officeDocument/2006/math" xmlns:v="urn:schemas-microsoft-com:vml" xmlns:wp14="http://schemas.microsoft.com/office/word/2010/wordprocessingDrawing" xmlns:wp="http://schemas.openxmlformats.org/drawingml/2006/wordprocessingDrawing" xmlns:w10="urn:schemas-microsoft-com:office:word" xmlns:w="http://schemas.openxmlformats.org/wordprocessingml/2006/main" xmlns:w14="http://schemas.microsoft.com/office/word/2010/wordml" xmlns:w15="http://schemas.microsoft.com/office/word/2012/wordml" xmlns:w16cei="http://schemas.microsoft.com/office/word/2026/wordml/cei" xmlns:w16cex="http://schemas.microsoft.com/office/word/2018/wordml/cex" xmlns:w16cid="http://schemas.microsoft.com/office/word/2016/wordml/cid" xmlns:w16="http://schemas.microsoft.com/office/word/2018/wordml" xmlns:w16du="http://schemas.microsoft.com/office/word/2023/wordml/word16du" xmlns:w16sdtdh="http://schemas.microsoft.com/office/word/2020/wordml/sdtdatahash" xmlns:w16sdtfl="http://schemas.microsoft.com/office/word/2024/wordml/sdtformatlock" xmlns:w16se="http://schemas.microsoft.com/office/word/2015/wordml/symex" xmlns:wpg="http://schemas.microsoft.com/office/word/2010/wordprocessingGroup" xmlns:wpi="http://schemas.microsoft.com/office/word/2010/wordprocessingInk" xmlns:wne="http://schemas.microsoft.com/office/word/2006/wordml" xmlns:wps="http://schemas.microsoft.com/office/word/2010/wordprocessingShape" mc:Ignorable="w14 w15 w16se w16cid w16 w16cex w16sdtdh w16sdtfl w16du wp14">
   <w:body>
     <w:p>
       <w:pPr>
@@ -22,8 +22,21 @@
           <w:sz w:val="24"/>
           <w:szCs w:val="24"/>
         </w:rPr>
-        <w:t>ДОГОВОР № {{deal</w:t>
-      </w:r>
+        <w:t>ДОГОВОР № {{</w:t>
+      </w:r>
+      <w:proofErr w:type="spellStart"/>
+      <w:proofErr w:type="gramStart"/>
+      <w:r>
+        <w:rPr>
+          <w:rFonts w:ascii="Times New Roman" w:hAnsi="Times New Roman"/>
+          <w:b/>
+          <w:bCs/>
+          <w:sz w:val="24"/>
+          <w:szCs w:val="24"/>
+        </w:rPr>
+        <w:t>deal</w:t>
+      </w:r>
+      <w:proofErr w:type="spellEnd"/>
       <w:r>
         <w:rPr>
           <w:rFonts w:ascii="Times New Roman" w:hAnsi="Times New Roman"/>
@@ -46,6 +59,7 @@
         </w:rPr>
         <w:t>n</w:t>
       </w:r>
+      <w:proofErr w:type="spellStart"/>
       <w:r>
         <w:rPr>
           <w:rFonts w:ascii="Times New Roman" w:hAnsi="Times New Roman"/>
@@ -54,13 +68,11 @@
           <w:sz w:val="24"/>
           <w:szCs w:val="24"/>
         </w:rPr>
-        <w:t>umber}}</w:t>
-      </w:r>
-    </w:p>
-    <w:p>
-      <w:pPr>
-        <w:pStyle w:val="ad"/>
-        <w:jc w:val="center"/>
+        <w:t>umber</w:t>
+      </w:r>
+      <w:proofErr w:type="spellEnd"/>
+      <w:proofErr w:type="gramEnd"/>
+      <w:r>
         <w:rPr>
           <w:rFonts w:ascii="Times New Roman" w:hAnsi="Times New Roman"/>
           <w:b/>
@@ -68,8 +80,13 @@
           <w:sz w:val="24"/>
           <w:szCs w:val="24"/>
         </w:rPr>
-      </w:pPr>
-      <w:r>
+        <w:t>}}</w:t>
+      </w:r>
+    </w:p>
+    <w:p>
+      <w:pPr>
+        <w:pStyle w:val="ad"/>
+        <w:jc w:val="center"/>
         <w:rPr>
           <w:rFonts w:ascii="Times New Roman" w:hAnsi="Times New Roman"/>
           <w:b/>
@@ -77,6 +94,15 @@
           <w:sz w:val="24"/>
           <w:szCs w:val="24"/>
         </w:rPr>
+      </w:pPr>
+      <w:r>
+        <w:rPr>
+          <w:rFonts w:ascii="Times New Roman" w:hAnsi="Times New Roman"/>
+          <w:b/>
+          <w:bCs/>
+          <w:sz w:val="24"/>
+          <w:szCs w:val="24"/>
+        </w:rPr>
         <w:t>на оказание рекламных услуг</w:t>
       </w:r>
     </w:p>
@@ -89,6 +115,7 @@
           <w:szCs w:val="24"/>
         </w:rPr>
       </w:pPr>
+      <w:proofErr w:type="spellStart"/>
       <w:r>
         <w:rPr>
           <w:rFonts w:ascii="Times New Roman" w:hAnsi="Times New Roman"/>
@@ -97,6 +124,7 @@
         </w:rPr>
         <w:t>г.Лида</w:t>
       </w:r>
+      <w:proofErr w:type="spellEnd"/>
       <w:r>
         <w:tab/>
       </w:r>
@@ -139,15 +167,17 @@
           <w:sz w:val="24"/>
           <w:szCs w:val="24"/>
         </w:rPr>
-        <w:t>{{deal.</w:t>
-      </w:r>
+        <w:t>{{</w:t>
+      </w:r>
+      <w:proofErr w:type="spellStart"/>
+      <w:proofErr w:type="gramStart"/>
       <w:r>
         <w:rPr>
           <w:rFonts w:ascii="Times New Roman" w:hAnsi="Times New Roman"/>
           <w:sz w:val="24"/>
           <w:szCs w:val="24"/>
         </w:rPr>
-        <w:t>date</w:t>
+        <w:t>deal.</w:t>
       </w:r>
       <w:r>
         <w:rPr>
@@ -155,8 +185,18 @@
           <w:sz w:val="24"/>
           <w:szCs w:val="24"/>
         </w:rPr>
+        <w:t>date</w:t>
+      </w:r>
+      <w:proofErr w:type="spellEnd"/>
+      <w:r>
+        <w:rPr>
+          <w:rFonts w:ascii="Times New Roman" w:hAnsi="Times New Roman"/>
+          <w:sz w:val="24"/>
+          <w:szCs w:val="24"/>
+        </w:rPr>
         <w:t>}}г.</w:t>
       </w:r>
+      <w:proofErr w:type="gramEnd"/>
     </w:p>
     <w:p>
       <w:pPr>
@@ -184,21 +224,7 @@
           <w:rFonts w:ascii="Times New Roman" w:hAnsi="Times New Roman"/>
           <w:sz w:val="20"/>
         </w:rPr>
-        <w:t xml:space="preserve">{{owner1.fullName}}{{owner1.poaSuffix}}{{#owner2.fullName}}, {{owner2.fullName}}{{owner2.poaSuffix}}{{/owner2.fullName}}{{#owner3.fullName}}, {{owner3.fullName}}{{owner3.poaSuffix}}{{/owner3.fullName}}</w:t>
-      </w:r>
-      <w:r>
-        <w:rPr>
-          <w:rFonts w:ascii="Times New Roman" w:hAnsi="Times New Roman"/>
-          <w:sz w:val="20"/>
-        </w:rPr>
-        <w:t>,</w:t>
-      </w:r>
-      <w:r>
-        <w:rPr>
-          <w:rFonts w:ascii="Times New Roman" w:hAnsi="Times New Roman"/>
-          <w:sz w:val="20"/>
-        </w:rPr>
-        <w:t xml:space="preserve"> в дальнейшем именуемый </w:t>
+        <w:t xml:space="preserve">{{owner1.fullName}}{{owner1.poaSuffix}}{{#owner2.fullName}}, {{owner2.fullName}}{{owner2.poaSuffix}}{{/owner2.fullName}}{{#owner3.fullName}}, {{owner3.fullName}}{{owner3.poaSuffix}}{{/owner3.fullName}}, в дальнейшем именуемый </w:t>
       </w:r>
       <w:r>
         <w:rPr>
@@ -223,7 +249,7 @@
           <w:bCs/>
           <w:sz w:val="20"/>
         </w:rPr>
-        <w:t xml:space="preserve">Общество с ограниченной ответственностью «ГермесГарант»</w:t>
+        <w:t>Общество с ограниченной ответственностью «ГермесГарант»</w:t>
       </w:r>
       <w:r>
         <w:rPr>
@@ -246,7 +272,7 @@
           <w:rFonts w:ascii="Times New Roman" w:hAnsi="Times New Roman"/>
           <w:sz w:val="20"/>
         </w:rPr>
-        <w:t xml:space="preserve">, совместно именуемые "Стороны", заключили настоящий договор о нижеследующем:</w:t>
+        <w:t>, совместно именуемые "Стороны", заключили настоящий договор о нижеследующем:</w:t>
       </w:r>
     </w:p>
     <w:p>
@@ -325,11 +351,19 @@
         </w:rPr>
         <w:t>c</w:t>
       </w:r>
-      <w:r>
-        <w:rPr>
-          <w:sz w:val="20"/>
-        </w:rPr>
-        <w:t>ontractNumber}} от {{</w:t>
+      <w:proofErr w:type="spellStart"/>
+      <w:r>
+        <w:rPr>
+          <w:sz w:val="20"/>
+        </w:rPr>
+        <w:t>ontractNumber</w:t>
+      </w:r>
+      <w:proofErr w:type="spellEnd"/>
+      <w:r>
+        <w:rPr>
+          <w:sz w:val="20"/>
+        </w:rPr>
+        <w:t>}} от {{</w:t>
       </w:r>
       <w:r>
         <w:rPr>
@@ -352,11 +386,19 @@
         </w:rPr>
         <w:t>c</w:t>
       </w:r>
-      <w:r>
-        <w:rPr>
-          <w:sz w:val="20"/>
-        </w:rPr>
-        <w:t xml:space="preserve">ontractDate}} обязуется по поручению Заказчика оказать услуги по созданию, изготовлению и размещению рекламных материалов в отношении объекта недвижимости </w:t>
+      <w:proofErr w:type="spellStart"/>
+      <w:r>
+        <w:rPr>
+          <w:sz w:val="20"/>
+        </w:rPr>
+        <w:t>ontractDate</w:t>
+      </w:r>
+      <w:proofErr w:type="spellEnd"/>
+      <w:r>
+        <w:rPr>
+          <w:sz w:val="20"/>
+        </w:rPr>
+        <w:t xml:space="preserve">}} обязуется по поручению Заказчика оказать услуги по созданию, изготовлению и размещению рекламных материалов в отношении объекта недвижимости </w:t>
       </w:r>
       <w:r>
         <w:rPr>
@@ -385,12 +427,14 @@
         </w:rPr>
         <w:t>.</w:t>
       </w:r>
+      <w:proofErr w:type="spellStart"/>
       <w:r>
         <w:rPr>
           <w:sz w:val="20"/>
         </w:rPr>
         <w:t>type</w:t>
       </w:r>
+      <w:proofErr w:type="spellEnd"/>
       <w:r>
         <w:rPr>
           <w:sz w:val="20"/>
@@ -407,8 +451,16 @@
         <w:rPr>
           <w:sz w:val="20"/>
         </w:rPr>
-        <w:t>, расположенного по адресу: {{property</w:t>
-      </w:r>
+        <w:t>, расположенного по адресу: {{</w:t>
+      </w:r>
+      <w:proofErr w:type="spellStart"/>
+      <w:r>
+        <w:rPr>
+          <w:sz w:val="20"/>
+        </w:rPr>
+        <w:t>property</w:t>
+      </w:r>
+      <w:proofErr w:type="spellEnd"/>
       <w:r>
         <w:rPr>
           <w:sz w:val="20"/>
@@ -423,11 +475,19 @@
         </w:rPr>
         <w:t>a</w:t>
       </w:r>
-      <w:r>
-        <w:rPr>
-          <w:sz w:val="20"/>
-        </w:rPr>
-        <w:t>ddress}}, далее именуемые по тексту «Услуги» согласно прейскуранту (приложение № 1 к настоящему договору), а Заказчик обязуется принять Услуги, оказанные Исполнителем, и оплатить их в порядке и на условиях, определенных настоящим Договором.</w:t>
+      <w:proofErr w:type="spellStart"/>
+      <w:r>
+        <w:rPr>
+          <w:sz w:val="20"/>
+        </w:rPr>
+        <w:t>ddress</w:t>
+      </w:r>
+      <w:proofErr w:type="spellEnd"/>
+      <w:r>
+        <w:rPr>
+          <w:sz w:val="20"/>
+        </w:rPr>
+        <w:t>}}, далее именуемые по тексту «Услуги» согласно прейскуранту (приложение № 1 к настоящему договору), а Заказчик обязуется принять Услуги, оказанные Исполнителем, и оплатить их в порядке и на условиях, определенных настоящим Договором.</w:t>
       </w:r>
     </w:p>
     <w:p>
@@ -1270,6 +1330,7 @@
           <w:color w:val="auto"/>
           <w:sz w:val="20"/>
         </w:rPr>
+        <w:lastRenderedPageBreak/>
         <w:t>В случае необоснованного отказа Заказчика от подписания Акта сдачи-приемки услуги считаются оказанными и подлежат оплате Заказчиком в соответствии с условиями настоящего Договора.</w:t>
       </w:r>
       <w:bookmarkEnd w:id="2"/>
@@ -1478,14 +1539,39 @@
           <w:color w:val="auto"/>
           <w:sz w:val="20"/>
         </w:rPr>
-        <w:t xml:space="preserve">7.2. Стороны безоговорочно соглашаются с тем, что вся переписка, извещения и уведомления, полученные на адреса электронной почты, а также мессенджеры (Viber, Telegram, </w:t>
-      </w:r>
-      <w:r>
-        <w:rPr>
-          <w:color w:val="auto"/>
-          <w:sz w:val="20"/>
-        </w:rPr>
-        <w:t>WhatsApp) по</w:t>
+        <w:t>7.2. Стороны безоговорочно соглашаются с тем, что вся переписка, извещения и уведомления, полученные на адреса электронной почты, а также мессенджеры (</w:t>
+      </w:r>
+      <w:proofErr w:type="spellStart"/>
+      <w:r>
+        <w:rPr>
+          <w:color w:val="auto"/>
+          <w:sz w:val="20"/>
+        </w:rPr>
+        <w:t>Viber</w:t>
+      </w:r>
+      <w:proofErr w:type="spellEnd"/>
+      <w:r>
+        <w:rPr>
+          <w:color w:val="auto"/>
+          <w:sz w:val="20"/>
+        </w:rPr>
+        <w:t xml:space="preserve">, Telegram, </w:t>
+      </w:r>
+      <w:proofErr w:type="spellStart"/>
+      <w:r>
+        <w:rPr>
+          <w:color w:val="auto"/>
+          <w:sz w:val="20"/>
+        </w:rPr>
+        <w:t>WhatsApp</w:t>
+      </w:r>
+      <w:proofErr w:type="spellEnd"/>
+      <w:r>
+        <w:rPr>
+          <w:color w:val="auto"/>
+          <w:sz w:val="20"/>
+        </w:rPr>
+        <w:t>) по</w:t>
       </w:r>
       <w:r>
         <w:rPr>
@@ -1603,6 +1689,7 @@
         </w:rPr>
         <w:t>{{</w:t>
       </w:r>
+      <w:proofErr w:type="gramStart"/>
       <w:r>
         <w:rPr>
           <w:sz w:val="20"/>
@@ -1624,11 +1711,20 @@
         </w:rPr>
         <w:t>c</w:t>
       </w:r>
-      <w:r>
-        <w:rPr>
-          <w:sz w:val="20"/>
-        </w:rPr>
-        <w:t xml:space="preserve">ontractNumber}} </w:t>
+      <w:proofErr w:type="spellStart"/>
+      <w:r>
+        <w:rPr>
+          <w:sz w:val="20"/>
+        </w:rPr>
+        <w:t>ontractNumber</w:t>
+      </w:r>
+      <w:proofErr w:type="spellEnd"/>
+      <w:proofErr w:type="gramEnd"/>
+      <w:r>
+        <w:rPr>
+          <w:sz w:val="20"/>
+        </w:rPr>
+        <w:t xml:space="preserve">}} </w:t>
       </w:r>
       <w:r>
         <w:rPr>
@@ -1643,6 +1739,7 @@
         </w:rPr>
         <w:t>{{</w:t>
       </w:r>
+      <w:proofErr w:type="gramStart"/>
       <w:r>
         <w:rPr>
           <w:sz w:val="20"/>
@@ -1664,11 +1761,20 @@
         </w:rPr>
         <w:t>c</w:t>
       </w:r>
-      <w:r>
-        <w:rPr>
-          <w:sz w:val="20"/>
-        </w:rPr>
-        <w:t xml:space="preserve">ontractDate}} </w:t>
+      <w:proofErr w:type="spellStart"/>
+      <w:r>
+        <w:rPr>
+          <w:sz w:val="20"/>
+        </w:rPr>
+        <w:t>ontractDate</w:t>
+      </w:r>
+      <w:proofErr w:type="spellEnd"/>
+      <w:proofErr w:type="gramEnd"/>
+      <w:r>
+        <w:rPr>
+          <w:sz w:val="20"/>
+        </w:rPr>
+        <w:t xml:space="preserve">}} </w:t>
       </w:r>
       <w:r>
         <w:rPr>
@@ -1946,19 +2052,12 @@
         <w:pStyle w:val="a8"/>
         <w:spacing w:beforeAutospacing="0" w:after="0"/>
         <w:ind w:firstLine="567"/>
-        <w:jc w:val="both"/>
-        <w:rPr>
-          <w:color w:val="auto"/>
-          <w:sz w:val="20"/>
-        </w:rPr>
-      </w:pPr>
-      <w:r>
-        <w:rPr>
-          <w:color w:val="auto"/>
-          <w:sz w:val="20"/>
-        </w:rPr>
-        <w:t> </w:t>
-      </w:r>
+        <w:jc w:val="center"/>
+        <w:rPr>
+          <w:color w:val="auto"/>
+          <w:sz w:val="20"/>
+        </w:rPr>
+      </w:pPr>
     </w:p>
     <w:p>
       <w:pPr>
@@ -1977,11 +2076,6 @@
           <w:sz w:val="20"/>
         </w:rPr>
         <w:t>11. РЕКВИЗИТЫ СТОРОН:</w:t>
-      </w:r>
-    </w:p>
-    <w:p>
-      <w:r>
-        <w:t xml:space="preserve">{#signatories}</w:t>
       </w:r>
     </w:p>
     <w:tbl>
@@ -2085,16 +2179,14 @@
         <w:tblLook w:val="04A0" w:firstRow="1" w:lastRow="0" w:firstColumn="1" w:lastColumn="0" w:noHBand="0" w:noVBand="1"/>
       </w:tblPr>
       <w:tblGrid>
-        <w:gridCol w:w="5417"/>
-        <w:gridCol w:w="5386"/>
+        <w:gridCol w:w="4678"/>
+        <w:gridCol w:w="6125"/>
       </w:tblGrid>
       <w:tr>
         <w:tc>
           <w:tcPr>
-            <w:tcW w:w="5417" w:type="dxa"/>
-            <w:tcBorders>
-              <w:bottom w:val="single" w:sz="4" w:space="0" w:color="auto"/>
-            </w:tcBorders>
+            <w:tcW w:w="4678" w:type="dxa"/>
+            <w:vMerge w:val="restart"/>
           </w:tcPr>
           <w:p>
             <w:pPr>
@@ -2106,7 +2198,7 @@
                 <w:rFonts w:ascii="Times New Roman" w:hAnsi="Times New Roman"/>
                 <w:color w:val="auto"/>
                 <w:sz w:val="20"/>
-                <w:lang w:val="ru-RU" w:eastAsia="ru-RU"/>
+                <w:lang w:eastAsia="ru-RU"/>
               </w:rPr>
             </w:pPr>
             <w:r>
@@ -2117,11 +2209,6 @@
               <w:t>{{owner1.fullName}}</w:t>
             </w:r>
           </w:p>
-        </w:tc>
-        <w:tc>
-          <w:tcPr>
-            <w:tcW w:w="5386" w:type="dxa"/>
-          </w:tcPr>
           <w:p>
             <w:pPr>
               <w:autoSpaceDE w:val="0"/>
@@ -2129,20 +2216,20 @@
               <w:adjustRightInd w:val="0"/>
               <w:jc w:val="both"/>
               <w:rPr>
-                <w:rFonts w:ascii="Times New Roman" w:eastAsia="Calibri" w:hAnsi="Times New Roman"/>
-                <w:color w:val="auto"/>
-                <w:sz w:val="20"/>
-                <w:lang w:val="ru-RU" w:eastAsia="en-US"/>
-              </w:rPr>
-            </w:pPr>
-            <w:r>
-              <w:rPr>
-                <w:rFonts w:ascii="Times New Roman" w:eastAsia="Calibri" w:hAnsi="Times New Roman"/>
-                <w:color w:val="auto"/>
-                <w:sz w:val="20"/>
-                <w:lang w:val="ru-RU" w:eastAsia="en-US"/>
-              </w:rPr>
-              <w:t>Общество с ограниченной</w:t>
+                <w:rFonts w:ascii="Times New Roman" w:hAnsi="Times New Roman"/>
+                <w:color w:val="auto"/>
+                <w:sz w:val="20"/>
+                <w:lang w:eastAsia="ru-RU"/>
+              </w:rPr>
+            </w:pPr>
+            <w:r>
+              <w:rPr>
+                <w:rFonts w:ascii="Times New Roman" w:hAnsi="Times New Roman"/>
+                <w:color w:val="auto"/>
+                <w:sz w:val="20"/>
+                <w:lang w:eastAsia="ru-RU"/>
+              </w:rPr>
+              <w:t>Адрес регистрации: {{owner1.address}}</w:t>
             </w:r>
           </w:p>
           <w:p>
@@ -2152,20 +2239,29 @@
               <w:adjustRightInd w:val="0"/>
               <w:jc w:val="both"/>
               <w:rPr>
-                <w:rFonts w:ascii="Times New Roman" w:eastAsia="Calibri" w:hAnsi="Times New Roman"/>
-                <w:color w:val="auto"/>
-                <w:sz w:val="20"/>
-                <w:lang w:val="ru-RU" w:eastAsia="en-US"/>
-              </w:rPr>
-            </w:pPr>
-            <w:r>
-              <w:rPr>
-                <w:rFonts w:ascii="Times New Roman" w:eastAsia="Calibri" w:hAnsi="Times New Roman"/>
-                <w:color w:val="auto"/>
-                <w:sz w:val="20"/>
-                <w:lang w:val="ru-RU" w:eastAsia="en-US"/>
-              </w:rPr>
-              <w:t xml:space="preserve">ответственностью «ГермесГарант» </w:t>
+                <w:rFonts w:ascii="Times New Roman" w:hAnsi="Times New Roman"/>
+                <w:color w:val="auto"/>
+                <w:sz w:val="20"/>
+                <w:lang w:val="en-US" w:eastAsia="ru-RU"/>
+              </w:rPr>
+            </w:pPr>
+            <w:r>
+              <w:rPr>
+                <w:rFonts w:ascii="Times New Roman" w:hAnsi="Times New Roman"/>
+                <w:color w:val="auto"/>
+                <w:sz w:val="20"/>
+                <w:lang w:val="ru-RU" w:eastAsia="ru-RU"/>
+              </w:rPr>
+              <w:t>Паспорт</w:t>
+            </w:r>
+            <w:r>
+              <w:rPr>
+                <w:rFonts w:ascii="Times New Roman" w:hAnsi="Times New Roman"/>
+                <w:color w:val="auto"/>
+                <w:sz w:val="20"/>
+                <w:lang w:val="en-US" w:eastAsia="ru-RU"/>
+              </w:rPr>
+              <w:t xml:space="preserve"> {{owner1.passport}}</w:t>
             </w:r>
           </w:p>
           <w:p>
@@ -2174,6 +2270,210 @@
               <w:autoSpaceDN w:val="0"/>
               <w:adjustRightInd w:val="0"/>
               <w:jc w:val="both"/>
+              <w:rPr>
+                <w:rFonts w:ascii="Times New Roman" w:hAnsi="Times New Roman"/>
+                <w:color w:val="auto"/>
+                <w:sz w:val="20"/>
+                <w:lang w:val="en-US" w:eastAsia="ru-RU"/>
+              </w:rPr>
+            </w:pPr>
+            <w:r>
+              <w:rPr>
+                <w:rFonts w:ascii="Times New Roman" w:hAnsi="Times New Roman"/>
+                <w:color w:val="auto"/>
+                <w:sz w:val="20"/>
+                <w:lang w:val="ru-RU" w:eastAsia="ru-RU"/>
+              </w:rPr>
+              <w:t>Выдан</w:t>
+            </w:r>
+            <w:r>
+              <w:rPr>
+                <w:rFonts w:ascii="Times New Roman" w:hAnsi="Times New Roman"/>
+                <w:color w:val="auto"/>
+                <w:sz w:val="20"/>
+                <w:lang w:val="en-US" w:eastAsia="ru-RU"/>
+              </w:rPr>
+              <w:t xml:space="preserve"> {{owner1.passportIssuedByInstrumental}} {{owner1.passportIssueDate}}</w:t>
+            </w:r>
+          </w:p>
+          <w:p>
+            <w:pPr>
+              <w:autoSpaceDE w:val="0"/>
+              <w:autoSpaceDN w:val="0"/>
+              <w:adjustRightInd w:val="0"/>
+              <w:jc w:val="both"/>
+              <w:rPr>
+                <w:rFonts w:ascii="Times New Roman" w:hAnsi="Times New Roman"/>
+                <w:color w:val="auto"/>
+                <w:sz w:val="20"/>
+                <w:lang w:val="en-US" w:eastAsia="ru-RU"/>
+              </w:rPr>
+            </w:pPr>
+            <w:r>
+              <w:rPr>
+                <w:rFonts w:ascii="Times New Roman" w:hAnsi="Times New Roman"/>
+                <w:color w:val="auto"/>
+                <w:sz w:val="20"/>
+                <w:lang w:val="ru-RU" w:eastAsia="ru-RU"/>
+              </w:rPr>
+              <w:t>ИН</w:t>
+            </w:r>
+            <w:r>
+              <w:rPr>
+                <w:rFonts w:ascii="Times New Roman" w:hAnsi="Times New Roman"/>
+                <w:color w:val="auto"/>
+                <w:sz w:val="20"/>
+                <w:lang w:val="en-US" w:eastAsia="ru-RU"/>
+              </w:rPr>
+              <w:t xml:space="preserve"> {{owner1.id}}</w:t>
+            </w:r>
+          </w:p>
+          <w:p>
+            <w:pPr>
+              <w:autoSpaceDE w:val="0"/>
+              <w:autoSpaceDN w:val="0"/>
+              <w:adjustRightInd w:val="0"/>
+              <w:jc w:val="both"/>
+              <w:rPr>
+                <w:rFonts w:ascii="Times New Roman" w:hAnsi="Times New Roman"/>
+                <w:color w:val="auto"/>
+                <w:sz w:val="20"/>
+                <w:lang w:val="en-US" w:eastAsia="ru-RU"/>
+              </w:rPr>
+            </w:pPr>
+            <w:r>
+              <w:rPr>
+                <w:rFonts w:ascii="Times New Roman" w:hAnsi="Times New Roman"/>
+                <w:color w:val="auto"/>
+                <w:sz w:val="20"/>
+                <w:lang w:val="ru-RU" w:eastAsia="ru-RU"/>
+              </w:rPr>
+              <w:t>Тел</w:t>
+            </w:r>
+            <w:r>
+              <w:rPr>
+                <w:rFonts w:ascii="Times New Roman" w:hAnsi="Times New Roman"/>
+                <w:color w:val="auto"/>
+                <w:sz w:val="20"/>
+                <w:lang w:val="en-US" w:eastAsia="ru-RU"/>
+              </w:rPr>
+              <w:t>. {{owner1.phone}}</w:t>
+            </w:r>
+          </w:p>
+          <w:p>
+            <w:pPr>
+              <w:autoSpaceDE w:val="0"/>
+              <w:autoSpaceDN w:val="0"/>
+              <w:adjustRightInd w:val="0"/>
+              <w:jc w:val="both"/>
+              <w:rPr>
+                <w:rFonts w:ascii="Times New Roman" w:hAnsi="Times New Roman"/>
+                <w:color w:val="auto"/>
+                <w:sz w:val="20"/>
+                <w:lang w:val="en-US" w:eastAsia="ru-RU"/>
+              </w:rPr>
+            </w:pPr>
+          </w:p>
+          <w:p>
+            <w:pPr>
+              <w:autoSpaceDE w:val="0"/>
+              <w:autoSpaceDN w:val="0"/>
+              <w:adjustRightInd w:val="0"/>
+              <w:jc w:val="both"/>
+              <w:rPr>
+                <w:rFonts w:ascii="Times New Roman" w:hAnsi="Times New Roman"/>
+                <w:color w:val="auto"/>
+                <w:sz w:val="20"/>
+                <w:lang w:val="en-US" w:eastAsia="ru-RU"/>
+              </w:rPr>
+            </w:pPr>
+            <w:r>
+              <w:rPr>
+                <w:rFonts w:ascii="Times New Roman" w:hAnsi="Times New Roman"/>
+                <w:color w:val="auto"/>
+                <w:sz w:val="20"/>
+                <w:lang w:val="ru-RU" w:eastAsia="ru-RU"/>
+              </w:rPr>
+              <w:t>Подпись</w:t>
+            </w:r>
+            <w:r>
+              <w:rPr>
+                <w:rFonts w:ascii="Times New Roman" w:hAnsi="Times New Roman"/>
+                <w:color w:val="auto"/>
+                <w:sz w:val="20"/>
+                <w:lang w:val="en-US" w:eastAsia="ru-RU"/>
+              </w:rPr>
+              <w:t xml:space="preserve">                                             / {{owner1.signatoryLabel}}/ </w:t>
+            </w:r>
+          </w:p>
+          <w:p>
+            <w:pPr>
+              <w:autoSpaceDE w:val="0"/>
+              <w:autoSpaceDN w:val="0"/>
+              <w:adjustRightInd w:val="0"/>
+              <w:jc w:val="both"/>
+              <w:rPr>
+                <w:rFonts w:ascii="Times New Roman" w:hAnsi="Times New Roman"/>
+                <w:color w:val="auto"/>
+                <w:sz w:val="20"/>
+                <w:lang w:val="en-US" w:eastAsia="ru-RU"/>
+              </w:rPr>
+            </w:pPr>
+          </w:p>
+        </w:tc>
+        <w:tc>
+          <w:tcPr>
+            <w:tcW w:w="6125" w:type="dxa"/>
+          </w:tcPr>
+          <w:p>
+            <w:pPr>
+              <w:autoSpaceDE w:val="0"/>
+              <w:autoSpaceDN w:val="0"/>
+              <w:adjustRightInd w:val="0"/>
+              <w:rPr>
+                <w:rFonts w:ascii="Times New Roman" w:eastAsia="Calibri" w:hAnsi="Times New Roman"/>
+                <w:color w:val="auto"/>
+                <w:sz w:val="20"/>
+                <w:lang w:val="ru-RU" w:eastAsia="en-US"/>
+              </w:rPr>
+            </w:pPr>
+            <w:r>
+              <w:rPr>
+                <w:rFonts w:ascii="Times New Roman" w:eastAsia="Calibri" w:hAnsi="Times New Roman"/>
+                <w:color w:val="auto"/>
+                <w:sz w:val="20"/>
+                <w:lang w:val="ru-RU" w:eastAsia="en-US"/>
+              </w:rPr>
+              <w:t>Общество с ограниченной</w:t>
+            </w:r>
+          </w:p>
+          <w:p>
+            <w:pPr>
+              <w:autoSpaceDE w:val="0"/>
+              <w:autoSpaceDN w:val="0"/>
+              <w:adjustRightInd w:val="0"/>
+              <w:rPr>
+                <w:rFonts w:ascii="Times New Roman" w:eastAsia="Calibri" w:hAnsi="Times New Roman"/>
+                <w:color w:val="auto"/>
+                <w:sz w:val="20"/>
+                <w:lang w:val="ru-RU" w:eastAsia="en-US"/>
+              </w:rPr>
+            </w:pPr>
+            <w:r>
+              <w:rPr>
+                <w:rFonts w:ascii="Times New Roman" w:eastAsia="Calibri" w:hAnsi="Times New Roman"/>
+                <w:color w:val="auto"/>
+                <w:sz w:val="20"/>
+                <w:lang w:val="ru-RU" w:eastAsia="en-US"/>
+              </w:rPr>
+              <w:t>ответственностью «ГермесГарант»</w:t>
+            </w:r>
+          </w:p>
+          <w:p>
+            <w:pPr>
+              <w:autoSpaceDE w:val="0"/>
+              <w:autoSpaceDN w:val="0"/>
+              <w:adjustRightInd w:val="0"/>
               <w:rPr>
                 <w:rFonts w:ascii="Times New Roman" w:hAnsi="Times New Roman"/>
                 <w:color w:val="auto"/>
@@ -2197,11 +2497,8 @@
       <w:tr>
         <w:tc>
           <w:tcPr>
-            <w:tcW w:w="5417" w:type="dxa"/>
-            <w:tcBorders>
-              <w:top w:val="single" w:sz="4" w:space="0" w:color="auto"/>
-              <w:bottom w:val="single" w:sz="4" w:space="0" w:color="auto"/>
-            </w:tcBorders>
+            <w:tcW w:w="4678" w:type="dxa"/>
+            <w:vMerge/>
           </w:tcPr>
           <w:p>
             <w:pPr>
@@ -2216,24 +2513,14 @@
                 <w:lang w:val="ru-RU" w:eastAsia="ru-RU"/>
               </w:rPr>
             </w:pPr>
-            <w:r>
-              <w:rPr>
-                <w:rFonts w:ascii="Times New Roman" w:hAnsi="Times New Roman"/>
-                <w:color w:val="auto"/>
-                <w:sz w:val="20"/>
-                <w:lang w:val="ru-RU" w:eastAsia="ru-RU"/>
-              </w:rPr>
-              <w:t xml:space="preserve">Адрес регистрации: {{owner1.address}}</w:t>
-            </w:r>
           </w:p>
         </w:tc>
         <w:tc>
           <w:tcPr>
-            <w:tcW w:w="5386" w:type="dxa"/>
+            <w:tcW w:w="6125" w:type="dxa"/>
           </w:tcPr>
           <w:p>
             <w:pPr>
-              <w:jc w:val="both"/>
               <w:rPr>
                 <w:rFonts w:ascii="Times New Roman" w:hAnsi="Times New Roman"/>
                 <w:sz w:val="20"/>
@@ -2270,12 +2557,11 @@
                 <w:sz w:val="20"/>
                 <w:lang w:val="en-US" w:eastAsia="en-US"/>
               </w:rPr>
-              <w:t xml:space="preserve"> BY86 ALFA 3012 2J91 2500 1027 0000 </w:t>
-            </w:r>
-          </w:p>
-          <w:p>
-            <w:pPr>
-              <w:jc w:val="both"/>
+              <w:t xml:space="preserve"> BY86 ALFA 3012 2J91 2500 1027 0000</w:t>
+            </w:r>
+          </w:p>
+          <w:p>
+            <w:pPr>
               <w:rPr>
                 <w:rFonts w:ascii="Times New Roman" w:hAnsi="Times New Roman"/>
                 <w:color w:val="auto"/>
@@ -2284,6 +2570,7 @@
                 <w:lang w:val="en-US" w:eastAsia="ru-RU"/>
               </w:rPr>
             </w:pPr>
+            <w:proofErr w:type="gramStart"/>
             <w:r>
               <w:rPr>
                 <w:rFonts w:ascii="Times New Roman" w:hAnsi="Times New Roman"/>
@@ -2298,7 +2585,16 @@
                 <w:sz w:val="20"/>
                 <w:lang w:val="en-US" w:eastAsia="en-US"/>
               </w:rPr>
-              <w:t xml:space="preserve">:ALFABY2X   </w:t>
+              <w:t>:ALFABY</w:t>
+            </w:r>
+            <w:proofErr w:type="gramEnd"/>
+            <w:r>
+              <w:rPr>
+                <w:rFonts w:ascii="Times New Roman" w:hAnsi="Times New Roman"/>
+                <w:sz w:val="20"/>
+                <w:lang w:val="en-US" w:eastAsia="en-US"/>
+              </w:rPr>
+              <w:t>2X</w:t>
             </w:r>
           </w:p>
         </w:tc>
@@ -2306,11 +2602,8 @@
       <w:tr>
         <w:tc>
           <w:tcPr>
-            <w:tcW w:w="5417" w:type="dxa"/>
-            <w:tcBorders>
-              <w:top w:val="single" w:sz="4" w:space="0" w:color="auto"/>
-              <w:bottom w:val="single" w:sz="4" w:space="0" w:color="auto"/>
-            </w:tcBorders>
+            <w:tcW w:w="4678" w:type="dxa"/>
+            <w:vMerge/>
           </w:tcPr>
           <w:p>
             <w:pPr>
@@ -2322,30 +2615,20 @@
                 <w:rFonts w:ascii="Times New Roman" w:hAnsi="Times New Roman"/>
                 <w:color w:val="auto"/>
                 <w:sz w:val="20"/>
-                <w:lang w:val="ru-RU" w:eastAsia="ru-RU"/>
-              </w:rPr>
-            </w:pPr>
-            <w:r>
-              <w:rPr>
-                <w:rFonts w:ascii="Times New Roman" w:hAnsi="Times New Roman"/>
-                <w:color w:val="auto"/>
-                <w:sz w:val="20"/>
-                <w:lang w:val="ru-RU" w:eastAsia="ru-RU"/>
-              </w:rPr>
-              <w:t xml:space="preserve">Паспорт {{owner1.passport}}</w:t>
-            </w:r>
+                <w:lang w:val="en-US" w:eastAsia="ru-RU"/>
+              </w:rPr>
+            </w:pPr>
           </w:p>
         </w:tc>
         <w:tc>
           <w:tcPr>
-            <w:tcW w:w="5386" w:type="dxa"/>
+            <w:tcW w:w="6125" w:type="dxa"/>
           </w:tcPr>
           <w:p>
             <w:pPr>
               <w:autoSpaceDE w:val="0"/>
               <w:autoSpaceDN w:val="0"/>
               <w:adjustRightInd w:val="0"/>
-              <w:jc w:val="both"/>
               <w:rPr>
                 <w:rFonts w:ascii="Times New Roman" w:hAnsi="Times New Roman"/>
                 <w:color w:val="auto"/>
@@ -2369,11 +2652,8 @@
       <w:tr>
         <w:tc>
           <w:tcPr>
-            <w:tcW w:w="5417" w:type="dxa"/>
-            <w:tcBorders>
-              <w:top w:val="single" w:sz="4" w:space="0" w:color="auto"/>
-              <w:bottom w:val="single" w:sz="4" w:space="0" w:color="auto"/>
-            </w:tcBorders>
+            <w:tcW w:w="4678" w:type="dxa"/>
+            <w:vMerge/>
           </w:tcPr>
           <w:p>
             <w:pPr>
@@ -2388,20 +2668,65 @@
                 <w:lang w:val="en-US" w:eastAsia="ru-RU"/>
               </w:rPr>
             </w:pPr>
-            <w:r>
-              <w:rPr>
-                <w:rFonts w:ascii="Times New Roman" w:hAnsi="Times New Roman"/>
-                <w:color w:val="auto"/>
-                <w:sz w:val="20"/>
-                <w:lang w:val="ru-RU" w:eastAsia="ru-RU"/>
-              </w:rPr>
-              <w:t xml:space="preserve">Выдан {{owner1.passportIssuedByInstrumental}} {{owner1.passportIssueDate}}</w:t>
-            </w:r>
           </w:p>
         </w:tc>
         <w:tc>
           <w:tcPr>
-            <w:tcW w:w="5386" w:type="dxa"/>
+            <w:tcW w:w="6125" w:type="dxa"/>
+          </w:tcPr>
+          <w:p>
+            <w:pPr>
+              <w:autoSpaceDE w:val="0"/>
+              <w:autoSpaceDN w:val="0"/>
+              <w:adjustRightInd w:val="0"/>
+              <w:rPr>
+                <w:rFonts w:ascii="Times New Roman" w:hAnsi="Times New Roman"/>
+                <w:color w:val="auto"/>
+                <w:sz w:val="20"/>
+                <w:vertAlign w:val="superscript"/>
+                <w:lang w:val="ru-RU" w:eastAsia="ru-RU"/>
+              </w:rPr>
+            </w:pPr>
+            <w:r>
+              <w:rPr>
+                <w:rFonts w:ascii="Times New Roman" w:eastAsia="Calibri" w:hAnsi="Times New Roman"/>
+                <w:color w:val="auto"/>
+                <w:sz w:val="20"/>
+                <w:lang w:val="ru-RU" w:eastAsia="en-US"/>
+              </w:rPr>
+              <w:t xml:space="preserve">220007, </w:t>
+            </w:r>
+            <w:proofErr w:type="spellStart"/>
+            <w:r>
+              <w:rPr>
+                <w:rFonts w:ascii="Times New Roman" w:eastAsia="Calibri" w:hAnsi="Times New Roman"/>
+                <w:color w:val="auto"/>
+                <w:sz w:val="20"/>
+                <w:lang w:val="ru-RU" w:eastAsia="en-US"/>
+              </w:rPr>
+              <w:t>г.Минск</w:t>
+            </w:r>
+            <w:proofErr w:type="spellEnd"/>
+            <w:r>
+              <w:rPr>
+                <w:rFonts w:ascii="Times New Roman" w:eastAsia="Calibri" w:hAnsi="Times New Roman"/>
+                <w:color w:val="auto"/>
+                <w:sz w:val="20"/>
+                <w:lang w:val="ru-RU" w:eastAsia="en-US"/>
+              </w:rPr>
+              <w:t>, ул.Сурганова,43-47</w:t>
+            </w:r>
+          </w:p>
+        </w:tc>
+      </w:tr>
+      <w:tr>
+        <w:trPr>
+          <w:trHeight w:val="51"/>
+        </w:trPr>
+        <w:tc>
+          <w:tcPr>
+            <w:tcW w:w="4678" w:type="dxa"/>
+            <w:vMerge/>
           </w:tcPr>
           <w:p>
             <w:pPr>
@@ -2413,6 +2738,24 @@
                 <w:rFonts w:ascii="Times New Roman" w:hAnsi="Times New Roman"/>
                 <w:color w:val="auto"/>
                 <w:sz w:val="20"/>
+                <w:lang w:val="ru-RU" w:eastAsia="ru-RU"/>
+              </w:rPr>
+            </w:pPr>
+          </w:p>
+        </w:tc>
+        <w:tc>
+          <w:tcPr>
+            <w:tcW w:w="6125" w:type="dxa"/>
+          </w:tcPr>
+          <w:p>
+            <w:pPr>
+              <w:autoSpaceDE w:val="0"/>
+              <w:autoSpaceDN w:val="0"/>
+              <w:adjustRightInd w:val="0"/>
+              <w:rPr>
+                <w:rFonts w:ascii="Times New Roman" w:hAnsi="Times New Roman"/>
+                <w:color w:val="auto"/>
+                <w:sz w:val="20"/>
                 <w:vertAlign w:val="superscript"/>
                 <w:lang w:val="ru-RU" w:eastAsia="ru-RU"/>
               </w:rPr>
@@ -2424,7 +2767,7 @@
                 <w:sz w:val="20"/>
                 <w:lang w:val="ru-RU" w:eastAsia="en-US"/>
               </w:rPr>
-              <w:t>220007, г.Минск, ул.Сурганова,43-47</w:t>
+              <w:t>УНП 592037087</w:t>
             </w:r>
           </w:p>
         </w:tc>
@@ -2432,11 +2775,8 @@
       <w:tr>
         <w:tc>
           <w:tcPr>
-            <w:tcW w:w="5417" w:type="dxa"/>
-            <w:tcBorders>
-              <w:top w:val="single" w:sz="4" w:space="0" w:color="auto"/>
-              <w:bottom w:val="single" w:sz="4" w:space="0" w:color="auto"/>
-            </w:tcBorders>
+            <w:tcW w:w="4678" w:type="dxa"/>
+            <w:vMerge/>
           </w:tcPr>
           <w:p>
             <w:pPr>
@@ -2451,56 +2791,126 @@
                 <w:lang w:val="ru-RU" w:eastAsia="ru-RU"/>
               </w:rPr>
             </w:pPr>
-            <w:r>
-              <w:rPr>
-                <w:rFonts w:ascii="Times New Roman" w:hAnsi="Times New Roman"/>
-                <w:color w:val="auto"/>
-                <w:sz w:val="20"/>
-                <w:lang w:val="ru-RU" w:eastAsia="ru-RU"/>
-              </w:rPr>
-              <w:t xml:space="preserve">ИН {{owner1.id}}</w:t>
-            </w:r>
           </w:p>
         </w:tc>
         <w:tc>
           <w:tcPr>
-            <w:tcW w:w="5386" w:type="dxa"/>
+            <w:tcW w:w="6125" w:type="dxa"/>
           </w:tcPr>
           <w:p>
             <w:pPr>
               <w:autoSpaceDE w:val="0"/>
               <w:autoSpaceDN w:val="0"/>
               <w:adjustRightInd w:val="0"/>
-              <w:jc w:val="both"/>
+              <w:rPr>
+                <w:rFonts w:ascii="Times New Roman" w:hAnsi="Times New Roman"/>
+                <w:color w:val="auto"/>
+                <w:sz w:val="20"/>
+                <w:lang w:val="ru-RU" w:eastAsia="ru-RU"/>
+              </w:rPr>
+            </w:pPr>
+            <w:r>
+              <w:rPr>
+                <w:rFonts w:ascii="Times New Roman" w:hAnsi="Times New Roman"/>
+                <w:color w:val="auto"/>
+                <w:sz w:val="20"/>
+                <w:lang w:val="ru-RU" w:eastAsia="ru-RU"/>
+              </w:rPr>
+              <w:t>Тел</w:t>
+            </w:r>
+            <w:r>
+              <w:rPr>
+                <w:rFonts w:ascii="Times New Roman" w:hAnsi="Times New Roman"/>
+                <w:color w:val="auto"/>
+                <w:sz w:val="20"/>
+                <w:lang w:val="ru-RU" w:eastAsia="ru-RU"/>
+              </w:rPr>
+              <w:t xml:space="preserve"> +375445019090</w:t>
+            </w:r>
+          </w:p>
+          <w:p>
+            <w:pPr>
+              <w:autoSpaceDE w:val="0"/>
+              <w:autoSpaceDN w:val="0"/>
+              <w:adjustRightInd w:val="0"/>
+              <w:rPr>
+                <w:rFonts w:ascii="Times New Roman" w:hAnsi="Times New Roman"/>
+                <w:color w:val="auto"/>
+                <w:sz w:val="20"/>
+                <w:lang w:val="ru-RU" w:eastAsia="ru-RU"/>
+              </w:rPr>
+            </w:pPr>
+          </w:p>
+          <w:p>
+            <w:pPr>
+              <w:autoSpaceDE w:val="0"/>
+              <w:autoSpaceDN w:val="0"/>
+              <w:adjustRightInd w:val="0"/>
+              <w:rPr>
+                <w:rFonts w:ascii="Times New Roman" w:hAnsi="Times New Roman"/>
+                <w:color w:val="auto"/>
+                <w:sz w:val="20"/>
+                <w:lang w:val="en-US" w:eastAsia="ru-RU"/>
+              </w:rPr>
+            </w:pPr>
+            <w:r>
+              <w:rPr>
+                <w:rFonts w:ascii="Times New Roman" w:hAnsi="Times New Roman"/>
+                <w:color w:val="auto"/>
+                <w:sz w:val="20"/>
+                <w:lang w:val="ru-RU" w:eastAsia="ru-RU"/>
+              </w:rPr>
+              <w:t>Директор _____________________________</w:t>
+            </w:r>
+            <w:proofErr w:type="spellStart"/>
+            <w:r>
+              <w:rPr>
+                <w:rFonts w:ascii="Times New Roman" w:hAnsi="Times New Roman"/>
+                <w:color w:val="auto"/>
+                <w:sz w:val="20"/>
+                <w:lang w:val="ru-RU" w:eastAsia="ru-RU"/>
+              </w:rPr>
+              <w:t>О.Р.Турко</w:t>
+            </w:r>
+            <w:proofErr w:type="spellEnd"/>
+          </w:p>
+          <w:p>
+            <w:pPr>
+              <w:autoSpaceDE w:val="0"/>
+              <w:autoSpaceDN w:val="0"/>
+              <w:adjustRightInd w:val="0"/>
               <w:rPr>
                 <w:rFonts w:ascii="Times New Roman" w:hAnsi="Times New Roman"/>
                 <w:color w:val="auto"/>
                 <w:sz w:val="20"/>
                 <w:vertAlign w:val="superscript"/>
-                <w:lang w:val="ru-RU" w:eastAsia="ru-RU"/>
-              </w:rPr>
-            </w:pPr>
-            <w:r>
-              <w:rPr>
-                <w:rFonts w:ascii="Times New Roman" w:eastAsia="Calibri" w:hAnsi="Times New Roman"/>
-                <w:color w:val="auto"/>
-                <w:sz w:val="20"/>
-                <w:lang w:val="ru-RU" w:eastAsia="en-US"/>
-              </w:rPr>
-              <w:t>УНП 592037087</w:t>
-            </w:r>
+                <w:lang w:val="en-US" w:eastAsia="ru-RU"/>
+              </w:rPr>
+            </w:pPr>
           </w:p>
         </w:tc>
       </w:tr>
       <w:tr>
         <w:tc>
           <w:tcPr>
-            <w:tcW w:w="5417" w:type="dxa"/>
-            <w:tcBorders>
-              <w:top w:val="single" w:sz="4" w:space="0" w:color="auto"/>
-              <w:bottom w:val="single" w:sz="4" w:space="0" w:color="auto"/>
-            </w:tcBorders>
+            <w:tcW w:w="4678" w:type="dxa"/>
           </w:tcPr>
+          <w:p>
+            <w:pPr>
+              <w:rPr>
+                <w:rFonts w:ascii="Times New Roman" w:hAnsi="Times New Roman"/>
+                <w:sz w:val="20"/>
+              </w:rPr>
+            </w:pPr>
+            <w:r>
+              <w:rPr>
+                <w:rFonts w:ascii="Times New Roman" w:hAnsi="Times New Roman"/>
+                <w:sz w:val="20"/>
+              </w:rPr>
+              <w:lastRenderedPageBreak/>
+              <w:t>{{#owner2.fullName}}</w:t>
+            </w:r>
+          </w:p>
           <w:p>
             <w:pPr>
               <w:autoSpaceDE w:val="0"/>
@@ -2511,24 +2921,17 @@
                 <w:rFonts w:ascii="Times New Roman" w:hAnsi="Times New Roman"/>
                 <w:color w:val="auto"/>
                 <w:sz w:val="20"/>
-                <w:lang w:val="ru-RU" w:eastAsia="ru-RU"/>
-              </w:rPr>
-            </w:pPr>
-            <w:r>
-              <w:rPr>
-                <w:rFonts w:ascii="Times New Roman" w:hAnsi="Times New Roman"/>
-                <w:color w:val="auto"/>
-                <w:sz w:val="20"/>
-                <w:lang w:val="ru-RU" w:eastAsia="ru-RU"/>
-              </w:rPr>
-              <w:t xml:space="preserve">Тел. {{owner1.phone}}</w:t>
-            </w:r>
-          </w:p>
-        </w:tc>
-        <w:tc>
-          <w:tcPr>
-            <w:tcW w:w="5386" w:type="dxa"/>
-          </w:tcPr>
+              </w:rPr>
+            </w:pPr>
+            <w:r>
+              <w:rPr>
+                <w:rFonts w:ascii="Times New Roman" w:hAnsi="Times New Roman"/>
+                <w:color w:val="auto"/>
+                <w:sz w:val="20"/>
+              </w:rPr>
+              <w:t>{{owner2.fullName}}</w:t>
+            </w:r>
+          </w:p>
           <w:p>
             <w:pPr>
               <w:autoSpaceDE w:val="0"/>
@@ -2539,31 +2942,190 @@
                 <w:rFonts w:ascii="Times New Roman" w:hAnsi="Times New Roman"/>
                 <w:color w:val="auto"/>
                 <w:sz w:val="20"/>
-                <w:vertAlign w:val="superscript"/>
-                <w:lang w:val="ru-RU" w:eastAsia="ru-RU"/>
-              </w:rPr>
-            </w:pPr>
-            <w:r>
-              <w:rPr>
-                <w:rFonts w:ascii="Times New Roman" w:hAnsi="Times New Roman"/>
-                <w:color w:val="auto"/>
-                <w:sz w:val="20"/>
-                <w:lang w:val="ru-RU" w:eastAsia="ru-RU"/>
-              </w:rPr>
-              <w:t>Тел</w:t>
-            </w:r>
+              </w:rPr>
+            </w:pPr>
+            <w:r>
+              <w:rPr>
+                <w:rFonts w:ascii="Times New Roman" w:hAnsi="Times New Roman"/>
+                <w:color w:val="auto"/>
+                <w:sz w:val="20"/>
+              </w:rPr>
+              <w:t>Адрес регистрации: {{owner2.address}}</w:t>
+            </w:r>
+          </w:p>
+          <w:p>
+            <w:pPr>
+              <w:autoSpaceDE w:val="0"/>
+              <w:autoSpaceDN w:val="0"/>
+              <w:adjustRightInd w:val="0"/>
+              <w:jc w:val="both"/>
+              <w:rPr>
+                <w:rFonts w:ascii="Times New Roman" w:hAnsi="Times New Roman"/>
+                <w:color w:val="auto"/>
+                <w:sz w:val="20"/>
+              </w:rPr>
+            </w:pPr>
+            <w:r>
+              <w:rPr>
+                <w:rFonts w:ascii="Times New Roman" w:hAnsi="Times New Roman"/>
+                <w:color w:val="auto"/>
+                <w:sz w:val="20"/>
+              </w:rPr>
+              <w:t>Паспорт {{owner2.passport}}</w:t>
+            </w:r>
+          </w:p>
+          <w:p>
+            <w:pPr>
+              <w:autoSpaceDE w:val="0"/>
+              <w:autoSpaceDN w:val="0"/>
+              <w:adjustRightInd w:val="0"/>
+              <w:jc w:val="both"/>
+              <w:rPr>
+                <w:rFonts w:ascii="Times New Roman" w:hAnsi="Times New Roman"/>
+                <w:color w:val="auto"/>
+                <w:sz w:val="20"/>
+              </w:rPr>
+            </w:pPr>
+            <w:r>
+              <w:rPr>
+                <w:rFonts w:ascii="Times New Roman" w:hAnsi="Times New Roman"/>
+                <w:color w:val="auto"/>
+                <w:sz w:val="20"/>
+              </w:rPr>
+              <w:t>Выдан {{owner2.passportIssuedByInstrumental}} {{owner2.passportIssueDate}}</w:t>
+            </w:r>
+          </w:p>
+          <w:p>
+            <w:pPr>
+              <w:autoSpaceDE w:val="0"/>
+              <w:autoSpaceDN w:val="0"/>
+              <w:adjustRightInd w:val="0"/>
+              <w:jc w:val="both"/>
+              <w:rPr>
+                <w:rFonts w:ascii="Times New Roman" w:hAnsi="Times New Roman"/>
+                <w:color w:val="auto"/>
+                <w:sz w:val="20"/>
+              </w:rPr>
+            </w:pPr>
+            <w:r>
+              <w:rPr>
+                <w:rFonts w:ascii="Times New Roman" w:hAnsi="Times New Roman"/>
+                <w:color w:val="auto"/>
+                <w:sz w:val="20"/>
+              </w:rPr>
+              <w:t>ИН {{owner2.id}}</w:t>
+            </w:r>
+          </w:p>
+          <w:p>
+            <w:pPr>
+              <w:autoSpaceDE w:val="0"/>
+              <w:autoSpaceDN w:val="0"/>
+              <w:adjustRightInd w:val="0"/>
+              <w:jc w:val="both"/>
+              <w:rPr>
+                <w:rFonts w:ascii="Times New Roman" w:hAnsi="Times New Roman"/>
+                <w:color w:val="auto"/>
+                <w:sz w:val="20"/>
+              </w:rPr>
+            </w:pPr>
+            <w:r>
+              <w:rPr>
+                <w:rFonts w:ascii="Times New Roman" w:hAnsi="Times New Roman"/>
+                <w:color w:val="auto"/>
+                <w:sz w:val="20"/>
+              </w:rPr>
+              <w:t>Тел. {{owner2.phone}}</w:t>
+            </w:r>
+          </w:p>
+          <w:p>
+            <w:pPr>
+              <w:autoSpaceDE w:val="0"/>
+              <w:autoSpaceDN w:val="0"/>
+              <w:adjustRightInd w:val="0"/>
+              <w:jc w:val="both"/>
+              <w:rPr>
+                <w:rFonts w:ascii="Times New Roman" w:hAnsi="Times New Roman"/>
+                <w:color w:val="auto"/>
+                <w:sz w:val="20"/>
+              </w:rPr>
+            </w:pPr>
+          </w:p>
+          <w:p>
+            <w:pPr>
+              <w:autoSpaceDE w:val="0"/>
+              <w:autoSpaceDN w:val="0"/>
+              <w:adjustRightInd w:val="0"/>
+              <w:jc w:val="both"/>
+              <w:rPr>
+                <w:rFonts w:ascii="Times New Roman" w:hAnsi="Times New Roman"/>
+                <w:color w:val="auto"/>
+                <w:sz w:val="20"/>
+              </w:rPr>
+            </w:pPr>
+            <w:r>
+              <w:rPr>
+                <w:rFonts w:ascii="Times New Roman" w:hAnsi="Times New Roman"/>
+                <w:color w:val="auto"/>
+                <w:sz w:val="20"/>
+              </w:rPr>
+              <w:t xml:space="preserve">Подпись                                             / {{owner2.signatoryLabel}}/ </w:t>
+            </w:r>
+          </w:p>
+          <w:p>
+            <w:pPr>
+              <w:rPr>
+                <w:rFonts w:ascii="Times New Roman" w:hAnsi="Times New Roman"/>
+                <w:sz w:val="20"/>
+              </w:rPr>
+            </w:pPr>
+            <w:r>
+              <w:rPr>
+                <w:rFonts w:ascii="Times New Roman" w:hAnsi="Times New Roman"/>
+                <w:sz w:val="20"/>
+              </w:rPr>
+              <w:t>{{/owner2.fullName}}</w:t>
+            </w:r>
+          </w:p>
+        </w:tc>
+        <w:tc>
+          <w:tcPr>
+            <w:tcW w:w="6125" w:type="dxa"/>
+          </w:tcPr>
+          <w:p>
+            <w:pPr>
+              <w:autoSpaceDE w:val="0"/>
+              <w:autoSpaceDN w:val="0"/>
+              <w:adjustRightInd w:val="0"/>
+              <w:rPr>
+                <w:rFonts w:ascii="Times New Roman" w:hAnsi="Times New Roman"/>
+                <w:color w:val="auto"/>
+                <w:sz w:val="20"/>
+                <w:lang w:val="en-US" w:eastAsia="ru-RU"/>
+              </w:rPr>
+            </w:pPr>
           </w:p>
         </w:tc>
       </w:tr>
       <w:tr>
         <w:tc>
           <w:tcPr>
-            <w:tcW w:w="5417" w:type="dxa"/>
-            <w:tcBorders>
-              <w:top w:val="single" w:sz="4" w:space="0" w:color="auto"/>
-              <w:bottom w:val="single" w:sz="4" w:space="0" w:color="auto"/>
-            </w:tcBorders>
+            <w:tcW w:w="4678" w:type="dxa"/>
           </w:tcPr>
+          <w:p>
+            <w:pPr>
+              <w:rPr>
+                <w:rFonts w:ascii="Times New Roman" w:hAnsi="Times New Roman"/>
+                <w:sz w:val="20"/>
+              </w:rPr>
+            </w:pPr>
+            <w:r>
+              <w:rPr>
+                <w:rFonts w:ascii="Times New Roman" w:hAnsi="Times New Roman"/>
+                <w:sz w:val="20"/>
+              </w:rPr>
+              <w:t>{{#owner3.fullName}}</w:t>
+            </w:r>
+          </w:p>
           <w:p>
             <w:pPr>
               <w:autoSpaceDE w:val="0"/>
@@ -2574,9 +3136,16 @@
                 <w:rFonts w:ascii="Times New Roman" w:hAnsi="Times New Roman"/>
                 <w:color w:val="auto"/>
                 <w:sz w:val="20"/>
-                <w:lang w:val="en-US" w:eastAsia="ru-RU"/>
-              </w:rPr>
-            </w:pPr>
+              </w:rPr>
+            </w:pPr>
+            <w:r>
+              <w:rPr>
+                <w:rFonts w:ascii="Times New Roman" w:hAnsi="Times New Roman"/>
+                <w:color w:val="auto"/>
+                <w:sz w:val="20"/>
+              </w:rPr>
+              <w:t>{{owner3.fullName}}</w:t>
+            </w:r>
           </w:p>
           <w:p>
             <w:pPr>
@@ -2588,22 +3157,15 @@
                 <w:rFonts w:ascii="Times New Roman" w:hAnsi="Times New Roman"/>
                 <w:color w:val="auto"/>
                 <w:sz w:val="20"/>
-                <w:lang w:val="en-US" w:eastAsia="ru-RU"/>
-              </w:rPr>
-            </w:pPr>
-            <w:r>
-              <w:rPr>
-                <w:rFonts w:ascii="Times New Roman" w:hAnsi="Times New Roman"/>
-                <w:color w:val="auto"/>
-                <w:sz w:val="20"/>
-                <w:lang w:val="ru-RU" w:eastAsia="ru-RU"/>
-              </w:rPr>
-              <w:t xml:space="preserve">Подпись                                             / {{owner1.signatoryLabel}}/ </w:t>
-            </w:r>
-          </w:p>
-          <w:p>
-            <w:r>
-              <w:t>{#owner2.fullName}</w:t>
+              </w:rPr>
+            </w:pPr>
+            <w:r>
+              <w:rPr>
+                <w:rFonts w:ascii="Times New Roman" w:hAnsi="Times New Roman"/>
+                <w:color w:val="auto"/>
+                <w:sz w:val="20"/>
+              </w:rPr>
+              <w:t>Адрес регистрации: {{owner3.address}}</w:t>
             </w:r>
           </w:p>
           <w:p>
@@ -2624,7 +3186,7 @@
                 <w:color w:val="auto"/>
                 <w:sz w:val="20"/>
               </w:rPr>
-              <w:t>{{owner2.fullName}}</w:t>
+              <w:t>Паспорт {{owner3.passport}}</w:t>
             </w:r>
           </w:p>
           <w:p>
@@ -2645,7 +3207,7 @@
                 <w:color w:val="auto"/>
                 <w:sz w:val="20"/>
               </w:rPr>
-              <w:t xml:space="preserve">Адрес регистрации: {{owner2.address}}</w:t>
+              <w:t>Выдан {{owner3.passportIssuedByInstrumental}} {{owner3.passportIssueDate}}</w:t>
             </w:r>
           </w:p>
           <w:p>
@@ -2666,7 +3228,7 @@
                 <w:color w:val="auto"/>
                 <w:sz w:val="20"/>
               </w:rPr>
-              <w:t xml:space="preserve">Паспорт {{owner2.passport}}</w:t>
+              <w:t>ИН {{owner3.id}}</w:t>
             </w:r>
           </w:p>
           <w:p>
@@ -2687,7 +3249,7 @@
                 <w:color w:val="auto"/>
                 <w:sz w:val="20"/>
               </w:rPr>
-              <w:t xml:space="preserve">Выдан {{owner2.passportIssuedByInstrumental}} {{owner2.passportIssueDate}}</w:t>
+              <w:t>Тел. {{owner3.phone}}</w:t>
             </w:r>
           </w:p>
           <w:p>
@@ -2702,14 +3264,6 @@
                 <w:sz w:val="20"/>
               </w:rPr>
             </w:pPr>
-            <w:r>
-              <w:rPr>
-                <w:rFonts w:ascii="Times New Roman" w:hAnsi="Times New Roman"/>
-                <w:color w:val="auto"/>
-                <w:sz w:val="20"/>
-              </w:rPr>
-              <w:t xml:space="preserve">ИН {{owner2.id}}</w:t>
-            </w:r>
           </w:p>
           <w:p>
             <w:pPr>
@@ -2729,7 +3283,7 @@
                 <w:color w:val="auto"/>
                 <w:sz w:val="20"/>
               </w:rPr>
-              <w:t xml:space="preserve">Тел. {{owner2.phone}}</w:t>
+              <w:t xml:space="preserve">Подпись                                             / {{owner3.signatoryLabel}}/ </w:t>
             </w:r>
           </w:p>
           <w:p>
@@ -2742,272 +3296,91 @@
                 <w:rFonts w:ascii="Times New Roman" w:hAnsi="Times New Roman"/>
                 <w:color w:val="auto"/>
                 <w:sz w:val="20"/>
-              </w:rPr>
-            </w:pPr>
-            <w:r>
-              <w:rPr>
-                <w:rFonts w:ascii="Times New Roman" w:hAnsi="Times New Roman"/>
-                <w:color w:val="auto"/>
-                <w:sz w:val="20"/>
-              </w:rPr>
-              <w:t xml:space="preserve">Подпись                                             / {{owner2.signatoryLabel}}/ </w:t>
-            </w:r>
-          </w:p>
-          <w:p>
-            <w:r>
-              <w:t>{/owner2.fullName}</w:t>
-            </w:r>
-          </w:p>
-          <w:p>
-            <w:r>
-              <w:t>{#owner3.fullName}</w:t>
-            </w:r>
-          </w:p>
+                <w:lang w:val="en-US" w:eastAsia="ru-RU"/>
+              </w:rPr>
+            </w:pPr>
+            <w:r>
+              <w:rPr>
+                <w:rFonts w:ascii="Times New Roman" w:hAnsi="Times New Roman"/>
+                <w:sz w:val="20"/>
+              </w:rPr>
+              <w:t>{{/owner3.fullName}}</w:t>
+            </w:r>
+          </w:p>
+        </w:tc>
+        <w:tc>
+          <w:tcPr>
+            <w:tcW w:w="6125" w:type="dxa"/>
+          </w:tcPr>
           <w:p>
             <w:pPr>
               <w:autoSpaceDE w:val="0"/>
               <w:autoSpaceDN w:val="0"/>
               <w:adjustRightInd w:val="0"/>
-              <w:jc w:val="both"/>
-              <w:rPr>
-                <w:rFonts w:ascii="Times New Roman" w:hAnsi="Times New Roman"/>
-                <w:color w:val="auto"/>
-                <w:sz w:val="20"/>
-              </w:rPr>
-            </w:pPr>
-            <w:r>
-              <w:rPr>
-                <w:rFonts w:ascii="Times New Roman" w:hAnsi="Times New Roman"/>
-                <w:color w:val="auto"/>
-                <w:sz w:val="20"/>
-              </w:rPr>
-              <w:t>{{owner3.fullName}}</w:t>
-            </w:r>
-          </w:p>
-          <w:p>
-            <w:pPr>
-              <w:autoSpaceDE w:val="0"/>
-              <w:autoSpaceDN w:val="0"/>
-              <w:adjustRightInd w:val="0"/>
-              <w:jc w:val="both"/>
-              <w:rPr>
-                <w:rFonts w:ascii="Times New Roman" w:hAnsi="Times New Roman"/>
-                <w:color w:val="auto"/>
-                <w:sz w:val="20"/>
-              </w:rPr>
-            </w:pPr>
-            <w:r>
-              <w:rPr>
-                <w:rFonts w:ascii="Times New Roman" w:hAnsi="Times New Roman"/>
-                <w:color w:val="auto"/>
-                <w:sz w:val="20"/>
-              </w:rPr>
-              <w:t xml:space="preserve">Адрес регистрации: {{owner3.address}}</w:t>
-            </w:r>
-          </w:p>
-          <w:p>
-            <w:pPr>
-              <w:autoSpaceDE w:val="0"/>
-              <w:autoSpaceDN w:val="0"/>
-              <w:adjustRightInd w:val="0"/>
-              <w:jc w:val="both"/>
-              <w:rPr>
-                <w:rFonts w:ascii="Times New Roman" w:hAnsi="Times New Roman"/>
-                <w:color w:val="auto"/>
-                <w:sz w:val="20"/>
-              </w:rPr>
-            </w:pPr>
-            <w:r>
-              <w:rPr>
-                <w:rFonts w:ascii="Times New Roman" w:hAnsi="Times New Roman"/>
-                <w:color w:val="auto"/>
-                <w:sz w:val="20"/>
-              </w:rPr>
-              <w:t xml:space="preserve">Паспорт {{owner3.passport}}</w:t>
-            </w:r>
-          </w:p>
-          <w:p>
-            <w:pPr>
-              <w:autoSpaceDE w:val="0"/>
-              <w:autoSpaceDN w:val="0"/>
-              <w:adjustRightInd w:val="0"/>
-              <w:jc w:val="both"/>
-              <w:rPr>
-                <w:rFonts w:ascii="Times New Roman" w:hAnsi="Times New Roman"/>
-                <w:color w:val="auto"/>
-                <w:sz w:val="20"/>
-              </w:rPr>
-            </w:pPr>
-            <w:r>
-              <w:rPr>
-                <w:rFonts w:ascii="Times New Roman" w:hAnsi="Times New Roman"/>
-                <w:color w:val="auto"/>
-                <w:sz w:val="20"/>
-              </w:rPr>
-              <w:t xml:space="preserve">Выдан {{owner3.passportIssuedByInstrumental}} {{owner3.passportIssueDate}}</w:t>
-            </w:r>
-          </w:p>
-          <w:p>
-            <w:pPr>
-              <w:autoSpaceDE w:val="0"/>
-              <w:autoSpaceDN w:val="0"/>
-              <w:adjustRightInd w:val="0"/>
-              <w:jc w:val="both"/>
-              <w:rPr>
-                <w:rFonts w:ascii="Times New Roman" w:hAnsi="Times New Roman"/>
-                <w:color w:val="auto"/>
-                <w:sz w:val="20"/>
-              </w:rPr>
-            </w:pPr>
-            <w:r>
-              <w:rPr>
-                <w:rFonts w:ascii="Times New Roman" w:hAnsi="Times New Roman"/>
-                <w:color w:val="auto"/>
-                <w:sz w:val="20"/>
-              </w:rPr>
-              <w:t xml:space="preserve">ИН {{owner3.id}}</w:t>
-            </w:r>
-          </w:p>
-          <w:p>
-            <w:pPr>
-              <w:autoSpaceDE w:val="0"/>
-              <w:autoSpaceDN w:val="0"/>
-              <w:adjustRightInd w:val="0"/>
-              <w:jc w:val="both"/>
-              <w:rPr>
-                <w:rFonts w:ascii="Times New Roman" w:hAnsi="Times New Roman"/>
-                <w:color w:val="auto"/>
-                <w:sz w:val="20"/>
-              </w:rPr>
-            </w:pPr>
-            <w:r>
-              <w:rPr>
-                <w:rFonts w:ascii="Times New Roman" w:hAnsi="Times New Roman"/>
-                <w:color w:val="auto"/>
-                <w:sz w:val="20"/>
-              </w:rPr>
-              <w:t xml:space="preserve">Тел. {{owner3.phone}}</w:t>
-            </w:r>
-          </w:p>
-          <w:p>
-            <w:pPr>
-              <w:autoSpaceDE w:val="0"/>
-              <w:autoSpaceDN w:val="0"/>
-              <w:adjustRightInd w:val="0"/>
-              <w:jc w:val="both"/>
-              <w:rPr>
-                <w:rFonts w:ascii="Times New Roman" w:hAnsi="Times New Roman"/>
-                <w:color w:val="auto"/>
-                <w:sz w:val="20"/>
-              </w:rPr>
-            </w:pPr>
-            <w:r>
-              <w:rPr>
-                <w:rFonts w:ascii="Times New Roman" w:hAnsi="Times New Roman"/>
-                <w:color w:val="auto"/>
-                <w:sz w:val="20"/>
-              </w:rPr>
-              <w:t xml:space="preserve">Подпись                                             / {{owner3.signatoryLabel}}/ </w:t>
-            </w:r>
-          </w:p>
-          <w:p>
-            <w:r>
-              <w:t>{/owner3.fullName}</w:t>
-            </w:r>
-          </w:p>
-        </w:tc>
-        <w:tc>
-          <w:tcPr>
-            <w:tcW w:w="5386" w:type="dxa"/>
-          </w:tcPr>
-          <w:p>
-            <w:pPr>
-              <w:autoSpaceDE w:val="0"/>
-              <w:autoSpaceDN w:val="0"/>
-              <w:adjustRightInd w:val="0"/>
-              <w:jc w:val="both"/>
-              <w:rPr>
-                <w:rFonts w:ascii="Times New Roman" w:hAnsi="Times New Roman"/>
-                <w:color w:val="auto"/>
-                <w:sz w:val="20"/>
-                <w:lang w:val="ru-RU" w:eastAsia="ru-RU"/>
-              </w:rPr>
-            </w:pPr>
-            <w:r>
-              <w:rPr>
-                <w:rFonts w:ascii="Times New Roman" w:hAnsi="Times New Roman"/>
-                <w:color w:val="auto"/>
-                <w:sz w:val="20"/>
-                <w:lang w:val="ru-RU" w:eastAsia="ru-RU"/>
-              </w:rPr>
-              <w:t>Директор _____________________________</w:t>
-            </w:r>
-            <w:r>
-              <w:rPr>
-                <w:rFonts w:ascii="Times New Roman" w:hAnsi="Times New Roman"/>
-                <w:color w:val="auto"/>
-                <w:sz w:val="20"/>
-                <w:lang w:val="ru-RU" w:eastAsia="ru-RU"/>
-              </w:rPr>
-              <w:t>О.Р.Турко</w:t>
-            </w:r>
+              <w:rPr>
+                <w:rFonts w:ascii="Times New Roman" w:hAnsi="Times New Roman"/>
+                <w:color w:val="auto"/>
+                <w:sz w:val="20"/>
+                <w:lang w:val="en-US" w:eastAsia="ru-RU"/>
+              </w:rPr>
+            </w:pPr>
           </w:p>
         </w:tc>
       </w:tr>
     </w:tbl>
     <w:p>
-      <w:r>
-        <w:t xml:space="preserve">{/signatories}</w:t>
+      <w:pPr>
+        <w:spacing w:line="240" w:lineRule="auto"/>
+        <w:rPr>
+          <w:rFonts w:ascii="Times New Roman" w:hAnsi="Times New Roman"/>
+          <w:i/>
+          <w:color w:val="auto"/>
+          <w:sz w:val="20"/>
+        </w:rPr>
+      </w:pPr>
+      <w:r>
+        <w:rPr>
+          <w:rFonts w:ascii="Times New Roman" w:hAnsi="Times New Roman"/>
+          <w:i/>
+          <w:color w:val="auto"/>
+          <w:sz w:val="20"/>
+        </w:rPr>
+        <w:br w:type="page"/>
       </w:r>
     </w:p>
     <w:p>
       <w:pPr>
-        <w:spacing w:line="240" w:lineRule="auto"/>
+        <w:tabs>
+          <w:tab w:val="left" w:pos="7088"/>
+        </w:tabs>
+        <w:spacing w:after="0"/>
+        <w:ind w:left="7797"/>
+        <w:jc w:val="right"/>
+        <w:rPr>
+          <w:rFonts w:ascii="Times New Roman" w:hAnsi="Times New Roman"/>
+          <w:b/>
+          <w:bCs/>
+          <w:i/>
+          <w:color w:val="auto"/>
+          <w:sz w:val="16"/>
+          <w:szCs w:val="16"/>
+        </w:rPr>
+      </w:pPr>
+      <w:r>
         <w:rPr>
           <w:rFonts w:ascii="Times New Roman" w:hAnsi="Times New Roman"/>
           <w:i/>
           <w:color w:val="auto"/>
           <w:sz w:val="20"/>
         </w:rPr>
-      </w:pPr>
-      <w:r>
-        <w:rPr>
-          <w:rFonts w:ascii="Times New Roman" w:hAnsi="Times New Roman"/>
-          <w:i/>
-          <w:color w:val="auto"/>
-          <w:sz w:val="20"/>
-        </w:rPr>
-        <w:br w:type="page"/>
-      </w:r>
-    </w:p>
-    <w:p>
-      <w:pPr>
-        <w:tabs>
-          <w:tab w:val="left" w:pos="7088"/>
-        </w:tabs>
-        <w:spacing w:after="0"/>
-        <w:ind w:left="7797"/>
-        <w:rPr>
-          <w:rFonts w:ascii="Times New Roman" w:hAnsi="Times New Roman"/>
-          <w:i/>
-          <w:color w:val="auto"/>
-          <w:sz w:val="16"/>
-          <w:szCs w:val="16"/>
-        </w:rPr>
-      </w:pPr>
-      <w:r>
-        <w:rPr>
-          <w:rFonts w:ascii="Times New Roman" w:hAnsi="Times New Roman"/>
-          <w:i/>
-          <w:color w:val="auto"/>
-          <w:sz w:val="20"/>
-        </w:rPr>
         <w:lastRenderedPageBreak/>
         <w:t xml:space="preserve">  </w:t>
       </w:r>
       <w:r>
         <w:rPr>
           <w:rFonts w:ascii="Times New Roman" w:hAnsi="Times New Roman"/>
+          <w:b/>
+          <w:bCs/>
           <w:i/>
           <w:color w:val="auto"/>
           <w:sz w:val="16"/>
@@ -3042,55 +3415,84 @@
     </w:p>
     <w:p>
       <w:pPr>
-        <w:pStyle w:val="1"/>
-        <w:spacing w:before="0" w:after="0"/>
-        <w:ind w:left="7230" w:firstLine="283"/>
+        <w:pStyle w:val="ad"/>
         <w:jc w:val="right"/>
         <w:rPr>
           <w:rFonts w:ascii="Times New Roman" w:hAnsi="Times New Roman"/>
           <w:b/>
           <w:i/>
-          <w:color w:val="auto"/>
-          <w:sz w:val="20"/>
+          <w:sz w:val="16"/>
+          <w:szCs w:val="16"/>
         </w:rPr>
       </w:pPr>
       <w:r>
         <w:rPr>
           <w:rFonts w:ascii="Times New Roman" w:hAnsi="Times New Roman"/>
-          <w:color w:val="auto"/>
-          <w:sz w:val="20"/>
-        </w:rPr>
-        <w:t>№ {{deal</w:t>
-      </w:r>
+          <w:i/>
+          <w:sz w:val="16"/>
+          <w:szCs w:val="16"/>
+        </w:rPr>
+        <w:t>№ {{</w:t>
+      </w:r>
+      <w:proofErr w:type="spellStart"/>
+      <w:proofErr w:type="gramStart"/>
       <w:r>
         <w:rPr>
           <w:rFonts w:ascii="Times New Roman" w:hAnsi="Times New Roman"/>
-          <w:color w:val="auto"/>
-          <w:sz w:val="20"/>
+          <w:i/>
+          <w:sz w:val="16"/>
+          <w:szCs w:val="16"/>
+        </w:rPr>
+        <w:t>deal</w:t>
+      </w:r>
+      <w:r>
+        <w:rPr>
+          <w:rFonts w:ascii="Times New Roman" w:hAnsi="Times New Roman"/>
+          <w:i/>
+          <w:sz w:val="16"/>
+          <w:szCs w:val="16"/>
         </w:rPr>
         <w:t>.n</w:t>
       </w:r>
       <w:r>
         <w:rPr>
           <w:rFonts w:ascii="Times New Roman" w:hAnsi="Times New Roman"/>
-          <w:color w:val="auto"/>
-          <w:sz w:val="20"/>
-        </w:rPr>
-        <w:t>umber}} от {{</w:t>
-      </w:r>
+          <w:i/>
+          <w:sz w:val="16"/>
+          <w:szCs w:val="16"/>
+        </w:rPr>
+        <w:t>umber</w:t>
+      </w:r>
+      <w:proofErr w:type="spellEnd"/>
+      <w:proofErr w:type="gramEnd"/>
       <w:r>
         <w:rPr>
           <w:rFonts w:ascii="Times New Roman" w:hAnsi="Times New Roman"/>
-          <w:color w:val="auto"/>
-          <w:sz w:val="20"/>
+          <w:i/>
+          <w:sz w:val="16"/>
+          <w:szCs w:val="16"/>
+        </w:rPr>
+        <w:t>}} от {{</w:t>
+      </w:r>
+      <w:proofErr w:type="spellStart"/>
+      <w:proofErr w:type="gramStart"/>
+      <w:r>
+        <w:rPr>
+          <w:rFonts w:ascii="Times New Roman" w:hAnsi="Times New Roman"/>
+          <w:i/>
+          <w:sz w:val="16"/>
+          <w:szCs w:val="16"/>
         </w:rPr>
         <w:t>deal.date</w:t>
       </w:r>
+      <w:proofErr w:type="spellEnd"/>
+      <w:proofErr w:type="gramEnd"/>
       <w:r>
         <w:rPr>
           <w:rFonts w:ascii="Times New Roman" w:hAnsi="Times New Roman"/>
-          <w:color w:val="auto"/>
-          <w:sz w:val="20"/>
+          <w:i/>
+          <w:sz w:val="16"/>
+          <w:szCs w:val="16"/>
         </w:rPr>
         <w:t>}}</w:t>
       </w:r>
@@ -3137,10 +3539,10 @@
       </w:tblPr>
       <w:tblGrid>
         <w:gridCol w:w="562"/>
-        <w:gridCol w:w="7088"/>
-        <w:gridCol w:w="992"/>
-        <w:gridCol w:w="992"/>
-        <w:gridCol w:w="993"/>
+        <w:gridCol w:w="7230"/>
+        <w:gridCol w:w="945"/>
+        <w:gridCol w:w="945"/>
+        <w:gridCol w:w="945"/>
       </w:tblGrid>
       <w:tr>
         <w:trPr>
@@ -3178,7 +3580,7 @@
         </w:tc>
         <w:tc>
           <w:tcPr>
-            <w:tcW w:w="7088" w:type="dxa"/>
+            <w:tcW w:w="7230" w:type="dxa"/>
             <w:vAlign w:val="center"/>
           </w:tcPr>
           <w:p>
@@ -3208,7 +3610,7 @@
         </w:tc>
         <w:tc>
           <w:tcPr>
-            <w:tcW w:w="992" w:type="dxa"/>
+            <w:tcW w:w="945" w:type="dxa"/>
             <w:vAlign w:val="center"/>
           </w:tcPr>
           <w:p>
@@ -3238,7 +3640,8 @@
         </w:tc>
         <w:tc>
           <w:tcPr>
-            <w:tcW w:w="992" w:type="dxa"/>
+            <w:tcW w:w="945" w:type="dxa"/>
+            <w:vAlign w:val="center"/>
           </w:tcPr>
           <w:p>
             <w:pPr>
@@ -3267,7 +3670,8 @@
         </w:tc>
         <w:tc>
           <w:tcPr>
-            <w:tcW w:w="993" w:type="dxa"/>
+            <w:tcW w:w="945" w:type="dxa"/>
+            <w:vAlign w:val="center"/>
           </w:tcPr>
           <w:p>
             <w:pPr>
@@ -3277,6 +3681,7 @@
               </w:tabs>
               <w:spacing w:before="240"/>
               <w:ind w:left="0"/>
+              <w:jc w:val="center"/>
               <w:rPr>
                 <w:rFonts w:ascii="Times New Roman" w:hAnsi="Times New Roman"/>
                 <w:color w:val="auto"/>
@@ -3328,7 +3733,7 @@
         </w:tc>
         <w:tc>
           <w:tcPr>
-            <w:tcW w:w="7088" w:type="dxa"/>
+            <w:tcW w:w="7230" w:type="dxa"/>
           </w:tcPr>
           <w:p>
             <w:pPr>
@@ -3460,6 +3865,7 @@
                 <w:rFonts w:ascii="Times New Roman" w:hAnsi="Times New Roman"/>
                 <w:color w:val="auto"/>
                 <w:sz w:val="20"/>
+                <w:lang w:val="ru-RU"/>
               </w:rPr>
             </w:pPr>
             <w:r>
@@ -3476,14 +3882,6 @@
                 <w:color w:val="auto"/>
                 <w:sz w:val="20"/>
                 <w:lang w:val="ru-RU"/>
-              </w:rPr>
-              <w:t>,</w:t>
-            </w:r>
-            <w:r>
-              <w:rPr>
-                <w:rFonts w:ascii="Times New Roman" w:hAnsi="Times New Roman"/>
-                <w:color w:val="auto"/>
-                <w:sz w:val="20"/>
               </w:rPr>
               <w:t>.</w:t>
             </w:r>
@@ -3491,7 +3889,7 @@
         </w:tc>
         <w:tc>
           <w:tcPr>
-            <w:tcW w:w="992" w:type="dxa"/>
+            <w:tcW w:w="945" w:type="dxa"/>
             <w:vAlign w:val="center"/>
           </w:tcPr>
           <w:p>
@@ -3521,7 +3919,7 @@
         </w:tc>
         <w:tc>
           <w:tcPr>
-            <w:tcW w:w="992" w:type="dxa"/>
+            <w:tcW w:w="945" w:type="dxa"/>
             <w:vAlign w:val="center"/>
           </w:tcPr>
           <w:p>
@@ -3551,7 +3949,7 @@
         </w:tc>
         <w:tc>
           <w:tcPr>
-            <w:tcW w:w="993" w:type="dxa"/>
+            <w:tcW w:w="945" w:type="dxa"/>
             <w:vAlign w:val="center"/>
           </w:tcPr>
           <w:p>
@@ -3612,7 +4010,7 @@
         </w:tc>
         <w:tc>
           <w:tcPr>
-            <w:tcW w:w="7088" w:type="dxa"/>
+            <w:tcW w:w="7230" w:type="dxa"/>
           </w:tcPr>
           <w:p>
             <w:pPr>
@@ -3660,13 +4058,23 @@
               </w:rPr>
               <w:t>в</w:t>
             </w:r>
+            <w:proofErr w:type="spellStart"/>
             <w:r>
               <w:rPr>
                 <w:rStyle w:val="a5"/>
                 <w:color w:val="auto"/>
                 <w:sz w:val="20"/>
               </w:rPr>
-              <w:t>идео-обзор</w:t>
+              <w:t>идео</w:t>
+            </w:r>
+            <w:proofErr w:type="spellEnd"/>
+            <w:r>
+              <w:rPr>
+                <w:rStyle w:val="a5"/>
+                <w:color w:val="auto"/>
+                <w:sz w:val="20"/>
+              </w:rPr>
+              <w:t>-обзор</w:t>
             </w:r>
             <w:r>
               <w:rPr>
@@ -3765,6 +4173,7 @@
               </w:rPr>
               <w:t xml:space="preserve"> </w:t>
             </w:r>
+            <w:proofErr w:type="spellStart"/>
             <w:r>
               <w:rPr>
                 <w:color w:val="auto"/>
@@ -3773,6 +4182,7 @@
               </w:rPr>
               <w:t>Bizlida</w:t>
             </w:r>
+            <w:proofErr w:type="spellEnd"/>
             <w:r>
               <w:rPr>
                 <w:color w:val="auto"/>
@@ -3816,7 +4226,7 @@
         </w:tc>
         <w:tc>
           <w:tcPr>
-            <w:tcW w:w="992" w:type="dxa"/>
+            <w:tcW w:w="945" w:type="dxa"/>
             <w:vAlign w:val="center"/>
           </w:tcPr>
           <w:p>
@@ -3845,7 +4255,7 @@
         </w:tc>
         <w:tc>
           <w:tcPr>
-            <w:tcW w:w="992" w:type="dxa"/>
+            <w:tcW w:w="945" w:type="dxa"/>
             <w:vAlign w:val="center"/>
           </w:tcPr>
           <w:p>
@@ -3874,7 +4284,7 @@
         </w:tc>
         <w:tc>
           <w:tcPr>
-            <w:tcW w:w="993" w:type="dxa"/>
+            <w:tcW w:w="945" w:type="dxa"/>
             <w:vAlign w:val="center"/>
           </w:tcPr>
           <w:p>
@@ -3903,7 +4313,7 @@
       </w:tr>
       <w:tr>
         <w:trPr>
-          <w:trHeight w:val="3577"/>
+          <w:trHeight w:val="3003"/>
           <w:jc w:val="center"/>
         </w:trPr>
         <w:tc>
@@ -3935,7 +4345,7 @@
         </w:tc>
         <w:tc>
           <w:tcPr>
-            <w:tcW w:w="7088" w:type="dxa"/>
+            <w:tcW w:w="7230" w:type="dxa"/>
           </w:tcPr>
           <w:p>
             <w:pPr>
@@ -3983,13 +4393,23 @@
               </w:rPr>
               <w:t>в</w:t>
             </w:r>
+            <w:proofErr w:type="spellStart"/>
             <w:r>
               <w:rPr>
                 <w:rStyle w:val="a5"/>
                 <w:color w:val="auto"/>
                 <w:sz w:val="20"/>
               </w:rPr>
-              <w:t>идео-обзор</w:t>
+              <w:t>идео</w:t>
+            </w:r>
+            <w:proofErr w:type="spellEnd"/>
+            <w:r>
+              <w:rPr>
+                <w:rStyle w:val="a5"/>
+                <w:color w:val="auto"/>
+                <w:sz w:val="20"/>
+              </w:rPr>
+              <w:t>-обзор</w:t>
             </w:r>
             <w:r>
               <w:rPr>
@@ -4218,6 +4638,7 @@
               </w:rPr>
               <w:t xml:space="preserve">Реклама через мессенджеры: тематические чаты и каналы в </w:t>
             </w:r>
+            <w:proofErr w:type="spellStart"/>
             <w:r>
               <w:rPr>
                 <w:rStyle w:val="a5"/>
@@ -4226,6 +4647,7 @@
               </w:rPr>
               <w:t>Viber</w:t>
             </w:r>
+            <w:proofErr w:type="spellEnd"/>
             <w:r>
               <w:rPr>
                 <w:color w:val="auto"/>
@@ -4252,7 +4674,7 @@
         </w:tc>
         <w:tc>
           <w:tcPr>
-            <w:tcW w:w="992" w:type="dxa"/>
+            <w:tcW w:w="945" w:type="dxa"/>
             <w:vAlign w:val="center"/>
           </w:tcPr>
           <w:p>
@@ -4281,7 +4703,7 @@
         </w:tc>
         <w:tc>
           <w:tcPr>
-            <w:tcW w:w="992" w:type="dxa"/>
+            <w:tcW w:w="945" w:type="dxa"/>
             <w:vAlign w:val="center"/>
           </w:tcPr>
           <w:p>
@@ -4310,7 +4732,7 @@
         </w:tc>
         <w:tc>
           <w:tcPr>
-            <w:tcW w:w="993" w:type="dxa"/>
+            <w:tcW w:w="945" w:type="dxa"/>
             <w:vAlign w:val="center"/>
           </w:tcPr>
           <w:p>
@@ -4339,7 +4761,7 @@
       </w:tr>
       <w:tr>
         <w:trPr>
-          <w:trHeight w:val="3577"/>
+          <w:trHeight w:val="3386"/>
           <w:jc w:val="center"/>
         </w:trPr>
         <w:tc>
@@ -4371,7 +4793,7 @@
         </w:tc>
         <w:tc>
           <w:tcPr>
-            <w:tcW w:w="7088" w:type="dxa"/>
+            <w:tcW w:w="7230" w:type="dxa"/>
           </w:tcPr>
           <w:p>
             <w:pPr>
@@ -4419,13 +4841,23 @@
               </w:rPr>
               <w:t>в</w:t>
             </w:r>
+            <w:proofErr w:type="spellStart"/>
             <w:r>
               <w:rPr>
                 <w:rStyle w:val="a5"/>
                 <w:color w:val="auto"/>
                 <w:sz w:val="20"/>
               </w:rPr>
-              <w:t>идео-обзор</w:t>
+              <w:t>идео</w:t>
+            </w:r>
+            <w:proofErr w:type="spellEnd"/>
+            <w:r>
+              <w:rPr>
+                <w:rStyle w:val="a5"/>
+                <w:color w:val="auto"/>
+                <w:sz w:val="20"/>
+              </w:rPr>
+              <w:t>-обзор</w:t>
             </w:r>
             <w:r>
               <w:rPr>
@@ -4650,6 +5082,7 @@
               </w:rPr>
               <w:t xml:space="preserve">Реклама через мессенджеры: тематические чаты и каналы в </w:t>
             </w:r>
+            <w:proofErr w:type="spellStart"/>
             <w:r>
               <w:rPr>
                 <w:rStyle w:val="a5"/>
@@ -4658,6 +5091,7 @@
               </w:rPr>
               <w:t>Viber</w:t>
             </w:r>
+            <w:proofErr w:type="spellEnd"/>
             <w:r>
               <w:rPr>
                 <w:color w:val="auto"/>
@@ -4665,6 +5099,7 @@
               </w:rPr>
               <w:t xml:space="preserve"> и </w:t>
             </w:r>
+            <w:proofErr w:type="gramStart"/>
             <w:r>
               <w:rPr>
                 <w:rStyle w:val="a5"/>
@@ -4673,6 +5108,7 @@
               </w:rPr>
               <w:t>Telegram</w:t>
             </w:r>
+            <w:proofErr w:type="gramEnd"/>
             <w:r>
               <w:rPr>
                 <w:sz w:val="20"/>
@@ -4748,7 +5184,7 @@
         </w:tc>
         <w:tc>
           <w:tcPr>
-            <w:tcW w:w="992" w:type="dxa"/>
+            <w:tcW w:w="945" w:type="dxa"/>
             <w:vAlign w:val="center"/>
           </w:tcPr>
           <w:p>
@@ -4779,7 +5215,7 @@
         </w:tc>
         <w:tc>
           <w:tcPr>
-            <w:tcW w:w="992" w:type="dxa"/>
+            <w:tcW w:w="945" w:type="dxa"/>
             <w:vAlign w:val="center"/>
           </w:tcPr>
           <w:p>
@@ -4810,7 +5246,7 @@
         </w:tc>
         <w:tc>
           <w:tcPr>
-            <w:tcW w:w="993" w:type="dxa"/>
+            <w:tcW w:w="945" w:type="dxa"/>
             <w:vAlign w:val="center"/>
           </w:tcPr>
           <w:p>
@@ -4944,11 +5380,6 @@
           <w:highlight w:val="white"/>
         </w:rPr>
         <w:t>.</w:t>
-      </w:r>
-    </w:p>
-    <w:p>
-      <w:r>
-        <w:t xml:space="preserve">{#signatories}</w:t>
       </w:r>
     </w:p>
     <w:tbl>
@@ -5038,12 +5469,38 @@
                 <w:color w:val="auto"/>
                 <w:sz w:val="20"/>
               </w:rPr>
-              <w:t xml:space="preserve">__________________/{{owner1.signatoryLabel}}     </w:t>
-            </w:r>
-          </w:p>
-          <w:p>
-            <w:r>
-              <w:t>{#owner2.fullName}</w:t>
+              <w:t>__________________</w:t>
+            </w:r>
+            <w:r>
+              <w:rPr>
+                <w:rFonts w:ascii="Times New Roman" w:hAnsi="Times New Roman"/>
+                <w:color w:val="auto"/>
+                <w:sz w:val="20"/>
+              </w:rPr>
+              <w:t>/ {</w:t>
+            </w:r>
+            <w:r>
+              <w:rPr>
+                <w:rFonts w:ascii="Times New Roman" w:hAnsi="Times New Roman"/>
+                <w:color w:val="auto"/>
+                <w:sz w:val="20"/>
+              </w:rPr>
+              <w:t xml:space="preserve">{owner1.signatoryLabel}}     </w:t>
+            </w:r>
+          </w:p>
+          <w:p>
+            <w:pPr>
+              <w:rPr>
+                <w:rFonts w:ascii="Times New Roman" w:hAnsi="Times New Roman"/>
+                <w:sz w:val="20"/>
+              </w:rPr>
+            </w:pPr>
+            <w:r>
+              <w:rPr>
+                <w:rFonts w:ascii="Times New Roman" w:hAnsi="Times New Roman"/>
+                <w:sz w:val="20"/>
+              </w:rPr>
+              <w:t>{{#owner2.fullName}}</w:t>
             </w:r>
           </w:p>
           <w:p>
@@ -5103,27 +5560,65 @@
                 <w:sz w:val="20"/>
                 <w:highlight w:val="white"/>
               </w:rPr>
-              <w:t xml:space="preserve">__________________/{{owner2.signatoryLabel}}     </w:t>
-            </w:r>
-          </w:p>
-          <w:p>
-            <w:r>
-              <w:t>{/owner2.fullName}</w:t>
-            </w:r>
-          </w:p>
-          <w:p>
-            <w:r>
-              <w:t>{#owner3.fullName}</w:t>
-            </w:r>
-          </w:p>
-          <w:p>
-            <w:pPr>
+              <w:t>__________________</w:t>
+            </w:r>
+            <w:r>
               <w:rPr>
                 <w:rFonts w:ascii="Times New Roman" w:hAnsi="Times New Roman"/>
                 <w:color w:val="auto"/>
                 <w:sz w:val="20"/>
                 <w:highlight w:val="white"/>
               </w:rPr>
+              <w:t>/ {</w:t>
+            </w:r>
+            <w:r>
+              <w:rPr>
+                <w:rFonts w:ascii="Times New Roman" w:hAnsi="Times New Roman"/>
+                <w:color w:val="auto"/>
+                <w:sz w:val="20"/>
+                <w:highlight w:val="white"/>
+              </w:rPr>
+              <w:t xml:space="preserve">{owner2.signatoryLabel}}     </w:t>
+            </w:r>
+          </w:p>
+          <w:p>
+            <w:pPr>
+              <w:rPr>
+                <w:rFonts w:ascii="Times New Roman" w:hAnsi="Times New Roman"/>
+                <w:sz w:val="20"/>
+              </w:rPr>
+            </w:pPr>
+            <w:r>
+              <w:rPr>
+                <w:rFonts w:ascii="Times New Roman" w:hAnsi="Times New Roman"/>
+                <w:sz w:val="20"/>
+              </w:rPr>
+              <w:t>{{/owner2.fullName}}</w:t>
+            </w:r>
+          </w:p>
+          <w:p>
+            <w:pPr>
+              <w:rPr>
+                <w:rFonts w:ascii="Times New Roman" w:hAnsi="Times New Roman"/>
+                <w:sz w:val="20"/>
+              </w:rPr>
+            </w:pPr>
+            <w:r>
+              <w:rPr>
+                <w:rFonts w:ascii="Times New Roman" w:hAnsi="Times New Roman"/>
+                <w:sz w:val="20"/>
+              </w:rPr>
+              <w:t>{{#owner3.fullName}}</w:t>
+            </w:r>
+          </w:p>
+          <w:p>
+            <w:pPr>
+              <w:rPr>
+                <w:rFonts w:ascii="Times New Roman" w:hAnsi="Times New Roman"/>
+                <w:color w:val="auto"/>
+                <w:sz w:val="20"/>
+                <w:highlight w:val="white"/>
+              </w:rPr>
             </w:pPr>
           </w:p>
           <w:p>
@@ -5144,6 +5639,7 @@
                 <w:sz w:val="20"/>
                 <w:highlight w:val="white"/>
               </w:rPr>
+              <w:lastRenderedPageBreak/>
               <w:t>Заказчик</w:t>
             </w:r>
           </w:p>
@@ -5173,12 +5669,40 @@
                 <w:sz w:val="20"/>
                 <w:highlight w:val="white"/>
               </w:rPr>
-              <w:t xml:space="preserve">__________________/{{owner3.signatoryLabel}}     </w:t>
-            </w:r>
-          </w:p>
-          <w:p>
-            <w:r>
-              <w:t>{/owner3.fullName}</w:t>
+              <w:t>__________________</w:t>
+            </w:r>
+            <w:r>
+              <w:rPr>
+                <w:rFonts w:ascii="Times New Roman" w:hAnsi="Times New Roman"/>
+                <w:color w:val="auto"/>
+                <w:sz w:val="20"/>
+                <w:highlight w:val="white"/>
+              </w:rPr>
+              <w:t>/ {</w:t>
+            </w:r>
+            <w:r>
+              <w:rPr>
+                <w:rFonts w:ascii="Times New Roman" w:hAnsi="Times New Roman"/>
+                <w:color w:val="auto"/>
+                <w:sz w:val="20"/>
+                <w:highlight w:val="white"/>
+              </w:rPr>
+              <w:t xml:space="preserve">{owner3.signatoryLabel}}     </w:t>
+            </w:r>
+          </w:p>
+          <w:p>
+            <w:pPr>
+              <w:rPr>
+                <w:rFonts w:ascii="Times New Roman" w:hAnsi="Times New Roman"/>
+                <w:sz w:val="20"/>
+              </w:rPr>
+            </w:pPr>
+            <w:r>
+              <w:rPr>
+                <w:rFonts w:ascii="Times New Roman" w:hAnsi="Times New Roman"/>
+                <w:sz w:val="20"/>
+              </w:rPr>
+              <w:t>{{/owner3.fullName}}</w:t>
             </w:r>
           </w:p>
         </w:tc>
@@ -5253,6 +5777,7 @@
               </w:rPr>
               <w:t>________________________</w:t>
             </w:r>
+            <w:proofErr w:type="spellStart"/>
             <w:r>
               <w:rPr>
                 <w:rFonts w:ascii="Times New Roman" w:hAnsi="Times New Roman"/>
@@ -5263,15 +5788,11 @@
               </w:rPr>
               <w:t>О.Р.Турко</w:t>
             </w:r>
+            <w:proofErr w:type="spellEnd"/>
           </w:p>
         </w:tc>
       </w:tr>
     </w:tbl>
-    <w:p>
-      <w:r>
-        <w:t xml:space="preserve">{/signatories}</w:t>
-      </w:r>
-    </w:p>
     <w:p>
       <w:pPr>
         <w:jc w:val="both"/>
@@ -5294,7 +5815,7 @@
 </file>
 
 <file path=word/numbering.xml><?xml version="1.0" encoding="utf-8"?>
-<w:numbering xmlns:wpc="http://schemas.microsoft.com/office/word/2010/wordprocessingCanvas" xmlns:cx="http://schemas.microsoft.com/office/drawing/2014/chartex" xmlns:cx1="http://schemas.microsoft.com/office/drawing/2015/9/8/chartex" xmlns:cx2="http://schemas.microsoft.com/office/drawing/2015/10/21/chartex" xmlns:cx3="http://schemas.microsoft.com/office/drawing/2016/5/9/chartex" xmlns:cx4="http://schemas.microsoft.com/office/drawing/2016/5/10/chartex" xmlns:cx5="http://schemas.microsoft.com/office/drawing/2016/5/11/chartex" xmlns:cx6="http://schemas.microsoft.com/office/drawing/2016/5/12/chartex" xmlns:cx7="http://schemas.microsoft.com/office/drawing/2016/5/13/chartex" xmlns:cx8="http://schemas.microsoft.com/office/drawing/2016/5/14/chartex" xmlns:mc="http://schemas.openxmlformats.org/markup-compatibility/2006" xmlns:aink="http://schemas.microsoft.com/office/drawing/2016/ink" xmlns:am3d="http://schemas.microsoft.com/office/drawing/2017/model3d" xmlns:o="urn:schemas-microsoft-com:office:office" xmlns:r="http://schemas.openxmlformats.org/officeDocument/2006/relationships" xmlns:m="http://schemas.openxmlformats.org/officeDocument/2006/math" xmlns:v="urn:schemas-microsoft-com:vml" xmlns:wp14="http://schemas.microsoft.com/office/word/2010/wordprocessingDrawing" xmlns:wp="http://schemas.openxmlformats.org/drawingml/2006/wordprocessingDrawing" xmlns:w10="urn:schemas-microsoft-com:office:word" xmlns:w="http://schemas.openxmlformats.org/wordprocessingml/2006/main" xmlns:w14="http://schemas.microsoft.com/office/word/2010/wordml" xmlns:w15="http://schemas.microsoft.com/office/word/2012/wordml" xmlns:w16cex="http://schemas.microsoft.com/office/word/2018/wordml/cex" xmlns:w16cid="http://schemas.microsoft.com/office/word/2016/wordml/cid" xmlns:w16="http://schemas.microsoft.com/office/word/2018/wordml" xmlns:w16sdtdh="http://schemas.microsoft.com/office/word/2020/wordml/sdtdatahash" xmlns:w16se="http://schemas.microsoft.com/office/word/2015/wordml/symex" xmlns:wpg="http://schemas.microsoft.com/office/word/2010/wordprocessingGroup" xmlns:wpi="http://schemas.microsoft.com/office/word/2010/wordprocessingInk" xmlns:wne="http://schemas.microsoft.com/office/word/2006/wordml" xmlns:wps="http://schemas.microsoft.com/office/word/2010/wordprocessingShape" mc:Ignorable="w14 w15 w16se w16cid w16 w16cex w16sdtdh wp14">
+<w:numbering xmlns:wpc="http://schemas.microsoft.com/office/word/2010/wordprocessingCanvas" xmlns:cx="http://schemas.microsoft.com/office/drawing/2014/chartex" xmlns:cx1="http://schemas.microsoft.com/office/drawing/2015/9/8/chartex" xmlns:cx2="http://schemas.microsoft.com/office/drawing/2015/10/21/chartex" xmlns:cx3="http://schemas.microsoft.com/office/drawing/2016/5/9/chartex" xmlns:cx4="http://schemas.microsoft.com/office/drawing/2016/5/10/chartex" xmlns:cx5="http://schemas.microsoft.com/office/drawing/2016/5/11/chartex" xmlns:cx6="http://schemas.microsoft.com/office/drawing/2016/5/12/chartex" xmlns:cx7="http://schemas.microsoft.com/office/drawing/2016/5/13/chartex" xmlns:cx8="http://schemas.microsoft.com/office/drawing/2016/5/14/chartex" xmlns:mc="http://schemas.openxmlformats.org/markup-compatibility/2006" xmlns:aink="http://schemas.microsoft.com/office/drawing/2016/ink" xmlns:am3d="http://schemas.microsoft.com/office/drawing/2017/model3d" xmlns:o="urn:schemas-microsoft-com:office:office" xmlns:oel="http://schemas.microsoft.com/office/2019/extlst" xmlns:r="http://schemas.openxmlformats.org/officeDocument/2006/relationships" xmlns:m="http://schemas.openxmlformats.org/officeDocument/2006/math" xmlns:v="urn:schemas-microsoft-com:vml" xmlns:wp14="http://schemas.microsoft.com/office/word/2010/wordprocessingDrawing" xmlns:wp="http://schemas.openxmlformats.org/drawingml/2006/wordprocessingDrawing" xmlns:w10="urn:schemas-microsoft-com:office:word" xmlns:w="http://schemas.openxmlformats.org/wordprocessingml/2006/main" xmlns:w14="http://schemas.microsoft.com/office/word/2010/wordml" xmlns:w15="http://schemas.microsoft.com/office/word/2012/wordml" xmlns:w16cei="http://schemas.microsoft.com/office/word/2026/wordml/cei" xmlns:w16cex="http://schemas.microsoft.com/office/word/2018/wordml/cex" xmlns:w16cid="http://schemas.microsoft.com/office/word/2016/wordml/cid" xmlns:w16="http://schemas.microsoft.com/office/word/2018/wordml" xmlns:w16du="http://schemas.microsoft.com/office/word/2023/wordml/word16du" xmlns:w16sdtdh="http://schemas.microsoft.com/office/word/2020/wordml/sdtdatahash" xmlns:w16sdtfl="http://schemas.microsoft.com/office/word/2024/wordml/sdtformatlock" xmlns:w16se="http://schemas.microsoft.com/office/word/2015/wordml/symex" xmlns:wpg="http://schemas.microsoft.com/office/word/2010/wordprocessingGroup" xmlns:wpi="http://schemas.microsoft.com/office/word/2010/wordprocessingInk" xmlns:wne="http://schemas.microsoft.com/office/word/2006/wordml" xmlns:wps="http://schemas.microsoft.com/office/word/2010/wordprocessingShape" mc:Ignorable="w14 w15 w16se w16cid w16 w16cex w16sdtdh w16sdtfl w16du wp14">
   <w:abstractNum w:abstractNumId="0" w15:restartNumberingAfterBreak="0">
     <w:nsid w:val="0AB750E5"/>
     <w:multiLevelType w:val="multilevel"/>
@@ -6663,41 +7184,41 @@
       </w:rPr>
     </w:lvl>
   </w:abstractNum>
-  <w:num w:numId="1">
+  <w:num w:numId="1" w16cid:durableId="93138886">
     <w:abstractNumId w:val="3"/>
   </w:num>
-  <w:num w:numId="2">
+  <w:num w:numId="2" w16cid:durableId="1503013124">
     <w:abstractNumId w:val="1"/>
   </w:num>
-  <w:num w:numId="3">
+  <w:num w:numId="3" w16cid:durableId="1567033359">
     <w:abstractNumId w:val="4"/>
   </w:num>
-  <w:num w:numId="4">
+  <w:num w:numId="4" w16cid:durableId="440489787">
     <w:abstractNumId w:val="0"/>
   </w:num>
-  <w:num w:numId="5">
+  <w:num w:numId="5" w16cid:durableId="61219373">
     <w:abstractNumId w:val="9"/>
   </w:num>
-  <w:num w:numId="6">
+  <w:num w:numId="6" w16cid:durableId="1362706748">
     <w:abstractNumId w:val="8"/>
   </w:num>
-  <w:num w:numId="7">
+  <w:num w:numId="7" w16cid:durableId="122233206">
     <w:abstractNumId w:val="2"/>
   </w:num>
-  <w:num w:numId="8">
+  <w:num w:numId="8" w16cid:durableId="287590151">
     <w:abstractNumId w:val="5"/>
   </w:num>
-  <w:num w:numId="9">
+  <w:num w:numId="9" w16cid:durableId="652948875">
     <w:abstractNumId w:val="6"/>
   </w:num>
-  <w:num w:numId="10">
+  <w:num w:numId="10" w16cid:durableId="1196776108">
     <w:abstractNumId w:val="7"/>
   </w:num>
 </w:numbering>
 </file>
 
 <file path=word/styles.xml><?xml version="1.0" encoding="utf-8"?>
-<w:styles xmlns:mc="http://schemas.openxmlformats.org/markup-compatibility/2006" xmlns:r="http://schemas.openxmlformats.org/officeDocument/2006/relationships" xmlns:w="http://schemas.openxmlformats.org/wordprocessingml/2006/main" xmlns:w14="http://schemas.microsoft.com/office/word/2010/wordml" xmlns:w15="http://schemas.microsoft.com/office/word/2012/wordml" xmlns:w16cex="http://schemas.microsoft.com/office/word/2018/wordml/cex" xmlns:w16cid="http://schemas.microsoft.com/office/word/2016/wordml/cid" xmlns:w16="http://schemas.microsoft.com/office/word/2018/wordml" xmlns:w16sdtdh="http://schemas.microsoft.com/office/word/2020/wordml/sdtdatahash" xmlns:w16se="http://schemas.microsoft.com/office/word/2015/wordml/symex" mc:Ignorable="w14 w15 w16se w16cid w16 w16cex w16sdtdh">
+<w:styles xmlns:mc="http://schemas.openxmlformats.org/markup-compatibility/2006" xmlns:r="http://schemas.openxmlformats.org/officeDocument/2006/relationships" xmlns:w="http://schemas.openxmlformats.org/wordprocessingml/2006/main" xmlns:w14="http://schemas.microsoft.com/office/word/2010/wordml" xmlns:w15="http://schemas.microsoft.com/office/word/2012/wordml" xmlns:w16cex="http://schemas.microsoft.com/office/word/2018/wordml/cex" xmlns:w16cid="http://schemas.microsoft.com/office/word/2016/wordml/cid" xmlns:w16="http://schemas.microsoft.com/office/word/2018/wordml" xmlns:w16du="http://schemas.microsoft.com/office/word/2023/wordml/word16du" xmlns:w16sdtdh="http://schemas.microsoft.com/office/word/2020/wordml/sdtdatahash" xmlns:w16sdtfl="http://schemas.microsoft.com/office/word/2024/wordml/sdtformatlock" xmlns:w16se="http://schemas.microsoft.com/office/word/2015/wordml/symex" mc:Ignorable="w14 w15 w16se w16cid w16 w16cex w16sdtdh w16sdtfl w16du">
   <w:docDefaults>
     <w:rPrDefault>
       <w:rPr>

--- a/templates/working/Договор_реклама.docx
+++ b/templates/working/Договор_реклама.docx
@@ -170,7 +170,6 @@
         <w:t>{{</w:t>
       </w:r>
       <w:proofErr w:type="spellStart"/>
-      <w:proofErr w:type="gramStart"/>
       <w:r>
         <w:rPr>
           <w:rFonts w:ascii="Times New Roman" w:hAnsi="Times New Roman"/>
@@ -196,7 +195,6 @@
         </w:rPr>
         <w:t>}}г.</w:t>
       </w:r>
-      <w:proofErr w:type="gramEnd"/>
     </w:p>
     <w:p>
       <w:pPr>
@@ -1689,7 +1687,6 @@
         </w:rPr>
         <w:t>{{</w:t>
       </w:r>
-      <w:proofErr w:type="gramStart"/>
       <w:r>
         <w:rPr>
           <w:sz w:val="20"/>
@@ -1719,7 +1716,6 @@
         <w:t>ontractNumber</w:t>
       </w:r>
       <w:proofErr w:type="spellEnd"/>
-      <w:proofErr w:type="gramEnd"/>
       <w:r>
         <w:rPr>
           <w:sz w:val="20"/>
@@ -1739,7 +1735,6 @@
         </w:rPr>
         <w:t>{{</w:t>
       </w:r>
-      <w:proofErr w:type="gramStart"/>
       <w:r>
         <w:rPr>
           <w:sz w:val="20"/>
@@ -1769,7 +1764,6 @@
         <w:t>ontractDate</w:t>
       </w:r>
       <w:proofErr w:type="spellEnd"/>
-      <w:proofErr w:type="gramEnd"/>
       <w:r>
         <w:rPr>
           <w:sz w:val="20"/>
@@ -2570,7 +2564,6 @@
                 <w:lang w:val="en-US" w:eastAsia="ru-RU"/>
               </w:rPr>
             </w:pPr>
-            <w:proofErr w:type="gramStart"/>
             <w:r>
               <w:rPr>
                 <w:rFonts w:ascii="Times New Roman" w:hAnsi="Times New Roman"/>
@@ -2585,16 +2578,7 @@
                 <w:sz w:val="20"/>
                 <w:lang w:val="en-US" w:eastAsia="en-US"/>
               </w:rPr>
-              <w:t>:ALFABY</w:t>
-            </w:r>
-            <w:proofErr w:type="gramEnd"/>
-            <w:r>
-              <w:rPr>
-                <w:rFonts w:ascii="Times New Roman" w:hAnsi="Times New Roman"/>
-                <w:sz w:val="20"/>
-                <w:lang w:val="en-US" w:eastAsia="en-US"/>
-              </w:rPr>
-              <w:t>2X</w:t>
+              <w:t>:ALFABY2X</w:t>
             </w:r>
           </w:p>
         </w:tc>
@@ -3350,11 +3334,12 @@
     </w:p>
     <w:p>
       <w:pPr>
+        <w:pageBreakBefore/>
         <w:tabs>
           <w:tab w:val="left" w:pos="7088"/>
         </w:tabs>
         <w:spacing w:after="0"/>
-        <w:ind w:left="7797"/>
+        <w:ind w:left="7796"/>
         <w:jc w:val="right"/>
         <w:rPr>
           <w:rFonts w:ascii="Times New Roman" w:hAnsi="Times New Roman"/>

--- a/templates/working/Договор_реклама.docx
+++ b/templates/working/Договор_реклама.docx
@@ -22,21 +22,8 @@
           <w:sz w:val="24"/>
           <w:szCs w:val="24"/>
         </w:rPr>
-        <w:t>ДОГОВОР № {{</w:t>
-      </w:r>
-      <w:proofErr w:type="spellStart"/>
-      <w:proofErr w:type="gramStart"/>
-      <w:r>
-        <w:rPr>
-          <w:rFonts w:ascii="Times New Roman" w:hAnsi="Times New Roman"/>
-          <w:b/>
-          <w:bCs/>
-          <w:sz w:val="24"/>
-          <w:szCs w:val="24"/>
-        </w:rPr>
-        <w:t>deal</w:t>
-      </w:r>
-      <w:proofErr w:type="spellEnd"/>
+        <w:t>ДОГОВОР № {{deal</w:t>
+      </w:r>
       <w:r>
         <w:rPr>
           <w:rFonts w:ascii="Times New Roman" w:hAnsi="Times New Roman"/>
@@ -59,7 +46,6 @@
         </w:rPr>
         <w:t>n</w:t>
       </w:r>
-      <w:proofErr w:type="spellStart"/>
       <w:r>
         <w:rPr>
           <w:rFonts w:ascii="Times New Roman" w:hAnsi="Times New Roman"/>
@@ -68,11 +54,13 @@
           <w:sz w:val="24"/>
           <w:szCs w:val="24"/>
         </w:rPr>
-        <w:t>umber</w:t>
-      </w:r>
-      <w:proofErr w:type="spellEnd"/>
-      <w:proofErr w:type="gramEnd"/>
-      <w:r>
+        <w:t>umber}}</w:t>
+      </w:r>
+    </w:p>
+    <w:p>
+      <w:pPr>
+        <w:pStyle w:val="ad"/>
+        <w:jc w:val="center"/>
         <w:rPr>
           <w:rFonts w:ascii="Times New Roman" w:hAnsi="Times New Roman"/>
           <w:b/>
@@ -80,13 +68,8 @@
           <w:sz w:val="24"/>
           <w:szCs w:val="24"/>
         </w:rPr>
-        <w:t>}}</w:t>
-      </w:r>
-    </w:p>
-    <w:p>
-      <w:pPr>
-        <w:pStyle w:val="ad"/>
-        <w:jc w:val="center"/>
+      </w:pPr>
+      <w:r>
         <w:rPr>
           <w:rFonts w:ascii="Times New Roman" w:hAnsi="Times New Roman"/>
           <w:b/>
@@ -94,15 +77,6 @@
           <w:sz w:val="24"/>
           <w:szCs w:val="24"/>
         </w:rPr>
-      </w:pPr>
-      <w:r>
-        <w:rPr>
-          <w:rFonts w:ascii="Times New Roman" w:hAnsi="Times New Roman"/>
-          <w:b/>
-          <w:bCs/>
-          <w:sz w:val="24"/>
-          <w:szCs w:val="24"/>
-        </w:rPr>
         <w:t>на оказание рекламных услуг</w:t>
       </w:r>
     </w:p>
@@ -115,7 +89,6 @@
           <w:szCs w:val="24"/>
         </w:rPr>
       </w:pPr>
-      <w:proofErr w:type="spellStart"/>
       <w:r>
         <w:rPr>
           <w:rFonts w:ascii="Times New Roman" w:hAnsi="Times New Roman"/>
@@ -124,7 +97,6 @@
         </w:rPr>
         <w:t>г.Лида</w:t>
       </w:r>
-      <w:proofErr w:type="spellEnd"/>
       <w:r>
         <w:tab/>
       </w:r>
@@ -167,26 +139,16 @@
           <w:sz w:val="24"/>
           <w:szCs w:val="24"/>
         </w:rPr>
-        <w:t>{{</w:t>
-      </w:r>
-      <w:proofErr w:type="spellStart"/>
+        <w:t>{{deal.</w:t>
+      </w:r>
       <w:r>
         <w:rPr>
           <w:rFonts w:ascii="Times New Roman" w:hAnsi="Times New Roman"/>
           <w:sz w:val="24"/>
           <w:szCs w:val="24"/>
         </w:rPr>
-        <w:t>deal.</w:t>
-      </w:r>
-      <w:r>
-        <w:rPr>
-          <w:rFonts w:ascii="Times New Roman" w:hAnsi="Times New Roman"/>
-          <w:sz w:val="24"/>
-          <w:szCs w:val="24"/>
-        </w:rPr>
         <w:t>date</w:t>
       </w:r>
-      <w:proofErr w:type="spellEnd"/>
       <w:r>
         <w:rPr>
           <w:rFonts w:ascii="Times New Roman" w:hAnsi="Times New Roman"/>
@@ -349,19 +311,11 @@
         </w:rPr>
         <w:t>c</w:t>
       </w:r>
-      <w:proofErr w:type="spellStart"/>
-      <w:r>
-        <w:rPr>
-          <w:sz w:val="20"/>
-        </w:rPr>
-        <w:t>ontractNumber</w:t>
-      </w:r>
-      <w:proofErr w:type="spellEnd"/>
-      <w:r>
-        <w:rPr>
-          <w:sz w:val="20"/>
-        </w:rPr>
-        <w:t>}} от {{</w:t>
+      <w:r>
+        <w:rPr>
+          <w:sz w:val="20"/>
+        </w:rPr>
+        <w:t>ontractNumber}} от {{</w:t>
       </w:r>
       <w:r>
         <w:rPr>
@@ -384,19 +338,11 @@
         </w:rPr>
         <w:t>c</w:t>
       </w:r>
-      <w:proofErr w:type="spellStart"/>
-      <w:r>
-        <w:rPr>
-          <w:sz w:val="20"/>
-        </w:rPr>
-        <w:t>ontractDate</w:t>
-      </w:r>
-      <w:proofErr w:type="spellEnd"/>
-      <w:r>
-        <w:rPr>
-          <w:sz w:val="20"/>
-        </w:rPr>
-        <w:t xml:space="preserve">}} обязуется по поручению Заказчика оказать услуги по созданию, изготовлению и размещению рекламных материалов в отношении объекта недвижимости </w:t>
+      <w:r>
+        <w:rPr>
+          <w:sz w:val="20"/>
+        </w:rPr>
+        <w:t xml:space="preserve">ontractDate}} обязуется по поручению Заказчика оказать услуги по созданию, изготовлению и размещению рекламных материалов в отношении объекта недвижимости </w:t>
       </w:r>
       <w:r>
         <w:rPr>
@@ -425,14 +371,12 @@
         </w:rPr>
         <w:t>.</w:t>
       </w:r>
-      <w:proofErr w:type="spellStart"/>
       <w:r>
         <w:rPr>
           <w:sz w:val="20"/>
         </w:rPr>
         <w:t>type</w:t>
       </w:r>
-      <w:proofErr w:type="spellEnd"/>
       <w:r>
         <w:rPr>
           <w:sz w:val="20"/>
@@ -449,16 +393,8 @@
         <w:rPr>
           <w:sz w:val="20"/>
         </w:rPr>
-        <w:t>, расположенного по адресу: {{</w:t>
-      </w:r>
-      <w:proofErr w:type="spellStart"/>
-      <w:r>
-        <w:rPr>
-          <w:sz w:val="20"/>
-        </w:rPr>
-        <w:t>property</w:t>
-      </w:r>
-      <w:proofErr w:type="spellEnd"/>
+        <w:t>, расположенного по адресу: {{property</w:t>
+      </w:r>
       <w:r>
         <w:rPr>
           <w:sz w:val="20"/>
@@ -473,19 +409,11 @@
         </w:rPr>
         <w:t>a</w:t>
       </w:r>
-      <w:proofErr w:type="spellStart"/>
-      <w:r>
-        <w:rPr>
-          <w:sz w:val="20"/>
-        </w:rPr>
-        <w:t>ddress</w:t>
-      </w:r>
-      <w:proofErr w:type="spellEnd"/>
-      <w:r>
-        <w:rPr>
-          <w:sz w:val="20"/>
-        </w:rPr>
-        <w:t>}}, далее именуемые по тексту «Услуги» согласно прейскуранту (приложение № 1 к настоящему договору), а Заказчик обязуется принять Услуги, оказанные Исполнителем, и оплатить их в порядке и на условиях, определенных настоящим Договором.</w:t>
+      <w:r>
+        <w:rPr>
+          <w:sz w:val="20"/>
+        </w:rPr>
+        <w:t>ddress}}, далее именуемые по тексту «Услуги» согласно прейскуранту (приложение № 1 к настоящему договору), а Заказчик обязуется принять Услуги, оказанные Исполнителем, и оплатить их в порядке и на условиях, определенных настоящим Договором.</w:t>
       </w:r>
     </w:p>
     <w:p>
@@ -1537,39 +1465,14 @@
           <w:color w:val="auto"/>
           <w:sz w:val="20"/>
         </w:rPr>
-        <w:t>7.2. Стороны безоговорочно соглашаются с тем, что вся переписка, извещения и уведомления, полученные на адреса электронной почты, а также мессенджеры (</w:t>
-      </w:r>
-      <w:proofErr w:type="spellStart"/>
-      <w:r>
-        <w:rPr>
-          <w:color w:val="auto"/>
-          <w:sz w:val="20"/>
-        </w:rPr>
-        <w:t>Viber</w:t>
-      </w:r>
-      <w:proofErr w:type="spellEnd"/>
-      <w:r>
-        <w:rPr>
-          <w:color w:val="auto"/>
-          <w:sz w:val="20"/>
-        </w:rPr>
-        <w:t xml:space="preserve">, Telegram, </w:t>
-      </w:r>
-      <w:proofErr w:type="spellStart"/>
-      <w:r>
-        <w:rPr>
-          <w:color w:val="auto"/>
-          <w:sz w:val="20"/>
-        </w:rPr>
-        <w:t>WhatsApp</w:t>
-      </w:r>
-      <w:proofErr w:type="spellEnd"/>
-      <w:r>
-        <w:rPr>
-          <w:color w:val="auto"/>
-          <w:sz w:val="20"/>
-        </w:rPr>
-        <w:t>) по</w:t>
+        <w:t xml:space="preserve">7.2. Стороны безоговорочно соглашаются с тем, что вся переписка, извещения и уведомления, полученные на адреса электронной почты, а также мессенджеры (Viber, Telegram, </w:t>
+      </w:r>
+      <w:r>
+        <w:rPr>
+          <w:color w:val="auto"/>
+          <w:sz w:val="20"/>
+        </w:rPr>
+        <w:t>WhatsApp) по</w:t>
       </w:r>
       <w:r>
         <w:rPr>
@@ -1708,19 +1611,11 @@
         </w:rPr>
         <w:t>c</w:t>
       </w:r>
-      <w:proofErr w:type="spellStart"/>
-      <w:r>
-        <w:rPr>
-          <w:sz w:val="20"/>
-        </w:rPr>
-        <w:t>ontractNumber</w:t>
-      </w:r>
-      <w:proofErr w:type="spellEnd"/>
-      <w:r>
-        <w:rPr>
-          <w:sz w:val="20"/>
-        </w:rPr>
-        <w:t xml:space="preserve">}} </w:t>
+      <w:r>
+        <w:rPr>
+          <w:sz w:val="20"/>
+        </w:rPr>
+        <w:t xml:space="preserve">ontractNumber}} </w:t>
       </w:r>
       <w:r>
         <w:rPr>
@@ -1756,19 +1651,11 @@
         </w:rPr>
         <w:t>c</w:t>
       </w:r>
-      <w:proofErr w:type="spellStart"/>
-      <w:r>
-        <w:rPr>
-          <w:sz w:val="20"/>
-        </w:rPr>
-        <w:t>ontractDate</w:t>
-      </w:r>
-      <w:proofErr w:type="spellEnd"/>
-      <w:r>
-        <w:rPr>
-          <w:sz w:val="20"/>
-        </w:rPr>
-        <w:t xml:space="preserve">}} </w:t>
+      <w:r>
+        <w:rPr>
+          <w:sz w:val="20"/>
+        </w:rPr>
+        <w:t xml:space="preserve">ontractDate}} </w:t>
       </w:r>
       <w:r>
         <w:rPr>
@@ -2397,7 +2284,39 @@
                 <w:sz w:val="20"/>
                 <w:lang w:val="en-US" w:eastAsia="ru-RU"/>
               </w:rPr>
-              <w:t xml:space="preserve">                                             / {{owner1.signatoryLabel}}/ </w:t>
+              <w:t xml:space="preserve">                                             / {{owner1.signatoryLabel}}</w:t>
+            </w:r>
+          </w:p>
+          <w:p>
+            <w:pPr>
+              <w:autoSpaceDE w:val="0"/>
+              <w:autoSpaceDN w:val="0"/>
+              <w:adjustRightInd w:val="0"/>
+              <w:jc w:val="both"/>
+              <w:rPr>
+                <w:rFonts w:ascii="Times New Roman" w:hAnsi="Times New Roman"/>
+                <w:color w:val="auto"/>
+                <w:sz w:val="20"/>
+                <w:lang w:val="en-US" w:eastAsia="ru-RU"/>
+              </w:rPr>
+            </w:pPr>
+            <w:r>
+              <w:rPr>
+                <w:rFonts w:ascii="Times New Roman" w:hAnsi="Times New Roman"/>
+                <w:color w:val="auto"/>
+                <w:sz w:val="20"/>
+                <w:lang w:eastAsia="ru-RU"/>
+              </w:rPr>
+              <w:t>{{owner1.poa.passportDetails}}</w:t>
+            </w:r>
+            <w:r>
+              <w:rPr>
+                <w:rFonts w:ascii="Times New Roman" w:hAnsi="Times New Roman"/>
+                <w:color w:val="auto"/>
+                <w:sz w:val="20"/>
+                <w:lang w:val="en-US" w:eastAsia="ru-RU"/>
+              </w:rPr>
+              <w:t xml:space="preserve">/ </w:t>
             </w:r>
           </w:p>
           <w:p>
@@ -2678,27 +2597,7 @@
                 <w:sz w:val="20"/>
                 <w:lang w:val="ru-RU" w:eastAsia="en-US"/>
               </w:rPr>
-              <w:t xml:space="preserve">220007, </w:t>
-            </w:r>
-            <w:proofErr w:type="spellStart"/>
-            <w:r>
-              <w:rPr>
-                <w:rFonts w:ascii="Times New Roman" w:eastAsia="Calibri" w:hAnsi="Times New Roman"/>
-                <w:color w:val="auto"/>
-                <w:sz w:val="20"/>
-                <w:lang w:val="ru-RU" w:eastAsia="en-US"/>
-              </w:rPr>
-              <w:t>г.Минск</w:t>
-            </w:r>
-            <w:proofErr w:type="spellEnd"/>
-            <w:r>
-              <w:rPr>
-                <w:rFonts w:ascii="Times New Roman" w:eastAsia="Calibri" w:hAnsi="Times New Roman"/>
-                <w:color w:val="auto"/>
-                <w:sz w:val="20"/>
-                <w:lang w:val="ru-RU" w:eastAsia="en-US"/>
-              </w:rPr>
-              <w:t>, ул.Сурганова,43-47</w:t>
+              <w:t>220007, г.Минск, ул.Сурганова,43-47</w:t>
             </w:r>
           </w:p>
         </w:tc>
@@ -2844,19 +2743,8 @@
                 <w:sz w:val="20"/>
                 <w:lang w:val="ru-RU" w:eastAsia="ru-RU"/>
               </w:rPr>
-              <w:t>Директор _____________________________</w:t>
-            </w:r>
-            <w:proofErr w:type="spellStart"/>
-            <w:r>
-              <w:rPr>
-                <w:rFonts w:ascii="Times New Roman" w:hAnsi="Times New Roman"/>
-                <w:color w:val="auto"/>
-                <w:sz w:val="20"/>
-                <w:lang w:val="ru-RU" w:eastAsia="ru-RU"/>
-              </w:rPr>
-              <w:t>О.Р.Турко</w:t>
-            </w:r>
-            <w:proofErr w:type="spellEnd"/>
+              <w:t>Директор _____________________________О.Р.Турко</w:t>
+            </w:r>
           </w:p>
           <w:p>
             <w:pPr>
@@ -3044,15 +2932,64 @@
                 <w:rFonts w:ascii="Times New Roman" w:hAnsi="Times New Roman"/>
                 <w:color w:val="auto"/>
                 <w:sz w:val="20"/>
-              </w:rPr>
-            </w:pPr>
-            <w:r>
-              <w:rPr>
-                <w:rFonts w:ascii="Times New Roman" w:hAnsi="Times New Roman"/>
-                <w:color w:val="auto"/>
-                <w:sz w:val="20"/>
-              </w:rPr>
-              <w:t xml:space="preserve">Подпись                                             / {{owner2.signatoryLabel}}/ </w:t>
+                <w:lang w:val="en-US"/>
+              </w:rPr>
+            </w:pPr>
+            <w:r>
+              <w:rPr>
+                <w:rFonts w:ascii="Times New Roman" w:hAnsi="Times New Roman"/>
+                <w:color w:val="auto"/>
+                <w:sz w:val="20"/>
+              </w:rPr>
+              <w:t>Подпись                                             / {{owner2.signatoryLabel}}</w:t>
+            </w:r>
+          </w:p>
+          <w:p>
+            <w:pPr>
+              <w:autoSpaceDE w:val="0"/>
+              <w:autoSpaceDN w:val="0"/>
+              <w:adjustRightInd w:val="0"/>
+              <w:jc w:val="both"/>
+              <w:rPr>
+                <w:rFonts w:ascii="Times New Roman" w:hAnsi="Times New Roman"/>
+                <w:color w:val="auto"/>
+                <w:sz w:val="20"/>
+              </w:rPr>
+            </w:pPr>
+            <w:r>
+              <w:rPr>
+                <w:rFonts w:ascii="Times New Roman" w:hAnsi="Times New Roman"/>
+                <w:color w:val="auto"/>
+                <w:sz w:val="20"/>
+                <w:lang w:eastAsia="ru-RU"/>
+              </w:rPr>
+              <w:t>{{owner</w:t>
+            </w:r>
+            <w:r>
+              <w:rPr>
+                <w:rFonts w:ascii="Times New Roman" w:hAnsi="Times New Roman"/>
+                <w:color w:val="auto"/>
+                <w:sz w:val="20"/>
+                <w:lang w:val="ru-RU" w:eastAsia="ru-RU"/>
+              </w:rPr>
+              <w:t>2</w:t>
+            </w:r>
+            <w:r>
+              <w:rPr>
+                <w:rFonts w:ascii="Times New Roman" w:hAnsi="Times New Roman"/>
+                <w:color w:val="auto"/>
+                <w:sz w:val="20"/>
+                <w:lang w:eastAsia="ru-RU"/>
+              </w:rPr>
+              <w:t>.poa.passportDetails}}</w:t>
+            </w:r>
+            <w:r>
+              <w:rPr>
+                <w:rFonts w:ascii="Times New Roman" w:hAnsi="Times New Roman"/>
+                <w:color w:val="auto"/>
+                <w:sz w:val="20"/>
+              </w:rPr>
+              <w:t xml:space="preserve">/ </w:t>
             </w:r>
           </w:p>
           <w:p>
@@ -3259,15 +3196,64 @@
                 <w:rFonts w:ascii="Times New Roman" w:hAnsi="Times New Roman"/>
                 <w:color w:val="auto"/>
                 <w:sz w:val="20"/>
-              </w:rPr>
-            </w:pPr>
-            <w:r>
-              <w:rPr>
-                <w:rFonts w:ascii="Times New Roman" w:hAnsi="Times New Roman"/>
-                <w:color w:val="auto"/>
-                <w:sz w:val="20"/>
-              </w:rPr>
-              <w:t xml:space="preserve">Подпись                                             / {{owner3.signatoryLabel}}/ </w:t>
+                <w:lang w:val="ru-RU"/>
+              </w:rPr>
+            </w:pPr>
+            <w:r>
+              <w:rPr>
+                <w:rFonts w:ascii="Times New Roman" w:hAnsi="Times New Roman"/>
+                <w:color w:val="auto"/>
+                <w:sz w:val="20"/>
+              </w:rPr>
+              <w:t>Подпись                                             / {{owner3.signatoryLabel}}</w:t>
+            </w:r>
+          </w:p>
+          <w:p>
+            <w:pPr>
+              <w:autoSpaceDE w:val="0"/>
+              <w:autoSpaceDN w:val="0"/>
+              <w:adjustRightInd w:val="0"/>
+              <w:jc w:val="both"/>
+              <w:rPr>
+                <w:rFonts w:ascii="Times New Roman" w:hAnsi="Times New Roman"/>
+                <w:color w:val="auto"/>
+                <w:sz w:val="20"/>
+              </w:rPr>
+            </w:pPr>
+            <w:r>
+              <w:rPr>
+                <w:rFonts w:ascii="Times New Roman" w:hAnsi="Times New Roman"/>
+                <w:color w:val="auto"/>
+                <w:sz w:val="20"/>
+                <w:lang w:eastAsia="ru-RU"/>
+              </w:rPr>
+              <w:t>{{owner</w:t>
+            </w:r>
+            <w:r>
+              <w:rPr>
+                <w:rFonts w:ascii="Times New Roman" w:hAnsi="Times New Roman"/>
+                <w:color w:val="auto"/>
+                <w:sz w:val="20"/>
+                <w:lang w:val="ru-RU" w:eastAsia="ru-RU"/>
+              </w:rPr>
+              <w:t>3</w:t>
+            </w:r>
+            <w:r>
+              <w:rPr>
+                <w:rFonts w:ascii="Times New Roman" w:hAnsi="Times New Roman"/>
+                <w:color w:val="auto"/>
+                <w:sz w:val="20"/>
+                <w:lang w:eastAsia="ru-RU"/>
+              </w:rPr>
+              <w:t>.poa.passportDetails}}</w:t>
+            </w:r>
+            <w:r>
+              <w:rPr>
+                <w:rFonts w:ascii="Times New Roman" w:hAnsi="Times New Roman"/>
+                <w:color w:val="auto"/>
+                <w:sz w:val="20"/>
+              </w:rPr>
+              <w:t xml:space="preserve">/ </w:t>
             </w:r>
           </w:p>
           <w:p>
@@ -3417,10 +3403,8 @@
           <w:sz w:val="16"/>
           <w:szCs w:val="16"/>
         </w:rPr>
-        <w:t>№ {{</w:t>
-      </w:r>
-      <w:proofErr w:type="spellStart"/>
-      <w:proofErr w:type="gramStart"/>
+        <w:t>№ {{deal</w:t>
+      </w:r>
       <w:r>
         <w:rPr>
           <w:rFonts w:ascii="Times New Roman" w:hAnsi="Times New Roman"/>
@@ -3428,7 +3412,7 @@
           <w:sz w:val="16"/>
           <w:szCs w:val="16"/>
         </w:rPr>
-        <w:t>deal</w:t>
+        <w:t>.n</w:t>
       </w:r>
       <w:r>
         <w:rPr>
@@ -3437,7 +3421,7 @@
           <w:sz w:val="16"/>
           <w:szCs w:val="16"/>
         </w:rPr>
-        <w:t>.n</w:t>
+        <w:t>umber}} от {{</w:t>
       </w:r>
       <w:r>
         <w:rPr>
@@ -3446,32 +3430,8 @@
           <w:sz w:val="16"/>
           <w:szCs w:val="16"/>
         </w:rPr>
-        <w:t>umber</w:t>
-      </w:r>
-      <w:proofErr w:type="spellEnd"/>
-      <w:proofErr w:type="gramEnd"/>
-      <w:r>
-        <w:rPr>
-          <w:rFonts w:ascii="Times New Roman" w:hAnsi="Times New Roman"/>
-          <w:i/>
-          <w:sz w:val="16"/>
-          <w:szCs w:val="16"/>
-        </w:rPr>
-        <w:t>}} от {{</w:t>
-      </w:r>
-      <w:proofErr w:type="spellStart"/>
-      <w:proofErr w:type="gramStart"/>
-      <w:r>
-        <w:rPr>
-          <w:rFonts w:ascii="Times New Roman" w:hAnsi="Times New Roman"/>
-          <w:i/>
-          <w:sz w:val="16"/>
-          <w:szCs w:val="16"/>
-        </w:rPr>
         <w:t>deal.date</w:t>
       </w:r>
-      <w:proofErr w:type="spellEnd"/>
-      <w:proofErr w:type="gramEnd"/>
       <w:r>
         <w:rPr>
           <w:rFonts w:ascii="Times New Roman" w:hAnsi="Times New Roman"/>
@@ -4043,23 +4003,13 @@
               </w:rPr>
               <w:t>в</w:t>
             </w:r>
-            <w:proofErr w:type="spellStart"/>
             <w:r>
               <w:rPr>
                 <w:rStyle w:val="a5"/>
                 <w:color w:val="auto"/>
                 <w:sz w:val="20"/>
               </w:rPr>
-              <w:t>идео</w:t>
-            </w:r>
-            <w:proofErr w:type="spellEnd"/>
-            <w:r>
-              <w:rPr>
-                <w:rStyle w:val="a5"/>
-                <w:color w:val="auto"/>
-                <w:sz w:val="20"/>
-              </w:rPr>
-              <w:t>-обзор</w:t>
+              <w:t>идео-обзор</w:t>
             </w:r>
             <w:r>
               <w:rPr>
@@ -4158,7 +4108,6 @@
               </w:rPr>
               <w:t xml:space="preserve"> </w:t>
             </w:r>
-            <w:proofErr w:type="spellStart"/>
             <w:r>
               <w:rPr>
                 <w:color w:val="auto"/>
@@ -4167,7 +4116,6 @@
               </w:rPr>
               <w:t>Bizlida</w:t>
             </w:r>
-            <w:proofErr w:type="spellEnd"/>
             <w:r>
               <w:rPr>
                 <w:color w:val="auto"/>
@@ -4378,23 +4326,13 @@
               </w:rPr>
               <w:t>в</w:t>
             </w:r>
-            <w:proofErr w:type="spellStart"/>
             <w:r>
               <w:rPr>
                 <w:rStyle w:val="a5"/>
                 <w:color w:val="auto"/>
                 <w:sz w:val="20"/>
               </w:rPr>
-              <w:t>идео</w:t>
-            </w:r>
-            <w:proofErr w:type="spellEnd"/>
-            <w:r>
-              <w:rPr>
-                <w:rStyle w:val="a5"/>
-                <w:color w:val="auto"/>
-                <w:sz w:val="20"/>
-              </w:rPr>
-              <w:t>-обзор</w:t>
+              <w:t>идео-обзор</w:t>
             </w:r>
             <w:r>
               <w:rPr>
@@ -4623,7 +4561,6 @@
               </w:rPr>
               <w:t xml:space="preserve">Реклама через мессенджеры: тематические чаты и каналы в </w:t>
             </w:r>
-            <w:proofErr w:type="spellStart"/>
             <w:r>
               <w:rPr>
                 <w:rStyle w:val="a5"/>
@@ -4632,7 +4569,6 @@
               </w:rPr>
               <w:t>Viber</w:t>
             </w:r>
-            <w:proofErr w:type="spellEnd"/>
             <w:r>
               <w:rPr>
                 <w:color w:val="auto"/>
@@ -4826,23 +4762,13 @@
               </w:rPr>
               <w:t>в</w:t>
             </w:r>
-            <w:proofErr w:type="spellStart"/>
             <w:r>
               <w:rPr>
                 <w:rStyle w:val="a5"/>
                 <w:color w:val="auto"/>
                 <w:sz w:val="20"/>
               </w:rPr>
-              <w:t>идео</w:t>
-            </w:r>
-            <w:proofErr w:type="spellEnd"/>
-            <w:r>
-              <w:rPr>
-                <w:rStyle w:val="a5"/>
-                <w:color w:val="auto"/>
-                <w:sz w:val="20"/>
-              </w:rPr>
-              <w:t>-обзор</w:t>
+              <w:t>идео-обзор</w:t>
             </w:r>
             <w:r>
               <w:rPr>
@@ -5067,7 +4993,6 @@
               </w:rPr>
               <w:t xml:space="preserve">Реклама через мессенджеры: тематические чаты и каналы в </w:t>
             </w:r>
-            <w:proofErr w:type="spellStart"/>
             <w:r>
               <w:rPr>
                 <w:rStyle w:val="a5"/>
@@ -5076,7 +5001,6 @@
               </w:rPr>
               <w:t>Viber</w:t>
             </w:r>
-            <w:proofErr w:type="spellEnd"/>
             <w:r>
               <w:rPr>
                 <w:color w:val="auto"/>
@@ -5084,7 +5008,6 @@
               </w:rPr>
               <w:t xml:space="preserve"> и </w:t>
             </w:r>
-            <w:proofErr w:type="gramStart"/>
             <w:r>
               <w:rPr>
                 <w:rStyle w:val="a5"/>
@@ -5093,7 +5016,6 @@
               </w:rPr>
               <w:t>Telegram</w:t>
             </w:r>
-            <w:proofErr w:type="gramEnd"/>
             <w:r>
               <w:rPr>
                 <w:sz w:val="20"/>
@@ -5762,7 +5684,6 @@
               </w:rPr>
               <w:t>________________________</w:t>
             </w:r>
-            <w:proofErr w:type="spellStart"/>
             <w:r>
               <w:rPr>
                 <w:rFonts w:ascii="Times New Roman" w:hAnsi="Times New Roman"/>
@@ -5773,7 +5694,6 @@
               </w:rPr>
               <w:t>О.Р.Турко</w:t>
             </w:r>
-            <w:proofErr w:type="spellEnd"/>
           </w:p>
         </w:tc>
       </w:tr>
